--- a/AppiumPractice/ReferNotes/Appium_14_06.docx
+++ b/AppiumPractice/ReferNotes/Appium_14_06.docx
@@ -37,13 +37,8 @@
         <w:t>Windows</w:t>
       </w:r>
       <w:r>
-        <w:t xml:space="preserve"> -&gt; </w:t>
-      </w:r>
-      <w:proofErr w:type="spellStart"/>
-      <w:r>
-        <w:t>microsoft</w:t>
-      </w:r>
-      <w:proofErr w:type="spellEnd"/>
+        <w:t xml:space="preserve"> -&gt; microsoft</w:t>
+      </w:r>
       <w:r>
         <w:br/>
       </w:r>
@@ -64,15 +59,7 @@
         <w:br/>
       </w:r>
       <w:r>
-        <w:t xml:space="preserve">Mobile application automation tool which supports </w:t>
-      </w:r>
-      <w:proofErr w:type="spellStart"/>
-      <w:r>
-        <w:t>Android,IOS,Windows</w:t>
-      </w:r>
-      <w:proofErr w:type="spellEnd"/>
-      <w:r>
-        <w:t>.</w:t>
+        <w:t>Mobile application automation tool which supports Android,IOS,Windows.</w:t>
       </w:r>
       <w:r>
         <w:br/>
@@ -156,39 +143,26 @@
       </w:r>
       <w:r>
         <w:br/>
-        <w:t xml:space="preserve">Advantages of </w:t>
-      </w:r>
-      <w:proofErr w:type="spellStart"/>
-      <w:r>
-        <w:t>appium</w:t>
-      </w:r>
-      <w:proofErr w:type="spellEnd"/>
+        <w:t xml:space="preserve">Advantages of appium </w:t>
+      </w:r>
+      <w:r>
+        <w:br/>
+        <w:t xml:space="preserve">1. </w:t>
+      </w:r>
+      <w:r>
+        <w:t>Multi-platform</w:t>
+      </w:r>
+      <w:r>
+        <w:t xml:space="preserve"> support </w:t>
+      </w:r>
+      <w:r>
+        <w:t>–</w:t>
+      </w:r>
       <w:r>
         <w:t xml:space="preserve"> </w:t>
       </w:r>
       <w:r>
-        <w:br/>
-        <w:t xml:space="preserve">1. </w:t>
-      </w:r>
-      <w:r>
-        <w:t>Multi-platform</w:t>
-      </w:r>
-      <w:r>
-        <w:t xml:space="preserve"> support </w:t>
-      </w:r>
-      <w:r>
-        <w:t>–</w:t>
-      </w:r>
-      <w:r>
-        <w:t xml:space="preserve"> </w:t>
-      </w:r>
-      <w:proofErr w:type="spellStart"/>
-      <w:r>
-        <w:t>Android,IOS</w:t>
-      </w:r>
-      <w:proofErr w:type="spellEnd"/>
-      <w:r>
-        <w:t>,</w:t>
+        <w:t>Android,IOS,</w:t>
       </w:r>
       <w:r>
         <w:t xml:space="preserve"> </w:t>
@@ -307,15 +281,7 @@
     </w:p>
     <w:p>
       <w:r>
-        <w:t xml:space="preserve">To set the </w:t>
-      </w:r>
-      <w:proofErr w:type="spellStart"/>
-      <w:r>
-        <w:t>jdk</w:t>
-      </w:r>
-      <w:proofErr w:type="spellEnd"/>
-      <w:r>
-        <w:t xml:space="preserve"> path</w:t>
+        <w:t>To set the jdk path</w:t>
       </w:r>
       <w:r>
         <w:br/>
@@ -362,14 +328,7 @@
       </w:r>
       <w:r>
         <w:br/>
-      </w:r>
-      <w:proofErr w:type="spellStart"/>
-      <w:r>
-        <w:t>cmd</w:t>
-      </w:r>
-      <w:proofErr w:type="spellEnd"/>
-      <w:r>
-        <w:t xml:space="preserve">&gt; java </w:t>
+        <w:t xml:space="preserve">cmd&gt; java </w:t>
       </w:r>
       <w:r>
         <w:t>–</w:t>
@@ -416,14 +375,7 @@
       </w:r>
       <w:r>
         <w:br/>
-      </w:r>
-      <w:proofErr w:type="spellStart"/>
-      <w:r>
-        <w:t>Eg</w:t>
-      </w:r>
-      <w:proofErr w:type="spellEnd"/>
-      <w:r>
-        <w:t xml:space="preserve"> : class, public, static etc..</w:t>
+        <w:t>Eg : class, public, static etc..</w:t>
       </w:r>
       <w:r>
         <w:br/>
@@ -573,14 +525,7 @@
       </w:r>
       <w:r>
         <w:br/>
-      </w:r>
-      <w:proofErr w:type="spellStart"/>
-      <w:r>
-        <w:t>for</w:t>
-      </w:r>
-      <w:proofErr w:type="spellEnd"/>
-      <w:r>
-        <w:t xml:space="preserve"> each</w:t>
+        <w:t>for each</w:t>
       </w:r>
       <w:r>
         <w:br/>
@@ -833,12 +778,8 @@
       </w:r>
       <w:r>
         <w:br/>
-      </w:r>
-      <w:proofErr w:type="spellStart"/>
-      <w:r>
         <w:t>ArrayDeque</w:t>
       </w:r>
-      <w:proofErr w:type="spellEnd"/>
       <w:r>
         <w:br/>
         <w:t>Priority Queue</w:t>
@@ -860,12 +801,8 @@
       </w:r>
       <w:r>
         <w:br/>
-      </w:r>
-      <w:proofErr w:type="spellStart"/>
-      <w:r>
         <w:t>SortedSet</w:t>
       </w:r>
-      <w:proofErr w:type="spellEnd"/>
       <w:r>
         <w:br/>
         <w:t>Navigable Set</w:t>
@@ -887,47 +824,29 @@
       <w:r>
         <w:br/>
       </w:r>
-      <w:proofErr w:type="spellStart"/>
       <w:r>
         <w:t>HashTable</w:t>
       </w:r>
-      <w:proofErr w:type="spellEnd"/>
       <w:r>
         <w:br/>
         <w:t>HashMap</w:t>
       </w:r>
       <w:r>
         <w:br/>
-      </w:r>
-      <w:proofErr w:type="spellStart"/>
-      <w:r>
         <w:t>LinkedHashMap</w:t>
       </w:r>
-      <w:proofErr w:type="spellEnd"/>
-      <w:r>
-        <w:br/>
-      </w:r>
-      <w:proofErr w:type="spellStart"/>
-      <w:r>
+      <w:r>
+        <w:br/>
         <w:t>SortedMap</w:t>
       </w:r>
-      <w:proofErr w:type="spellEnd"/>
-      <w:r>
-        <w:br/>
-      </w:r>
-      <w:proofErr w:type="spellStart"/>
-      <w:r>
+      <w:r>
+        <w:br/>
         <w:t>NavigbleMap</w:t>
       </w:r>
-      <w:proofErr w:type="spellEnd"/>
-      <w:r>
-        <w:br/>
-      </w:r>
-      <w:proofErr w:type="spellStart"/>
-      <w:r>
+      <w:r>
+        <w:br/>
         <w:t>TreeMap</w:t>
       </w:r>
-      <w:proofErr w:type="spellEnd"/>
       <w:r>
         <w:br/>
       </w:r>
@@ -962,15 +881,7 @@
       </w:r>
       <w:r>
         <w:br/>
-        <w:t xml:space="preserve">Diff b/w </w:t>
-      </w:r>
-      <w:proofErr w:type="spellStart"/>
-      <w:r>
-        <w:t>ArrayList</w:t>
-      </w:r>
-      <w:proofErr w:type="spellEnd"/>
-      <w:r>
-        <w:t xml:space="preserve"> &amp; Linked List?</w:t>
+        <w:t>Diff b/w ArrayList &amp; Linked List?</w:t>
       </w:r>
       <w:r>
         <w:br/>
@@ -978,15 +889,7 @@
       </w:r>
       <w:r>
         <w:br/>
-        <w:t xml:space="preserve">Diff b/w </w:t>
-      </w:r>
-      <w:proofErr w:type="spellStart"/>
-      <w:r>
-        <w:t>SortedSet</w:t>
-      </w:r>
-      <w:proofErr w:type="spellEnd"/>
-      <w:r>
-        <w:t xml:space="preserve"> &amp; Navigable Set?</w:t>
+        <w:t>Diff b/w SortedSet &amp; Navigable Set?</w:t>
       </w:r>
       <w:r>
         <w:br/>
@@ -994,15 +897,7 @@
       </w:r>
       <w:r>
         <w:br/>
-        <w:t xml:space="preserve">Diff b/w vector and </w:t>
-      </w:r>
-      <w:proofErr w:type="spellStart"/>
-      <w:r>
-        <w:t>arrayList</w:t>
-      </w:r>
-      <w:proofErr w:type="spellEnd"/>
-      <w:r>
-        <w:t xml:space="preserve"> ?</w:t>
+        <w:t>Diff b/w vector and arrayList ?</w:t>
       </w:r>
       <w:r>
         <w:br/>
@@ -1073,11 +968,9 @@
       </w:r>
     </w:p>
     <w:p>
-      <w:proofErr w:type="spellStart"/>
       <w:r>
         <w:t>ArrayList</w:t>
       </w:r>
-      <w:proofErr w:type="spellEnd"/>
       <w:r>
         <w:br/>
       </w:r>
@@ -2576,23 +2469,16 @@
         <w:br/>
         <w:t xml:space="preserve">1. </w:t>
       </w:r>
-      <w:proofErr w:type="spellStart"/>
       <w:r>
         <w:t>findElement</w:t>
       </w:r>
-      <w:proofErr w:type="spellEnd"/>
       <w:r>
         <w:t>()</w:t>
       </w:r>
       <w:r>
         <w:br/>
-        <w:t xml:space="preserve">*It will returns 1 matched </w:t>
-      </w:r>
-      <w:proofErr w:type="spellStart"/>
-      <w:r>
-        <w:t>webelement</w:t>
-      </w:r>
-      <w:proofErr w:type="spellEnd"/>
+        <w:t>*It will returns 1 matched webelement</w:t>
+      </w:r>
       <w:r>
         <w:br/>
         <w:t>*If element not found -&gt; No such element found exception</w:t>
@@ -2611,11 +2497,9 @@
         </w:rPr>
         <w:t xml:space="preserve"> </w:t>
       </w:r>
-      <w:proofErr w:type="spellStart"/>
       <w:r>
         <w:t>findElements</w:t>
       </w:r>
-      <w:proofErr w:type="spellEnd"/>
       <w:r>
         <w:t>()</w:t>
       </w:r>
@@ -2645,15 +2529,7 @@
         <w:t>et</w:t>
       </w:r>
       <w:r>
-        <w:t xml:space="preserve">() -&gt; enters the </w:t>
-      </w:r>
-      <w:proofErr w:type="spellStart"/>
-      <w:r>
-        <w:t>url</w:t>
-      </w:r>
-      <w:proofErr w:type="spellEnd"/>
-      <w:r>
-        <w:t xml:space="preserve"> and wait until the page gets loaded successfully</w:t>
+        <w:t>() -&gt; enters the url and wait until the page gets loaded successfully</w:t>
       </w:r>
       <w:r>
         <w:br/>
@@ -2661,21 +2537,11 @@
       <w:r>
         <w:t xml:space="preserve">2. </w:t>
       </w:r>
-      <w:proofErr w:type="spellStart"/>
       <w:r>
         <w:t>getCurrentUrl</w:t>
       </w:r>
-      <w:proofErr w:type="spellEnd"/>
-      <w:r>
-        <w:t xml:space="preserve">() -&gt; returns the string of </w:t>
-      </w:r>
-      <w:proofErr w:type="spellStart"/>
-      <w:r>
-        <w:t>url</w:t>
-      </w:r>
-      <w:proofErr w:type="spellEnd"/>
-      <w:r>
-        <w:t xml:space="preserve"> present in the browser</w:t>
+      <w:r>
+        <w:t>() -&gt; returns the string of url present in the browser</w:t>
       </w:r>
       <w:r>
         <w:br/>
@@ -2683,11 +2549,9 @@
       <w:r>
         <w:t xml:space="preserve">3. </w:t>
       </w:r>
-      <w:proofErr w:type="spellStart"/>
       <w:r>
         <w:t>getTitle</w:t>
       </w:r>
-      <w:proofErr w:type="spellEnd"/>
       <w:r>
         <w:t xml:space="preserve">() -&gt; </w:t>
       </w:r>
@@ -2698,11 +2562,9 @@
         <w:br/>
         <w:t xml:space="preserve">4. </w:t>
       </w:r>
-      <w:proofErr w:type="spellStart"/>
       <w:r>
         <w:t>getPageSource</w:t>
       </w:r>
-      <w:proofErr w:type="spellEnd"/>
       <w:r>
         <w:t>() -&gt;</w:t>
       </w:r>
@@ -2743,53 +2605,34 @@
       <w:r>
         <w:t xml:space="preserve">7. </w:t>
       </w:r>
-      <w:proofErr w:type="spellStart"/>
       <w:r>
         <w:t>getWindowHandle</w:t>
       </w:r>
-      <w:proofErr w:type="spellEnd"/>
-      <w:r>
-        <w:t xml:space="preserve">() -&gt; returns the string of </w:t>
-      </w:r>
-      <w:proofErr w:type="spellStart"/>
-      <w:r>
-        <w:t>windowId</w:t>
-      </w:r>
-      <w:proofErr w:type="spellEnd"/>
-      <w:r>
-        <w:t xml:space="preserve"> present in the browser</w:t>
+      <w:r>
+        <w:t>() -&gt; returns the string of windowId present in the browser</w:t>
       </w:r>
       <w:r>
         <w:br/>
         <w:t xml:space="preserve">8. </w:t>
       </w:r>
-      <w:proofErr w:type="spellStart"/>
       <w:r>
         <w:t>getWindowHandles</w:t>
       </w:r>
-      <w:proofErr w:type="spellEnd"/>
       <w:r>
         <w:t xml:space="preserve">() -&gt; </w:t>
       </w:r>
       <w:r>
-        <w:t xml:space="preserve">returns the list of </w:t>
-      </w:r>
-      <w:proofErr w:type="spellStart"/>
-      <w:r>
-        <w:t>windowid’s</w:t>
-      </w:r>
-      <w:proofErr w:type="spellEnd"/>
+        <w:t>returns the list of windowid’s</w:t>
+      </w:r>
       <w:r>
         <w:br/>
       </w:r>
       <w:r>
         <w:t xml:space="preserve">9. </w:t>
       </w:r>
-      <w:proofErr w:type="spellStart"/>
       <w:r>
         <w:t>switchTo</w:t>
       </w:r>
-      <w:proofErr w:type="spellEnd"/>
       <w:r>
         <w:t xml:space="preserve">() -&gt; </w:t>
       </w:r>
@@ -2844,840 +2687,522 @@
       <w:r>
         <w:br/>
       </w:r>
-      <w:proofErr w:type="spellStart"/>
       <w:r>
         <w:lastRenderedPageBreak/>
-        <w:t>WebElement</w:t>
-      </w:r>
-      <w:proofErr w:type="spellEnd"/>
+        <w:t xml:space="preserve">WebElement </w:t>
+      </w:r>
+      <w:r>
+        <w:br/>
+        <w:t xml:space="preserve">1. </w:t>
+      </w:r>
+      <w:r>
+        <w:t>Click</w:t>
+      </w:r>
+      <w:r>
+        <w:t xml:space="preserve">() -&gt; </w:t>
+      </w:r>
+      <w:r>
+        <w:t>left mouse click</w:t>
+      </w:r>
+      <w:r>
+        <w:br/>
+      </w:r>
+      <w:r>
+        <w:t xml:space="preserve">2. </w:t>
+      </w:r>
+      <w:r>
+        <w:t>Submit</w:t>
+      </w:r>
+      <w:r>
+        <w:t>() -&gt; internally calls click()</w:t>
+      </w:r>
+      <w:r>
+        <w:br/>
+      </w:r>
+      <w:r>
+        <w:t xml:space="preserve">3. </w:t>
+      </w:r>
+      <w:r>
+        <w:t>sendKeys</w:t>
+      </w:r>
+      <w:r>
+        <w:t xml:space="preserve">() -&gt; </w:t>
+      </w:r>
+      <w:r>
+        <w:t>typing the text from the keyboard</w:t>
+      </w:r>
+      <w:r>
+        <w:br/>
+      </w:r>
+      <w:r>
+        <w:t xml:space="preserve">4. </w:t>
+      </w:r>
+      <w:r>
+        <w:t>Clear</w:t>
+      </w:r>
+      <w:r>
+        <w:t xml:space="preserve">() -&gt; </w:t>
+      </w:r>
+      <w:r>
+        <w:t>clears the text / backspace from the keyboard</w:t>
+      </w:r>
+      <w:r>
+        <w:br/>
+      </w:r>
+      <w:r>
+        <w:t xml:space="preserve">5. </w:t>
+      </w:r>
+      <w:r>
+        <w:t>getTagName</w:t>
+      </w:r>
+      <w:r>
+        <w:t>() -&gt; returns you the string of tag name</w:t>
+      </w:r>
+      <w:r>
+        <w:br/>
+      </w:r>
+      <w:r>
+        <w:t xml:space="preserve">6. </w:t>
+      </w:r>
+      <w:r>
+        <w:t>getAttribute</w:t>
+      </w:r>
+      <w:r>
+        <w:t>() -&gt; returns you the value  of the attribute in string format</w:t>
+      </w:r>
+      <w:r>
+        <w:br/>
+      </w:r>
+      <w:r>
+        <w:t xml:space="preserve">7. </w:t>
+      </w:r>
+      <w:r>
+        <w:t>isSelected</w:t>
+      </w:r>
+      <w:r>
+        <w:t>() -&gt; returns true/false</w:t>
+      </w:r>
+      <w:r>
+        <w:br/>
+      </w:r>
+      <w:r>
+        <w:t xml:space="preserve">8. </w:t>
+      </w:r>
+      <w:r>
+        <w:t>isEnabled</w:t>
+      </w:r>
+      <w:r>
+        <w:t>() -&gt; returns true/false</w:t>
+      </w:r>
+      <w:r>
+        <w:br/>
+      </w:r>
+      <w:r>
+        <w:t xml:space="preserve">9. isDisplayed() -&gt; </w:t>
+      </w:r>
+      <w:r>
+        <w:t>returns true/false</w:t>
+      </w:r>
+      <w:r>
+        <w:br/>
+        <w:t xml:space="preserve">10. </w:t>
+      </w:r>
+      <w:r>
+        <w:t>getText</w:t>
+      </w:r>
+      <w:r>
+        <w:t>()-&gt; returns you the string of text displayed on webelement</w:t>
+      </w:r>
+      <w:r>
+        <w:br/>
+      </w:r>
+      <w:r>
+        <w:br/>
+        <w:t xml:space="preserve">Locators </w:t>
+      </w:r>
+      <w:r>
+        <w:t>-&gt; static functions present in By class</w:t>
+      </w:r>
+      <w:r>
+        <w:br/>
+        <w:t xml:space="preserve">1. </w:t>
+      </w:r>
+      <w:r>
+        <w:t>By.</w:t>
+      </w:r>
+      <w:r>
+        <w:t>id</w:t>
+      </w:r>
+      <w:r>
+        <w:t>()</w:t>
+      </w:r>
+      <w:r>
+        <w:br/>
+        <w:t xml:space="preserve">2. </w:t>
+      </w:r>
+      <w:r>
+        <w:t>By</w:t>
+      </w:r>
+      <w:r>
+        <w:t>.</w:t>
+      </w:r>
+      <w:r>
+        <w:t>name()</w:t>
+      </w:r>
+      <w:r>
+        <w:br/>
+        <w:t xml:space="preserve">3. </w:t>
+      </w:r>
+      <w:r>
+        <w:t>By.</w:t>
+      </w:r>
+      <w:r>
+        <w:t>tagName</w:t>
+      </w:r>
+      <w:r>
+        <w:t>()</w:t>
+      </w:r>
+      <w:r>
+        <w:br/>
+        <w:t>4. By.</w:t>
+      </w:r>
+      <w:r>
+        <w:t>linkText</w:t>
+      </w:r>
+      <w:r>
+        <w:t>()</w:t>
+      </w:r>
+      <w:r>
+        <w:br/>
+        <w:t>5. By.</w:t>
+      </w:r>
+      <w:r>
+        <w:t>partialLinkText</w:t>
+      </w:r>
+      <w:r>
+        <w:t>()</w:t>
+      </w:r>
+      <w:r>
+        <w:br/>
+        <w:t>6.By.</w:t>
+      </w:r>
+      <w:r>
+        <w:t>className</w:t>
+      </w:r>
+      <w:r>
+        <w:t>()</w:t>
+      </w:r>
+      <w:r>
+        <w:br/>
+        <w:t>7.By.</w:t>
+      </w:r>
+      <w:r>
+        <w:t>cssSelector</w:t>
+      </w:r>
+      <w:r>
+        <w:t>()</w:t>
+      </w:r>
+      <w:r>
+        <w:br/>
+        <w:t>8.By.</w:t>
+      </w:r>
+      <w:r>
+        <w:t>xpath</w:t>
+      </w:r>
+      <w:r>
+        <w:t>()</w:t>
+      </w:r>
+      <w:r>
+        <w:br/>
+      </w:r>
+      <w:r>
+        <w:br/>
+        <w:t>Xpath</w:t>
+      </w:r>
+      <w:r>
+        <w:br/>
+      </w:r>
+      <w:r>
+        <w:t>Absolute - / -we are in the root element(html)</w:t>
+      </w:r>
+      <w:r>
+        <w:br/>
+        <w:t>Relative - // - any child</w:t>
+      </w:r>
+      <w:r>
+        <w:br/>
+      </w:r>
+    </w:p>
+    <w:p>
+      <w:r>
+        <w:t>&lt;input name=’n1&gt;&lt;/input&gt;</w:t>
+      </w:r>
+      <w:r>
+        <w:br/>
+        <w:t>* anything which is present &lt; - tagName</w:t>
+      </w:r>
+      <w:r>
+        <w:br/>
+        <w:t>* anything which is present next to tagName is called as attributes</w:t>
+      </w:r>
+      <w:r>
+        <w:br/>
+        <w:t>* anything which is present &gt; - text</w:t>
+      </w:r>
+      <w:r>
+        <w:br/>
+      </w:r>
+      <w:r>
+        <w:br/>
+      </w:r>
+      <w:r>
+        <w:t xml:space="preserve">xpath by attributes </w:t>
+      </w:r>
+      <w:r>
+        <w:br/>
+      </w:r>
+      <w:r>
+        <w:t>//tagName[@attributeName=’attributeValue’]</w:t>
+      </w:r>
+      <w:r>
+        <w:br/>
+        <w:t>//tagName[contains(@attributeName,’attributeValue’)]</w:t>
+      </w:r>
+      <w:r>
+        <w:br/>
+      </w:r>
+      <w:r>
+        <w:br/>
+      </w:r>
+      <w:r>
+        <w:t xml:space="preserve">xpath by text </w:t>
+      </w:r>
+      <w:r>
+        <w:br/>
+      </w:r>
+      <w:r>
+        <w:lastRenderedPageBreak/>
+        <w:t>//tagName[text()=’textValue’]</w:t>
+      </w:r>
+      <w:r>
+        <w:br/>
+        <w:t>//tagName[.=’textValue’]</w:t>
+      </w:r>
+    </w:p>
+    <w:p>
+      <w:r>
+        <w:t>//tagName[contains(text(),’textValue’)]</w:t>
+      </w:r>
+      <w:r>
+        <w:br/>
+      </w:r>
+      <w:r>
+        <w:t>//tagName[contains(.</w:t>
+      </w:r>
+      <w:r>
+        <w:t>,</w:t>
+      </w:r>
+      <w:r>
+        <w:t>’textValue’)]</w:t>
+      </w:r>
+      <w:r>
+        <w:br/>
+      </w:r>
+    </w:p>
+    <w:p/>
+    <w:p>
+      <w:r>
+        <w:t>AND &amp; OR</w:t>
+      </w:r>
+      <w:r>
+        <w:br/>
+        <w:t>AND</w:t>
+      </w:r>
+      <w:r>
+        <w:br/>
+        <w:t>1 1 1</w:t>
+      </w:r>
+      <w:r>
+        <w:br/>
+        <w:t>1 0 0</w:t>
+      </w:r>
+      <w:r>
+        <w:br/>
+        <w:t>0 1 0</w:t>
+      </w:r>
+      <w:r>
+        <w:br/>
+        <w:t>0 0 0</w:t>
+      </w:r>
+      <w:r>
+        <w:br/>
+      </w:r>
+      <w:r>
+        <w:br/>
+        <w:t>OR</w:t>
+      </w:r>
+      <w:r>
+        <w:br/>
+        <w:t>1 1 1</w:t>
+      </w:r>
+      <w:r>
+        <w:br/>
+        <w:t>1 0 1</w:t>
+      </w:r>
+      <w:r>
+        <w:br/>
+        <w:t>0 1 1</w:t>
+      </w:r>
+      <w:r>
+        <w:br/>
+        <w:t>0 0 0</w:t>
+      </w:r>
+      <w:r>
+        <w:br/>
+      </w:r>
+      <w:r>
+        <w:br/>
+      </w:r>
+      <w:r>
+        <w:br/>
+      </w:r>
+      <w:r>
+        <w:t>//tagName[@attributeName=’attributeValue’ AND text()=’textValue’]</w:t>
+      </w:r>
+      <w:r>
+        <w:br/>
+        <w:t>//tagName[@attributeName=’attributeValue’ OR text()=’textValue’]</w:t>
+      </w:r>
+      <w:r>
+        <w:br/>
+        <w:t>//tagName[@attributeName=’attributeValue’ AND @attributeName=’attributeValue’]</w:t>
+      </w:r>
+      <w:r>
+        <w:br/>
+        <w:t>//tagName[@attributeName=’attributeValue’ OR @attributeName=’attributeValue’]</w:t>
+      </w:r>
+      <w:r>
+        <w:br/>
+        <w:t>//tagName[contains(@attributeName,’attributeValue’) AND</w:t>
+      </w:r>
+      <w:r>
+        <w:t xml:space="preserve"> contains(text(),’textValue’)</w:t>
+      </w:r>
+      <w:r>
+        <w:t>]</w:t>
+      </w:r>
+      <w:r>
+        <w:br/>
+        <w:t>//tagName[contains(@attributeName,’attributeValue’) OR contains(text(),’textValue’)]</w:t>
+      </w:r>
+      <w:r>
+        <w:br/>
+        <w:t xml:space="preserve">//tagName[contains(@attributeName,’attributeValue’) AND </w:t>
+      </w:r>
+      <w:r>
+        <w:t xml:space="preserve">contains </w:t>
+      </w:r>
+      <w:r>
+        <w:t>(@attributeName,’attributeValue’)]</w:t>
+      </w:r>
+      <w:r>
+        <w:br/>
+      </w:r>
+      <w:r>
+        <w:t xml:space="preserve">//tagName[contains(@attributeName,’attributeValue’) OR </w:t>
+      </w:r>
+      <w:r>
+        <w:t xml:space="preserve">contains </w:t>
+      </w:r>
+      <w:r>
+        <w:t>(@attributeName,’attributeValue’)]</w:t>
+      </w:r>
+      <w:r>
+        <w:br/>
+      </w:r>
+      <w:r>
+        <w:br/>
+      </w:r>
+      <w:r>
+        <w:t>Merging the xpaths</w:t>
+      </w:r>
+      <w:r>
+        <w:br/>
+      </w:r>
+      <w:r>
+        <w:t>| - pipeline</w:t>
+      </w:r>
+      <w:r>
+        <w:br/>
+      </w:r>
+      <w:r>
+        <w:t>//tagName[@attributeName=’attributeValue’ AND text()=’textValue’] | //tagName[@attributeName=’attributeValue’ OR text()=’textValue’]</w:t>
+      </w:r>
+      <w:r>
+        <w:br/>
+      </w:r>
+      <w:r>
+        <w:br/>
+      </w:r>
+      <w:r>
+        <w:lastRenderedPageBreak/>
+        <w:t>Xpath by Axes</w:t>
+      </w:r>
+      <w:r>
+        <w:br/>
+      </w:r>
+      <w:r>
+        <w:t>1. Forward traversing - / or //</w:t>
+      </w:r>
+      <w:r>
+        <w:br/>
+        <w:t>2. Backward traversing  - /..</w:t>
+      </w:r>
+      <w:r>
+        <w:br/>
+      </w:r>
+      <w:r>
+        <w:br/>
+        <w:t>Xpath by Group index</w:t>
+      </w:r>
+      <w:r>
+        <w:br/>
+      </w:r>
+      <w:r>
+        <w:t>(//xpath)[index]</w:t>
+      </w:r>
+      <w:r>
+        <w:br/>
+      </w:r>
+      <w:r>
+        <w:t>(//tagName[@attributeName=’attributeValue’ AND text()=’textValue’])[1]</w:t>
+      </w:r>
+      <w:r>
+        <w:br/>
+      </w:r>
+      <w:r>
+        <w:br/>
+      </w:r>
+      <w:r>
+        <w:br/>
+        <w:t>APPIUM</w:t>
+      </w:r>
+      <w:r>
+        <w:br/>
+        <w:t>Free -&gt; no license needed</w:t>
+      </w:r>
+      <w:r>
+        <w:br/>
+        <w:t>Open Source -&gt;</w:t>
+      </w:r>
+      <w:r>
+        <w:t xml:space="preserve"> https://github.com/appium/appium</w:t>
+      </w:r>
       <w:r>
         <w:t xml:space="preserve"> </w:t>
       </w:r>
       <w:r>
         <w:br/>
-        <w:t xml:space="preserve">1. </w:t>
-      </w:r>
-      <w:r>
-        <w:t>Click</w:t>
-      </w:r>
-      <w:r>
-        <w:t xml:space="preserve">() -&gt; </w:t>
-      </w:r>
-      <w:r>
-        <w:t>left mouse click</w:t>
-      </w:r>
-      <w:r>
-        <w:br/>
-      </w:r>
-      <w:r>
-        <w:t xml:space="preserve">2. </w:t>
-      </w:r>
-      <w:r>
-        <w:t>Submit</w:t>
-      </w:r>
-      <w:r>
-        <w:t>() -&gt; internally calls click()</w:t>
-      </w:r>
-      <w:r>
-        <w:br/>
-      </w:r>
-      <w:r>
-        <w:t xml:space="preserve">3. </w:t>
-      </w:r>
-      <w:proofErr w:type="spellStart"/>
-      <w:r>
-        <w:t>sendKeys</w:t>
-      </w:r>
-      <w:proofErr w:type="spellEnd"/>
-      <w:r>
-        <w:t xml:space="preserve">() -&gt; </w:t>
-      </w:r>
-      <w:r>
-        <w:t>typing the text from the keyboard</w:t>
-      </w:r>
-      <w:r>
-        <w:br/>
-      </w:r>
-      <w:r>
-        <w:t xml:space="preserve">4. </w:t>
-      </w:r>
-      <w:r>
-        <w:t>Clear</w:t>
-      </w:r>
-      <w:r>
-        <w:t xml:space="preserve">() -&gt; </w:t>
-      </w:r>
-      <w:r>
-        <w:t>clears the text / backspace from the keyboard</w:t>
-      </w:r>
-      <w:r>
-        <w:br/>
-      </w:r>
-      <w:r>
-        <w:t xml:space="preserve">5. </w:t>
-      </w:r>
-      <w:proofErr w:type="spellStart"/>
-      <w:r>
-        <w:t>getTagName</w:t>
-      </w:r>
-      <w:proofErr w:type="spellEnd"/>
-      <w:r>
-        <w:t>() -&gt; returns you the string of tag name</w:t>
-      </w:r>
-      <w:r>
-        <w:br/>
-      </w:r>
-      <w:r>
-        <w:t xml:space="preserve">6. </w:t>
-      </w:r>
-      <w:proofErr w:type="spellStart"/>
-      <w:r>
-        <w:t>getAttribute</w:t>
-      </w:r>
-      <w:proofErr w:type="spellEnd"/>
-      <w:r>
-        <w:t>() -&gt; returns you the value  of the attribute in string format</w:t>
-      </w:r>
-      <w:r>
-        <w:br/>
-      </w:r>
-      <w:r>
-        <w:t xml:space="preserve">7. </w:t>
-      </w:r>
-      <w:proofErr w:type="spellStart"/>
-      <w:r>
-        <w:t>isSelected</w:t>
-      </w:r>
-      <w:proofErr w:type="spellEnd"/>
-      <w:r>
-        <w:t>() -&gt; returns true/false</w:t>
-      </w:r>
-      <w:r>
-        <w:br/>
-      </w:r>
-      <w:r>
-        <w:t xml:space="preserve">8. </w:t>
-      </w:r>
-      <w:proofErr w:type="spellStart"/>
-      <w:r>
-        <w:t>isEnabled</w:t>
-      </w:r>
-      <w:proofErr w:type="spellEnd"/>
-      <w:r>
-        <w:t>() -&gt; returns true/false</w:t>
-      </w:r>
-      <w:r>
-        <w:br/>
-      </w:r>
-      <w:r>
-        <w:t xml:space="preserve">9. </w:t>
-      </w:r>
-      <w:proofErr w:type="spellStart"/>
-      <w:r>
-        <w:t>isDisplayed</w:t>
-      </w:r>
-      <w:proofErr w:type="spellEnd"/>
-      <w:r>
-        <w:t xml:space="preserve">() -&gt; </w:t>
-      </w:r>
-      <w:r>
-        <w:t>returns true/false</w:t>
-      </w:r>
-      <w:r>
-        <w:br/>
-        <w:t xml:space="preserve">10. </w:t>
-      </w:r>
-      <w:proofErr w:type="spellStart"/>
-      <w:r>
-        <w:t>getText</w:t>
-      </w:r>
-      <w:proofErr w:type="spellEnd"/>
-      <w:r>
-        <w:t xml:space="preserve">()-&gt; returns you the string of text displayed on </w:t>
-      </w:r>
-      <w:proofErr w:type="spellStart"/>
-      <w:r>
-        <w:t>webelement</w:t>
-      </w:r>
-      <w:proofErr w:type="spellEnd"/>
-      <w:r>
-        <w:br/>
-      </w:r>
-      <w:r>
-        <w:br/>
-        <w:t xml:space="preserve">Locators </w:t>
-      </w:r>
-      <w:r>
-        <w:t>-&gt; static functions present in By class</w:t>
-      </w:r>
-      <w:r>
-        <w:br/>
-        <w:t xml:space="preserve">1. </w:t>
-      </w:r>
-      <w:r>
-        <w:t>By.</w:t>
-      </w:r>
-      <w:r>
-        <w:t>id</w:t>
-      </w:r>
-      <w:r>
-        <w:t>()</w:t>
-      </w:r>
-      <w:r>
-        <w:br/>
-        <w:t xml:space="preserve">2. </w:t>
-      </w:r>
-      <w:r>
-        <w:t>By</w:t>
-      </w:r>
-      <w:r>
-        <w:t>.</w:t>
-      </w:r>
-      <w:r>
-        <w:t>name()</w:t>
-      </w:r>
-      <w:r>
-        <w:br/>
-        <w:t xml:space="preserve">3. </w:t>
-      </w:r>
-      <w:proofErr w:type="spellStart"/>
-      <w:r>
-        <w:t>By.</w:t>
-      </w:r>
-      <w:r>
-        <w:t>tagName</w:t>
-      </w:r>
-      <w:proofErr w:type="spellEnd"/>
-      <w:r>
-        <w:t>()</w:t>
-      </w:r>
-      <w:r>
-        <w:br/>
-        <w:t xml:space="preserve">4. </w:t>
-      </w:r>
-      <w:proofErr w:type="spellStart"/>
-      <w:r>
-        <w:t>By.</w:t>
-      </w:r>
-      <w:r>
-        <w:t>linkText</w:t>
-      </w:r>
-      <w:proofErr w:type="spellEnd"/>
-      <w:r>
-        <w:t>()</w:t>
-      </w:r>
-      <w:r>
-        <w:br/>
-        <w:t xml:space="preserve">5. </w:t>
-      </w:r>
-      <w:proofErr w:type="spellStart"/>
-      <w:r>
-        <w:t>By.</w:t>
-      </w:r>
-      <w:r>
-        <w:t>partialLinkText</w:t>
-      </w:r>
-      <w:proofErr w:type="spellEnd"/>
-      <w:r>
-        <w:t>()</w:t>
-      </w:r>
-      <w:r>
-        <w:br/>
-        <w:t>6.By.</w:t>
-      </w:r>
-      <w:r>
-        <w:t>className</w:t>
-      </w:r>
-      <w:r>
-        <w:t>()</w:t>
-      </w:r>
-      <w:r>
-        <w:br/>
-        <w:t>7.By.</w:t>
-      </w:r>
-      <w:r>
-        <w:t>cssSelector</w:t>
-      </w:r>
-      <w:r>
-        <w:t>()</w:t>
-      </w:r>
-      <w:r>
-        <w:br/>
-        <w:t>8.By.</w:t>
-      </w:r>
-      <w:r>
-        <w:t>xpath</w:t>
-      </w:r>
-      <w:r>
-        <w:t>()</w:t>
-      </w:r>
-      <w:r>
-        <w:br/>
-      </w:r>
-      <w:r>
-        <w:br/>
-      </w:r>
-      <w:proofErr w:type="spellStart"/>
-      <w:r>
-        <w:t>Xpath</w:t>
-      </w:r>
-      <w:proofErr w:type="spellEnd"/>
-      <w:r>
-        <w:br/>
-      </w:r>
-      <w:r>
-        <w:t>Absolute - / -we are in the root element(html)</w:t>
-      </w:r>
-      <w:r>
-        <w:br/>
-        <w:t>Relative - // - any child</w:t>
-      </w:r>
-      <w:r>
-        <w:br/>
-      </w:r>
-    </w:p>
-    <w:p>
-      <w:r>
-        <w:t>&lt;input name=’n1&gt;&lt;/input&gt;</w:t>
-      </w:r>
-      <w:r>
-        <w:br/>
-        <w:t xml:space="preserve">* anything which is present &lt; - </w:t>
-      </w:r>
-      <w:proofErr w:type="spellStart"/>
-      <w:r>
-        <w:t>tagName</w:t>
-      </w:r>
-      <w:proofErr w:type="spellEnd"/>
-      <w:r>
-        <w:br/>
-        <w:t xml:space="preserve">* anything which is present next to </w:t>
-      </w:r>
-      <w:proofErr w:type="spellStart"/>
-      <w:r>
-        <w:t>tagName</w:t>
-      </w:r>
-      <w:proofErr w:type="spellEnd"/>
-      <w:r>
-        <w:t xml:space="preserve"> is called as attributes</w:t>
-      </w:r>
-      <w:r>
-        <w:br/>
-        <w:t>* anything which is present &gt; - text</w:t>
-      </w:r>
-      <w:r>
-        <w:br/>
-      </w:r>
-      <w:r>
-        <w:br/>
-      </w:r>
-      <w:proofErr w:type="spellStart"/>
-      <w:r>
-        <w:t>xpath</w:t>
-      </w:r>
-      <w:proofErr w:type="spellEnd"/>
-      <w:r>
-        <w:t xml:space="preserve"> by attributes </w:t>
-      </w:r>
-      <w:r>
-        <w:br/>
-      </w:r>
-      <w:r>
-        <w:t>//</w:t>
-      </w:r>
-      <w:proofErr w:type="spellStart"/>
-      <w:r>
-        <w:t>tagName</w:t>
-      </w:r>
-      <w:proofErr w:type="spellEnd"/>
-      <w:r>
-        <w:t>[@attributeName=’attributeValue’]</w:t>
-      </w:r>
-      <w:r>
-        <w:br/>
-        <w:t>//</w:t>
-      </w:r>
-      <w:proofErr w:type="spellStart"/>
-      <w:r>
-        <w:t>tagName</w:t>
-      </w:r>
-      <w:proofErr w:type="spellEnd"/>
-      <w:r>
-        <w:t>[contains(@attributeName,’attributeValue’)]</w:t>
-      </w:r>
-      <w:r>
-        <w:br/>
-      </w:r>
-      <w:r>
-        <w:br/>
-      </w:r>
-      <w:proofErr w:type="spellStart"/>
-      <w:r>
-        <w:t>xpath</w:t>
-      </w:r>
-      <w:proofErr w:type="spellEnd"/>
-      <w:r>
-        <w:t xml:space="preserve"> by text </w:t>
-      </w:r>
-      <w:r>
-        <w:br/>
-      </w:r>
-      <w:r>
-        <w:lastRenderedPageBreak/>
-        <w:t>//</w:t>
-      </w:r>
-      <w:proofErr w:type="spellStart"/>
-      <w:r>
-        <w:t>tagName</w:t>
-      </w:r>
-      <w:proofErr w:type="spellEnd"/>
-      <w:r>
-        <w:t>[text()=’</w:t>
-      </w:r>
-      <w:proofErr w:type="spellStart"/>
-      <w:r>
-        <w:t>textValue</w:t>
-      </w:r>
-      <w:proofErr w:type="spellEnd"/>
-      <w:r>
-        <w:t>’]</w:t>
-      </w:r>
-      <w:r>
-        <w:br/>
-        <w:t>//</w:t>
-      </w:r>
-      <w:proofErr w:type="spellStart"/>
-      <w:r>
-        <w:t>tagName</w:t>
-      </w:r>
-      <w:proofErr w:type="spellEnd"/>
-      <w:r>
-        <w:t>[.=’</w:t>
-      </w:r>
-      <w:proofErr w:type="spellStart"/>
-      <w:r>
-        <w:t>textValue</w:t>
-      </w:r>
-      <w:proofErr w:type="spellEnd"/>
-      <w:r>
-        <w:t>’]</w:t>
-      </w:r>
-    </w:p>
-    <w:p>
-      <w:r>
-        <w:t>//</w:t>
-      </w:r>
-      <w:proofErr w:type="spellStart"/>
-      <w:r>
-        <w:t>tagName</w:t>
-      </w:r>
-      <w:proofErr w:type="spellEnd"/>
-      <w:r>
-        <w:t>[contains(text(),’</w:t>
-      </w:r>
-      <w:proofErr w:type="spellStart"/>
-      <w:r>
-        <w:t>textValue</w:t>
-      </w:r>
-      <w:proofErr w:type="spellEnd"/>
-      <w:r>
-        <w:t>’)]</w:t>
-      </w:r>
-      <w:r>
-        <w:br/>
-      </w:r>
-      <w:r>
-        <w:t>//</w:t>
-      </w:r>
-      <w:proofErr w:type="spellStart"/>
-      <w:r>
-        <w:t>tagName</w:t>
-      </w:r>
-      <w:proofErr w:type="spellEnd"/>
-      <w:r>
-        <w:t>[contains(.</w:t>
-      </w:r>
-      <w:r>
-        <w:t>,</w:t>
-      </w:r>
-      <w:r>
-        <w:t>’</w:t>
-      </w:r>
-      <w:proofErr w:type="spellStart"/>
-      <w:r>
-        <w:t>textValue</w:t>
-      </w:r>
-      <w:proofErr w:type="spellEnd"/>
-      <w:r>
-        <w:t>’)]</w:t>
-      </w:r>
-      <w:r>
-        <w:br/>
-      </w:r>
-    </w:p>
-    <w:p/>
-    <w:p>
-      <w:r>
-        <w:t>AND &amp; OR</w:t>
-      </w:r>
-      <w:r>
-        <w:br/>
-        <w:t>AND</w:t>
-      </w:r>
-      <w:r>
-        <w:br/>
-        <w:t>1 1 1</w:t>
-      </w:r>
-      <w:r>
-        <w:br/>
-        <w:t>1 0 0</w:t>
-      </w:r>
-      <w:r>
-        <w:br/>
-        <w:t>0 1 0</w:t>
-      </w:r>
-      <w:r>
-        <w:br/>
-        <w:t>0 0 0</w:t>
-      </w:r>
-      <w:r>
-        <w:br/>
-      </w:r>
-      <w:r>
-        <w:br/>
-        <w:t>OR</w:t>
-      </w:r>
-      <w:r>
-        <w:br/>
-        <w:t>1 1 1</w:t>
-      </w:r>
-      <w:r>
-        <w:br/>
-        <w:t>1 0 1</w:t>
-      </w:r>
-      <w:r>
-        <w:br/>
-        <w:t>0 1 1</w:t>
-      </w:r>
-      <w:r>
-        <w:br/>
-        <w:t>0 0 0</w:t>
-      </w:r>
-      <w:r>
-        <w:br/>
-      </w:r>
-      <w:r>
-        <w:br/>
-      </w:r>
-      <w:r>
-        <w:br/>
-      </w:r>
-      <w:r>
-        <w:t>//</w:t>
-      </w:r>
-      <w:proofErr w:type="spellStart"/>
-      <w:r>
-        <w:t>tagName</w:t>
-      </w:r>
-      <w:proofErr w:type="spellEnd"/>
-      <w:r>
-        <w:t>[@attributeName=’attributeValue’ AND text()=’</w:t>
-      </w:r>
-      <w:proofErr w:type="spellStart"/>
-      <w:r>
-        <w:t>textValue</w:t>
-      </w:r>
-      <w:proofErr w:type="spellEnd"/>
-      <w:r>
-        <w:t>’]</w:t>
-      </w:r>
-      <w:r>
-        <w:br/>
-        <w:t>//</w:t>
-      </w:r>
-      <w:proofErr w:type="spellStart"/>
-      <w:r>
-        <w:t>tagName</w:t>
-      </w:r>
-      <w:proofErr w:type="spellEnd"/>
-      <w:r>
-        <w:t>[@attributeName=’attributeValue’ OR text()=’</w:t>
-      </w:r>
-      <w:proofErr w:type="spellStart"/>
-      <w:r>
-        <w:t>textValue</w:t>
-      </w:r>
-      <w:proofErr w:type="spellEnd"/>
-      <w:r>
-        <w:t>’]</w:t>
-      </w:r>
-      <w:r>
-        <w:br/>
-        <w:t>//</w:t>
-      </w:r>
-      <w:proofErr w:type="spellStart"/>
-      <w:r>
-        <w:t>tagName</w:t>
-      </w:r>
-      <w:proofErr w:type="spellEnd"/>
-      <w:r>
-        <w:t>[@attributeName=’attributeValue’ AND @attributeName=’attributeValue’]</w:t>
-      </w:r>
-      <w:r>
-        <w:br/>
-        <w:t>//</w:t>
-      </w:r>
-      <w:proofErr w:type="spellStart"/>
-      <w:r>
-        <w:t>tagName</w:t>
-      </w:r>
-      <w:proofErr w:type="spellEnd"/>
-      <w:r>
-        <w:t>[@attributeName=’attributeValue’ OR @attributeName=’attributeValue’]</w:t>
-      </w:r>
-      <w:r>
-        <w:br/>
-        <w:t>//</w:t>
-      </w:r>
-      <w:proofErr w:type="spellStart"/>
-      <w:r>
-        <w:t>tagName</w:t>
-      </w:r>
-      <w:proofErr w:type="spellEnd"/>
-      <w:r>
-        <w:t>[contains(@attributeName,’attributeValue’) AND</w:t>
-      </w:r>
-      <w:r>
-        <w:t xml:space="preserve"> contains(text(),’</w:t>
-      </w:r>
-      <w:proofErr w:type="spellStart"/>
-      <w:r>
-        <w:t>textValue</w:t>
-      </w:r>
-      <w:proofErr w:type="spellEnd"/>
-      <w:r>
-        <w:t>’)</w:t>
-      </w:r>
-      <w:r>
-        <w:t>]</w:t>
-      </w:r>
-      <w:r>
-        <w:br/>
-        <w:t>//</w:t>
-      </w:r>
-      <w:proofErr w:type="spellStart"/>
-      <w:r>
-        <w:t>tagName</w:t>
-      </w:r>
-      <w:proofErr w:type="spellEnd"/>
-      <w:r>
-        <w:t>[contains(@attributeName,’attributeValue’) OR contains(text(),’</w:t>
-      </w:r>
-      <w:proofErr w:type="spellStart"/>
-      <w:r>
-        <w:t>textValue</w:t>
-      </w:r>
-      <w:proofErr w:type="spellEnd"/>
-      <w:r>
-        <w:t>’)]</w:t>
-      </w:r>
-      <w:r>
-        <w:br/>
-        <w:t>//</w:t>
-      </w:r>
-      <w:proofErr w:type="spellStart"/>
-      <w:r>
-        <w:t>tagName</w:t>
-      </w:r>
-      <w:proofErr w:type="spellEnd"/>
-      <w:r>
-        <w:t xml:space="preserve">[contains(@attributeName,’attributeValue’) AND </w:t>
-      </w:r>
-      <w:r>
-        <w:t xml:space="preserve">contains </w:t>
-      </w:r>
-      <w:r>
-        <w:t>(@attributeName,’attributeValue’)]</w:t>
-      </w:r>
-      <w:r>
-        <w:br/>
-      </w:r>
-      <w:r>
-        <w:t>//</w:t>
-      </w:r>
-      <w:proofErr w:type="spellStart"/>
-      <w:r>
-        <w:t>tagName</w:t>
-      </w:r>
-      <w:proofErr w:type="spellEnd"/>
-      <w:r>
-        <w:t xml:space="preserve">[contains(@attributeName,’attributeValue’) OR </w:t>
-      </w:r>
-      <w:r>
-        <w:t xml:space="preserve">contains </w:t>
-      </w:r>
-      <w:r>
-        <w:t>(@attributeName,’attributeValue’)]</w:t>
-      </w:r>
-      <w:r>
-        <w:br/>
-      </w:r>
-      <w:r>
-        <w:br/>
-      </w:r>
-      <w:r>
-        <w:t xml:space="preserve">Merging the </w:t>
-      </w:r>
-      <w:proofErr w:type="spellStart"/>
-      <w:r>
-        <w:t>xpaths</w:t>
-      </w:r>
-      <w:proofErr w:type="spellEnd"/>
-      <w:r>
-        <w:br/>
-      </w:r>
-      <w:r>
-        <w:t>| - pipeline</w:t>
-      </w:r>
-      <w:r>
-        <w:br/>
-      </w:r>
-      <w:r>
-        <w:t>//</w:t>
-      </w:r>
-      <w:proofErr w:type="spellStart"/>
-      <w:r>
-        <w:t>tagName</w:t>
-      </w:r>
-      <w:proofErr w:type="spellEnd"/>
-      <w:r>
-        <w:t>[@attributeName=’attributeValue’ AND text()=’</w:t>
-      </w:r>
-      <w:proofErr w:type="spellStart"/>
-      <w:r>
-        <w:t>textValue</w:t>
-      </w:r>
-      <w:proofErr w:type="spellEnd"/>
-      <w:r>
-        <w:t>’] | //</w:t>
-      </w:r>
-      <w:proofErr w:type="spellStart"/>
-      <w:r>
-        <w:t>tagName</w:t>
-      </w:r>
-      <w:proofErr w:type="spellEnd"/>
-      <w:r>
-        <w:t>[@attributeName=’attributeValue’ OR text()=’</w:t>
-      </w:r>
-      <w:proofErr w:type="spellStart"/>
-      <w:r>
-        <w:t>textValue</w:t>
-      </w:r>
-      <w:proofErr w:type="spellEnd"/>
-      <w:r>
-        <w:t>’]</w:t>
-      </w:r>
-      <w:r>
-        <w:br/>
-      </w:r>
-      <w:r>
-        <w:br/>
-      </w:r>
-      <w:proofErr w:type="spellStart"/>
-      <w:r>
-        <w:lastRenderedPageBreak/>
-        <w:t>Xpath</w:t>
-      </w:r>
-      <w:proofErr w:type="spellEnd"/>
-      <w:r>
-        <w:t xml:space="preserve"> by Axes</w:t>
-      </w:r>
-      <w:r>
-        <w:br/>
-      </w:r>
-      <w:r>
-        <w:t>1. Forward traversing - / or //</w:t>
-      </w:r>
-      <w:r>
-        <w:br/>
-        <w:t>2. Backward traversing  - /..</w:t>
-      </w:r>
-      <w:r>
-        <w:br/>
-      </w:r>
-      <w:r>
-        <w:br/>
-      </w:r>
-      <w:proofErr w:type="spellStart"/>
-      <w:r>
-        <w:t>Xpath</w:t>
-      </w:r>
-      <w:proofErr w:type="spellEnd"/>
-      <w:r>
-        <w:t xml:space="preserve"> by Group index</w:t>
-      </w:r>
-      <w:r>
-        <w:br/>
-      </w:r>
-      <w:r>
-        <w:t>(//</w:t>
-      </w:r>
-      <w:proofErr w:type="spellStart"/>
-      <w:r>
-        <w:t>xpath</w:t>
-      </w:r>
-      <w:proofErr w:type="spellEnd"/>
-      <w:r>
-        <w:t>)[index]</w:t>
-      </w:r>
-      <w:r>
-        <w:br/>
-      </w:r>
-      <w:r>
-        <w:t>(//</w:t>
-      </w:r>
-      <w:proofErr w:type="spellStart"/>
-      <w:r>
-        <w:t>tagName</w:t>
-      </w:r>
-      <w:proofErr w:type="spellEnd"/>
-      <w:r>
-        <w:t>[@attributeName=’attributeValue’ AND text()=’</w:t>
-      </w:r>
-      <w:proofErr w:type="spellStart"/>
-      <w:r>
-        <w:t>textValue</w:t>
-      </w:r>
-      <w:proofErr w:type="spellEnd"/>
-      <w:r>
-        <w:t>’])[1]</w:t>
-      </w:r>
-      <w:r>
-        <w:br/>
-      </w:r>
-      <w:r>
-        <w:br/>
-      </w:r>
-      <w:r>
-        <w:br/>
-        <w:t>APPIUM</w:t>
-      </w:r>
-      <w:r>
-        <w:br/>
-        <w:t>Free -&gt; no license needed</w:t>
-      </w:r>
-      <w:r>
-        <w:br/>
-        <w:t>Open Source -&gt;</w:t>
-      </w:r>
-      <w:r>
-        <w:t xml:space="preserve"> https://github.com/appium/appium</w:t>
-      </w:r>
-      <w:r>
-        <w:t xml:space="preserve"> </w:t>
-      </w:r>
-      <w:r>
-        <w:br/>
       </w:r>
       <w:r>
         <w:t>mobile</w:t>
@@ -3708,15 +3233,7 @@
         <w:br/>
       </w:r>
       <w:r>
-        <w:t xml:space="preserve">3. Hybrid application -&gt; </w:t>
-      </w:r>
-      <w:proofErr w:type="spellStart"/>
-      <w:r>
-        <w:t>Native+Web</w:t>
-      </w:r>
-      <w:proofErr w:type="spellEnd"/>
-      <w:r>
-        <w:t xml:space="preserve"> view</w:t>
+        <w:t>3. Hybrid application -&gt; Native+Web view</w:t>
       </w:r>
       <w:r>
         <w:br/>
@@ -3733,23 +3250,7 @@
       </w:r>
       <w:r>
         <w:br/>
-        <w:t xml:space="preserve">mac -&gt; </w:t>
-      </w:r>
-      <w:proofErr w:type="spellStart"/>
-      <w:r>
-        <w:t>Android+ios</w:t>
-      </w:r>
-      <w:proofErr w:type="spellEnd"/>
-      <w:r>
-        <w:t xml:space="preserve"> automation(Android studio and </w:t>
-      </w:r>
-      <w:proofErr w:type="spellStart"/>
-      <w:r>
-        <w:t>xcode</w:t>
-      </w:r>
-      <w:proofErr w:type="spellEnd"/>
-      <w:r>
-        <w:t>)</w:t>
+        <w:t>mac -&gt; Android+ios automation(Android studio and xcode)</w:t>
       </w:r>
       <w:r>
         <w:br/>
@@ -3764,15 +3265,7 @@
         </w:numPr>
       </w:pPr>
       <w:r>
-        <w:t xml:space="preserve">Node </w:t>
-      </w:r>
-      <w:proofErr w:type="spellStart"/>
-      <w:r>
-        <w:t>js</w:t>
-      </w:r>
-      <w:proofErr w:type="spellEnd"/>
-      <w:r>
-        <w:t xml:space="preserve"> </w:t>
+        <w:t xml:space="preserve">Node js </w:t>
       </w:r>
       <w:r>
         <w:br/>
@@ -3801,32 +3294,16 @@
         <w:br/>
       </w:r>
       <w:r>
-        <w:t>C:\Program Files\</w:t>
-      </w:r>
-      <w:proofErr w:type="spellStart"/>
-      <w:r>
-        <w:t>nodejs</w:t>
-      </w:r>
-      <w:proofErr w:type="spellEnd"/>
-      <w:r>
-        <w:t>\</w:t>
-      </w:r>
-      <w:r>
-        <w:br/>
-      </w:r>
-      <w:r>
-        <w:br/>
-      </w:r>
-      <w:r>
-        <w:t xml:space="preserve">To cross check go to </w:t>
-      </w:r>
-      <w:proofErr w:type="spellStart"/>
-      <w:r>
-        <w:t>cmd</w:t>
-      </w:r>
-      <w:proofErr w:type="spellEnd"/>
-      <w:r>
-        <w:t xml:space="preserve"> </w:t>
+        <w:t>C:\Program Files\nodejs\</w:t>
+      </w:r>
+      <w:r>
+        <w:br/>
+      </w:r>
+      <w:r>
+        <w:br/>
+      </w:r>
+      <w:r>
+        <w:t xml:space="preserve">To cross check go to cmd </w:t>
       </w:r>
       <w:r>
         <w:br/>
@@ -3844,15 +3321,7 @@
         <w:br/>
       </w:r>
       <w:r>
-        <w:t>&gt;</w:t>
-      </w:r>
-      <w:proofErr w:type="spellStart"/>
-      <w:r>
-        <w:t>npm</w:t>
-      </w:r>
-      <w:proofErr w:type="spellEnd"/>
-      <w:r>
-        <w:t xml:space="preserve"> </w:t>
+        <w:t xml:space="preserve">&gt;npm </w:t>
       </w:r>
       <w:r>
         <w:t>–</w:t>
@@ -4036,13 +3505,8 @@
       <w:r>
         <w:br/>
       </w:r>
-      <w:proofErr w:type="spellStart"/>
-      <w:r>
-        <w:t>adb</w:t>
-      </w:r>
-      <w:proofErr w:type="spellEnd"/>
-      <w:r>
-        <w:t xml:space="preserve"> </w:t>
+      <w:r>
+        <w:t xml:space="preserve">adb </w:t>
       </w:r>
       <w:r>
         <w:t>–</w:t>
@@ -4071,99 +3535,43 @@
         </w:numPr>
       </w:pPr>
       <w:r>
-        <w:t xml:space="preserve">Install </w:t>
-      </w:r>
-      <w:proofErr w:type="spellStart"/>
-      <w:r>
-        <w:t>appium</w:t>
-      </w:r>
-      <w:proofErr w:type="spellEnd"/>
-      <w:r>
-        <w:t xml:space="preserve"> via commands</w:t>
-      </w:r>
-      <w:r>
-        <w:br/>
-      </w:r>
-      <w:proofErr w:type="spellStart"/>
-      <w:r>
-        <w:t>npm</w:t>
-      </w:r>
-      <w:proofErr w:type="spellEnd"/>
-      <w:r>
-        <w:t xml:space="preserve"> install -g </w:t>
-      </w:r>
-      <w:proofErr w:type="spellStart"/>
-      <w:r>
-        <w:t>appium@latest</w:t>
-      </w:r>
-      <w:proofErr w:type="spellEnd"/>
-      <w:r>
-        <w:br/>
-        <w:t xml:space="preserve">To </w:t>
-      </w:r>
-      <w:proofErr w:type="spellStart"/>
-      <w:r>
-        <w:t>unistall</w:t>
-      </w:r>
-      <w:proofErr w:type="spellEnd"/>
-      <w:r>
-        <w:t xml:space="preserve"> the </w:t>
-      </w:r>
-      <w:proofErr w:type="spellStart"/>
-      <w:r>
-        <w:t>appium</w:t>
-      </w:r>
-      <w:proofErr w:type="spellEnd"/>
-      <w:r>
-        <w:br/>
-      </w:r>
-      <w:proofErr w:type="spellStart"/>
-      <w:r>
-        <w:t>npm</w:t>
-      </w:r>
-      <w:proofErr w:type="spellEnd"/>
-      <w:r>
-        <w:t xml:space="preserve"> uninstall -g </w:t>
-      </w:r>
-      <w:proofErr w:type="spellStart"/>
-      <w:r>
-        <w:t>appium</w:t>
-      </w:r>
-      <w:proofErr w:type="spellEnd"/>
-      <w:r>
-        <w:br/>
-        <w:t xml:space="preserve">To cross check </w:t>
-      </w:r>
-      <w:proofErr w:type="spellStart"/>
-      <w:r>
-        <w:t>appium</w:t>
-      </w:r>
-      <w:proofErr w:type="spellEnd"/>
-      <w:r>
-        <w:t xml:space="preserve"> installed</w:t>
-      </w:r>
-      <w:r>
-        <w:br/>
-      </w:r>
-      <w:proofErr w:type="spellStart"/>
-      <w:r>
-        <w:t>appium</w:t>
-      </w:r>
-      <w:proofErr w:type="spellEnd"/>
-      <w:r>
-        <w:t xml:space="preserve"> -v</w:t>
-      </w:r>
-      <w:r>
-        <w:br/>
-      </w:r>
-      <w:r>
-        <w:t xml:space="preserve">where </w:t>
-      </w:r>
-      <w:proofErr w:type="spellStart"/>
-      <w:r>
-        <w:t>appium</w:t>
-      </w:r>
-      <w:proofErr w:type="spellEnd"/>
+        <w:t>Install appium via commands</w:t>
+      </w:r>
+      <w:r>
+        <w:br/>
+      </w:r>
+      <w:r>
+        <w:t>npm install -g appium@latest</w:t>
+      </w:r>
+      <w:r>
+        <w:br/>
+        <w:t>To unistall</w:t>
+      </w:r>
+      <w:r>
+        <w:t xml:space="preserve"> the appium</w:t>
+      </w:r>
+      <w:r>
+        <w:br/>
+      </w:r>
+      <w:r>
+        <w:t>npm uninstall -g appium</w:t>
+      </w:r>
+      <w:r>
+        <w:br/>
+        <w:t>To cross check appium installed</w:t>
+      </w:r>
+      <w:r>
+        <w:br/>
+      </w:r>
+      <w:r>
+        <w:t>appium -v</w:t>
+      </w:r>
+      <w:r>
+        <w:br/>
+      </w:r>
+      <w:r>
+        <w:t>where appium</w:t>
+      </w:r>
     </w:p>
     <w:p>
       <w:pPr>
@@ -4174,53 +3582,19 @@
         </w:numPr>
       </w:pPr>
       <w:r>
-        <w:t xml:space="preserve">Install </w:t>
-      </w:r>
-      <w:proofErr w:type="spellStart"/>
-      <w:r>
-        <w:t>appium</w:t>
-      </w:r>
-      <w:proofErr w:type="spellEnd"/>
-      <w:r>
-        <w:t>-doctor</w:t>
-      </w:r>
-      <w:r>
-        <w:br/>
-      </w:r>
-      <w:proofErr w:type="spellStart"/>
-      <w:r>
-        <w:t>npm</w:t>
-      </w:r>
-      <w:proofErr w:type="spellEnd"/>
-      <w:r>
-        <w:t xml:space="preserve"> install -g </w:t>
-      </w:r>
-      <w:proofErr w:type="spellStart"/>
-      <w:r>
-        <w:t>appium</w:t>
-      </w:r>
-      <w:proofErr w:type="spellEnd"/>
-      <w:r>
-        <w:t>-doctor</w:t>
-      </w:r>
-      <w:r>
-        <w:br/>
-      </w:r>
-      <w:proofErr w:type="spellStart"/>
-      <w:r>
-        <w:t>npm</w:t>
-      </w:r>
-      <w:proofErr w:type="spellEnd"/>
-      <w:r>
-        <w:t xml:space="preserve"> uninstall </w:t>
-      </w:r>
-      <w:proofErr w:type="spellStart"/>
-      <w:r>
-        <w:t>appium</w:t>
-      </w:r>
-      <w:proofErr w:type="spellEnd"/>
-      <w:r>
-        <w:t>-doctor</w:t>
+        <w:t>Install appium-doctor</w:t>
+      </w:r>
+      <w:r>
+        <w:br/>
+      </w:r>
+      <w:r>
+        <w:t>npm install -g appium-doctor</w:t>
+      </w:r>
+      <w:r>
+        <w:br/>
+      </w:r>
+      <w:r>
+        <w:t>npm uninstall appium-doctor</w:t>
       </w:r>
       <w:r>
         <w:br/>
@@ -4232,26 +3606,13 @@
         <w:br/>
       </w:r>
       <w:r>
-        <w:t xml:space="preserve">where </w:t>
-      </w:r>
-      <w:proofErr w:type="spellStart"/>
-      <w:r>
-        <w:t>appium</w:t>
-      </w:r>
-      <w:proofErr w:type="spellEnd"/>
-      <w:r>
-        <w:t>-doctor</w:t>
-      </w:r>
-      <w:r>
-        <w:br/>
-      </w:r>
-      <w:proofErr w:type="spellStart"/>
-      <w:r>
-        <w:t>appium</w:t>
-      </w:r>
-      <w:proofErr w:type="spellEnd"/>
-      <w:r>
-        <w:t>-doctor -h</w:t>
+        <w:t>where appium-doctor</w:t>
+      </w:r>
+      <w:r>
+        <w:br/>
+      </w:r>
+      <w:r>
+        <w:t>appium-doctor -h</w:t>
       </w:r>
     </w:p>
     <w:p>
@@ -4263,35 +3624,17 @@
         </w:numPr>
       </w:pPr>
       <w:r>
-        <w:t xml:space="preserve">To start/stop </w:t>
-      </w:r>
-      <w:proofErr w:type="spellStart"/>
-      <w:r>
-        <w:t>appium</w:t>
-      </w:r>
-      <w:proofErr w:type="spellEnd"/>
-      <w:r>
-        <w:t xml:space="preserve"> server </w:t>
-      </w:r>
-      <w:r>
-        <w:br/>
-      </w:r>
-      <w:proofErr w:type="spellStart"/>
-      <w:r>
-        <w:t>appium</w:t>
-      </w:r>
-      <w:proofErr w:type="spellEnd"/>
-      <w:r>
-        <w:t xml:space="preserve"> server</w:t>
-      </w:r>
-      <w:r>
-        <w:t xml:space="preserve"> / </w:t>
-      </w:r>
-      <w:proofErr w:type="spellStart"/>
-      <w:r>
-        <w:t>appium</w:t>
-      </w:r>
-      <w:proofErr w:type="spellEnd"/>
+        <w:t xml:space="preserve">To start/stop appium server </w:t>
+      </w:r>
+      <w:r>
+        <w:br/>
+      </w:r>
+      <w:r>
+        <w:t>appium server</w:t>
+      </w:r>
+      <w:r>
+        <w:t xml:space="preserve"> / appium</w:t>
+      </w:r>
       <w:r>
         <w:br/>
       </w:r>
@@ -4310,15 +3653,7 @@
       </w:r>
       <w:r>
         <w:br/>
-        <w:t xml:space="preserve">To stop the </w:t>
-      </w:r>
-      <w:proofErr w:type="spellStart"/>
-      <w:r>
-        <w:t>appium</w:t>
-      </w:r>
-      <w:proofErr w:type="spellEnd"/>
-      <w:r>
-        <w:t xml:space="preserve"> server</w:t>
+        <w:t>To stop the appium server</w:t>
       </w:r>
       <w:r>
         <w:br/>
@@ -4347,13 +3682,8 @@
           <w:numId w:val="1"/>
         </w:numPr>
       </w:pPr>
-      <w:proofErr w:type="spellStart"/>
-      <w:r>
-        <w:t>appium</w:t>
-      </w:r>
-      <w:proofErr w:type="spellEnd"/>
-      <w:r>
-        <w:t xml:space="preserve"> </w:t>
+      <w:r>
+        <w:t xml:space="preserve">appium </w:t>
       </w:r>
       <w:r>
         <w:t>--</w:t>
@@ -4376,13 +3706,8 @@
           <w:numId w:val="1"/>
         </w:numPr>
       </w:pPr>
-      <w:proofErr w:type="spellStart"/>
-      <w:r>
-        <w:t>appium</w:t>
-      </w:r>
-      <w:proofErr w:type="spellEnd"/>
-      <w:r>
-        <w:t xml:space="preserve"> –port 4724 (port number for the server to listen on)</w:t>
+      <w:r>
+        <w:t>appium –port 4724 (port number for the server to listen on)</w:t>
       </w:r>
     </w:p>
     <w:p>
@@ -4393,13 +3718,8 @@
           <w:numId w:val="1"/>
         </w:numPr>
       </w:pPr>
-      <w:proofErr w:type="spellStart"/>
-      <w:r>
-        <w:t>appium</w:t>
-      </w:r>
-      <w:proofErr w:type="spellEnd"/>
-      <w:r>
-        <w:t xml:space="preserve"> --log-level info</w:t>
+      <w:r>
+        <w:t>appium --log-level info</w:t>
       </w:r>
       <w:r>
         <w:t xml:space="preserve"> (set log level for the server)</w:t>
@@ -4407,13 +3727,8 @@
       <w:r>
         <w:br/>
       </w:r>
-      <w:proofErr w:type="spellStart"/>
-      <w:r>
-        <w:t>appium</w:t>
-      </w:r>
-      <w:proofErr w:type="spellEnd"/>
-      <w:r>
-        <w:t xml:space="preserve"> --log-level </w:t>
+      <w:r>
+        <w:t xml:space="preserve">appium --log-level </w:t>
       </w:r>
       <w:r>
         <w:t>debug</w:t>
@@ -4421,13 +3736,8 @@
       <w:r>
         <w:br/>
       </w:r>
-      <w:proofErr w:type="spellStart"/>
-      <w:r>
-        <w:t>appium</w:t>
-      </w:r>
-      <w:proofErr w:type="spellEnd"/>
-      <w:r>
-        <w:t xml:space="preserve"> --log-level </w:t>
+      <w:r>
+        <w:t xml:space="preserve">appium --log-level </w:t>
       </w:r>
       <w:r>
         <w:t>warn</w:t>
@@ -4441,13 +3751,8 @@
           <w:numId w:val="1"/>
         </w:numPr>
       </w:pPr>
-      <w:proofErr w:type="spellStart"/>
-      <w:r>
-        <w:t>appium</w:t>
-      </w:r>
-      <w:proofErr w:type="spellEnd"/>
-      <w:r>
-        <w:t xml:space="preserve"> --log-timestamp</w:t>
+      <w:r>
+        <w:t>appium --log-timestamp</w:t>
       </w:r>
       <w:r>
         <w:t xml:space="preserve"> (prefix time stamps at server logs)</w:t>
@@ -4461,19 +3766,9 @@
           <w:numId w:val="1"/>
         </w:numPr>
       </w:pPr>
-      <w:proofErr w:type="spellStart"/>
-      <w:r>
-        <w:t>appium</w:t>
-      </w:r>
-      <w:proofErr w:type="spellEnd"/>
-      <w:r>
-        <w:t xml:space="preserve"> --local-</w:t>
-      </w:r>
-      <w:proofErr w:type="spellStart"/>
-      <w:r>
-        <w:t>timezone</w:t>
-      </w:r>
-      <w:proofErr w:type="spellEnd"/>
+      <w:r>
+        <w:t>appium --local-timezone</w:t>
+      </w:r>
       <w:r>
         <w:t xml:space="preserve"> (set servers time zone)</w:t>
       </w:r>
@@ -4486,34 +3781,16 @@
           <w:numId w:val="1"/>
         </w:numPr>
       </w:pPr>
-      <w:proofErr w:type="spellStart"/>
-      <w:r>
-        <w:t>appium</w:t>
-      </w:r>
-      <w:proofErr w:type="spellEnd"/>
-      <w:r>
-        <w:t xml:space="preserve"> --allow-insecure</w:t>
-      </w:r>
-    </w:p>
-    <w:p>
-      <w:pPr>
-        <w:pStyle w:val="ListParagraph"/>
-      </w:pPr>
-      <w:proofErr w:type="spellStart"/>
-      <w:r>
-        <w:t>appium</w:t>
-      </w:r>
-      <w:proofErr w:type="spellEnd"/>
-      <w:r>
-        <w:t xml:space="preserve"> --allow-insecure port --</w:t>
-      </w:r>
-      <w:proofErr w:type="spellStart"/>
-      <w:r>
-        <w:t>port</w:t>
-      </w:r>
-      <w:proofErr w:type="spellEnd"/>
-      <w:r>
-        <w:t xml:space="preserve"> 4724</w:t>
+      <w:r>
+        <w:t>appium --allow-insecure</w:t>
+      </w:r>
+    </w:p>
+    <w:p>
+      <w:pPr>
+        <w:pStyle w:val="ListParagraph"/>
+      </w:pPr>
+      <w:r>
+        <w:t>appium --allow-insecure port --port 4724</w:t>
       </w:r>
     </w:p>
     <w:p>
@@ -4524,13 +3801,8 @@
           <w:numId w:val="1"/>
         </w:numPr>
       </w:pPr>
-      <w:proofErr w:type="spellStart"/>
-      <w:r>
-        <w:t>appium</w:t>
-      </w:r>
-      <w:proofErr w:type="spellEnd"/>
-      <w:r>
-        <w:t xml:space="preserve"> --</w:t>
+      <w:r>
+        <w:t>appium --</w:t>
       </w:r>
       <w:r>
         <w:t xml:space="preserve"> relaxed-security</w:t>
@@ -4541,13 +3813,8 @@
       <w:r>
         <w:br/>
       </w:r>
-      <w:proofErr w:type="spellStart"/>
-      <w:r>
-        <w:t>appium</w:t>
-      </w:r>
-      <w:proofErr w:type="spellEnd"/>
-      <w:r>
-        <w:t xml:space="preserve"> --port 4724 --relaxed-security</w:t>
+      <w:r>
+        <w:t>appium --port 4724 --relaxed-security</w:t>
       </w:r>
       <w:r>
         <w:br/>
@@ -4707,13 +3974,8 @@
       <w:r>
         <w:br/>
       </w:r>
-      <w:proofErr w:type="spellStart"/>
-      <w:r>
-        <w:t>appium</w:t>
-      </w:r>
-      <w:proofErr w:type="spellEnd"/>
-      <w:r>
-        <w:t xml:space="preserve"> driver list</w:t>
+      <w:r>
+        <w:t>appium driver list</w:t>
       </w:r>
       <w:r>
         <w:t xml:space="preserve"> </w:t>
@@ -4721,35 +3983,16 @@
       <w:r>
         <w:br/>
       </w:r>
-      <w:proofErr w:type="spellStart"/>
-      <w:r>
-        <w:t>appium</w:t>
-      </w:r>
-      <w:proofErr w:type="spellEnd"/>
-      <w:r>
-        <w:t xml:space="preserve"> driver install uiautomator2</w:t>
-      </w:r>
-      <w:r>
-        <w:br/>
-      </w:r>
-      <w:proofErr w:type="spellStart"/>
-      <w:r>
-        <w:t>appium</w:t>
-      </w:r>
-      <w:proofErr w:type="spellEnd"/>
-      <w:r>
-        <w:t xml:space="preserve"> driver uninstall uiautomator2</w:t>
-      </w:r>
-      <w:r>
-        <w:br/>
-      </w:r>
-      <w:proofErr w:type="spellStart"/>
-      <w:r>
-        <w:t>appium</w:t>
-      </w:r>
-      <w:proofErr w:type="spellEnd"/>
-      <w:r>
-        <w:t xml:space="preserve"> driver list </w:t>
+      <w:r>
+        <w:t>appium driver install uiautomator2</w:t>
+      </w:r>
+      <w:r>
+        <w:br/>
+        <w:t>appium driver uninstall uiautomator2</w:t>
+      </w:r>
+      <w:r>
+        <w:br/>
+        <w:t xml:space="preserve">appium driver list </w:t>
       </w:r>
       <w:r>
         <w:t>–</w:t>
@@ -4766,56 +4009,20 @@
           <w:numId w:val="1"/>
         </w:numPr>
       </w:pPr>
-      <w:proofErr w:type="spellStart"/>
-      <w:r>
-        <w:t>appium</w:t>
-      </w:r>
-      <w:proofErr w:type="spellEnd"/>
-      <w:r>
-        <w:t xml:space="preserve"> driver list</w:t>
-      </w:r>
-      <w:r>
-        <w:br/>
-      </w:r>
-      <w:proofErr w:type="spellStart"/>
-      <w:r>
-        <w:t>appium</w:t>
-      </w:r>
-      <w:proofErr w:type="spellEnd"/>
-      <w:r>
-        <w:t xml:space="preserve"> driver install </w:t>
-      </w:r>
-      <w:proofErr w:type="spellStart"/>
-      <w:r>
-        <w:t>xcuitest</w:t>
-      </w:r>
-      <w:proofErr w:type="spellEnd"/>
-      <w:r>
-        <w:br/>
-      </w:r>
-      <w:proofErr w:type="spellStart"/>
-      <w:r>
-        <w:t>appium</w:t>
-      </w:r>
-      <w:proofErr w:type="spellEnd"/>
-      <w:r>
-        <w:t xml:space="preserve"> driver uninstall </w:t>
-      </w:r>
-      <w:proofErr w:type="spellStart"/>
-      <w:r>
-        <w:t>xcuitest</w:t>
-      </w:r>
-      <w:proofErr w:type="spellEnd"/>
-      <w:r>
-        <w:br/>
-      </w:r>
-      <w:proofErr w:type="spellStart"/>
-      <w:r>
-        <w:t>appium</w:t>
-      </w:r>
-      <w:proofErr w:type="spellEnd"/>
-      <w:r>
-        <w:t xml:space="preserve"> driver list </w:t>
+      <w:r>
+        <w:t>appium driver list</w:t>
+      </w:r>
+      <w:r>
+        <w:br/>
+        <w:t>appium driver install xcuitest</w:t>
+      </w:r>
+      <w:r>
+        <w:br/>
+        <w:t>appium driver uninstall xcuitest</w:t>
+      </w:r>
+      <w:r>
+        <w:br/>
+        <w:t xml:space="preserve">appium driver list </w:t>
       </w:r>
       <w:r>
         <w:t>–</w:t>
@@ -4827,15 +4034,7 @@
     <w:p>
       <w:r>
         <w:br/>
-        <w:t xml:space="preserve">Android </w:t>
-      </w:r>
-      <w:proofErr w:type="spellStart"/>
-      <w:r>
-        <w:t>api</w:t>
-      </w:r>
-      <w:proofErr w:type="spellEnd"/>
-      <w:r>
-        <w:t xml:space="preserve"> levels</w:t>
+        <w:t>Android api levels</w:t>
       </w:r>
       <w:r>
         <w:br/>
@@ -4856,13 +4055,8 @@
       <w:r>
         <w:br/>
       </w:r>
-      <w:proofErr w:type="spellStart"/>
-      <w:r>
-        <w:t>adb</w:t>
-      </w:r>
-      <w:proofErr w:type="spellEnd"/>
-      <w:r>
-        <w:t xml:space="preserve"> devices</w:t>
+      <w:r>
+        <w:t>adb devices</w:t>
       </w:r>
       <w:r>
         <w:t xml:space="preserve"> -&gt; To get the device name</w:t>
@@ -4873,15 +4067,7 @@
     </w:p>
     <w:p>
       <w:r>
-        <w:t xml:space="preserve">To inspect the </w:t>
-      </w:r>
-      <w:proofErr w:type="spellStart"/>
-      <w:r>
-        <w:t>webelements</w:t>
-      </w:r>
-      <w:proofErr w:type="spellEnd"/>
-      <w:r>
-        <w:t xml:space="preserve"> from browser launched on the emulator </w:t>
+        <w:t xml:space="preserve">To inspect the webelements from browser launched on the emulator </w:t>
       </w:r>
       <w:r>
         <w:br/>
@@ -4902,32 +4088,14 @@
         <w:t>***</w:t>
       </w:r>
       <w:r>
-        <w:t xml:space="preserve">If version mismatch happens on the chrome then try to start the </w:t>
-      </w:r>
-      <w:proofErr w:type="spellStart"/>
-      <w:r>
-        <w:t>appium</w:t>
-      </w:r>
-      <w:proofErr w:type="spellEnd"/>
-      <w:r>
-        <w:t xml:space="preserve"> with below commands </w:t>
-      </w:r>
-      <w:r>
-        <w:br/>
-      </w:r>
-      <w:proofErr w:type="spellStart"/>
-      <w:r>
-        <w:t>appium</w:t>
-      </w:r>
-      <w:proofErr w:type="spellEnd"/>
-      <w:r>
-        <w:t xml:space="preserve"> server --allow-insecure </w:t>
-      </w:r>
-      <w:proofErr w:type="spellStart"/>
-      <w:r>
-        <w:t>chromedriver_autodownload</w:t>
-      </w:r>
-      <w:proofErr w:type="spellEnd"/>
+        <w:t xml:space="preserve">If version mismatch happens on the chrome then try to start the appium with below commands </w:t>
+      </w:r>
+      <w:r>
+        <w:br/>
+      </w:r>
+      <w:r>
+        <w:t>appium server --allow-insecure chromedriver_autodownload</w:t>
+      </w:r>
       <w:r>
         <w:br/>
       </w:r>
@@ -4964,116 +4132,62 @@
       <w:r>
         <w:br/>
       </w:r>
-      <w:proofErr w:type="spellStart"/>
-      <w:r>
-        <w:t>com.google.android.dialer</w:t>
-      </w:r>
-      <w:proofErr w:type="spellEnd"/>
-      <w:r>
-        <w:t>/</w:t>
-      </w:r>
-      <w:r>
-        <w:br/>
-      </w:r>
-      <w:proofErr w:type="spellStart"/>
+      <w:r>
+        <w:t>com.google.android.dialer/</w:t>
+      </w:r>
+      <w:r>
+        <w:br/>
+      </w:r>
       <w:r>
         <w:t>com.google.android.dialer.extensions.GoogleDialtactsActivity</w:t>
       </w:r>
-      <w:proofErr w:type="spellEnd"/>
-      <w:r>
-        <w:br/>
-      </w:r>
-    </w:p>
-    <w:p>
-      <w:pPr>
-        <w:pStyle w:val="ListParagraph"/>
-      </w:pPr>
-      <w:r>
-        <w:t xml:space="preserve">Via </w:t>
-      </w:r>
-      <w:proofErr w:type="spellStart"/>
-      <w:r>
-        <w:t>cmd</w:t>
-      </w:r>
-      <w:proofErr w:type="spellEnd"/>
-      <w:r>
-        <w:t xml:space="preserve"> prompt</w:t>
-      </w:r>
-      <w:r>
-        <w:br/>
-      </w:r>
-      <w:proofErr w:type="spellStart"/>
-      <w:r>
-        <w:t>adb</w:t>
-      </w:r>
-      <w:proofErr w:type="spellEnd"/>
-      <w:r>
-        <w:t xml:space="preserve"> shell</w:t>
-      </w:r>
-      <w:r>
-        <w:br/>
-      </w:r>
-      <w:proofErr w:type="spellStart"/>
-      <w:r>
-        <w:t>dumpsys</w:t>
-      </w:r>
-      <w:proofErr w:type="spellEnd"/>
-      <w:r>
-        <w:t xml:space="preserve"> window windows | grep -E '</w:t>
-      </w:r>
-      <w:proofErr w:type="spellStart"/>
-      <w:r>
-        <w:t>mObscuringWindow</w:t>
-      </w:r>
-      <w:proofErr w:type="spellEnd"/>
-      <w:r>
-        <w:t>'</w:t>
-      </w:r>
-      <w:r>
-        <w:br/>
-      </w:r>
-      <w:r>
-        <w:br/>
-      </w:r>
-      <w:r>
-        <w:t xml:space="preserve">exit -&gt; to come out </w:t>
-      </w:r>
-      <w:proofErr w:type="spellStart"/>
-      <w:r>
-        <w:t>off</w:t>
-      </w:r>
-      <w:proofErr w:type="spellEnd"/>
-      <w:r>
-        <w:t xml:space="preserve"> </w:t>
-      </w:r>
-      <w:proofErr w:type="spellStart"/>
-      <w:r>
-        <w:t>adb</w:t>
-      </w:r>
-      <w:proofErr w:type="spellEnd"/>
-      <w:r>
-        <w:t xml:space="preserve"> shell</w:t>
-      </w:r>
-    </w:p>
-    <w:p>
-      <w:pPr>
-        <w:pStyle w:val="ListParagraph"/>
-      </w:pPr>
-    </w:p>
-    <w:p>
-      <w:pPr>
-        <w:pStyle w:val="ListParagraph"/>
-      </w:pPr>
-      <w:r>
-        <w:br/>
-      </w:r>
-      <w:proofErr w:type="spellStart"/>
-      <w:r>
-        <w:t>Eg</w:t>
-      </w:r>
-      <w:proofErr w:type="spellEnd"/>
-      <w:r>
-        <w:t xml:space="preserve"> : session ids</w:t>
+      <w:r>
+        <w:br/>
+      </w:r>
+    </w:p>
+    <w:p>
+      <w:pPr>
+        <w:pStyle w:val="ListParagraph"/>
+      </w:pPr>
+      <w:r>
+        <w:t>Via cmd prompt</w:t>
+      </w:r>
+      <w:r>
+        <w:br/>
+      </w:r>
+      <w:r>
+        <w:t>adb shell</w:t>
+      </w:r>
+      <w:r>
+        <w:br/>
+      </w:r>
+      <w:r>
+        <w:t>dumpsys window windows | grep -E 'mObscuringWindow'</w:t>
+      </w:r>
+      <w:r>
+        <w:br/>
+      </w:r>
+      <w:r>
+        <w:br/>
+      </w:r>
+      <w:r>
+        <w:t>exit -&gt; to come out off adb shell</w:t>
+      </w:r>
+    </w:p>
+    <w:p>
+      <w:pPr>
+        <w:pStyle w:val="ListParagraph"/>
+      </w:pPr>
+    </w:p>
+    <w:p>
+      <w:pPr>
+        <w:pStyle w:val="ListParagraph"/>
+      </w:pPr>
+      <w:r>
+        <w:br/>
+      </w:r>
+      <w:r>
+        <w:t>Eg : session ids</w:t>
       </w:r>
       <w:r>
         <w:br/>
@@ -5093,14 +4207,12 @@
       <w:r>
         <w:br/>
       </w:r>
-      <w:proofErr w:type="spellStart"/>
       <w:r>
         <w:rPr>
           <w:u w:val="single"/>
         </w:rPr>
         <w:t>org.openqa.selenium.SessionNotCreatedException</w:t>
       </w:r>
-      <w:proofErr w:type="spellEnd"/>
       <w:r>
         <w:t>: Could not start a new session.</w:t>
       </w:r>
@@ -5116,13 +4228,8 @@
       <w:r>
         <w:br/>
       </w:r>
-      <w:proofErr w:type="spellStart"/>
-      <w:r>
-        <w:t>Eg</w:t>
-      </w:r>
-      <w:proofErr w:type="spellEnd"/>
-      <w:r>
-        <w:t xml:space="preserve"> : </w:t>
+      <w:r>
+        <w:t xml:space="preserve">Eg : </w:t>
       </w:r>
       <w:r>
         <w:t>Original error: Device emulator-5558 was not in the list of connected devices</w:t>
@@ -5164,16 +4271,11 @@
         <w:pStyle w:val="ListParagraph"/>
       </w:pPr>
       <w:r>
-        <w:t xml:space="preserve">3. </w:t>
-      </w:r>
-      <w:proofErr w:type="spellStart"/>
-      <w:r>
-        <w:t>AppiumBy.</w:t>
+        <w:t>3. AppiumBy.</w:t>
       </w:r>
       <w:r>
         <w:t>accessibilityId</w:t>
       </w:r>
-      <w:proofErr w:type="spellEnd"/>
       <w:r>
         <w:t xml:space="preserve"> *</w:t>
       </w:r>
@@ -5267,11 +4369,9 @@
         </w:rPr>
         <w:t xml:space="preserve"> </w:t>
       </w:r>
-      <w:proofErr w:type="spellStart"/>
       <w:r>
         <w:t>iOSClassChain</w:t>
       </w:r>
-      <w:proofErr w:type="spellEnd"/>
       <w:r>
         <w:t xml:space="preserve"> *</w:t>
       </w:r>
@@ -5289,11 +4389,9 @@
         </w:rPr>
         <w:t xml:space="preserve"> </w:t>
       </w:r>
-      <w:proofErr w:type="spellStart"/>
       <w:r>
         <w:t>iOSNsPredicateString</w:t>
       </w:r>
-      <w:proofErr w:type="spellEnd"/>
       <w:r>
         <w:t xml:space="preserve"> *</w:t>
       </w:r>
@@ -5319,14 +4417,12 @@
       <w:r>
         <w:t xml:space="preserve"> </w:t>
       </w:r>
-      <w:proofErr w:type="spellStart"/>
       <w:r>
         <w:t>AppiumBy.</w:t>
       </w:r>
       <w:r>
         <w:t>accessibilityId</w:t>
       </w:r>
-      <w:proofErr w:type="spellEnd"/>
       <w:r>
         <w:t xml:space="preserve"> *</w:t>
       </w:r>
@@ -5414,47 +4510,23 @@
         <w:pStyle w:val="ListParagraph"/>
       </w:pPr>
       <w:r>
-        <w:t xml:space="preserve">  "</w:t>
-      </w:r>
-      <w:proofErr w:type="spellStart"/>
-      <w:r>
-        <w:t>deviceName</w:t>
-      </w:r>
-      <w:proofErr w:type="spellEnd"/>
-      <w:r>
-        <w:t>": "Android",</w:t>
-      </w:r>
-    </w:p>
-    <w:p>
-      <w:pPr>
-        <w:pStyle w:val="ListParagraph"/>
-      </w:pPr>
-      <w:r>
-        <w:t xml:space="preserve">  "</w:t>
-      </w:r>
-      <w:proofErr w:type="spellStart"/>
-      <w:r>
-        <w:t>platformName</w:t>
-      </w:r>
-      <w:proofErr w:type="spellEnd"/>
-      <w:r>
-        <w:t>": "Android",</w:t>
-      </w:r>
-    </w:p>
-    <w:p>
-      <w:pPr>
-        <w:pStyle w:val="ListParagraph"/>
-      </w:pPr>
-      <w:r>
-        <w:t xml:space="preserve">  "</w:t>
-      </w:r>
-      <w:proofErr w:type="spellStart"/>
-      <w:r>
-        <w:t>automationName</w:t>
-      </w:r>
-      <w:proofErr w:type="spellEnd"/>
-      <w:r>
-        <w:t>": "uiAutomator2"</w:t>
+        <w:t xml:space="preserve">  "deviceName": "Android",</w:t>
+      </w:r>
+    </w:p>
+    <w:p>
+      <w:pPr>
+        <w:pStyle w:val="ListParagraph"/>
+      </w:pPr>
+      <w:r>
+        <w:t xml:space="preserve">  "platformName": "Android",</w:t>
+      </w:r>
+    </w:p>
+    <w:p>
+      <w:pPr>
+        <w:pStyle w:val="ListParagraph"/>
+      </w:pPr>
+      <w:r>
+        <w:t xml:space="preserve">  "automationName": "uiAutomator2"</w:t>
       </w:r>
     </w:p>
     <w:p>
@@ -5475,31 +4547,7 @@
         <w:pStyle w:val="ListParagraph"/>
       </w:pPr>
       <w:r>
-        <w:t>&lt;</w:t>
-      </w:r>
-      <w:proofErr w:type="spellStart"/>
-      <w:r>
-        <w:t>android.widget.ImageButton</w:t>
-      </w:r>
-      <w:proofErr w:type="spellEnd"/>
-      <w:r>
-        <w:t xml:space="preserve"> index="0" package="</w:t>
-      </w:r>
-      <w:proofErr w:type="spellStart"/>
-      <w:r>
-        <w:t>com.google.android.dialer</w:t>
-      </w:r>
-      <w:proofErr w:type="spellEnd"/>
-      <w:r>
-        <w:t>" class="</w:t>
-      </w:r>
-      <w:proofErr w:type="spellStart"/>
-      <w:r>
-        <w:t>android.widget.ImageButton</w:t>
-      </w:r>
-      <w:proofErr w:type="spellEnd"/>
-      <w:r>
-        <w:t>" text="" checkable="false" checked="false" clickable="false" enabled="true" focusable="false" focused="false" long-clickable="false" password="false" scrollable="false" selected="false" bounds="[53,84][179,210]" displayed="true" /&gt;</w:t>
+        <w:t>&lt;android.widget.ImageButton index="0" package="com.google.android.dialer" class="android.widget.ImageButton" text="" checkable="false" checked="false" clickable="false" enabled="true" focusable="false" focused="false" long-clickable="false" password="false" scrollable="false" selected="false" bounds="[53,84][179,210]" displayed="true" /&gt;</w:t>
       </w:r>
     </w:p>
     <w:p>
@@ -5534,129 +4582,61 @@
       <w:pPr>
         <w:pStyle w:val="ListParagraph"/>
       </w:pPr>
-      <w:proofErr w:type="spellStart"/>
       <w:r>
         <w:t>AppiumBy.</w:t>
       </w:r>
       <w:r>
         <w:t>androidUIAutomator</w:t>
       </w:r>
-      <w:proofErr w:type="spellEnd"/>
-    </w:p>
-    <w:p>
-      <w:pPr>
-        <w:pStyle w:val="ListParagraph"/>
-      </w:pPr>
-      <w:r>
-        <w:t xml:space="preserve">new </w:t>
-      </w:r>
-      <w:proofErr w:type="spellStart"/>
-      <w:r>
-        <w:t>UiS</w:t>
+    </w:p>
+    <w:p>
+      <w:pPr>
+        <w:pStyle w:val="ListParagraph"/>
+      </w:pPr>
+      <w:r>
+        <w:t>new UiS</w:t>
       </w:r>
       <w:r>
         <w:t>e</w:t>
       </w:r>
       <w:r>
-        <w:t>lector</w:t>
-      </w:r>
-      <w:proofErr w:type="spellEnd"/>
-      <w:r>
-        <w:t>().description(“</w:t>
-      </w:r>
-      <w:proofErr w:type="spellStart"/>
+        <w:t>lector().description(“</w:t>
+      </w:r>
       <w:r>
         <w:t>accessibilityId</w:t>
       </w:r>
-      <w:proofErr w:type="spellEnd"/>
       <w:r>
         <w:t>”)</w:t>
       </w:r>
       <w:r>
         <w:br/>
-        <w:t xml:space="preserve">new </w:t>
-      </w:r>
-      <w:proofErr w:type="spellStart"/>
-      <w:r>
-        <w:t>UiS</w:t>
+        <w:t>new UiS</w:t>
       </w:r>
       <w:r>
         <w:t>e</w:t>
       </w:r>
       <w:r>
-        <w:t>lector</w:t>
-      </w:r>
-      <w:proofErr w:type="spellEnd"/>
-      <w:r>
-        <w:t>().</w:t>
-      </w:r>
-      <w:proofErr w:type="spellStart"/>
-      <w:r>
-        <w:t>textContains</w:t>
-      </w:r>
-      <w:proofErr w:type="spellEnd"/>
-      <w:r>
-        <w:t>(“</w:t>
-      </w:r>
-      <w:proofErr w:type="spellStart"/>
-      <w:r>
-        <w:t>textValue</w:t>
-      </w:r>
-      <w:proofErr w:type="spellEnd"/>
-      <w:r>
-        <w:t>”)</w:t>
-      </w:r>
-      <w:r>
-        <w:br/>
-        <w:t xml:space="preserve">new </w:t>
-      </w:r>
-      <w:proofErr w:type="spellStart"/>
-      <w:r>
-        <w:t>UiS</w:t>
+        <w:t>lector().textContains(“textValue”)</w:t>
+      </w:r>
+      <w:r>
+        <w:br/>
+        <w:t>new UiS</w:t>
       </w:r>
       <w:r>
         <w:t>e</w:t>
       </w:r>
       <w:r>
-        <w:t>lector</w:t>
-      </w:r>
-      <w:proofErr w:type="spellEnd"/>
-      <w:r>
-        <w:t>().</w:t>
-      </w:r>
-      <w:proofErr w:type="spellStart"/>
-      <w:r>
-        <w:t>resourceIdMatches</w:t>
-      </w:r>
-      <w:proofErr w:type="spellEnd"/>
-      <w:r>
-        <w:t>(“resource id value”)</w:t>
-      </w:r>
-      <w:r>
-        <w:br/>
-        <w:t xml:space="preserve">new </w:t>
-      </w:r>
-      <w:proofErr w:type="spellStart"/>
-      <w:r>
-        <w:t>UiS</w:t>
+        <w:t>lector().resourceIdMatches(“resource id value”)</w:t>
+      </w:r>
+      <w:r>
+        <w:br/>
+        <w:t>new UiS</w:t>
       </w:r>
       <w:r>
         <w:t>e</w:t>
       </w:r>
       <w:r>
-        <w:t>lector</w:t>
-      </w:r>
-      <w:proofErr w:type="spellEnd"/>
-      <w:r>
-        <w:t>().</w:t>
-      </w:r>
-      <w:proofErr w:type="spellStart"/>
-      <w:r>
-        <w:t>className</w:t>
-      </w:r>
-      <w:proofErr w:type="spellEnd"/>
-      <w:r>
-        <w:t>(“class Name”)</w:t>
+        <w:t>lector().className(“class Name”)</w:t>
       </w:r>
       <w:r>
         <w:br/>
@@ -5675,101 +4655,43 @@
       <w:r>
         <w:br/>
       </w:r>
-      <w:proofErr w:type="spellStart"/>
-      <w:r>
-        <w:t>Xpath</w:t>
-      </w:r>
-      <w:proofErr w:type="spellEnd"/>
-      <w:r>
-        <w:t xml:space="preserve"> will be followed by following formulas:</w:t>
-      </w:r>
-    </w:p>
-    <w:p>
-      <w:pPr>
-        <w:pStyle w:val="ListParagraph"/>
-      </w:pPr>
-      <w:r>
-        <w:br/>
-        <w:t>//</w:t>
-      </w:r>
-      <w:proofErr w:type="spellStart"/>
-      <w:r>
-        <w:t>tagName</w:t>
-      </w:r>
-      <w:proofErr w:type="spellEnd"/>
-      <w:r>
-        <w:t>/</w:t>
-      </w:r>
-      <w:proofErr w:type="spellStart"/>
-      <w:r>
-        <w:t>className</w:t>
-      </w:r>
-      <w:proofErr w:type="spellEnd"/>
-      <w:r>
-        <w:t>[@attributeName=</w:t>
+      <w:r>
+        <w:t>Xpath will be followed by following formulas:</w:t>
+      </w:r>
+    </w:p>
+    <w:p>
+      <w:pPr>
+        <w:pStyle w:val="ListParagraph"/>
+      </w:pPr>
+      <w:r>
+        <w:br/>
+        <w:t>//tagName/className[@attributeName=</w:t>
       </w:r>
       <w:r>
         <w:t xml:space="preserve"> </w:t>
       </w:r>
       <w:r>
-        <w:t>‘</w:t>
-      </w:r>
-      <w:proofErr w:type="spellStart"/>
-      <w:r>
-        <w:t>attributeVaue</w:t>
-      </w:r>
-      <w:proofErr w:type="spellEnd"/>
-      <w:r>
-        <w:t>’]</w:t>
-      </w:r>
-    </w:p>
-    <w:p>
-      <w:pPr>
-        <w:pStyle w:val="ListParagraph"/>
-      </w:pPr>
-      <w:proofErr w:type="spellStart"/>
-      <w:r>
-        <w:t>Eg</w:t>
-      </w:r>
-      <w:proofErr w:type="spellEnd"/>
-      <w:r>
-        <w:t xml:space="preserve"> : </w:t>
-      </w:r>
-      <w:r>
-        <w:t>//</w:t>
-      </w:r>
-      <w:proofErr w:type="spellStart"/>
-      <w:r>
-        <w:t>android.widget.FrameLayout</w:t>
-      </w:r>
-      <w:proofErr w:type="spellEnd"/>
-      <w:r>
-        <w:t>[@content-desc=\"2,ABC\"]</w:t>
-      </w:r>
-      <w:r>
-        <w:br/>
-      </w:r>
-      <w:r>
-        <w:br/>
-      </w:r>
-      <w:r>
-        <w:t>//</w:t>
-      </w:r>
-      <w:proofErr w:type="spellStart"/>
-      <w:r>
-        <w:t>tagName</w:t>
-      </w:r>
-      <w:proofErr w:type="spellEnd"/>
-      <w:r>
-        <w:t>/</w:t>
-      </w:r>
-      <w:proofErr w:type="spellStart"/>
-      <w:r>
-        <w:t>className</w:t>
-      </w:r>
-      <w:proofErr w:type="spellEnd"/>
-      <w:r>
-        <w:t>[</w:t>
+        <w:t>‘attributeVaue’]</w:t>
+      </w:r>
+    </w:p>
+    <w:p>
+      <w:pPr>
+        <w:pStyle w:val="ListParagraph"/>
+      </w:pPr>
+      <w:r>
+        <w:t xml:space="preserve">Eg : </w:t>
+      </w:r>
+      <w:r>
+        <w:t>//android.widget.FrameLayout[@content-desc=\"2,ABC\"]</w:t>
+      </w:r>
+      <w:r>
+        <w:br/>
+      </w:r>
+      <w:r>
+        <w:br/>
+      </w:r>
+      <w:r>
+        <w:t>//tagName/className[</w:t>
       </w:r>
       <w:r>
         <w:t>contains(</w:t>
@@ -5802,167 +4724,71 @@
         <w:pStyle w:val="ListParagraph"/>
       </w:pPr>
       <w:r>
-        <w:t>//</w:t>
-      </w:r>
-      <w:proofErr w:type="spellStart"/>
-      <w:r>
-        <w:t>tagName</w:t>
-      </w:r>
-      <w:proofErr w:type="spellEnd"/>
-      <w:r>
-        <w:t>/</w:t>
-      </w:r>
-      <w:proofErr w:type="spellStart"/>
-      <w:r>
-        <w:t>className</w:t>
-      </w:r>
-      <w:proofErr w:type="spellEnd"/>
-      <w:r>
-        <w:t>[@attributeName=</w:t>
+        <w:t>//tagName/className[@attributeName=</w:t>
       </w:r>
       <w:r>
         <w:t xml:space="preserve"> </w:t>
       </w:r>
       <w:r>
-        <w:t>‘</w:t>
-      </w:r>
-      <w:proofErr w:type="spellStart"/>
-      <w:r>
-        <w:t>attributeVaue</w:t>
-      </w:r>
-      <w:proofErr w:type="spellEnd"/>
-      <w:r>
-        <w:t>’ AND @attributeName=</w:t>
+        <w:t>‘attributeVaue’ AND @attributeName=</w:t>
       </w:r>
       <w:r>
         <w:t xml:space="preserve"> </w:t>
       </w:r>
       <w:r>
-        <w:t>‘</w:t>
-      </w:r>
-      <w:proofErr w:type="spellStart"/>
-      <w:r>
-        <w:t>attributeVaue</w:t>
-      </w:r>
-      <w:proofErr w:type="spellEnd"/>
-      <w:r>
-        <w:t>’ ]</w:t>
-      </w:r>
-    </w:p>
-    <w:p>
-      <w:pPr>
-        <w:pStyle w:val="ListParagraph"/>
-      </w:pPr>
-    </w:p>
-    <w:p>
-      <w:pPr>
-        <w:pStyle w:val="ListParagraph"/>
-      </w:pPr>
-      <w:r>
-        <w:t>//</w:t>
-      </w:r>
-      <w:proofErr w:type="spellStart"/>
-      <w:r>
-        <w:t>tagName</w:t>
-      </w:r>
-      <w:proofErr w:type="spellEnd"/>
-      <w:r>
-        <w:t>/</w:t>
-      </w:r>
-      <w:proofErr w:type="spellStart"/>
-      <w:r>
-        <w:t>className</w:t>
-      </w:r>
-      <w:proofErr w:type="spellEnd"/>
-      <w:r>
-        <w:t>[@attributeName=</w:t>
+        <w:t>‘attributeVaue’ ]</w:t>
+      </w:r>
+    </w:p>
+    <w:p>
+      <w:pPr>
+        <w:pStyle w:val="ListParagraph"/>
+      </w:pPr>
+    </w:p>
+    <w:p>
+      <w:pPr>
+        <w:pStyle w:val="ListParagraph"/>
+      </w:pPr>
+      <w:r>
+        <w:t>//tagName/className[@attributeName=</w:t>
       </w:r>
       <w:r>
         <w:t xml:space="preserve"> </w:t>
       </w:r>
       <w:r>
-        <w:t>‘</w:t>
-      </w:r>
-      <w:proofErr w:type="spellStart"/>
-      <w:r>
-        <w:t>attributeVaue</w:t>
-      </w:r>
-      <w:proofErr w:type="spellEnd"/>
-      <w:r>
-        <w:t>’ OR @attributeName=</w:t>
+        <w:t>‘attributeVaue’ OR @attributeName=</w:t>
       </w:r>
       <w:r>
         <w:t xml:space="preserve"> </w:t>
       </w:r>
       <w:r>
-        <w:t>‘</w:t>
-      </w:r>
-      <w:proofErr w:type="spellStart"/>
-      <w:r>
-        <w:t>attributeVaue</w:t>
-      </w:r>
-      <w:proofErr w:type="spellEnd"/>
-      <w:r>
-        <w:t>’ ]</w:t>
-      </w:r>
-    </w:p>
-    <w:p>
-      <w:pPr>
-        <w:pStyle w:val="ListParagraph"/>
-      </w:pPr>
-    </w:p>
-    <w:p>
-      <w:pPr>
-        <w:pStyle w:val="ListParagraph"/>
-      </w:pPr>
-      <w:r>
-        <w:br/>
-        <w:t>//</w:t>
-      </w:r>
-      <w:proofErr w:type="spellStart"/>
-      <w:r>
-        <w:t>tagName</w:t>
-      </w:r>
-      <w:proofErr w:type="spellEnd"/>
-      <w:r>
-        <w:t>/</w:t>
-      </w:r>
-      <w:proofErr w:type="spellStart"/>
-      <w:r>
-        <w:t>className</w:t>
-      </w:r>
-      <w:proofErr w:type="spellEnd"/>
-      <w:r>
-        <w:t>[contains(@attributeName,‘attributeVaue’) AND contains(@attributeName,‘attributeVaue’)]</w:t>
-      </w:r>
-    </w:p>
-    <w:p>
-      <w:pPr>
-        <w:pStyle w:val="ListParagraph"/>
-      </w:pPr>
-    </w:p>
-    <w:p>
-      <w:pPr>
-        <w:pStyle w:val="ListParagraph"/>
-      </w:pPr>
-      <w:r>
-        <w:t>//</w:t>
-      </w:r>
-      <w:proofErr w:type="spellStart"/>
-      <w:r>
-        <w:t>tagName</w:t>
-      </w:r>
-      <w:proofErr w:type="spellEnd"/>
-      <w:r>
-        <w:t>/</w:t>
-      </w:r>
-      <w:proofErr w:type="spellStart"/>
-      <w:r>
-        <w:t>className</w:t>
-      </w:r>
-      <w:proofErr w:type="spellEnd"/>
-      <w:r>
-        <w:t>[contains(@attributeName,‘attributeVaue’) OR contains(@attributeName,‘attributeVaue’)]</w:t>
+        <w:t>‘attributeVaue’ ]</w:t>
+      </w:r>
+    </w:p>
+    <w:p>
+      <w:pPr>
+        <w:pStyle w:val="ListParagraph"/>
+      </w:pPr>
+    </w:p>
+    <w:p>
+      <w:pPr>
+        <w:pStyle w:val="ListParagraph"/>
+      </w:pPr>
+      <w:r>
+        <w:br/>
+        <w:t>//tagName/className[contains(@attributeName,‘attributeVaue’) AND contains(@attributeName,‘attributeVaue’)]</w:t>
+      </w:r>
+    </w:p>
+    <w:p>
+      <w:pPr>
+        <w:pStyle w:val="ListParagraph"/>
+      </w:pPr>
+    </w:p>
+    <w:p>
+      <w:pPr>
+        <w:pStyle w:val="ListParagraph"/>
+      </w:pPr>
+      <w:r>
+        <w:t>//tagName/className[contains(@attributeName,‘attributeVaue’) OR contains(@attributeName,‘attributeVaue’)]</w:t>
       </w:r>
     </w:p>
     <w:p>
@@ -5995,63 +4821,21 @@
       </w:r>
       <w:r>
         <w:br/>
-        <w:t xml:space="preserve">We have used </w:t>
-      </w:r>
-      <w:proofErr w:type="spellStart"/>
-      <w:r>
-        <w:t>ui</w:t>
-      </w:r>
-      <w:proofErr w:type="spellEnd"/>
-      <w:r>
-        <w:t xml:space="preserve"> </w:t>
-      </w:r>
-      <w:proofErr w:type="spellStart"/>
-      <w:r>
-        <w:t>automator</w:t>
-      </w:r>
-      <w:proofErr w:type="spellEnd"/>
-      <w:r>
-        <w:t xml:space="preserve"> instead of </w:t>
-      </w:r>
-      <w:proofErr w:type="spellStart"/>
-      <w:r>
-        <w:t>xpath</w:t>
-      </w:r>
-      <w:proofErr w:type="spellEnd"/>
-      <w:r>
-        <w:t xml:space="preserve"> - </w:t>
-      </w:r>
-    </w:p>
-    <w:p>
-      <w:pPr>
-        <w:pStyle w:val="ListParagraph"/>
-      </w:pPr>
-      <w:proofErr w:type="spellStart"/>
+        <w:t xml:space="preserve">We have used ui automator instead of xpath - </w:t>
+      </w:r>
+    </w:p>
+    <w:p>
+      <w:pPr>
+        <w:pStyle w:val="ListParagraph"/>
+      </w:pPr>
       <w:r>
         <w:rPr>
           <w:u w:val="single"/>
         </w:rPr>
         <w:t>org.openqa.selenium.InvalidSelectorException</w:t>
       </w:r>
-      <w:proofErr w:type="spellEnd"/>
-      <w:r>
-        <w:t xml:space="preserve">: Could not parse selector expression `new </w:t>
-      </w:r>
-      <w:proofErr w:type="spellStart"/>
-      <w:r>
-        <w:t>UiSelector</w:t>
-      </w:r>
-      <w:proofErr w:type="spellEnd"/>
-      <w:r>
-        <w:t>().//</w:t>
-      </w:r>
-      <w:proofErr w:type="spellStart"/>
-      <w:r>
-        <w:t>android.widget.EditText</w:t>
-      </w:r>
-      <w:proofErr w:type="spellEnd"/>
-      <w:r>
-        <w:t>[@text="Last name"]`: No opening parenthesis after method name at position 17</w:t>
+      <w:r>
+        <w:t>: Could not parse selector expression `new UiSelector().//android.widget.EditText[@text="Last name"]`: No opening parenthesis after method name at position 17</w:t>
       </w:r>
     </w:p>
     <w:p>
@@ -6097,7 +4881,6 @@
                 <w14:ligatures w14:val="none"/>
               </w:rPr>
             </w:pPr>
-            <w:proofErr w:type="spellStart"/>
             <w:r>
               <w:rPr>
                 <w:rFonts w:ascii="Calibri" w:eastAsia="Times New Roman" w:hAnsi="Calibri" w:cs="Calibri"/>
@@ -6109,7 +4892,6 @@
               </w:rPr>
               <w:t>Xpath</w:t>
             </w:r>
-            <w:proofErr w:type="spellEnd"/>
           </w:p>
         </w:tc>
         <w:tc>
@@ -6270,31 +5052,7 @@
                 <w:szCs w:val="22"/>
                 <w14:ligatures w14:val="none"/>
               </w:rPr>
-              <w:t>//</w:t>
-            </w:r>
-            <w:proofErr w:type="spellStart"/>
-            <w:r>
-              <w:rPr>
-                <w:rFonts w:ascii="Calibri" w:eastAsia="Times New Roman" w:hAnsi="Calibri" w:cs="Calibri"/>
-                <w:color w:val="000000"/>
-                <w:kern w:val="0"/>
-                <w:sz w:val="22"/>
-                <w:szCs w:val="22"/>
-                <w14:ligatures w14:val="none"/>
-              </w:rPr>
-              <w:t>android.widget.EditText</w:t>
-            </w:r>
-            <w:proofErr w:type="spellEnd"/>
-            <w:r>
-              <w:rPr>
-                <w:rFonts w:ascii="Calibri" w:eastAsia="Times New Roman" w:hAnsi="Calibri" w:cs="Calibri"/>
-                <w:color w:val="000000"/>
-                <w:kern w:val="0"/>
-                <w:sz w:val="22"/>
-                <w:szCs w:val="22"/>
-                <w14:ligatures w14:val="none"/>
-              </w:rPr>
-              <w:t>[@text="First name"]</w:t>
+              <w:t>//android.widget.EditText[@text="First name"]</w:t>
             </w:r>
           </w:p>
         </w:tc>
@@ -6332,55 +5090,7 @@
                 <w:szCs w:val="22"/>
                 <w14:ligatures w14:val="none"/>
               </w:rPr>
-              <w:t xml:space="preserve">new </w:t>
-            </w:r>
-            <w:proofErr w:type="spellStart"/>
-            <w:r>
-              <w:rPr>
-                <w:rFonts w:ascii="Calibri" w:eastAsia="Times New Roman" w:hAnsi="Calibri" w:cs="Calibri"/>
-                <w:color w:val="000000"/>
-                <w:kern w:val="0"/>
-                <w:sz w:val="22"/>
-                <w:szCs w:val="22"/>
-                <w14:ligatures w14:val="none"/>
-              </w:rPr>
-              <w:t>UiSelector</w:t>
-            </w:r>
-            <w:proofErr w:type="spellEnd"/>
-            <w:r>
-              <w:rPr>
-                <w:rFonts w:ascii="Calibri" w:eastAsia="Times New Roman" w:hAnsi="Calibri" w:cs="Calibri"/>
-                <w:color w:val="000000"/>
-                <w:kern w:val="0"/>
-                <w:sz w:val="22"/>
-                <w:szCs w:val="22"/>
-                <w14:ligatures w14:val="none"/>
-              </w:rPr>
-              <w:t>().</w:t>
-            </w:r>
-            <w:proofErr w:type="spellStart"/>
-            <w:r>
-              <w:rPr>
-                <w:rFonts w:ascii="Calibri" w:eastAsia="Times New Roman" w:hAnsi="Calibri" w:cs="Calibri"/>
-                <w:color w:val="000000"/>
-                <w:kern w:val="0"/>
-                <w:sz w:val="22"/>
-                <w:szCs w:val="22"/>
-                <w14:ligatures w14:val="none"/>
-              </w:rPr>
-              <w:t>textContains</w:t>
-            </w:r>
-            <w:proofErr w:type="spellEnd"/>
-            <w:r>
-              <w:rPr>
-                <w:rFonts w:ascii="Calibri" w:eastAsia="Times New Roman" w:hAnsi="Calibri" w:cs="Calibri"/>
-                <w:color w:val="000000"/>
-                <w:kern w:val="0"/>
-                <w:sz w:val="22"/>
-                <w:szCs w:val="22"/>
-                <w14:ligatures w14:val="none"/>
-              </w:rPr>
-              <w:t>("First name")</w:t>
+              <w:t>new UiSelector().textContains("First name")</w:t>
             </w:r>
           </w:p>
         </w:tc>
@@ -6423,31 +5133,7 @@
                 <w:szCs w:val="22"/>
                 <w14:ligatures w14:val="none"/>
               </w:rPr>
-              <w:t>//</w:t>
-            </w:r>
-            <w:proofErr w:type="spellStart"/>
-            <w:r>
-              <w:rPr>
-                <w:rFonts w:ascii="Calibri" w:eastAsia="Times New Roman" w:hAnsi="Calibri" w:cs="Calibri"/>
-                <w:color w:val="000000"/>
-                <w:kern w:val="0"/>
-                <w:sz w:val="22"/>
-                <w:szCs w:val="22"/>
-                <w14:ligatures w14:val="none"/>
-              </w:rPr>
-              <w:t>android.widget.Spinner</w:t>
-            </w:r>
-            <w:proofErr w:type="spellEnd"/>
-            <w:r>
-              <w:rPr>
-                <w:rFonts w:ascii="Calibri" w:eastAsia="Times New Roman" w:hAnsi="Calibri" w:cs="Calibri"/>
-                <w:color w:val="000000"/>
-                <w:kern w:val="0"/>
-                <w:sz w:val="22"/>
-                <w:szCs w:val="22"/>
-                <w14:ligatures w14:val="none"/>
-              </w:rPr>
-              <w:t>[@content-desc="Phone"]</w:t>
+              <w:t>//android.widget.Spinner[@content-desc="Phone"]</w:t>
             </w:r>
           </w:p>
         </w:tc>
@@ -6485,31 +5171,7 @@
                 <w:szCs w:val="22"/>
                 <w14:ligatures w14:val="none"/>
               </w:rPr>
-              <w:t xml:space="preserve">new </w:t>
-            </w:r>
-            <w:proofErr w:type="spellStart"/>
-            <w:r>
-              <w:rPr>
-                <w:rFonts w:ascii="Calibri" w:eastAsia="Times New Roman" w:hAnsi="Calibri" w:cs="Calibri"/>
-                <w:color w:val="000000"/>
-                <w:kern w:val="0"/>
-                <w:sz w:val="22"/>
-                <w:szCs w:val="22"/>
-                <w14:ligatures w14:val="none"/>
-              </w:rPr>
-              <w:t>UiSelector</w:t>
-            </w:r>
-            <w:proofErr w:type="spellEnd"/>
-            <w:r>
-              <w:rPr>
-                <w:rFonts w:ascii="Calibri" w:eastAsia="Times New Roman" w:hAnsi="Calibri" w:cs="Calibri"/>
-                <w:color w:val="000000"/>
-                <w:kern w:val="0"/>
-                <w:sz w:val="22"/>
-                <w:szCs w:val="22"/>
-                <w14:ligatures w14:val="none"/>
-              </w:rPr>
-              <w:t>().description("Phone").index(1).instance(0)</w:t>
+              <w:t>new UiSelector().description("Phone").index(1).instance(0)</w:t>
             </w:r>
           </w:p>
         </w:tc>
@@ -6552,31 +5214,7 @@
                 <w:szCs w:val="22"/>
                 <w14:ligatures w14:val="none"/>
               </w:rPr>
-              <w:t>//</w:t>
-            </w:r>
-            <w:proofErr w:type="spellStart"/>
-            <w:r>
-              <w:rPr>
-                <w:rFonts w:ascii="Calibri" w:eastAsia="Times New Roman" w:hAnsi="Calibri" w:cs="Calibri"/>
-                <w:color w:val="000000"/>
-                <w:kern w:val="0"/>
-                <w:sz w:val="22"/>
-                <w:szCs w:val="22"/>
-                <w14:ligatures w14:val="none"/>
-              </w:rPr>
-              <w:t>android.widget.CheckedTextView</w:t>
-            </w:r>
-            <w:proofErr w:type="spellEnd"/>
-            <w:r>
-              <w:rPr>
-                <w:rFonts w:ascii="Calibri" w:eastAsia="Times New Roman" w:hAnsi="Calibri" w:cs="Calibri"/>
-                <w:color w:val="000000"/>
-                <w:kern w:val="0"/>
-                <w:sz w:val="22"/>
-                <w:szCs w:val="22"/>
-                <w14:ligatures w14:val="none"/>
-              </w:rPr>
-              <w:t>[@resource-id="android:id/text1" and @text="Home"]</w:t>
+              <w:t>//android.widget.CheckedTextView[@resource-id="android:id/text1" and @text="Home"]</w:t>
             </w:r>
           </w:p>
         </w:tc>
@@ -6664,34 +5302,13 @@
         <w:br/>
       </w:r>
       <w:r>
-        <w:t xml:space="preserve">Q: How do you launch multiple applications at the run time in </w:t>
-      </w:r>
-      <w:proofErr w:type="spellStart"/>
-      <w:r>
-        <w:t>appium</w:t>
-      </w:r>
-      <w:proofErr w:type="spellEnd"/>
-      <w:r>
-        <w:t>?</w:t>
-      </w:r>
-      <w:r>
-        <w:br/>
-      </w:r>
-      <w:proofErr w:type="spellStart"/>
-      <w:r>
-        <w:t>driver.executeScript</w:t>
-      </w:r>
-      <w:proofErr w:type="spellEnd"/>
-      <w:r>
-        <w:t xml:space="preserve">("mobile: </w:t>
-      </w:r>
-      <w:proofErr w:type="spellStart"/>
-      <w:r>
-        <w:t>startActivity</w:t>
-      </w:r>
-      <w:proofErr w:type="spellEnd"/>
-      <w:r>
-        <w:t>", ImmutableMap.</w:t>
+        <w:t>Q: How do you launch multiple applications at the run time in appium?</w:t>
+      </w:r>
+      <w:r>
+        <w:br/>
+      </w:r>
+      <w:r>
+        <w:t>driver.executeScript("mobile: startActivity", ImmutableMap.</w:t>
       </w:r>
       <w:r>
         <w:rPr>
@@ -6727,18 +5344,7 @@
       </w:r>
       <w:r>
         <w:tab/>
-      </w:r>
-      <w:proofErr w:type="spellStart"/>
-      <w:r>
-        <w:t>driver.rotate</w:t>
-      </w:r>
-      <w:proofErr w:type="spellEnd"/>
-      <w:r>
-        <w:t>(</w:t>
-      </w:r>
-      <w:proofErr w:type="spellStart"/>
-      <w:r>
-        <w:t>ScreenOrientation.</w:t>
+        <w:t>driver.rotate(ScreenOrientation.</w:t>
       </w:r>
       <w:r>
         <w:rPr>
@@ -6749,7 +5355,6 @@
         </w:rPr>
         <w:t>LANDSCAPE</w:t>
       </w:r>
-      <w:proofErr w:type="spellEnd"/>
       <w:r>
         <w:t>);</w:t>
       </w:r>
@@ -6759,7 +5364,6 @@
         <w:pStyle w:val="ListParagraph"/>
         <w:ind w:firstLine="720"/>
       </w:pPr>
-      <w:proofErr w:type="spellStart"/>
       <w:r>
         <w:t>Thread.</w:t>
       </w:r>
@@ -6770,7 +5374,6 @@
         </w:rPr>
         <w:t>sleep</w:t>
       </w:r>
-      <w:proofErr w:type="spellEnd"/>
       <w:r>
         <w:t>(5000);</w:t>
       </w:r>
@@ -6781,18 +5384,7 @@
       </w:pPr>
       <w:r>
         <w:tab/>
-      </w:r>
-      <w:proofErr w:type="spellStart"/>
-      <w:r>
-        <w:t>driver.rotate</w:t>
-      </w:r>
-      <w:proofErr w:type="spellEnd"/>
-      <w:r>
-        <w:t>(</w:t>
-      </w:r>
-      <w:proofErr w:type="spellStart"/>
-      <w:r>
-        <w:t>ScreenOrientation.</w:t>
+        <w:t>driver.rotate(ScreenOrientation.</w:t>
       </w:r>
       <w:r>
         <w:rPr>
@@ -6803,7 +5395,6 @@
         </w:rPr>
         <w:t>PORTRAIT</w:t>
       </w:r>
-      <w:proofErr w:type="spellEnd"/>
       <w:r>
         <w:t>);</w:t>
       </w:r>
@@ -6826,14 +5417,7 @@
       </w:r>
       <w:r>
         <w:tab/>
-      </w:r>
-      <w:proofErr w:type="spellStart"/>
-      <w:r>
-        <w:t>driver.toggleWifi</w:t>
-      </w:r>
-      <w:proofErr w:type="spellEnd"/>
-      <w:r>
-        <w:t>();</w:t>
+        <w:t>driver.toggleWifi();</w:t>
       </w:r>
     </w:p>
     <w:p>
@@ -6845,9 +5429,6 @@
       </w:r>
       <w:r>
         <w:tab/>
-      </w:r>
-      <w:proofErr w:type="spellStart"/>
-      <w:r>
         <w:t>Thread.</w:t>
       </w:r>
       <w:r>
@@ -6857,7 +5438,6 @@
         </w:rPr>
         <w:t>sleep</w:t>
       </w:r>
-      <w:proofErr w:type="spellEnd"/>
       <w:r>
         <w:t>(5000);</w:t>
       </w:r>
@@ -6871,14 +5451,7 @@
       </w:r>
       <w:r>
         <w:tab/>
-      </w:r>
-      <w:proofErr w:type="spellStart"/>
-      <w:r>
-        <w:t>driver.toggleData</w:t>
-      </w:r>
-      <w:proofErr w:type="spellEnd"/>
-      <w:r>
-        <w:t>();</w:t>
+        <w:t>driver.toggleData();</w:t>
       </w:r>
     </w:p>
     <w:p>
@@ -6893,13 +5466,8 @@
       <w:pPr>
         <w:pStyle w:val="ListParagraph"/>
       </w:pPr>
-      <w:proofErr w:type="spellStart"/>
-      <w:r>
-        <w:t>driver.toggleLocationServices</w:t>
-      </w:r>
-      <w:proofErr w:type="spellEnd"/>
-      <w:r>
-        <w:t>();</w:t>
+      <w:r>
+        <w:t>driver.toggleLocationServices();</w:t>
       </w:r>
     </w:p>
     <w:p>
@@ -6921,68 +5489,35 @@
       </w:pPr>
       <w:r>
         <w:tab/>
-      </w:r>
-      <w:proofErr w:type="spellStart"/>
-      <w:r>
-        <w:t>driver.toggleAirplaneMode</w:t>
-      </w:r>
-      <w:proofErr w:type="spellEnd"/>
-      <w:r>
-        <w:t>();</w:t>
-      </w:r>
-    </w:p>
-    <w:p>
-      <w:pPr>
-        <w:pStyle w:val="ListParagraph"/>
-      </w:pPr>
-      <w:r>
-        <w:t xml:space="preserve">Q:How do you send text message using </w:t>
-      </w:r>
-      <w:proofErr w:type="spellStart"/>
-      <w:r>
-        <w:t>appium</w:t>
-      </w:r>
-      <w:proofErr w:type="spellEnd"/>
-      <w:r>
-        <w:t>?</w:t>
-      </w:r>
-      <w:r>
-        <w:br/>
-      </w:r>
-      <w:proofErr w:type="spellStart"/>
-      <w:r>
-        <w:t>driver.sendSMS</w:t>
-      </w:r>
-      <w:proofErr w:type="spellEnd"/>
-      <w:r>
-        <w:t>("123456", "Hello");</w:t>
-      </w:r>
-    </w:p>
-    <w:p>
-      <w:pPr>
-        <w:pStyle w:val="ListParagraph"/>
-      </w:pPr>
-      <w:r>
-        <w:t xml:space="preserve">Q:How do you see notifications using </w:t>
-      </w:r>
-      <w:proofErr w:type="spellStart"/>
-      <w:r>
-        <w:t>appium</w:t>
-      </w:r>
-      <w:proofErr w:type="spellEnd"/>
-      <w:r>
-        <w:t>?</w:t>
-      </w:r>
-      <w:r>
-        <w:br/>
-      </w:r>
-      <w:proofErr w:type="spellStart"/>
-      <w:r>
-        <w:t>driver.openNotifications</w:t>
-      </w:r>
-      <w:proofErr w:type="spellEnd"/>
-      <w:r>
-        <w:t>();</w:t>
+        <w:t>driver.toggleAirplaneMode();</w:t>
+      </w:r>
+    </w:p>
+    <w:p>
+      <w:pPr>
+        <w:pStyle w:val="ListParagraph"/>
+      </w:pPr>
+      <w:r>
+        <w:t>Q:How do you send text message using appium?</w:t>
+      </w:r>
+      <w:r>
+        <w:br/>
+      </w:r>
+      <w:r>
+        <w:t>driver.sendSMS("123456", "Hello");</w:t>
+      </w:r>
+    </w:p>
+    <w:p>
+      <w:pPr>
+        <w:pStyle w:val="ListParagraph"/>
+      </w:pPr>
+      <w:r>
+        <w:t>Q:How do you see notifications using appium?</w:t>
+      </w:r>
+      <w:r>
+        <w:br/>
+      </w:r>
+      <w:r>
+        <w:t>driver.openNotifications();</w:t>
       </w:r>
     </w:p>
     <w:p>
@@ -6993,48 +5528,26 @@
         <w:t>Q:</w:t>
       </w:r>
       <w:r>
-        <w:t xml:space="preserve">How many types of performance data supported by </w:t>
-      </w:r>
-      <w:proofErr w:type="spellStart"/>
-      <w:r>
-        <w:t>appium</w:t>
-      </w:r>
-      <w:proofErr w:type="spellEnd"/>
-      <w:r>
-        <w:t>?</w:t>
-      </w:r>
-      <w:r>
-        <w:br/>
-      </w:r>
-      <w:proofErr w:type="spellStart"/>
+        <w:t>How many types of performance data supported by appium?</w:t>
+      </w:r>
+      <w:r>
+        <w:br/>
+      </w:r>
       <w:r>
         <w:t>cpuinfo</w:t>
       </w:r>
-      <w:proofErr w:type="spellEnd"/>
-      <w:r>
-        <w:br/>
-      </w:r>
-      <w:proofErr w:type="spellStart"/>
-      <w:r>
+      <w:r>
+        <w:br/>
         <w:t>memoryinfo</w:t>
       </w:r>
-      <w:proofErr w:type="spellEnd"/>
-      <w:r>
-        <w:br/>
-      </w:r>
-      <w:proofErr w:type="spellStart"/>
-      <w:r>
+      <w:r>
+        <w:br/>
         <w:t>batteryinfo</w:t>
       </w:r>
-      <w:proofErr w:type="spellEnd"/>
-      <w:r>
-        <w:br/>
-      </w:r>
-      <w:proofErr w:type="spellStart"/>
-      <w:r>
+      <w:r>
+        <w:br/>
         <w:t>networkinfo</w:t>
       </w:r>
-      <w:proofErr w:type="spellEnd"/>
       <w:r>
         <w:br/>
       </w:r>
@@ -7044,13 +5557,8 @@
       <w:r>
         <w:br/>
       </w:r>
-      <w:proofErr w:type="spellStart"/>
-      <w:r>
-        <w:t>driver.getDeviceTime</w:t>
-      </w:r>
-      <w:proofErr w:type="spellEnd"/>
-      <w:r>
-        <w:t>()</w:t>
+      <w:r>
+        <w:t>driver.getDeviceTime()</w:t>
       </w:r>
     </w:p>
     <w:p>
@@ -7063,13 +5571,8 @@
       <w:r>
         <w:br/>
       </w:r>
-      <w:proofErr w:type="spellStart"/>
-      <w:r>
-        <w:t>driver.getLocation</w:t>
-      </w:r>
-      <w:proofErr w:type="spellEnd"/>
-      <w:r>
-        <w:t>()</w:t>
+      <w:r>
+        <w:t>driver.getLocation()</w:t>
       </w:r>
     </w:p>
     <w:p>
@@ -7082,13 +5585,8 @@
       <w:r>
         <w:br/>
       </w:r>
-      <w:proofErr w:type="spellStart"/>
-      <w:r>
-        <w:t>driver.setLocation</w:t>
-      </w:r>
-      <w:proofErr w:type="spellEnd"/>
-      <w:r>
-        <w:t>(</w:t>
+      <w:r>
+        <w:t>driver.setLocation(</w:t>
       </w:r>
       <w:r>
         <w:rPr>
@@ -7111,7 +5609,6 @@
       <w:r>
         <w:br/>
       </w:r>
-      <w:proofErr w:type="spellStart"/>
       <w:r>
         <w:rPr>
           <w:u w:val="single"/>
@@ -7119,32 +5616,20 @@
         <w:t>driver</w:t>
       </w:r>
       <w:r>
-        <w:t>.getSessionId</w:t>
-      </w:r>
-      <w:proofErr w:type="spellEnd"/>
-      <w:r>
-        <w:t>()</w:t>
-      </w:r>
-    </w:p>
-    <w:p>
-      <w:pPr>
-        <w:pStyle w:val="ListParagraph"/>
-      </w:pPr>
-    </w:p>
-    <w:p>
-      <w:pPr>
-        <w:pStyle w:val="ListParagraph"/>
-      </w:pPr>
-      <w:r>
-        <w:t xml:space="preserve">Handling Gestures in </w:t>
-      </w:r>
-      <w:proofErr w:type="spellStart"/>
-      <w:r>
-        <w:t>appium</w:t>
-      </w:r>
-      <w:proofErr w:type="spellEnd"/>
-      <w:r>
-        <w:t xml:space="preserve"> :</w:t>
+        <w:t>.getSessionId()</w:t>
+      </w:r>
+    </w:p>
+    <w:p>
+      <w:pPr>
+        <w:pStyle w:val="ListParagraph"/>
+      </w:pPr>
+    </w:p>
+    <w:p>
+      <w:pPr>
+        <w:pStyle w:val="ListParagraph"/>
+      </w:pPr>
+      <w:r>
+        <w:t>Handling Gestures in appium :</w:t>
       </w:r>
       <w:r>
         <w:br/>
@@ -7157,21 +5642,8 @@
       </w:r>
       <w:r>
         <w:br/>
-        <w:t xml:space="preserve">* </w:t>
-      </w:r>
-      <w:proofErr w:type="spellStart"/>
-      <w:r>
-        <w:t>TouchAction</w:t>
-      </w:r>
-      <w:proofErr w:type="spellEnd"/>
-      <w:r>
-        <w:t xml:space="preserve"> – now removed in latest </w:t>
-      </w:r>
-      <w:proofErr w:type="spellStart"/>
-      <w:r>
-        <w:t>javaclient</w:t>
-      </w:r>
-      <w:proofErr w:type="spellEnd"/>
+        <w:t>* TouchAction – now removed in latest javaclient</w:t>
+      </w:r>
       <w:r>
         <w:br/>
         <w:t xml:space="preserve">* Sequence </w:t>
@@ -7203,48 +5675,28 @@
         <w:br/>
       </w:r>
       <w:r>
-        <w:t xml:space="preserve">3. </w:t>
-      </w:r>
-      <w:proofErr w:type="spellStart"/>
-      <w:r>
-        <w:t>LongPress</w:t>
-      </w:r>
-      <w:proofErr w:type="spellEnd"/>
-    </w:p>
-    <w:p>
-      <w:pPr>
-        <w:pStyle w:val="ListParagraph"/>
-      </w:pPr>
-      <w:r>
-        <w:t xml:space="preserve">4. </w:t>
-      </w:r>
-      <w:proofErr w:type="spellStart"/>
-      <w:r>
-        <w:t>ScrollToText</w:t>
-      </w:r>
-      <w:proofErr w:type="spellEnd"/>
-      <w:r>
-        <w:br/>
-        <w:t xml:space="preserve">5. </w:t>
-      </w:r>
-      <w:proofErr w:type="spellStart"/>
-      <w:r>
-        <w:t>ScrollToTextAndClick</w:t>
-      </w:r>
-      <w:proofErr w:type="spellEnd"/>
-    </w:p>
-    <w:p>
-      <w:pPr>
-        <w:pStyle w:val="ListParagraph"/>
-      </w:pPr>
-      <w:r>
-        <w:t xml:space="preserve">6. </w:t>
-      </w:r>
-      <w:proofErr w:type="spellStart"/>
-      <w:r>
-        <w:t>swipeUp</w:t>
-      </w:r>
-      <w:proofErr w:type="spellEnd"/>
+        <w:t>3. LongPress</w:t>
+      </w:r>
+    </w:p>
+    <w:p>
+      <w:pPr>
+        <w:pStyle w:val="ListParagraph"/>
+      </w:pPr>
+      <w:r>
+        <w:t>4. ScrollToText</w:t>
+      </w:r>
+      <w:r>
+        <w:br/>
+        <w:t>5. ScrollToTextAndClick</w:t>
+      </w:r>
+    </w:p>
+    <w:p>
+      <w:pPr>
+        <w:pStyle w:val="ListParagraph"/>
+      </w:pPr>
+      <w:r>
+        <w:t>6. swipeUp</w:t>
+      </w:r>
     </w:p>
     <w:p>
       <w:pPr>
@@ -7256,13 +5708,8 @@
       </w:r>
       <w:r>
         <w:br/>
-        <w:t xml:space="preserve">8. </w:t>
-      </w:r>
-      <w:proofErr w:type="spellStart"/>
-      <w:r>
-        <w:t>swipeLeft</w:t>
-      </w:r>
-      <w:proofErr w:type="spellEnd"/>
+        <w:t>8. swipeLeft</w:t>
+      </w:r>
       <w:r>
         <w:br/>
         <w:t>9.swipeRight</w:t>
@@ -7312,13 +5759,8 @@
       <w:pPr>
         <w:pStyle w:val="ListParagraph"/>
       </w:pPr>
-      <w:proofErr w:type="spellStart"/>
-      <w:r>
-        <w:t>findElements</w:t>
-      </w:r>
-      <w:proofErr w:type="spellEnd"/>
-      <w:r>
-        <w:t xml:space="preserve"> :</w:t>
+      <w:r>
+        <w:t>findElements :</w:t>
       </w:r>
       <w:r>
         <w:br/>
@@ -7347,68 +5789,27 @@
         <w:pStyle w:val="ListParagraph"/>
       </w:pPr>
       <w:r>
-        <w:t xml:space="preserve">Q: Explain diff b/w </w:t>
-      </w:r>
-      <w:proofErr w:type="spellStart"/>
-      <w:r>
-        <w:t>noReset</w:t>
-      </w:r>
-      <w:proofErr w:type="spellEnd"/>
-      <w:r>
-        <w:t xml:space="preserve"> and </w:t>
-      </w:r>
-      <w:proofErr w:type="spellStart"/>
-      <w:r>
-        <w:t>fullReset</w:t>
-      </w:r>
-      <w:proofErr w:type="spellEnd"/>
-      <w:r>
-        <w:t xml:space="preserve"> in </w:t>
-      </w:r>
-      <w:proofErr w:type="spellStart"/>
-      <w:r>
-        <w:t>appium</w:t>
-      </w:r>
-      <w:proofErr w:type="spellEnd"/>
-      <w:r>
-        <w:t>?</w:t>
-      </w:r>
-      <w:r>
-        <w:br/>
-      </w:r>
-      <w:proofErr w:type="spellStart"/>
-      <w:r>
-        <w:t>NoReset</w:t>
-      </w:r>
-      <w:proofErr w:type="spellEnd"/>
-      <w:r>
-        <w:t xml:space="preserve"> and Full Reset</w:t>
-      </w:r>
-    </w:p>
-    <w:p>
-      <w:pPr>
-        <w:pStyle w:val="ListParagraph"/>
-      </w:pPr>
-      <w:proofErr w:type="spellStart"/>
-      <w:r>
-        <w:t>noReset</w:t>
-      </w:r>
-      <w:proofErr w:type="spellEnd"/>
-      <w:r>
-        <w:t xml:space="preserve"> = true (app data will not be cleared)</w:t>
-      </w:r>
-    </w:p>
-    <w:p>
-      <w:pPr>
-        <w:pStyle w:val="ListParagraph"/>
-      </w:pPr>
-      <w:proofErr w:type="spellStart"/>
-      <w:r>
-        <w:t>noReset</w:t>
-      </w:r>
-      <w:proofErr w:type="spellEnd"/>
-      <w:r>
-        <w:t xml:space="preserve"> = false (app data will get cleared)</w:t>
+        <w:t>Q: Explain diff b/w noReset and fullReset in appium?</w:t>
+      </w:r>
+      <w:r>
+        <w:br/>
+        <w:t>NoReset and Full Reset</w:t>
+      </w:r>
+    </w:p>
+    <w:p>
+      <w:pPr>
+        <w:pStyle w:val="ListParagraph"/>
+      </w:pPr>
+      <w:r>
+        <w:t>noReset = true (app data will not be cleared)</w:t>
+      </w:r>
+    </w:p>
+    <w:p>
+      <w:pPr>
+        <w:pStyle w:val="ListParagraph"/>
+      </w:pPr>
+      <w:r>
+        <w:t>noReset = false (app data will get cleared)</w:t>
       </w:r>
       <w:r>
         <w:t xml:space="preserve"> </w:t>
@@ -7423,33 +5824,11 @@
       </w:pPr>
       <w:r>
         <w:br/>
-      </w:r>
-      <w:proofErr w:type="spellStart"/>
-      <w:r>
-        <w:t>fullReset</w:t>
-      </w:r>
-      <w:proofErr w:type="spellEnd"/>
-      <w:r>
-        <w:t xml:space="preserve"> = true (app will get uninstalled and all data will be cleared)</w:t>
-      </w:r>
-      <w:r>
-        <w:br/>
-      </w:r>
-      <w:proofErr w:type="spellStart"/>
-      <w:r>
-        <w:t>fullReset</w:t>
-      </w:r>
-      <w:proofErr w:type="spellEnd"/>
-      <w:r>
-        <w:t xml:space="preserve"> = false (app will not get </w:t>
-      </w:r>
-      <w:proofErr w:type="spellStart"/>
-      <w:r>
-        <w:t>unistalled</w:t>
-      </w:r>
-      <w:proofErr w:type="spellEnd"/>
-      <w:r>
-        <w:t>)</w:t>
+        <w:t>fullReset = true (app will get uninstalled and all data will be cleared)</w:t>
+      </w:r>
+      <w:r>
+        <w:br/>
+        <w:t>fullReset = false (app will not get unistalled)</w:t>
       </w:r>
       <w:r>
         <w:t xml:space="preserve"> – default value is false</w:t>
@@ -7469,40 +5848,19 @@
         </w:numPr>
       </w:pPr>
       <w:r>
-        <w:t xml:space="preserve">While doing swipe up / down try to enable </w:t>
-      </w:r>
-      <w:proofErr w:type="spellStart"/>
-      <w:r>
-        <w:t>showTaps</w:t>
-      </w:r>
-      <w:proofErr w:type="spellEnd"/>
-      <w:r>
-        <w:t xml:space="preserve"> and Pointer location under developer options</w:t>
+        <w:t>While doing swipe up / down try to enable showTaps and Pointer location under developer options</w:t>
       </w:r>
     </w:p>
     <w:p/>
     <w:p>
       <w:r>
-        <w:t xml:space="preserve">Keyboard actions in </w:t>
-      </w:r>
-      <w:proofErr w:type="spellStart"/>
-      <w:r>
-        <w:t>appium</w:t>
-      </w:r>
-      <w:proofErr w:type="spellEnd"/>
-      <w:r>
-        <w:t xml:space="preserve"> :</w:t>
-      </w:r>
-      <w:r>
-        <w:br/>
-      </w:r>
-      <w:proofErr w:type="spellStart"/>
-      <w:r>
-        <w:t>driver.pressKey</w:t>
-      </w:r>
-      <w:proofErr w:type="spellEnd"/>
-      <w:r>
-        <w:t>(</w:t>
+        <w:t>Keyboard actions in appium :</w:t>
+      </w:r>
+      <w:r>
+        <w:br/>
+      </w:r>
+      <w:r>
+        <w:t>driver.pressKey(</w:t>
       </w:r>
       <w:r>
         <w:rPr>
@@ -7512,19 +5870,7 @@
         <w:t>new</w:t>
       </w:r>
       <w:r>
-        <w:t xml:space="preserve"> </w:t>
-      </w:r>
-      <w:proofErr w:type="spellStart"/>
-      <w:r>
-        <w:t>KeyEvent</w:t>
-      </w:r>
-      <w:proofErr w:type="spellEnd"/>
-      <w:r>
-        <w:t>(</w:t>
-      </w:r>
-      <w:proofErr w:type="spellStart"/>
-      <w:r>
-        <w:t>AndroidKey.</w:t>
+        <w:t xml:space="preserve"> KeyEvent(AndroidKey.</w:t>
       </w:r>
       <w:r>
         <w:rPr>
@@ -7535,7 +5881,6 @@
         </w:rPr>
         <w:t>A</w:t>
       </w:r>
-      <w:proofErr w:type="spellEnd"/>
       <w:r>
         <w:t>));</w:t>
       </w:r>
@@ -7563,21 +5908,11 @@
       </w:r>
       <w:r>
         <w:br/>
-        <w:t xml:space="preserve">* Whenever </w:t>
-      </w:r>
-      <w:proofErr w:type="spellStart"/>
-      <w:r>
-        <w:t>your</w:t>
-      </w:r>
-      <w:proofErr w:type="spellEnd"/>
-      <w:r>
-        <w:t xml:space="preserve"> seeing </w:t>
-      </w:r>
-      <w:proofErr w:type="spellStart"/>
+        <w:t xml:space="preserve">* Whenever your seeing </w:t>
+      </w:r>
       <w:r>
         <w:t>android.webkit.WebView</w:t>
       </w:r>
-      <w:proofErr w:type="spellEnd"/>
       <w:r>
         <w:t xml:space="preserve"> as class name -&gt; this code will be html and thus we can say it as hybrid application</w:t>
       </w:r>
@@ -7586,57 +5921,29 @@
       </w:r>
       <w:r>
         <w:br/>
+        <w:t>*driver.getContext() -&gt; current context -&gt; Native/Webview</w:t>
+      </w:r>
+      <w:r>
+        <w:br/>
         <w:t>*</w:t>
       </w:r>
-      <w:proofErr w:type="spellStart"/>
-      <w:r>
-        <w:t>driver.getContext</w:t>
-      </w:r>
-      <w:proofErr w:type="spellEnd"/>
-      <w:r>
-        <w:t>() -&gt; current context -&gt; Native/</w:t>
-      </w:r>
-      <w:proofErr w:type="spellStart"/>
-      <w:r>
-        <w:t>Webview</w:t>
-      </w:r>
-      <w:proofErr w:type="spellEnd"/>
-      <w:r>
-        <w:br/>
+      <w:r>
+        <w:t>driver.</w:t>
+      </w:r>
+      <w:r>
+        <w:t>getContextHandles</w:t>
+      </w:r>
+      <w:r>
+        <w:t>() -&gt; returns all the contexts</w:t>
+      </w:r>
+      <w:r>
+        <w:br/>
+      </w:r>
+      <w:r>
         <w:t>*</w:t>
       </w:r>
-      <w:proofErr w:type="spellStart"/>
-      <w:r>
-        <w:t>driver.</w:t>
-      </w:r>
-      <w:r>
-        <w:t>getContextHandles</w:t>
-      </w:r>
-      <w:proofErr w:type="spellEnd"/>
-      <w:r>
-        <w:t>() -&gt; returns all the contexts</w:t>
-      </w:r>
-      <w:r>
-        <w:br/>
-      </w:r>
-      <w:r>
-        <w:t>*</w:t>
-      </w:r>
-      <w:proofErr w:type="spellStart"/>
-      <w:r>
-        <w:t>driver.context</w:t>
-      </w:r>
-      <w:proofErr w:type="spellEnd"/>
-      <w:r>
-        <w:t>(</w:t>
-      </w:r>
-      <w:proofErr w:type="spellStart"/>
-      <w:r>
-        <w:t>contextName</w:t>
-      </w:r>
-      <w:proofErr w:type="spellEnd"/>
-      <w:r>
-        <w:t>);</w:t>
+      <w:r>
+        <w:t>driver.context(contextName);</w:t>
       </w:r>
       <w:r>
         <w:t xml:space="preserve"> -&gt; used to switch to the particular context</w:t>
@@ -7681,15 +5988,7 @@
         </w:numPr>
       </w:pPr>
       <w:r>
-        <w:t xml:space="preserve">Default priority of </w:t>
-      </w:r>
-      <w:proofErr w:type="spellStart"/>
-      <w:r>
-        <w:t>testng</w:t>
-      </w:r>
-      <w:proofErr w:type="spellEnd"/>
-      <w:r>
-        <w:t xml:space="preserve"> methods is 0 (0 is the highest priority)</w:t>
+        <w:t>Default priority of testng methods is 0 (0 is the highest priority)</w:t>
       </w:r>
     </w:p>
     <w:p>
@@ -7703,11 +6002,9 @@
       <w:r>
         <w:t xml:space="preserve">We can add </w:t>
       </w:r>
-      <w:proofErr w:type="spellStart"/>
       <w:r>
         <w:t>invocationCount</w:t>
       </w:r>
-      <w:proofErr w:type="spellEnd"/>
       <w:r>
         <w:t xml:space="preserve"> to run the test scripts as many times as we need</w:t>
       </w:r>
@@ -7758,9 +6055,116 @@
       </w:r>
       <w:r>
         <w:br/>
-      </w:r>
-      <w:r>
-        <w:br/>
+        <w:t>Assertion</w:t>
+      </w:r>
+      <w:r>
+        <w:br/>
+      </w:r>
+      <w:r>
+        <w:br/>
+        <w:t xml:space="preserve">2 types : </w:t>
+      </w:r>
+      <w:r>
+        <w:br/>
+        <w:t>1. Hard assertion</w:t>
+      </w:r>
+      <w:r>
+        <w:br/>
+        <w:t>2. Soft assertion</w:t>
+      </w:r>
+      <w:r>
+        <w:br/>
+      </w:r>
+      <w:r>
+        <w:br/>
+      </w:r>
+      <w:r>
+        <w:t>java.lang.AssertionError: Test case failed expected [Facebook.com] but found [Gmail.com]</w:t>
+      </w:r>
+    </w:p>
+    <w:p/>
+    <w:p>
+      <w:r>
+        <w:t>dependsOn</w:t>
+      </w:r>
+      <w:r>
+        <w:t>Methods</w:t>
+      </w:r>
+    </w:p>
+    <w:p/>
+    <w:p>
+      <w:r>
+        <w:lastRenderedPageBreak/>
+        <w:t>Listeners</w:t>
+      </w:r>
+      <w:r>
+        <w:br/>
+        <w:t>Reports</w:t>
+      </w:r>
+      <w:r>
+        <w:br/>
+        <w:t>1. TestNg report</w:t>
+      </w:r>
+    </w:p>
+    <w:p>
+      <w:r>
+        <w:t>2. ReportNg</w:t>
+      </w:r>
+      <w:r>
+        <w:t xml:space="preserve"> report</w:t>
+      </w:r>
+    </w:p>
+    <w:p>
+      <w:r>
+        <w:t>3. Extent reports</w:t>
+      </w:r>
+      <w:r>
+        <w:br/>
+      </w:r>
+    </w:p>
+    <w:p>
+      <w:r>
+        <w:t>MAVEN_HOME</w:t>
+      </w:r>
+      <w:r>
+        <w:br/>
+      </w:r>
+      <w:r>
+        <w:t>C:\Users\Admin\Downloads\apache-maven-3.9.8-bin\apache-maven-3.9.8</w:t>
+      </w:r>
+      <w:r>
+        <w:br/>
+        <w:t>Path</w:t>
+      </w:r>
+      <w:r>
+        <w:br/>
+      </w:r>
+      <w:r>
+        <w:t>%MAVEN_HOME%\bin</w:t>
+      </w:r>
+      <w:r>
+        <w:br/>
+      </w:r>
+    </w:p>
+    <w:p/>
+    <w:p>
+      <w:r>
+        <w:t xml:space="preserve">To execute the framewoirk from cmd prmt </w:t>
+      </w:r>
+      <w:r>
+        <w:br/>
+      </w:r>
+      <w:r>
+        <w:br/>
+        <w:t>mvn clean</w:t>
+      </w:r>
+      <w:r>
+        <w:br/>
+        <w:t>mvn install</w:t>
+      </w:r>
+      <w:r>
+        <w:br/>
+        <w:t>mvn test</w:t>
       </w:r>
     </w:p>
     <w:sectPr>

--- a/AppiumPractice/ReferNotes/Appium_14_06.docx
+++ b/AppiumPractice/ReferNotes/Appium_14_06.docx
@@ -6165,6 +6165,28 @@
       <w:r>
         <w:br/>
         <w:t>mvn test</w:t>
+      </w:r>
+      <w:r>
+        <w:br/>
+      </w:r>
+      <w:r>
+        <w:br/>
+        <w:t>Retry</w:t>
+      </w:r>
+      <w:r>
+        <w:br/>
+      </w:r>
+      <w:r>
+        <w:br/>
+        <w:t>Data providing</w:t>
+      </w:r>
+      <w:r>
+        <w:br/>
+        <w:t>Data provider</w:t>
+      </w:r>
+      <w:r>
+        <w:br/>
+        <w:t>Excel Reader</w:t>
       </w:r>
     </w:p>
     <w:sectPr>
@@ -6993,6 +7015,7 @@
   <w:style w:type="character" w:default="1" w:styleId="DefaultParagraphFont">
     <w:name w:val="Default Paragraph Font"/>
     <w:uiPriority w:val="1"/>
+    <w:semiHidden/>
     <w:unhideWhenUsed/>
   </w:style>
   <w:style w:type="table" w:default="1" w:styleId="TableNormal">

--- a/AppiumPractice/ReferNotes/Appium_14_06.docx
+++ b/AppiumPractice/ReferNotes/Appium_14_06.docx
@@ -6187,6 +6187,10 @@
       <w:r>
         <w:br/>
         <w:t>Excel Reader</w:t>
+      </w:r>
+      <w:r>
+        <w:br/>
+        <w:t>parameters</w:t>
       </w:r>
     </w:p>
     <w:sectPr>

--- a/AppiumPractice/ReferNotes/Appium_14_06.docx
+++ b/AppiumPractice/ReferNotes/Appium_14_06.docx
@@ -6191,6 +6191,13 @@
       <w:r>
         <w:br/>
         <w:t>parameters</w:t>
+      </w:r>
+    </w:p>
+    <w:p/>
+    <w:p/>
+    <w:p>
+      <w:r>
+        <w:t>Page object model design pattern</w:t>
       </w:r>
     </w:p>
     <w:sectPr>

--- a/AppiumPractice/ReferNotes/Appium_14_06.docx
+++ b/AppiumPractice/ReferNotes/Appium_14_06.docx
@@ -6198,6 +6198,30 @@
     <w:p>
       <w:r>
         <w:t>Page object model design pattern</w:t>
+      </w:r>
+    </w:p>
+    <w:p/>
+    <w:p>
+      <w:r>
+        <w:t>Jenkins</w:t>
+      </w:r>
+      <w:r>
+        <w:br/>
+      </w:r>
+      <w:r>
+        <w:t>https://updates.jenkins.io/download/war/</w:t>
+      </w:r>
+      <w:r>
+        <w:br/>
+      </w:r>
+      <w:r>
+        <w:t>java -jar jenkins.war</w:t>
+      </w:r>
+      <w:r>
+        <w:br/>
+      </w:r>
+      <w:r>
+        <w:t>java -jar jenkins.war  --enable-future-java</w:t>
       </w:r>
     </w:p>
     <w:sectPr>

--- a/AppiumPractice/ReferNotes/Appium_14_06.docx
+++ b/AppiumPractice/ReferNotes/Appium_14_06.docx
@@ -37,8 +37,13 @@
         <w:t>Windows</w:t>
       </w:r>
       <w:r>
-        <w:t xml:space="preserve"> -&gt; microsoft</w:t>
-      </w:r>
+        <w:t xml:space="preserve"> -&gt; </w:t>
+      </w:r>
+      <w:proofErr w:type="spellStart"/>
+      <w:r>
+        <w:t>microsoft</w:t>
+      </w:r>
+      <w:proofErr w:type="spellEnd"/>
       <w:r>
         <w:br/>
       </w:r>
@@ -59,7 +64,20 @@
         <w:br/>
       </w:r>
       <w:r>
-        <w:t>Mobile application automation tool which supports Android,IOS,Windows.</w:t>
+        <w:t xml:space="preserve">Mobile application automation tool which supports </w:t>
+      </w:r>
+      <w:proofErr w:type="spellStart"/>
+      <w:proofErr w:type="gramStart"/>
+      <w:r>
+        <w:t>Android,IOS</w:t>
+      </w:r>
+      <w:proofErr w:type="gramEnd"/>
+      <w:r>
+        <w:t>,Windows</w:t>
+      </w:r>
+      <w:proofErr w:type="spellEnd"/>
+      <w:r>
+        <w:t>.</w:t>
       </w:r>
       <w:r>
         <w:br/>
@@ -143,7 +161,15 @@
       </w:r>
       <w:r>
         <w:br/>
-        <w:t xml:space="preserve">Advantages of appium </w:t>
+        <w:t xml:space="preserve">Advantages of </w:t>
+      </w:r>
+      <w:proofErr w:type="spellStart"/>
+      <w:r>
+        <w:t>appium</w:t>
+      </w:r>
+      <w:proofErr w:type="spellEnd"/>
+      <w:r>
+        <w:t xml:space="preserve"> </w:t>
       </w:r>
       <w:r>
         <w:br/>
@@ -161,8 +187,15 @@
       <w:r>
         <w:t xml:space="preserve"> </w:t>
       </w:r>
-      <w:r>
-        <w:t>Android,IOS,</w:t>
+      <w:proofErr w:type="spellStart"/>
+      <w:proofErr w:type="gramStart"/>
+      <w:r>
+        <w:t>Android,IOS</w:t>
+      </w:r>
+      <w:proofErr w:type="spellEnd"/>
+      <w:proofErr w:type="gramEnd"/>
+      <w:r>
+        <w:t>,</w:t>
       </w:r>
       <w:r>
         <w:t xml:space="preserve"> </w:t>
@@ -281,7 +314,15 @@
     </w:p>
     <w:p>
       <w:r>
-        <w:t>To set the jdk path</w:t>
+        <w:t xml:space="preserve">To set the </w:t>
+      </w:r>
+      <w:proofErr w:type="spellStart"/>
+      <w:r>
+        <w:t>jdk</w:t>
+      </w:r>
+      <w:proofErr w:type="spellEnd"/>
+      <w:r>
+        <w:t xml:space="preserve"> path</w:t>
       </w:r>
       <w:r>
         <w:br/>
@@ -328,7 +369,14 @@
       </w:r>
       <w:r>
         <w:br/>
-        <w:t xml:space="preserve">cmd&gt; java </w:t>
+      </w:r>
+      <w:proofErr w:type="spellStart"/>
+      <w:r>
+        <w:t>cmd</w:t>
+      </w:r>
+      <w:proofErr w:type="spellEnd"/>
+      <w:r>
+        <w:t xml:space="preserve">&gt; java </w:t>
       </w:r>
       <w:r>
         <w:t>–</w:t>
@@ -375,7 +423,19 @@
       </w:r>
       <w:r>
         <w:br/>
-        <w:t>Eg : class, public, static etc..</w:t>
+      </w:r>
+      <w:proofErr w:type="spellStart"/>
+      <w:proofErr w:type="gramStart"/>
+      <w:r>
+        <w:t>Eg</w:t>
+      </w:r>
+      <w:proofErr w:type="spellEnd"/>
+      <w:r>
+        <w:t xml:space="preserve"> :</w:t>
+      </w:r>
+      <w:proofErr w:type="gramEnd"/>
+      <w:r>
+        <w:t xml:space="preserve"> class, public, static etc..</w:t>
       </w:r>
       <w:r>
         <w:br/>
@@ -525,7 +585,14 @@
       </w:r>
       <w:r>
         <w:br/>
-        <w:t>for each</w:t>
+      </w:r>
+      <w:proofErr w:type="spellStart"/>
+      <w:r>
+        <w:t>for</w:t>
+      </w:r>
+      <w:proofErr w:type="spellEnd"/>
+      <w:r>
+        <w:t xml:space="preserve"> each</w:t>
       </w:r>
       <w:r>
         <w:br/>
@@ -631,8 +698,13 @@
         <w:br/>
       </w:r>
       <w:r>
-        <w:t>2 types of Polymorphism :</w:t>
-      </w:r>
+        <w:t xml:space="preserve">2 types of </w:t>
+      </w:r>
+      <w:proofErr w:type="gramStart"/>
+      <w:r>
+        <w:t>Polymorphism :</w:t>
+      </w:r>
+      <w:proofErr w:type="gramEnd"/>
       <w:r>
         <w:br/>
         <w:t>1. Method overloading</w:t>
@@ -778,8 +850,12 @@
       </w:r>
       <w:r>
         <w:br/>
+      </w:r>
+      <w:proofErr w:type="spellStart"/>
+      <w:r>
         <w:t>ArrayDeque</w:t>
       </w:r>
+      <w:proofErr w:type="spellEnd"/>
       <w:r>
         <w:br/>
         <w:t>Priority Queue</w:t>
@@ -801,8 +877,12 @@
       </w:r>
       <w:r>
         <w:br/>
+      </w:r>
+      <w:proofErr w:type="spellStart"/>
+      <w:r>
         <w:t>SortedSet</w:t>
       </w:r>
+      <w:proofErr w:type="spellEnd"/>
       <w:r>
         <w:br/>
         <w:t>Navigable Set</w:t>
@@ -824,29 +904,47 @@
       <w:r>
         <w:br/>
       </w:r>
+      <w:proofErr w:type="spellStart"/>
       <w:r>
         <w:t>HashTable</w:t>
       </w:r>
+      <w:proofErr w:type="spellEnd"/>
       <w:r>
         <w:br/>
         <w:t>HashMap</w:t>
       </w:r>
       <w:r>
         <w:br/>
+      </w:r>
+      <w:proofErr w:type="spellStart"/>
+      <w:r>
         <w:t>LinkedHashMap</w:t>
       </w:r>
-      <w:r>
-        <w:br/>
+      <w:proofErr w:type="spellEnd"/>
+      <w:r>
+        <w:br/>
+      </w:r>
+      <w:proofErr w:type="spellStart"/>
+      <w:r>
         <w:t>SortedMap</w:t>
       </w:r>
-      <w:r>
-        <w:br/>
+      <w:proofErr w:type="spellEnd"/>
+      <w:r>
+        <w:br/>
+      </w:r>
+      <w:proofErr w:type="spellStart"/>
+      <w:r>
         <w:t>NavigbleMap</w:t>
       </w:r>
-      <w:r>
-        <w:br/>
+      <w:proofErr w:type="spellEnd"/>
+      <w:r>
+        <w:br/>
+      </w:r>
+      <w:proofErr w:type="spellStart"/>
+      <w:r>
         <w:t>TreeMap</w:t>
       </w:r>
+      <w:proofErr w:type="spellEnd"/>
       <w:r>
         <w:br/>
       </w:r>
@@ -881,7 +979,15 @@
       </w:r>
       <w:r>
         <w:br/>
-        <w:t>Diff b/w ArrayList &amp; Linked List?</w:t>
+        <w:t xml:space="preserve">Diff b/w </w:t>
+      </w:r>
+      <w:proofErr w:type="spellStart"/>
+      <w:r>
+        <w:t>ArrayList</w:t>
+      </w:r>
+      <w:proofErr w:type="spellEnd"/>
+      <w:r>
+        <w:t xml:space="preserve"> &amp; Linked List?</w:t>
       </w:r>
       <w:r>
         <w:br/>
@@ -889,7 +995,15 @@
       </w:r>
       <w:r>
         <w:br/>
-        <w:t>Diff b/w SortedSet &amp; Navigable Set?</w:t>
+        <w:t xml:space="preserve">Diff b/w </w:t>
+      </w:r>
+      <w:proofErr w:type="spellStart"/>
+      <w:r>
+        <w:t>SortedSet</w:t>
+      </w:r>
+      <w:proofErr w:type="spellEnd"/>
+      <w:r>
+        <w:t xml:space="preserve"> &amp; Navigable Set?</w:t>
       </w:r>
       <w:r>
         <w:br/>
@@ -897,7 +1011,15 @@
       </w:r>
       <w:r>
         <w:br/>
-        <w:t>Diff b/w vector and arrayList ?</w:t>
+        <w:t xml:space="preserve">Diff b/w vector and </w:t>
+      </w:r>
+      <w:proofErr w:type="spellStart"/>
+      <w:r>
+        <w:t>arrayList</w:t>
+      </w:r>
+      <w:proofErr w:type="spellEnd"/>
+      <w:r>
+        <w:t xml:space="preserve"> ?</w:t>
       </w:r>
       <w:r>
         <w:br/>
@@ -968,9 +1090,11 @@
       </w:r>
     </w:p>
     <w:p>
+      <w:proofErr w:type="spellStart"/>
       <w:r>
         <w:t>ArrayList</w:t>
       </w:r>
+      <w:proofErr w:type="spellEnd"/>
       <w:r>
         <w:br/>
       </w:r>
@@ -2469,16 +2593,36 @@
         <w:br/>
         <w:t xml:space="preserve">1. </w:t>
       </w:r>
+      <w:proofErr w:type="spellStart"/>
+      <w:proofErr w:type="gramStart"/>
       <w:r>
         <w:t>findElement</w:t>
       </w:r>
-      <w:r>
-        <w:t>()</w:t>
-      </w:r>
-      <w:r>
-        <w:br/>
-        <w:t>*It will returns 1 matched webelement</w:t>
-      </w:r>
+      <w:proofErr w:type="spellEnd"/>
+      <w:r>
+        <w:t>(</w:t>
+      </w:r>
+      <w:proofErr w:type="gramEnd"/>
+      <w:r>
+        <w:t>)</w:t>
+      </w:r>
+      <w:r>
+        <w:br/>
+        <w:t xml:space="preserve">*It will </w:t>
+      </w:r>
+      <w:proofErr w:type="gramStart"/>
+      <w:r>
+        <w:t>returns</w:t>
+      </w:r>
+      <w:proofErr w:type="gramEnd"/>
+      <w:r>
+        <w:t xml:space="preserve"> 1 matched </w:t>
+      </w:r>
+      <w:proofErr w:type="spellStart"/>
+      <w:r>
+        <w:t>webelement</w:t>
+      </w:r>
+      <w:proofErr w:type="spellEnd"/>
       <w:r>
         <w:br/>
         <w:t>*If element not found -&gt; No such element found exception</w:t>
@@ -2497,11 +2641,18 @@
         </w:rPr>
         <w:t xml:space="preserve"> </w:t>
       </w:r>
+      <w:proofErr w:type="spellStart"/>
+      <w:proofErr w:type="gramStart"/>
       <w:r>
         <w:t>findElements</w:t>
       </w:r>
-      <w:r>
-        <w:t>()</w:t>
+      <w:proofErr w:type="spellEnd"/>
+      <w:r>
+        <w:t>(</w:t>
+      </w:r>
+      <w:proofErr w:type="gramEnd"/>
+      <w:r>
+        <w:t>)</w:t>
       </w:r>
       <w:r>
         <w:br/>
@@ -2522,6 +2673,7 @@
         <w:br/>
         <w:t xml:space="preserve">1. </w:t>
       </w:r>
+      <w:proofErr w:type="gramStart"/>
       <w:r>
         <w:t>g</w:t>
       </w:r>
@@ -2529,7 +2681,19 @@
         <w:t>et</w:t>
       </w:r>
       <w:r>
-        <w:t>() -&gt; enters the url and wait until the page gets loaded successfully</w:t>
+        <w:t>(</w:t>
+      </w:r>
+      <w:proofErr w:type="gramEnd"/>
+      <w:r>
+        <w:t xml:space="preserve">) -&gt; enters the </w:t>
+      </w:r>
+      <w:proofErr w:type="spellStart"/>
+      <w:r>
+        <w:t>url</w:t>
+      </w:r>
+      <w:proofErr w:type="spellEnd"/>
+      <w:r>
+        <w:t xml:space="preserve"> and wait until the page gets loaded successfully</w:t>
       </w:r>
       <w:r>
         <w:br/>
@@ -2537,11 +2701,26 @@
       <w:r>
         <w:t xml:space="preserve">2. </w:t>
       </w:r>
+      <w:proofErr w:type="spellStart"/>
+      <w:proofErr w:type="gramStart"/>
       <w:r>
         <w:t>getCurrentUrl</w:t>
       </w:r>
-      <w:r>
-        <w:t>() -&gt; returns the string of url present in the browser</w:t>
+      <w:proofErr w:type="spellEnd"/>
+      <w:r>
+        <w:t>(</w:t>
+      </w:r>
+      <w:proofErr w:type="gramEnd"/>
+      <w:r>
+        <w:t xml:space="preserve">) -&gt; returns the string of </w:t>
+      </w:r>
+      <w:proofErr w:type="spellStart"/>
+      <w:r>
+        <w:t>url</w:t>
+      </w:r>
+      <w:proofErr w:type="spellEnd"/>
+      <w:r>
+        <w:t xml:space="preserve"> present in the browser</w:t>
       </w:r>
       <w:r>
         <w:br/>
@@ -2549,24 +2728,46 @@
       <w:r>
         <w:t xml:space="preserve">3. </w:t>
       </w:r>
+      <w:proofErr w:type="spellStart"/>
+      <w:proofErr w:type="gramStart"/>
       <w:r>
         <w:t>getTitle</w:t>
       </w:r>
-      <w:r>
-        <w:t xml:space="preserve">() -&gt; </w:t>
-      </w:r>
-      <w:r>
-        <w:t xml:space="preserve"> returns the string of title present in the browser</w:t>
+      <w:proofErr w:type="spellEnd"/>
+      <w:r>
+        <w:t>(</w:t>
+      </w:r>
+      <w:proofErr w:type="gramEnd"/>
+      <w:r>
+        <w:t>) -</w:t>
+      </w:r>
+      <w:proofErr w:type="gramStart"/>
+      <w:r>
+        <w:t xml:space="preserve">&gt; </w:t>
+      </w:r>
+      <w:r>
+        <w:t xml:space="preserve"> returns</w:t>
+      </w:r>
+      <w:proofErr w:type="gramEnd"/>
+      <w:r>
+        <w:t xml:space="preserve"> the string of title present in the browser</w:t>
       </w:r>
       <w:r>
         <w:br/>
         <w:t xml:space="preserve">4. </w:t>
       </w:r>
+      <w:proofErr w:type="spellStart"/>
+      <w:proofErr w:type="gramStart"/>
       <w:r>
         <w:t>getPageSource</w:t>
       </w:r>
-      <w:r>
-        <w:t>() -&gt;</w:t>
+      <w:proofErr w:type="spellEnd"/>
+      <w:r>
+        <w:t>(</w:t>
+      </w:r>
+      <w:proofErr w:type="gramEnd"/>
+      <w:r>
+        <w:t>) -&gt;</w:t>
       </w:r>
       <w:r>
         <w:t xml:space="preserve"> </w:t>
@@ -2578,11 +2779,16 @@
         <w:br/>
         <w:t xml:space="preserve">5. </w:t>
       </w:r>
+      <w:proofErr w:type="gramStart"/>
       <w:r>
         <w:t>Close</w:t>
       </w:r>
       <w:r>
-        <w:t>() -&gt; will close only the current window</w:t>
+        <w:t>(</w:t>
+      </w:r>
+      <w:proofErr w:type="gramEnd"/>
+      <w:r>
+        <w:t>) -&gt; will close only the current window</w:t>
       </w:r>
       <w:r>
         <w:br/>
@@ -2590,11 +2796,16 @@
       <w:r>
         <w:t xml:space="preserve">6. </w:t>
       </w:r>
+      <w:proofErr w:type="gramStart"/>
       <w:r>
         <w:t>Quit</w:t>
       </w:r>
       <w:r>
-        <w:t>() -&gt; will close all the active windows</w:t>
+        <w:t>(</w:t>
+      </w:r>
+      <w:proofErr w:type="gramEnd"/>
+      <w:r>
+        <w:t>) -&gt; will close all the active windows</w:t>
       </w:r>
       <w:r>
         <w:t xml:space="preserve"> opened by the selenium</w:t>
@@ -2605,36 +2816,70 @@
       <w:r>
         <w:t xml:space="preserve">7. </w:t>
       </w:r>
+      <w:proofErr w:type="spellStart"/>
+      <w:proofErr w:type="gramStart"/>
       <w:r>
         <w:t>getWindowHandle</w:t>
       </w:r>
-      <w:r>
-        <w:t>() -&gt; returns the string of windowId present in the browser</w:t>
+      <w:proofErr w:type="spellEnd"/>
+      <w:r>
+        <w:t>(</w:t>
+      </w:r>
+      <w:proofErr w:type="gramEnd"/>
+      <w:r>
+        <w:t xml:space="preserve">) -&gt; returns the string of </w:t>
+      </w:r>
+      <w:proofErr w:type="spellStart"/>
+      <w:r>
+        <w:t>windowId</w:t>
+      </w:r>
+      <w:proofErr w:type="spellEnd"/>
+      <w:r>
+        <w:t xml:space="preserve"> present in the browser</w:t>
       </w:r>
       <w:r>
         <w:br/>
         <w:t xml:space="preserve">8. </w:t>
       </w:r>
+      <w:proofErr w:type="spellStart"/>
+      <w:proofErr w:type="gramStart"/>
       <w:r>
         <w:t>getWindowHandles</w:t>
       </w:r>
-      <w:r>
-        <w:t xml:space="preserve">() -&gt; </w:t>
-      </w:r>
-      <w:r>
-        <w:t>returns the list of windowid’s</w:t>
-      </w:r>
+      <w:proofErr w:type="spellEnd"/>
+      <w:r>
+        <w:t>(</w:t>
+      </w:r>
+      <w:proofErr w:type="gramEnd"/>
+      <w:r>
+        <w:t xml:space="preserve">) -&gt; </w:t>
+      </w:r>
+      <w:r>
+        <w:t xml:space="preserve">returns the list of </w:t>
+      </w:r>
+      <w:proofErr w:type="spellStart"/>
+      <w:r>
+        <w:t>windowid’s</w:t>
+      </w:r>
+      <w:proofErr w:type="spellEnd"/>
       <w:r>
         <w:br/>
       </w:r>
       <w:r>
         <w:t xml:space="preserve">9. </w:t>
       </w:r>
+      <w:proofErr w:type="spellStart"/>
+      <w:proofErr w:type="gramStart"/>
       <w:r>
         <w:t>switchTo</w:t>
       </w:r>
-      <w:r>
-        <w:t xml:space="preserve">() -&gt; </w:t>
+      <w:proofErr w:type="spellEnd"/>
+      <w:r>
+        <w:t>(</w:t>
+      </w:r>
+      <w:proofErr w:type="gramEnd"/>
+      <w:r>
+        <w:t xml:space="preserve">) -&gt; </w:t>
       </w:r>
       <w:r>
         <w:t>windows/alerts/frames</w:t>
@@ -2657,7 +2902,15 @@
         <w:t>avigate</w:t>
       </w:r>
       <w:r>
-        <w:t>() -&gt; get()</w:t>
+        <w:t xml:space="preserve">() -&gt; </w:t>
+      </w:r>
+      <w:proofErr w:type="gramStart"/>
+      <w:r>
+        <w:t>get(</w:t>
+      </w:r>
+      <w:proofErr w:type="gramEnd"/>
+      <w:r>
+        <w:t>)</w:t>
       </w:r>
       <w:r>
         <w:br/>
@@ -2675,507 +2928,992 @@
         </w:rPr>
         <w:t xml:space="preserve"> </w:t>
       </w:r>
+      <w:proofErr w:type="gramStart"/>
       <w:r>
         <w:t>Manage</w:t>
       </w:r>
       <w:r>
+        <w:t>(</w:t>
+      </w:r>
+      <w:proofErr w:type="gramEnd"/>
+      <w:r>
+        <w:t>)</w:t>
+      </w:r>
+      <w:r>
+        <w:t xml:space="preserve"> -&gt; managing the windows/time outs</w:t>
+      </w:r>
+      <w:r>
+        <w:br/>
+      </w:r>
+      <w:proofErr w:type="spellStart"/>
+      <w:r>
+        <w:lastRenderedPageBreak/>
+        <w:t>WebElement</w:t>
+      </w:r>
+      <w:proofErr w:type="spellEnd"/>
+      <w:r>
+        <w:t xml:space="preserve"> </w:t>
+      </w:r>
+      <w:r>
+        <w:br/>
+        <w:t xml:space="preserve">1. </w:t>
+      </w:r>
+      <w:proofErr w:type="gramStart"/>
+      <w:r>
+        <w:t>Click</w:t>
+      </w:r>
+      <w:r>
+        <w:t>(</w:t>
+      </w:r>
+      <w:proofErr w:type="gramEnd"/>
+      <w:r>
+        <w:t xml:space="preserve">) -&gt; </w:t>
+      </w:r>
+      <w:r>
+        <w:t xml:space="preserve">left mouse </w:t>
+      </w:r>
+      <w:proofErr w:type="gramStart"/>
+      <w:r>
+        <w:t>click</w:t>
+      </w:r>
+      <w:proofErr w:type="gramEnd"/>
+      <w:r>
+        <w:br/>
+      </w:r>
+      <w:r>
+        <w:t xml:space="preserve">2. </w:t>
+      </w:r>
+      <w:proofErr w:type="gramStart"/>
+      <w:r>
+        <w:t>Submit</w:t>
+      </w:r>
+      <w:r>
+        <w:t>(</w:t>
+      </w:r>
+      <w:proofErr w:type="gramEnd"/>
+      <w:r>
+        <w:t xml:space="preserve">) -&gt; internally calls </w:t>
+      </w:r>
+      <w:proofErr w:type="gramStart"/>
+      <w:r>
+        <w:t>click(</w:t>
+      </w:r>
+      <w:proofErr w:type="gramEnd"/>
+      <w:r>
+        <w:t>)</w:t>
+      </w:r>
+      <w:r>
+        <w:br/>
+      </w:r>
+      <w:r>
+        <w:t xml:space="preserve">3. </w:t>
+      </w:r>
+      <w:proofErr w:type="spellStart"/>
+      <w:proofErr w:type="gramStart"/>
+      <w:r>
+        <w:t>sendKeys</w:t>
+      </w:r>
+      <w:proofErr w:type="spellEnd"/>
+      <w:r>
+        <w:t>(</w:t>
+      </w:r>
+      <w:proofErr w:type="gramEnd"/>
+      <w:r>
+        <w:t xml:space="preserve">) -&gt; </w:t>
+      </w:r>
+      <w:r>
+        <w:t>typing the text from the keyboard</w:t>
+      </w:r>
+      <w:r>
+        <w:br/>
+      </w:r>
+      <w:r>
+        <w:t xml:space="preserve">4. </w:t>
+      </w:r>
+      <w:proofErr w:type="gramStart"/>
+      <w:r>
+        <w:t>Clear</w:t>
+      </w:r>
+      <w:r>
+        <w:t>(</w:t>
+      </w:r>
+      <w:proofErr w:type="gramEnd"/>
+      <w:r>
+        <w:t xml:space="preserve">) -&gt; </w:t>
+      </w:r>
+      <w:r>
+        <w:t>clears the text / backspace from the keyboard</w:t>
+      </w:r>
+      <w:r>
+        <w:br/>
+      </w:r>
+      <w:r>
+        <w:t xml:space="preserve">5. </w:t>
+      </w:r>
+      <w:proofErr w:type="spellStart"/>
+      <w:proofErr w:type="gramStart"/>
+      <w:r>
+        <w:t>getTagName</w:t>
+      </w:r>
+      <w:proofErr w:type="spellEnd"/>
+      <w:r>
+        <w:t>(</w:t>
+      </w:r>
+      <w:proofErr w:type="gramEnd"/>
+      <w:r>
+        <w:t>) -&gt; returns you the string of tag name</w:t>
+      </w:r>
+      <w:r>
+        <w:br/>
+      </w:r>
+      <w:r>
+        <w:t xml:space="preserve">6. </w:t>
+      </w:r>
+      <w:proofErr w:type="spellStart"/>
+      <w:proofErr w:type="gramStart"/>
+      <w:r>
+        <w:t>getAttribute</w:t>
+      </w:r>
+      <w:proofErr w:type="spellEnd"/>
+      <w:r>
+        <w:t>(</w:t>
+      </w:r>
+      <w:proofErr w:type="gramEnd"/>
+      <w:r>
+        <w:t xml:space="preserve">) -&gt; returns you the </w:t>
+      </w:r>
+      <w:proofErr w:type="gramStart"/>
+      <w:r>
+        <w:t>value  of</w:t>
+      </w:r>
+      <w:proofErr w:type="gramEnd"/>
+      <w:r>
+        <w:t xml:space="preserve"> the attribute in string format</w:t>
+      </w:r>
+      <w:r>
+        <w:br/>
+      </w:r>
+      <w:r>
+        <w:t xml:space="preserve">7. </w:t>
+      </w:r>
+      <w:proofErr w:type="spellStart"/>
+      <w:proofErr w:type="gramStart"/>
+      <w:r>
+        <w:t>isSelected</w:t>
+      </w:r>
+      <w:proofErr w:type="spellEnd"/>
+      <w:r>
+        <w:t>(</w:t>
+      </w:r>
+      <w:proofErr w:type="gramEnd"/>
+      <w:r>
+        <w:t>) -&gt; returns true/false</w:t>
+      </w:r>
+      <w:r>
+        <w:br/>
+      </w:r>
+      <w:r>
+        <w:t xml:space="preserve">8. </w:t>
+      </w:r>
+      <w:proofErr w:type="spellStart"/>
+      <w:proofErr w:type="gramStart"/>
+      <w:r>
+        <w:t>isEnabled</w:t>
+      </w:r>
+      <w:proofErr w:type="spellEnd"/>
+      <w:r>
+        <w:t>(</w:t>
+      </w:r>
+      <w:proofErr w:type="gramEnd"/>
+      <w:r>
+        <w:t>) -&gt; returns true/false</w:t>
+      </w:r>
+      <w:r>
+        <w:br/>
+      </w:r>
+      <w:r>
+        <w:t xml:space="preserve">9. </w:t>
+      </w:r>
+      <w:proofErr w:type="spellStart"/>
+      <w:proofErr w:type="gramStart"/>
+      <w:r>
+        <w:t>isDisplayed</w:t>
+      </w:r>
+      <w:proofErr w:type="spellEnd"/>
+      <w:r>
+        <w:t>(</w:t>
+      </w:r>
+      <w:proofErr w:type="gramEnd"/>
+      <w:r>
+        <w:t xml:space="preserve">) -&gt; </w:t>
+      </w:r>
+      <w:r>
+        <w:t>returns true/false</w:t>
+      </w:r>
+      <w:r>
+        <w:br/>
+        <w:t xml:space="preserve">10. </w:t>
+      </w:r>
+      <w:proofErr w:type="spellStart"/>
+      <w:proofErr w:type="gramStart"/>
+      <w:r>
+        <w:t>getText</w:t>
+      </w:r>
+      <w:proofErr w:type="spellEnd"/>
+      <w:r>
+        <w:t>(</w:t>
+      </w:r>
+      <w:proofErr w:type="gramEnd"/>
+      <w:r>
+        <w:t xml:space="preserve">)-&gt; returns you the string of text displayed on </w:t>
+      </w:r>
+      <w:proofErr w:type="spellStart"/>
+      <w:r>
+        <w:t>webelement</w:t>
+      </w:r>
+      <w:proofErr w:type="spellEnd"/>
+      <w:r>
+        <w:br/>
+      </w:r>
+      <w:r>
+        <w:br/>
+        <w:t xml:space="preserve">Locators </w:t>
+      </w:r>
+      <w:r>
+        <w:t xml:space="preserve">-&gt; static functions present in </w:t>
+      </w:r>
+      <w:proofErr w:type="gramStart"/>
+      <w:r>
+        <w:t>By</w:t>
+      </w:r>
+      <w:proofErr w:type="gramEnd"/>
+      <w:r>
+        <w:t xml:space="preserve"> class</w:t>
+      </w:r>
+      <w:r>
+        <w:br/>
+        <w:t xml:space="preserve">1. </w:t>
+      </w:r>
+      <w:proofErr w:type="gramStart"/>
+      <w:r>
+        <w:t>By.</w:t>
+      </w:r>
+      <w:r>
+        <w:t>id</w:t>
+      </w:r>
+      <w:r>
+        <w:t>(</w:t>
+      </w:r>
+      <w:proofErr w:type="gramEnd"/>
+      <w:r>
+        <w:t>)</w:t>
+      </w:r>
+      <w:r>
+        <w:br/>
+        <w:t xml:space="preserve">2. </w:t>
+      </w:r>
+      <w:proofErr w:type="gramStart"/>
+      <w:r>
+        <w:t>By</w:t>
+      </w:r>
+      <w:r>
+        <w:t>.</w:t>
+      </w:r>
+      <w:r>
+        <w:t>name(</w:t>
+      </w:r>
+      <w:proofErr w:type="gramEnd"/>
+      <w:r>
+        <w:t>)</w:t>
+      </w:r>
+      <w:r>
+        <w:br/>
+        <w:t xml:space="preserve">3. </w:t>
+      </w:r>
+      <w:proofErr w:type="spellStart"/>
+      <w:proofErr w:type="gramStart"/>
+      <w:r>
+        <w:t>By.</w:t>
+      </w:r>
+      <w:r>
+        <w:t>tagName</w:t>
+      </w:r>
+      <w:proofErr w:type="spellEnd"/>
+      <w:proofErr w:type="gramEnd"/>
+      <w:r>
         <w:t>()</w:t>
       </w:r>
       <w:r>
-        <w:t xml:space="preserve"> -&gt; managing the windows/time outs</w:t>
+        <w:br/>
+        <w:t xml:space="preserve">4. </w:t>
+      </w:r>
+      <w:proofErr w:type="spellStart"/>
+      <w:proofErr w:type="gramStart"/>
+      <w:r>
+        <w:t>By.</w:t>
+      </w:r>
+      <w:r>
+        <w:t>linkText</w:t>
+      </w:r>
+      <w:proofErr w:type="spellEnd"/>
+      <w:proofErr w:type="gramEnd"/>
+      <w:r>
+        <w:t>()</w:t>
+      </w:r>
+      <w:r>
+        <w:br/>
+        <w:t xml:space="preserve">5. </w:t>
+      </w:r>
+      <w:proofErr w:type="spellStart"/>
+      <w:proofErr w:type="gramStart"/>
+      <w:r>
+        <w:t>By.</w:t>
+      </w:r>
+      <w:r>
+        <w:t>partialLinkText</w:t>
+      </w:r>
+      <w:proofErr w:type="spellEnd"/>
+      <w:proofErr w:type="gramEnd"/>
+      <w:r>
+        <w:t>()</w:t>
+      </w:r>
+      <w:r>
+        <w:br/>
+        <w:t>6.</w:t>
+      </w:r>
+      <w:proofErr w:type="gramStart"/>
+      <w:r>
+        <w:t>By.</w:t>
+      </w:r>
+      <w:r>
+        <w:t>className</w:t>
+      </w:r>
+      <w:proofErr w:type="gramEnd"/>
+      <w:r>
+        <w:t>()</w:t>
+      </w:r>
+      <w:r>
+        <w:br/>
+        <w:t>7.</w:t>
+      </w:r>
+      <w:proofErr w:type="gramStart"/>
+      <w:r>
+        <w:t>By.</w:t>
+      </w:r>
+      <w:r>
+        <w:t>cssSelector</w:t>
+      </w:r>
+      <w:proofErr w:type="gramEnd"/>
+      <w:r>
+        <w:t>()</w:t>
+      </w:r>
+      <w:r>
+        <w:br/>
+        <w:t>8.</w:t>
+      </w:r>
+      <w:proofErr w:type="gramStart"/>
+      <w:r>
+        <w:t>By.</w:t>
+      </w:r>
+      <w:r>
+        <w:t>xpath</w:t>
+      </w:r>
+      <w:proofErr w:type="gramEnd"/>
+      <w:r>
+        <w:t>()</w:t>
+      </w:r>
+      <w:r>
+        <w:br/>
+      </w:r>
+      <w:r>
+        <w:br/>
+      </w:r>
+      <w:proofErr w:type="spellStart"/>
+      <w:r>
+        <w:t>Xpath</w:t>
+      </w:r>
+      <w:proofErr w:type="spellEnd"/>
+      <w:r>
+        <w:br/>
+      </w:r>
+      <w:r>
+        <w:t>Absolute - / -we are in the root element(html)</w:t>
+      </w:r>
+      <w:r>
+        <w:br/>
+        <w:t>Relative - // - any child</w:t>
+      </w:r>
+      <w:r>
+        <w:br/>
+      </w:r>
+    </w:p>
+    <w:p>
+      <w:r>
+        <w:t>&lt;input name=’n1&gt;&lt;/input&gt;</w:t>
+      </w:r>
+      <w:r>
+        <w:br/>
+        <w:t xml:space="preserve">* anything which is present &lt; - </w:t>
+      </w:r>
+      <w:proofErr w:type="spellStart"/>
+      <w:r>
+        <w:t>tagName</w:t>
+      </w:r>
+      <w:proofErr w:type="spellEnd"/>
+      <w:r>
+        <w:br/>
+        <w:t xml:space="preserve">* anything which is present next to </w:t>
+      </w:r>
+      <w:proofErr w:type="spellStart"/>
+      <w:r>
+        <w:t>tagName</w:t>
+      </w:r>
+      <w:proofErr w:type="spellEnd"/>
+      <w:r>
+        <w:t xml:space="preserve"> is called as attributes</w:t>
+      </w:r>
+      <w:r>
+        <w:br/>
+        <w:t>* anything which is present &gt; - text</w:t>
+      </w:r>
+      <w:r>
+        <w:br/>
+      </w:r>
+      <w:r>
+        <w:br/>
+      </w:r>
+      <w:proofErr w:type="spellStart"/>
+      <w:r>
+        <w:t>xpath</w:t>
+      </w:r>
+      <w:proofErr w:type="spellEnd"/>
+      <w:r>
+        <w:t xml:space="preserve"> by attributes </w:t>
+      </w:r>
+      <w:r>
+        <w:br/>
+      </w:r>
+      <w:r>
+        <w:t>//</w:t>
+      </w:r>
+      <w:proofErr w:type="spellStart"/>
+      <w:r>
+        <w:t>tagName</w:t>
+      </w:r>
+      <w:proofErr w:type="spellEnd"/>
+      <w:r>
+        <w:t>[@attributeName=’attributeValue’]</w:t>
+      </w:r>
+      <w:r>
+        <w:br/>
+        <w:t>//</w:t>
+      </w:r>
+      <w:proofErr w:type="spellStart"/>
+      <w:r>
+        <w:t>tagName</w:t>
+      </w:r>
+      <w:proofErr w:type="spellEnd"/>
+      <w:r>
+        <w:t>[contains(@attributeName,’attributeValue’)]</w:t>
+      </w:r>
+      <w:r>
+        <w:br/>
+      </w:r>
+      <w:r>
+        <w:br/>
+      </w:r>
+      <w:proofErr w:type="spellStart"/>
+      <w:r>
+        <w:t>xpath</w:t>
+      </w:r>
+      <w:proofErr w:type="spellEnd"/>
+      <w:r>
+        <w:t xml:space="preserve"> by text </w:t>
       </w:r>
       <w:r>
         <w:br/>
       </w:r>
       <w:r>
         <w:lastRenderedPageBreak/>
-        <w:t xml:space="preserve">WebElement </w:t>
-      </w:r>
-      <w:r>
-        <w:br/>
-        <w:t xml:space="preserve">1. </w:t>
-      </w:r>
-      <w:r>
-        <w:t>Click</w:t>
-      </w:r>
-      <w:r>
-        <w:t xml:space="preserve">() -&gt; </w:t>
-      </w:r>
-      <w:r>
-        <w:t>left mouse click</w:t>
-      </w:r>
-      <w:r>
-        <w:br/>
-      </w:r>
-      <w:r>
-        <w:t xml:space="preserve">2. </w:t>
-      </w:r>
-      <w:r>
-        <w:t>Submit</w:t>
-      </w:r>
-      <w:r>
-        <w:t>() -&gt; internally calls click()</w:t>
-      </w:r>
-      <w:r>
-        <w:br/>
-      </w:r>
-      <w:r>
-        <w:t xml:space="preserve">3. </w:t>
-      </w:r>
-      <w:r>
-        <w:t>sendKeys</w:t>
-      </w:r>
-      <w:r>
-        <w:t xml:space="preserve">() -&gt; </w:t>
-      </w:r>
-      <w:r>
-        <w:t>typing the text from the keyboard</w:t>
-      </w:r>
-      <w:r>
-        <w:br/>
-      </w:r>
-      <w:r>
-        <w:t xml:space="preserve">4. </w:t>
-      </w:r>
-      <w:r>
-        <w:t>Clear</w:t>
-      </w:r>
-      <w:r>
-        <w:t xml:space="preserve">() -&gt; </w:t>
-      </w:r>
-      <w:r>
-        <w:t>clears the text / backspace from the keyboard</w:t>
-      </w:r>
-      <w:r>
-        <w:br/>
-      </w:r>
-      <w:r>
-        <w:t xml:space="preserve">5. </w:t>
-      </w:r>
-      <w:r>
-        <w:t>getTagName</w:t>
-      </w:r>
-      <w:r>
-        <w:t>() -&gt; returns you the string of tag name</w:t>
-      </w:r>
-      <w:r>
-        <w:br/>
-      </w:r>
-      <w:r>
-        <w:t xml:space="preserve">6. </w:t>
-      </w:r>
-      <w:r>
-        <w:t>getAttribute</w:t>
-      </w:r>
-      <w:r>
-        <w:t>() -&gt; returns you the value  of the attribute in string format</w:t>
-      </w:r>
-      <w:r>
-        <w:br/>
-      </w:r>
-      <w:r>
-        <w:t xml:space="preserve">7. </w:t>
-      </w:r>
-      <w:r>
-        <w:t>isSelected</w:t>
-      </w:r>
-      <w:r>
-        <w:t>() -&gt; returns true/false</w:t>
-      </w:r>
-      <w:r>
-        <w:br/>
-      </w:r>
-      <w:r>
-        <w:t xml:space="preserve">8. </w:t>
-      </w:r>
-      <w:r>
-        <w:t>isEnabled</w:t>
-      </w:r>
-      <w:r>
-        <w:t>() -&gt; returns true/false</w:t>
-      </w:r>
-      <w:r>
-        <w:br/>
-      </w:r>
-      <w:r>
-        <w:t xml:space="preserve">9. isDisplayed() -&gt; </w:t>
-      </w:r>
-      <w:r>
-        <w:t>returns true/false</w:t>
-      </w:r>
-      <w:r>
-        <w:br/>
-        <w:t xml:space="preserve">10. </w:t>
-      </w:r>
-      <w:r>
-        <w:t>getText</w:t>
-      </w:r>
-      <w:r>
-        <w:t>()-&gt; returns you the string of text displayed on webelement</w:t>
-      </w:r>
-      <w:r>
-        <w:br/>
-      </w:r>
-      <w:r>
-        <w:br/>
-        <w:t xml:space="preserve">Locators </w:t>
-      </w:r>
-      <w:r>
-        <w:t>-&gt; static functions present in By class</w:t>
-      </w:r>
-      <w:r>
-        <w:br/>
-        <w:t xml:space="preserve">1. </w:t>
-      </w:r>
-      <w:r>
-        <w:t>By.</w:t>
-      </w:r>
-      <w:r>
-        <w:t>id</w:t>
-      </w:r>
-      <w:r>
-        <w:t>()</w:t>
-      </w:r>
-      <w:r>
-        <w:br/>
-        <w:t xml:space="preserve">2. </w:t>
-      </w:r>
-      <w:r>
-        <w:t>By</w:t>
-      </w:r>
-      <w:r>
-        <w:t>.</w:t>
-      </w:r>
-      <w:r>
-        <w:t>name()</w:t>
-      </w:r>
-      <w:r>
-        <w:br/>
-        <w:t xml:space="preserve">3. </w:t>
-      </w:r>
-      <w:r>
-        <w:t>By.</w:t>
-      </w:r>
+        <w:t>//</w:t>
+      </w:r>
+      <w:proofErr w:type="spellStart"/>
       <w:r>
         <w:t>tagName</w:t>
       </w:r>
-      <w:r>
-        <w:t>()</w:t>
-      </w:r>
-      <w:r>
-        <w:br/>
-        <w:t>4. By.</w:t>
-      </w:r>
-      <w:r>
-        <w:t>linkText</w:t>
-      </w:r>
-      <w:r>
-        <w:t>()</w:t>
-      </w:r>
-      <w:r>
-        <w:br/>
-        <w:t>5. By.</w:t>
-      </w:r>
-      <w:r>
-        <w:t>partialLinkText</w:t>
-      </w:r>
-      <w:r>
-        <w:t>()</w:t>
-      </w:r>
-      <w:r>
-        <w:br/>
-        <w:t>6.By.</w:t>
-      </w:r>
-      <w:r>
-        <w:t>className</w:t>
-      </w:r>
-      <w:r>
-        <w:t>()</w:t>
-      </w:r>
-      <w:r>
-        <w:br/>
-        <w:t>7.By.</w:t>
-      </w:r>
-      <w:r>
-        <w:t>cssSelector</w:t>
-      </w:r>
-      <w:r>
-        <w:t>()</w:t>
-      </w:r>
-      <w:r>
-        <w:br/>
-        <w:t>8.By.</w:t>
-      </w:r>
+      <w:proofErr w:type="spellEnd"/>
+      <w:r>
+        <w:t>[text</w:t>
+      </w:r>
+      <w:proofErr w:type="gramStart"/>
+      <w:r>
+        <w:t>()=</w:t>
+      </w:r>
+      <w:proofErr w:type="gramEnd"/>
+      <w:r>
+        <w:t>’</w:t>
+      </w:r>
+      <w:proofErr w:type="spellStart"/>
+      <w:r>
+        <w:t>textValue</w:t>
+      </w:r>
+      <w:proofErr w:type="spellEnd"/>
+      <w:r>
+        <w:t>’]</w:t>
+      </w:r>
+      <w:r>
+        <w:br/>
+        <w:t>//</w:t>
+      </w:r>
+      <w:proofErr w:type="spellStart"/>
+      <w:r>
+        <w:t>tagName</w:t>
+      </w:r>
+      <w:proofErr w:type="spellEnd"/>
+      <w:proofErr w:type="gramStart"/>
+      <w:r>
+        <w:t>[.=</w:t>
+      </w:r>
+      <w:proofErr w:type="gramEnd"/>
+      <w:r>
+        <w:t>’</w:t>
+      </w:r>
+      <w:proofErr w:type="spellStart"/>
+      <w:r>
+        <w:t>textValue</w:t>
+      </w:r>
+      <w:proofErr w:type="spellEnd"/>
+      <w:r>
+        <w:t>’]</w:t>
+      </w:r>
+    </w:p>
+    <w:p>
+      <w:r>
+        <w:t>//</w:t>
+      </w:r>
+      <w:proofErr w:type="spellStart"/>
+      <w:r>
+        <w:t>tagName</w:t>
+      </w:r>
+      <w:proofErr w:type="spellEnd"/>
+      <w:r>
+        <w:t>[contains(text(),’</w:t>
+      </w:r>
+      <w:proofErr w:type="spellStart"/>
+      <w:r>
+        <w:t>textValue</w:t>
+      </w:r>
+      <w:proofErr w:type="spellEnd"/>
+      <w:r>
+        <w:t>’)]</w:t>
+      </w:r>
+      <w:r>
+        <w:br/>
+      </w:r>
+      <w:r>
+        <w:t>//</w:t>
+      </w:r>
+      <w:proofErr w:type="spellStart"/>
+      <w:r>
+        <w:t>tagName</w:t>
+      </w:r>
+      <w:proofErr w:type="spellEnd"/>
+      <w:r>
+        <w:t>[contains(.</w:t>
+      </w:r>
+      <w:r>
+        <w:t>,</w:t>
+      </w:r>
+      <w:r>
+        <w:t>’</w:t>
+      </w:r>
+      <w:proofErr w:type="spellStart"/>
+      <w:r>
+        <w:t>textValue</w:t>
+      </w:r>
+      <w:proofErr w:type="spellEnd"/>
+      <w:r>
+        <w:t>’)]</w:t>
+      </w:r>
+      <w:r>
+        <w:br/>
+      </w:r>
+    </w:p>
+    <w:p/>
+    <w:p>
+      <w:r>
+        <w:t>AND &amp; OR</w:t>
+      </w:r>
+      <w:r>
+        <w:br/>
+        <w:t>AND</w:t>
+      </w:r>
+      <w:r>
+        <w:br/>
+        <w:t>1 1 1</w:t>
+      </w:r>
+      <w:r>
+        <w:br/>
+        <w:t>1 0 0</w:t>
+      </w:r>
+      <w:r>
+        <w:br/>
+        <w:t>0 1 0</w:t>
+      </w:r>
+      <w:r>
+        <w:br/>
+        <w:t>0 0 0</w:t>
+      </w:r>
+      <w:r>
+        <w:br/>
+      </w:r>
+      <w:r>
+        <w:br/>
+        <w:t>OR</w:t>
+      </w:r>
+      <w:r>
+        <w:br/>
+        <w:t>1 1 1</w:t>
+      </w:r>
+      <w:r>
+        <w:br/>
+        <w:t>1 0 1</w:t>
+      </w:r>
+      <w:r>
+        <w:br/>
+        <w:t>0 1 1</w:t>
+      </w:r>
+      <w:r>
+        <w:br/>
+        <w:t>0 0 0</w:t>
+      </w:r>
+      <w:r>
+        <w:br/>
+      </w:r>
+      <w:r>
+        <w:br/>
+      </w:r>
+      <w:r>
+        <w:br/>
+      </w:r>
+      <w:r>
+        <w:t>//</w:t>
+      </w:r>
+      <w:proofErr w:type="spellStart"/>
+      <w:r>
+        <w:t>tagName</w:t>
+      </w:r>
+      <w:proofErr w:type="spellEnd"/>
+      <w:r>
+        <w:t>[@attributeName=’attributeValue’ AND text()=’</w:t>
+      </w:r>
+      <w:proofErr w:type="spellStart"/>
+      <w:r>
+        <w:t>textValue</w:t>
+      </w:r>
+      <w:proofErr w:type="spellEnd"/>
+      <w:r>
+        <w:t>’]</w:t>
+      </w:r>
+      <w:r>
+        <w:br/>
+        <w:t>//</w:t>
+      </w:r>
+      <w:proofErr w:type="spellStart"/>
+      <w:r>
+        <w:t>tagName</w:t>
+      </w:r>
+      <w:proofErr w:type="spellEnd"/>
+      <w:r>
+        <w:t>[@attributeName=’attributeValue’ OR text()=’</w:t>
+      </w:r>
+      <w:proofErr w:type="spellStart"/>
+      <w:r>
+        <w:t>textValue</w:t>
+      </w:r>
+      <w:proofErr w:type="spellEnd"/>
+      <w:r>
+        <w:t>’]</w:t>
+      </w:r>
+      <w:r>
+        <w:br/>
+        <w:t>//</w:t>
+      </w:r>
+      <w:proofErr w:type="spellStart"/>
+      <w:r>
+        <w:t>tagName</w:t>
+      </w:r>
+      <w:proofErr w:type="spellEnd"/>
+      <w:r>
+        <w:t>[@attributeName=’attributeValue’ AND @attributeName=’attributeValue’]</w:t>
+      </w:r>
+      <w:r>
+        <w:br/>
+        <w:t>//</w:t>
+      </w:r>
+      <w:proofErr w:type="spellStart"/>
+      <w:r>
+        <w:t>tagName</w:t>
+      </w:r>
+      <w:proofErr w:type="spellEnd"/>
+      <w:r>
+        <w:t>[@attributeName=’attributeValue’ OR @attributeName=’attributeValue’]</w:t>
+      </w:r>
+      <w:r>
+        <w:br/>
+        <w:t>//</w:t>
+      </w:r>
+      <w:proofErr w:type="spellStart"/>
+      <w:r>
+        <w:t>tagName</w:t>
+      </w:r>
+      <w:proofErr w:type="spellEnd"/>
+      <w:r>
+        <w:t>[contains(@attributeName,’attributeValue’) AND</w:t>
+      </w:r>
+      <w:r>
+        <w:t xml:space="preserve"> contains(text(),’</w:t>
+      </w:r>
+      <w:proofErr w:type="spellStart"/>
+      <w:r>
+        <w:t>textValue</w:t>
+      </w:r>
+      <w:proofErr w:type="spellEnd"/>
+      <w:r>
+        <w:t>’)</w:t>
+      </w:r>
+      <w:r>
+        <w:t>]</w:t>
+      </w:r>
+      <w:r>
+        <w:br/>
+        <w:t>//</w:t>
+      </w:r>
+      <w:proofErr w:type="spellStart"/>
+      <w:r>
+        <w:t>tagName</w:t>
+      </w:r>
+      <w:proofErr w:type="spellEnd"/>
+      <w:r>
+        <w:t>[contains(@attributeName,’attributeValue’) OR contains(text(),’</w:t>
+      </w:r>
+      <w:proofErr w:type="spellStart"/>
+      <w:r>
+        <w:t>textValue</w:t>
+      </w:r>
+      <w:proofErr w:type="spellEnd"/>
+      <w:r>
+        <w:t>’)]</w:t>
+      </w:r>
+      <w:r>
+        <w:br/>
+        <w:t>//</w:t>
+      </w:r>
+      <w:proofErr w:type="spellStart"/>
+      <w:r>
+        <w:t>tagName</w:t>
+      </w:r>
+      <w:proofErr w:type="spellEnd"/>
+      <w:r>
+        <w:t xml:space="preserve">[contains(@attributeName,’attributeValue’) AND </w:t>
+      </w:r>
+      <w:r>
+        <w:t xml:space="preserve">contains </w:t>
+      </w:r>
+      <w:r>
+        <w:t>(@attributeName,’attributeValue’)]</w:t>
+      </w:r>
+      <w:r>
+        <w:br/>
+      </w:r>
+      <w:r>
+        <w:t>//</w:t>
+      </w:r>
+      <w:proofErr w:type="spellStart"/>
+      <w:r>
+        <w:t>tagName</w:t>
+      </w:r>
+      <w:proofErr w:type="spellEnd"/>
+      <w:r>
+        <w:t xml:space="preserve">[contains(@attributeName,’attributeValue’) OR </w:t>
+      </w:r>
+      <w:r>
+        <w:t xml:space="preserve">contains </w:t>
+      </w:r>
+      <w:r>
+        <w:t>(@attributeName,’attributeValue’)]</w:t>
+      </w:r>
+      <w:r>
+        <w:br/>
+      </w:r>
+      <w:r>
+        <w:br/>
+      </w:r>
+      <w:r>
+        <w:t xml:space="preserve">Merging the </w:t>
+      </w:r>
+      <w:proofErr w:type="spellStart"/>
+      <w:r>
+        <w:t>xpaths</w:t>
+      </w:r>
+      <w:proofErr w:type="spellEnd"/>
+      <w:r>
+        <w:br/>
+      </w:r>
+      <w:r>
+        <w:t>| - pipeline</w:t>
+      </w:r>
+      <w:r>
+        <w:br/>
+      </w:r>
+      <w:r>
+        <w:t>//</w:t>
+      </w:r>
+      <w:proofErr w:type="spellStart"/>
+      <w:r>
+        <w:t>tagName</w:t>
+      </w:r>
+      <w:proofErr w:type="spellEnd"/>
+      <w:r>
+        <w:t>[@attributeName=’attributeValue’ AND text()=’</w:t>
+      </w:r>
+      <w:proofErr w:type="spellStart"/>
+      <w:r>
+        <w:t>textValue</w:t>
+      </w:r>
+      <w:proofErr w:type="spellEnd"/>
+      <w:r>
+        <w:t>’] | //</w:t>
+      </w:r>
+      <w:proofErr w:type="spellStart"/>
+      <w:r>
+        <w:t>tagName</w:t>
+      </w:r>
+      <w:proofErr w:type="spellEnd"/>
+      <w:r>
+        <w:t>[@attributeName=’attributeValue’ OR text()=’</w:t>
+      </w:r>
+      <w:proofErr w:type="spellStart"/>
+      <w:r>
+        <w:t>textValue</w:t>
+      </w:r>
+      <w:proofErr w:type="spellEnd"/>
+      <w:r>
+        <w:t>’]</w:t>
+      </w:r>
+      <w:r>
+        <w:br/>
+      </w:r>
+      <w:r>
+        <w:br/>
+      </w:r>
+      <w:proofErr w:type="spellStart"/>
+      <w:r>
+        <w:lastRenderedPageBreak/>
+        <w:t>Xpath</w:t>
+      </w:r>
+      <w:proofErr w:type="spellEnd"/>
+      <w:r>
+        <w:t xml:space="preserve"> by Axes</w:t>
+      </w:r>
+      <w:r>
+        <w:br/>
+      </w:r>
+      <w:r>
+        <w:t>1. Forward traversing - / or //</w:t>
+      </w:r>
+      <w:r>
+        <w:br/>
+        <w:t xml:space="preserve">2. Backward </w:t>
+      </w:r>
+      <w:proofErr w:type="gramStart"/>
+      <w:r>
+        <w:t>traversing  -</w:t>
+      </w:r>
+      <w:proofErr w:type="gramEnd"/>
+      <w:r>
+        <w:t xml:space="preserve"> </w:t>
+      </w:r>
+      <w:proofErr w:type="gramStart"/>
+      <w:r>
+        <w:t>/..</w:t>
+      </w:r>
+      <w:proofErr w:type="gramEnd"/>
+      <w:r>
+        <w:br/>
+      </w:r>
+      <w:r>
+        <w:br/>
+      </w:r>
+      <w:proofErr w:type="spellStart"/>
+      <w:r>
+        <w:t>Xpath</w:t>
+      </w:r>
+      <w:proofErr w:type="spellEnd"/>
+      <w:r>
+        <w:t xml:space="preserve"> by Group index</w:t>
+      </w:r>
+      <w:r>
+        <w:br/>
+      </w:r>
+      <w:r>
+        <w:t>(//</w:t>
+      </w:r>
+      <w:proofErr w:type="spellStart"/>
+      <w:proofErr w:type="gramStart"/>
       <w:r>
         <w:t>xpath</w:t>
       </w:r>
-      <w:r>
-        <w:t>()</w:t>
-      </w:r>
-      <w:r>
-        <w:br/>
-      </w:r>
-      <w:r>
-        <w:br/>
-        <w:t>Xpath</w:t>
-      </w:r>
-      <w:r>
-        <w:br/>
-      </w:r>
-      <w:r>
-        <w:t>Absolute - / -we are in the root element(html)</w:t>
-      </w:r>
-      <w:r>
-        <w:br/>
-        <w:t>Relative - // - any child</w:t>
-      </w:r>
-      <w:r>
-        <w:br/>
-      </w:r>
-    </w:p>
-    <w:p>
-      <w:r>
-        <w:t>&lt;input name=’n1&gt;&lt;/input&gt;</w:t>
-      </w:r>
-      <w:r>
-        <w:br/>
-        <w:t>* anything which is present &lt; - tagName</w:t>
-      </w:r>
-      <w:r>
-        <w:br/>
-        <w:t>* anything which is present next to tagName is called as attributes</w:t>
-      </w:r>
-      <w:r>
-        <w:br/>
-        <w:t>* anything which is present &gt; - text</w:t>
-      </w:r>
-      <w:r>
-        <w:br/>
-      </w:r>
-      <w:r>
-        <w:br/>
-      </w:r>
-      <w:r>
-        <w:t xml:space="preserve">xpath by attributes </w:t>
-      </w:r>
-      <w:r>
-        <w:br/>
-      </w:r>
-      <w:r>
-        <w:t>//tagName[@attributeName=’attributeValue’]</w:t>
-      </w:r>
-      <w:r>
-        <w:br/>
-        <w:t>//tagName[contains(@attributeName,’attributeValue’)]</w:t>
-      </w:r>
-      <w:r>
-        <w:br/>
-      </w:r>
-      <w:r>
-        <w:br/>
-      </w:r>
-      <w:r>
-        <w:t xml:space="preserve">xpath by text </w:t>
-      </w:r>
-      <w:r>
-        <w:br/>
-      </w:r>
-      <w:r>
-        <w:lastRenderedPageBreak/>
-        <w:t>//tagName[text()=’textValue’]</w:t>
-      </w:r>
-      <w:r>
-        <w:br/>
-        <w:t>//tagName[.=’textValue’]</w:t>
-      </w:r>
-    </w:p>
-    <w:p>
-      <w:r>
-        <w:t>//tagName[contains(text(),’textValue’)]</w:t>
-      </w:r>
-      <w:r>
-        <w:br/>
-      </w:r>
-      <w:r>
-        <w:t>//tagName[contains(.</w:t>
-      </w:r>
-      <w:r>
-        <w:t>,</w:t>
-      </w:r>
-      <w:r>
-        <w:t>’textValue’)]</w:t>
-      </w:r>
-      <w:r>
-        <w:br/>
-      </w:r>
-    </w:p>
-    <w:p/>
-    <w:p>
-      <w:r>
-        <w:t>AND &amp; OR</w:t>
-      </w:r>
-      <w:r>
-        <w:br/>
-        <w:t>AND</w:t>
-      </w:r>
-      <w:r>
-        <w:br/>
-        <w:t>1 1 1</w:t>
-      </w:r>
-      <w:r>
-        <w:br/>
-        <w:t>1 0 0</w:t>
-      </w:r>
-      <w:r>
-        <w:br/>
-        <w:t>0 1 0</w:t>
-      </w:r>
-      <w:r>
-        <w:br/>
-        <w:t>0 0 0</w:t>
-      </w:r>
-      <w:r>
-        <w:br/>
-      </w:r>
-      <w:r>
-        <w:br/>
-        <w:t>OR</w:t>
-      </w:r>
-      <w:r>
-        <w:br/>
-        <w:t>1 1 1</w:t>
-      </w:r>
-      <w:r>
-        <w:br/>
-        <w:t>1 0 1</w:t>
-      </w:r>
-      <w:r>
-        <w:br/>
-        <w:t>0 1 1</w:t>
-      </w:r>
-      <w:r>
-        <w:br/>
-        <w:t>0 0 0</w:t>
-      </w:r>
-      <w:r>
-        <w:br/>
-      </w:r>
-      <w:r>
-        <w:br/>
-      </w:r>
-      <w:r>
-        <w:br/>
-      </w:r>
-      <w:r>
-        <w:t>//tagName[@attributeName=’attributeValue’ AND text()=’textValue’]</w:t>
-      </w:r>
-      <w:r>
-        <w:br/>
-        <w:t>//tagName[@attributeName=’attributeValue’ OR text()=’textValue’]</w:t>
-      </w:r>
-      <w:r>
-        <w:br/>
-        <w:t>//tagName[@attributeName=’attributeValue’ AND @attributeName=’attributeValue’]</w:t>
-      </w:r>
-      <w:r>
-        <w:br/>
-        <w:t>//tagName[@attributeName=’attributeValue’ OR @attributeName=’attributeValue’]</w:t>
-      </w:r>
-      <w:r>
-        <w:br/>
-        <w:t>//tagName[contains(@attributeName,’attributeValue’) AND</w:t>
-      </w:r>
-      <w:r>
-        <w:t xml:space="preserve"> contains(text(),’textValue’)</w:t>
-      </w:r>
-      <w:r>
-        <w:t>]</w:t>
-      </w:r>
-      <w:r>
-        <w:br/>
-        <w:t>//tagName[contains(@attributeName,’attributeValue’) OR contains(text(),’textValue’)]</w:t>
-      </w:r>
-      <w:r>
-        <w:br/>
-        <w:t xml:space="preserve">//tagName[contains(@attributeName,’attributeValue’) AND </w:t>
-      </w:r>
-      <w:r>
-        <w:t xml:space="preserve">contains </w:t>
-      </w:r>
-      <w:r>
-        <w:t>(@attributeName,’attributeValue’)]</w:t>
-      </w:r>
-      <w:r>
-        <w:br/>
-      </w:r>
-      <w:r>
-        <w:t xml:space="preserve">//tagName[contains(@attributeName,’attributeValue’) OR </w:t>
-      </w:r>
-      <w:r>
-        <w:t xml:space="preserve">contains </w:t>
-      </w:r>
-      <w:r>
-        <w:t>(@attributeName,’attributeValue’)]</w:t>
-      </w:r>
-      <w:r>
-        <w:br/>
-      </w:r>
-      <w:r>
-        <w:br/>
-      </w:r>
-      <w:r>
-        <w:t>Merging the xpaths</w:t>
-      </w:r>
-      <w:r>
-        <w:br/>
-      </w:r>
-      <w:r>
-        <w:t>| - pipeline</w:t>
-      </w:r>
-      <w:r>
-        <w:br/>
-      </w:r>
-      <w:r>
-        <w:t>//tagName[@attributeName=’attributeValue’ AND text()=’textValue’] | //tagName[@attributeName=’attributeValue’ OR text()=’textValue’]</w:t>
-      </w:r>
-      <w:r>
-        <w:br/>
-      </w:r>
-      <w:r>
-        <w:br/>
-      </w:r>
-      <w:r>
-        <w:lastRenderedPageBreak/>
-        <w:t>Xpath by Axes</w:t>
-      </w:r>
-      <w:r>
-        <w:br/>
-      </w:r>
-      <w:r>
-        <w:t>1. Forward traversing - / or //</w:t>
-      </w:r>
-      <w:r>
-        <w:br/>
-        <w:t>2. Backward traversing  - /..</w:t>
-      </w:r>
-      <w:r>
-        <w:br/>
-      </w:r>
-      <w:r>
-        <w:br/>
-        <w:t>Xpath by Group index</w:t>
-      </w:r>
-      <w:r>
-        <w:br/>
-      </w:r>
-      <w:r>
-        <w:t>(//xpath)[index]</w:t>
-      </w:r>
-      <w:r>
-        <w:br/>
-      </w:r>
-      <w:r>
-        <w:t>(//tagName[@attributeName=’attributeValue’ AND text()=’textValue’])[1]</w:t>
+      <w:proofErr w:type="spellEnd"/>
+      <w:r>
+        <w:t>)[</w:t>
+      </w:r>
+      <w:proofErr w:type="gramEnd"/>
+      <w:r>
+        <w:t>index]</w:t>
+      </w:r>
+      <w:r>
+        <w:br/>
+      </w:r>
+      <w:r>
+        <w:t>(//</w:t>
+      </w:r>
+      <w:proofErr w:type="spellStart"/>
+      <w:proofErr w:type="gramStart"/>
+      <w:r>
+        <w:t>tagName</w:t>
+      </w:r>
+      <w:proofErr w:type="spellEnd"/>
+      <w:r>
+        <w:t>[</w:t>
+      </w:r>
+      <w:proofErr w:type="gramEnd"/>
+      <w:r>
+        <w:t>@attributeName=’attributeValue’ AND text</w:t>
+      </w:r>
+      <w:proofErr w:type="gramStart"/>
+      <w:r>
+        <w:t>()=</w:t>
+      </w:r>
+      <w:proofErr w:type="gramEnd"/>
+      <w:r>
+        <w:t>’</w:t>
+      </w:r>
+      <w:proofErr w:type="spellStart"/>
+      <w:r>
+        <w:t>textValue</w:t>
+      </w:r>
+      <w:proofErr w:type="spellEnd"/>
+      <w:r>
+        <w:t>’</w:t>
+      </w:r>
+      <w:proofErr w:type="gramStart"/>
+      <w:r>
+        <w:t>])[</w:t>
+      </w:r>
+      <w:proofErr w:type="gramEnd"/>
+      <w:r>
+        <w:t>1]</w:t>
       </w:r>
       <w:r>
         <w:br/>
@@ -3233,7 +3971,15 @@
         <w:br/>
       </w:r>
       <w:r>
-        <w:t>3. Hybrid application -&gt; Native+Web view</w:t>
+        <w:t xml:space="preserve">3. Hybrid application -&gt; </w:t>
+      </w:r>
+      <w:proofErr w:type="spellStart"/>
+      <w:r>
+        <w:t>Native+Web</w:t>
+      </w:r>
+      <w:proofErr w:type="spellEnd"/>
+      <w:r>
+        <w:t xml:space="preserve"> view</w:t>
       </w:r>
       <w:r>
         <w:br/>
@@ -3250,7 +3996,31 @@
       </w:r>
       <w:r>
         <w:br/>
-        <w:t>mac -&gt; Android+ios automation(Android studio and xcode)</w:t>
+        <w:t xml:space="preserve">mac -&gt; </w:t>
+      </w:r>
+      <w:proofErr w:type="spellStart"/>
+      <w:r>
+        <w:t>Android+ios</w:t>
+      </w:r>
+      <w:proofErr w:type="spellEnd"/>
+      <w:r>
+        <w:t xml:space="preserve"> </w:t>
+      </w:r>
+      <w:proofErr w:type="gramStart"/>
+      <w:r>
+        <w:t>automation(</w:t>
+      </w:r>
+      <w:proofErr w:type="gramEnd"/>
+      <w:r>
+        <w:t xml:space="preserve">Android studio and </w:t>
+      </w:r>
+      <w:proofErr w:type="spellStart"/>
+      <w:r>
+        <w:t>xcode</w:t>
+      </w:r>
+      <w:proofErr w:type="spellEnd"/>
+      <w:r>
+        <w:t>)</w:t>
       </w:r>
       <w:r>
         <w:br/>
@@ -3265,7 +4035,15 @@
         </w:numPr>
       </w:pPr>
       <w:r>
-        <w:t xml:space="preserve">Node js </w:t>
+        <w:t xml:space="preserve">Node </w:t>
+      </w:r>
+      <w:proofErr w:type="spellStart"/>
+      <w:r>
+        <w:t>js</w:t>
+      </w:r>
+      <w:proofErr w:type="spellEnd"/>
+      <w:r>
+        <w:t xml:space="preserve"> </w:t>
       </w:r>
       <w:r>
         <w:br/>
@@ -3294,16 +4072,32 @@
         <w:br/>
       </w:r>
       <w:r>
-        <w:t>C:\Program Files\nodejs\</w:t>
-      </w:r>
-      <w:r>
-        <w:br/>
-      </w:r>
-      <w:r>
-        <w:br/>
-      </w:r>
-      <w:r>
-        <w:t xml:space="preserve">To cross check go to cmd </w:t>
+        <w:t>C:\Program Files\</w:t>
+      </w:r>
+      <w:proofErr w:type="spellStart"/>
+      <w:r>
+        <w:t>nodejs</w:t>
+      </w:r>
+      <w:proofErr w:type="spellEnd"/>
+      <w:r>
+        <w:t>\</w:t>
+      </w:r>
+      <w:r>
+        <w:br/>
+      </w:r>
+      <w:r>
+        <w:br/>
+      </w:r>
+      <w:r>
+        <w:t xml:space="preserve">To cross check go to </w:t>
+      </w:r>
+      <w:proofErr w:type="spellStart"/>
+      <w:r>
+        <w:t>cmd</w:t>
+      </w:r>
+      <w:proofErr w:type="spellEnd"/>
+      <w:r>
+        <w:t xml:space="preserve"> </w:t>
       </w:r>
       <w:r>
         <w:br/>
@@ -3321,7 +4115,15 @@
         <w:br/>
       </w:r>
       <w:r>
-        <w:t xml:space="preserve">&gt;npm </w:t>
+        <w:t>&gt;</w:t>
+      </w:r>
+      <w:proofErr w:type="spellStart"/>
+      <w:r>
+        <w:t>npm</w:t>
+      </w:r>
+      <w:proofErr w:type="spellEnd"/>
+      <w:r>
+        <w:t xml:space="preserve"> </w:t>
       </w:r>
       <w:r>
         <w:t>–</w:t>
@@ -3505,8 +4307,13 @@
       <w:r>
         <w:br/>
       </w:r>
-      <w:r>
-        <w:t xml:space="preserve">adb </w:t>
+      <w:proofErr w:type="spellStart"/>
+      <w:r>
+        <w:t>adb</w:t>
+      </w:r>
+      <w:proofErr w:type="spellEnd"/>
+      <w:r>
+        <w:t xml:space="preserve"> </w:t>
       </w:r>
       <w:r>
         <w:t>–</w:t>
@@ -3535,43 +4342,99 @@
         </w:numPr>
       </w:pPr>
       <w:r>
-        <w:t>Install appium via commands</w:t>
-      </w:r>
-      <w:r>
-        <w:br/>
-      </w:r>
-      <w:r>
-        <w:t>npm install -g appium@latest</w:t>
-      </w:r>
-      <w:r>
-        <w:br/>
-        <w:t>To unistall</w:t>
-      </w:r>
-      <w:r>
-        <w:t xml:space="preserve"> the appium</w:t>
-      </w:r>
-      <w:r>
-        <w:br/>
-      </w:r>
-      <w:r>
-        <w:t>npm uninstall -g appium</w:t>
-      </w:r>
-      <w:r>
-        <w:br/>
-        <w:t>To cross check appium installed</w:t>
-      </w:r>
-      <w:r>
-        <w:br/>
-      </w:r>
-      <w:r>
-        <w:t>appium -v</w:t>
-      </w:r>
-      <w:r>
-        <w:br/>
-      </w:r>
-      <w:r>
-        <w:t>where appium</w:t>
-      </w:r>
+        <w:t xml:space="preserve">Install </w:t>
+      </w:r>
+      <w:proofErr w:type="spellStart"/>
+      <w:r>
+        <w:t>appium</w:t>
+      </w:r>
+      <w:proofErr w:type="spellEnd"/>
+      <w:r>
+        <w:t xml:space="preserve"> via commands</w:t>
+      </w:r>
+      <w:r>
+        <w:br/>
+      </w:r>
+      <w:proofErr w:type="spellStart"/>
+      <w:r>
+        <w:t>npm</w:t>
+      </w:r>
+      <w:proofErr w:type="spellEnd"/>
+      <w:r>
+        <w:t xml:space="preserve"> install -g </w:t>
+      </w:r>
+      <w:proofErr w:type="spellStart"/>
+      <w:r>
+        <w:t>appium@latest</w:t>
+      </w:r>
+      <w:proofErr w:type="spellEnd"/>
+      <w:r>
+        <w:br/>
+        <w:t xml:space="preserve">To </w:t>
+      </w:r>
+      <w:proofErr w:type="spellStart"/>
+      <w:r>
+        <w:t>unistall</w:t>
+      </w:r>
+      <w:proofErr w:type="spellEnd"/>
+      <w:r>
+        <w:t xml:space="preserve"> the </w:t>
+      </w:r>
+      <w:proofErr w:type="spellStart"/>
+      <w:r>
+        <w:t>appium</w:t>
+      </w:r>
+      <w:proofErr w:type="spellEnd"/>
+      <w:r>
+        <w:br/>
+      </w:r>
+      <w:proofErr w:type="spellStart"/>
+      <w:r>
+        <w:t>npm</w:t>
+      </w:r>
+      <w:proofErr w:type="spellEnd"/>
+      <w:r>
+        <w:t xml:space="preserve"> uninstall -g </w:t>
+      </w:r>
+      <w:proofErr w:type="spellStart"/>
+      <w:r>
+        <w:t>appium</w:t>
+      </w:r>
+      <w:proofErr w:type="spellEnd"/>
+      <w:r>
+        <w:br/>
+        <w:t xml:space="preserve">To cross check </w:t>
+      </w:r>
+      <w:proofErr w:type="spellStart"/>
+      <w:r>
+        <w:t>appium</w:t>
+      </w:r>
+      <w:proofErr w:type="spellEnd"/>
+      <w:r>
+        <w:t xml:space="preserve"> installed</w:t>
+      </w:r>
+      <w:r>
+        <w:br/>
+      </w:r>
+      <w:proofErr w:type="spellStart"/>
+      <w:r>
+        <w:t>appium</w:t>
+      </w:r>
+      <w:proofErr w:type="spellEnd"/>
+      <w:r>
+        <w:t xml:space="preserve"> -v</w:t>
+      </w:r>
+      <w:r>
+        <w:br/>
+      </w:r>
+      <w:r>
+        <w:t xml:space="preserve">where </w:t>
+      </w:r>
+      <w:proofErr w:type="spellStart"/>
+      <w:r>
+        <w:t>appium</w:t>
+      </w:r>
+      <w:proofErr w:type="spellEnd"/>
     </w:p>
     <w:p>
       <w:pPr>
@@ -3582,19 +4445,53 @@
         </w:numPr>
       </w:pPr>
       <w:r>
-        <w:t>Install appium-doctor</w:t>
-      </w:r>
-      <w:r>
-        <w:br/>
-      </w:r>
-      <w:r>
-        <w:t>npm install -g appium-doctor</w:t>
-      </w:r>
-      <w:r>
-        <w:br/>
-      </w:r>
-      <w:r>
-        <w:t>npm uninstall appium-doctor</w:t>
+        <w:t xml:space="preserve">Install </w:t>
+      </w:r>
+      <w:proofErr w:type="spellStart"/>
+      <w:r>
+        <w:t>appium</w:t>
+      </w:r>
+      <w:proofErr w:type="spellEnd"/>
+      <w:r>
+        <w:t>-doctor</w:t>
+      </w:r>
+      <w:r>
+        <w:br/>
+      </w:r>
+      <w:proofErr w:type="spellStart"/>
+      <w:r>
+        <w:t>npm</w:t>
+      </w:r>
+      <w:proofErr w:type="spellEnd"/>
+      <w:r>
+        <w:t xml:space="preserve"> install -g </w:t>
+      </w:r>
+      <w:proofErr w:type="spellStart"/>
+      <w:r>
+        <w:t>appium</w:t>
+      </w:r>
+      <w:proofErr w:type="spellEnd"/>
+      <w:r>
+        <w:t>-doctor</w:t>
+      </w:r>
+      <w:r>
+        <w:br/>
+      </w:r>
+      <w:proofErr w:type="spellStart"/>
+      <w:r>
+        <w:t>npm</w:t>
+      </w:r>
+      <w:proofErr w:type="spellEnd"/>
+      <w:r>
+        <w:t xml:space="preserve"> uninstall </w:t>
+      </w:r>
+      <w:proofErr w:type="spellStart"/>
+      <w:r>
+        <w:t>appium</w:t>
+      </w:r>
+      <w:proofErr w:type="spellEnd"/>
+      <w:r>
+        <w:t>-doctor</w:t>
       </w:r>
       <w:r>
         <w:br/>
@@ -3606,13 +4503,26 @@
         <w:br/>
       </w:r>
       <w:r>
-        <w:t>where appium-doctor</w:t>
-      </w:r>
-      <w:r>
-        <w:br/>
-      </w:r>
-      <w:r>
-        <w:t>appium-doctor -h</w:t>
+        <w:t xml:space="preserve">where </w:t>
+      </w:r>
+      <w:proofErr w:type="spellStart"/>
+      <w:r>
+        <w:t>appium</w:t>
+      </w:r>
+      <w:proofErr w:type="spellEnd"/>
+      <w:r>
+        <w:t>-doctor</w:t>
+      </w:r>
+      <w:r>
+        <w:br/>
+      </w:r>
+      <w:proofErr w:type="spellStart"/>
+      <w:r>
+        <w:t>appium</w:t>
+      </w:r>
+      <w:proofErr w:type="spellEnd"/>
+      <w:r>
+        <w:t>-doctor -h</w:t>
       </w:r>
     </w:p>
     <w:p>
@@ -3624,17 +4534,35 @@
         </w:numPr>
       </w:pPr>
       <w:r>
-        <w:t xml:space="preserve">To start/stop appium server </w:t>
-      </w:r>
-      <w:r>
-        <w:br/>
-      </w:r>
-      <w:r>
-        <w:t>appium server</w:t>
-      </w:r>
-      <w:r>
-        <w:t xml:space="preserve"> / appium</w:t>
-      </w:r>
+        <w:t xml:space="preserve">To start/stop </w:t>
+      </w:r>
+      <w:proofErr w:type="spellStart"/>
+      <w:r>
+        <w:t>appium</w:t>
+      </w:r>
+      <w:proofErr w:type="spellEnd"/>
+      <w:r>
+        <w:t xml:space="preserve"> server </w:t>
+      </w:r>
+      <w:r>
+        <w:br/>
+      </w:r>
+      <w:proofErr w:type="spellStart"/>
+      <w:r>
+        <w:t>appium</w:t>
+      </w:r>
+      <w:proofErr w:type="spellEnd"/>
+      <w:r>
+        <w:t xml:space="preserve"> server</w:t>
+      </w:r>
+      <w:r>
+        <w:t xml:space="preserve"> / </w:t>
+      </w:r>
+      <w:proofErr w:type="spellStart"/>
+      <w:r>
+        <w:t>appium</w:t>
+      </w:r>
+      <w:proofErr w:type="spellEnd"/>
       <w:r>
         <w:br/>
       </w:r>
@@ -3653,7 +4581,15 @@
       </w:r>
       <w:r>
         <w:br/>
-        <w:t>To stop the appium server</w:t>
+        <w:t xml:space="preserve">To stop the </w:t>
+      </w:r>
+      <w:proofErr w:type="spellStart"/>
+      <w:r>
+        <w:t>appium</w:t>
+      </w:r>
+      <w:proofErr w:type="spellEnd"/>
+      <w:r>
+        <w:t xml:space="preserve"> server</w:t>
       </w:r>
       <w:r>
         <w:br/>
@@ -3682,8 +4618,13 @@
           <w:numId w:val="1"/>
         </w:numPr>
       </w:pPr>
-      <w:r>
-        <w:t xml:space="preserve">appium </w:t>
+      <w:proofErr w:type="spellStart"/>
+      <w:r>
+        <w:t>appium</w:t>
+      </w:r>
+      <w:proofErr w:type="spellEnd"/>
+      <w:r>
+        <w:t xml:space="preserve"> </w:t>
       </w:r>
       <w:r>
         <w:t>--</w:t>
@@ -3706,8 +4647,13 @@
           <w:numId w:val="1"/>
         </w:numPr>
       </w:pPr>
-      <w:r>
-        <w:t>appium –port 4724 (port number for the server to listen on)</w:t>
+      <w:proofErr w:type="spellStart"/>
+      <w:r>
+        <w:t>appium</w:t>
+      </w:r>
+      <w:proofErr w:type="spellEnd"/>
+      <w:r>
+        <w:t xml:space="preserve"> –port 4724 (port number for the server to listen on)</w:t>
       </w:r>
     </w:p>
     <w:p>
@@ -3718,8 +4664,13 @@
           <w:numId w:val="1"/>
         </w:numPr>
       </w:pPr>
-      <w:r>
-        <w:t>appium --log-level info</w:t>
+      <w:proofErr w:type="spellStart"/>
+      <w:r>
+        <w:t>appium</w:t>
+      </w:r>
+      <w:proofErr w:type="spellEnd"/>
+      <w:r>
+        <w:t xml:space="preserve"> --log-level info</w:t>
       </w:r>
       <w:r>
         <w:t xml:space="preserve"> (set log level for the server)</w:t>
@@ -3727,8 +4678,13 @@
       <w:r>
         <w:br/>
       </w:r>
-      <w:r>
-        <w:t xml:space="preserve">appium --log-level </w:t>
+      <w:proofErr w:type="spellStart"/>
+      <w:r>
+        <w:t>appium</w:t>
+      </w:r>
+      <w:proofErr w:type="spellEnd"/>
+      <w:r>
+        <w:t xml:space="preserve"> --log-level </w:t>
       </w:r>
       <w:r>
         <w:t>debug</w:t>
@@ -3736,8 +4692,13 @@
       <w:r>
         <w:br/>
       </w:r>
-      <w:r>
-        <w:t xml:space="preserve">appium --log-level </w:t>
+      <w:proofErr w:type="spellStart"/>
+      <w:r>
+        <w:t>appium</w:t>
+      </w:r>
+      <w:proofErr w:type="spellEnd"/>
+      <w:r>
+        <w:t xml:space="preserve"> --log-level </w:t>
       </w:r>
       <w:r>
         <w:t>warn</w:t>
@@ -3751,8 +4712,13 @@
           <w:numId w:val="1"/>
         </w:numPr>
       </w:pPr>
-      <w:r>
-        <w:t>appium --log-timestamp</w:t>
+      <w:proofErr w:type="spellStart"/>
+      <w:r>
+        <w:t>appium</w:t>
+      </w:r>
+      <w:proofErr w:type="spellEnd"/>
+      <w:r>
+        <w:t xml:space="preserve"> --log-timestamp</w:t>
       </w:r>
       <w:r>
         <w:t xml:space="preserve"> (prefix time stamps at server logs)</w:t>
@@ -3766,9 +4732,19 @@
           <w:numId w:val="1"/>
         </w:numPr>
       </w:pPr>
-      <w:r>
-        <w:t>appium --local-timezone</w:t>
-      </w:r>
+      <w:proofErr w:type="spellStart"/>
+      <w:r>
+        <w:t>appium</w:t>
+      </w:r>
+      <w:proofErr w:type="spellEnd"/>
+      <w:r>
+        <w:t xml:space="preserve"> --local-</w:t>
+      </w:r>
+      <w:proofErr w:type="spellStart"/>
+      <w:r>
+        <w:t>timezone</w:t>
+      </w:r>
+      <w:proofErr w:type="spellEnd"/>
       <w:r>
         <w:t xml:space="preserve"> (set servers time zone)</w:t>
       </w:r>
@@ -3781,16 +4757,34 @@
           <w:numId w:val="1"/>
         </w:numPr>
       </w:pPr>
-      <w:r>
-        <w:t>appium --allow-insecure</w:t>
+      <w:proofErr w:type="spellStart"/>
+      <w:r>
+        <w:t>appium</w:t>
+      </w:r>
+      <w:proofErr w:type="spellEnd"/>
+      <w:r>
+        <w:t xml:space="preserve"> --allow-insecure</w:t>
       </w:r>
     </w:p>
     <w:p>
       <w:pPr>
         <w:pStyle w:val="ListParagraph"/>
       </w:pPr>
-      <w:r>
-        <w:t>appium --allow-insecure port --port 4724</w:t>
+      <w:proofErr w:type="spellStart"/>
+      <w:r>
+        <w:t>appium</w:t>
+      </w:r>
+      <w:proofErr w:type="spellEnd"/>
+      <w:r>
+        <w:t xml:space="preserve"> --allow-insecure port --</w:t>
+      </w:r>
+      <w:proofErr w:type="spellStart"/>
+      <w:r>
+        <w:t>port</w:t>
+      </w:r>
+      <w:proofErr w:type="spellEnd"/>
+      <w:r>
+        <w:t xml:space="preserve"> 4724</w:t>
       </w:r>
     </w:p>
     <w:p>
@@ -3801,8 +4795,13 @@
           <w:numId w:val="1"/>
         </w:numPr>
       </w:pPr>
-      <w:r>
-        <w:t>appium --</w:t>
+      <w:proofErr w:type="spellStart"/>
+      <w:r>
+        <w:t>appium</w:t>
+      </w:r>
+      <w:proofErr w:type="spellEnd"/>
+      <w:r>
+        <w:t xml:space="preserve"> --</w:t>
       </w:r>
       <w:r>
         <w:t xml:space="preserve"> relaxed-security</w:t>
@@ -3813,8 +4812,13 @@
       <w:r>
         <w:br/>
       </w:r>
-      <w:r>
-        <w:t>appium --port 4724 --relaxed-security</w:t>
+      <w:proofErr w:type="spellStart"/>
+      <w:r>
+        <w:t>appium</w:t>
+      </w:r>
+      <w:proofErr w:type="spellEnd"/>
+      <w:r>
+        <w:t xml:space="preserve"> --port 4724 --relaxed-security</w:t>
       </w:r>
       <w:r>
         <w:br/>
@@ -3974,8 +4978,13 @@
       <w:r>
         <w:br/>
       </w:r>
-      <w:r>
-        <w:t>appium driver list</w:t>
+      <w:proofErr w:type="spellStart"/>
+      <w:r>
+        <w:t>appium</w:t>
+      </w:r>
+      <w:proofErr w:type="spellEnd"/>
+      <w:r>
+        <w:t xml:space="preserve"> driver list</w:t>
       </w:r>
       <w:r>
         <w:t xml:space="preserve"> </w:t>
@@ -3983,16 +4992,35 @@
       <w:r>
         <w:br/>
       </w:r>
-      <w:r>
-        <w:t>appium driver install uiautomator2</w:t>
-      </w:r>
-      <w:r>
-        <w:br/>
-        <w:t>appium driver uninstall uiautomator2</w:t>
-      </w:r>
-      <w:r>
-        <w:br/>
-        <w:t xml:space="preserve">appium driver list </w:t>
+      <w:proofErr w:type="spellStart"/>
+      <w:r>
+        <w:t>appium</w:t>
+      </w:r>
+      <w:proofErr w:type="spellEnd"/>
+      <w:r>
+        <w:t xml:space="preserve"> driver install uiautomator2</w:t>
+      </w:r>
+      <w:r>
+        <w:br/>
+      </w:r>
+      <w:proofErr w:type="spellStart"/>
+      <w:r>
+        <w:t>appium</w:t>
+      </w:r>
+      <w:proofErr w:type="spellEnd"/>
+      <w:r>
+        <w:t xml:space="preserve"> driver uninstall uiautomator2</w:t>
+      </w:r>
+      <w:r>
+        <w:br/>
+      </w:r>
+      <w:proofErr w:type="spellStart"/>
+      <w:r>
+        <w:t>appium</w:t>
+      </w:r>
+      <w:proofErr w:type="spellEnd"/>
+      <w:r>
+        <w:t xml:space="preserve"> driver list </w:t>
       </w:r>
       <w:r>
         <w:t>–</w:t>
@@ -4009,20 +5037,56 @@
           <w:numId w:val="1"/>
         </w:numPr>
       </w:pPr>
-      <w:r>
-        <w:t>appium driver list</w:t>
-      </w:r>
-      <w:r>
-        <w:br/>
-        <w:t>appium driver install xcuitest</w:t>
-      </w:r>
-      <w:r>
-        <w:br/>
-        <w:t>appium driver uninstall xcuitest</w:t>
-      </w:r>
-      <w:r>
-        <w:br/>
-        <w:t xml:space="preserve">appium driver list </w:t>
+      <w:proofErr w:type="spellStart"/>
+      <w:r>
+        <w:t>appium</w:t>
+      </w:r>
+      <w:proofErr w:type="spellEnd"/>
+      <w:r>
+        <w:t xml:space="preserve"> driver list</w:t>
+      </w:r>
+      <w:r>
+        <w:br/>
+      </w:r>
+      <w:proofErr w:type="spellStart"/>
+      <w:r>
+        <w:t>appium</w:t>
+      </w:r>
+      <w:proofErr w:type="spellEnd"/>
+      <w:r>
+        <w:t xml:space="preserve"> driver install </w:t>
+      </w:r>
+      <w:proofErr w:type="spellStart"/>
+      <w:r>
+        <w:t>xcuitest</w:t>
+      </w:r>
+      <w:proofErr w:type="spellEnd"/>
+      <w:r>
+        <w:br/>
+      </w:r>
+      <w:proofErr w:type="spellStart"/>
+      <w:r>
+        <w:t>appium</w:t>
+      </w:r>
+      <w:proofErr w:type="spellEnd"/>
+      <w:r>
+        <w:t xml:space="preserve"> driver uninstall </w:t>
+      </w:r>
+      <w:proofErr w:type="spellStart"/>
+      <w:r>
+        <w:t>xcuitest</w:t>
+      </w:r>
+      <w:proofErr w:type="spellEnd"/>
+      <w:r>
+        <w:br/>
+      </w:r>
+      <w:proofErr w:type="spellStart"/>
+      <w:r>
+        <w:t>appium</w:t>
+      </w:r>
+      <w:proofErr w:type="spellEnd"/>
+      <w:r>
+        <w:t xml:space="preserve"> driver list </w:t>
       </w:r>
       <w:r>
         <w:t>–</w:t>
@@ -4034,7 +5098,15 @@
     <w:p>
       <w:r>
         <w:br/>
-        <w:t>Android api levels</w:t>
+        <w:t xml:space="preserve">Android </w:t>
+      </w:r>
+      <w:proofErr w:type="spellStart"/>
+      <w:r>
+        <w:t>api</w:t>
+      </w:r>
+      <w:proofErr w:type="spellEnd"/>
+      <w:r>
+        <w:t xml:space="preserve"> levels</w:t>
       </w:r>
       <w:r>
         <w:br/>
@@ -4055,8 +5127,13 @@
       <w:r>
         <w:br/>
       </w:r>
-      <w:r>
-        <w:t>adb devices</w:t>
+      <w:proofErr w:type="spellStart"/>
+      <w:r>
+        <w:t>adb</w:t>
+      </w:r>
+      <w:proofErr w:type="spellEnd"/>
+      <w:r>
+        <w:t xml:space="preserve"> devices</w:t>
       </w:r>
       <w:r>
         <w:t xml:space="preserve"> -&gt; To get the device name</w:t>
@@ -4067,7 +5144,15 @@
     </w:p>
     <w:p>
       <w:r>
-        <w:t xml:space="preserve">To inspect the webelements from browser launched on the emulator </w:t>
+        <w:t xml:space="preserve">To inspect the </w:t>
+      </w:r>
+      <w:proofErr w:type="spellStart"/>
+      <w:r>
+        <w:t>webelements</w:t>
+      </w:r>
+      <w:proofErr w:type="spellEnd"/>
+      <w:r>
+        <w:t xml:space="preserve"> from browser launched on the emulator </w:t>
       </w:r>
       <w:r>
         <w:br/>
@@ -4088,14 +5173,40 @@
         <w:t>***</w:t>
       </w:r>
       <w:r>
-        <w:t xml:space="preserve">If version mismatch happens on the chrome then try to start the appium with below commands </w:t>
-      </w:r>
-      <w:r>
-        <w:br/>
-      </w:r>
-      <w:r>
-        <w:t>appium server --allow-insecure chromedriver_autodownload</w:t>
-      </w:r>
+        <w:t xml:space="preserve">If version mismatch happens on the </w:t>
+      </w:r>
+      <w:proofErr w:type="gramStart"/>
+      <w:r>
+        <w:t>chrome</w:t>
+      </w:r>
+      <w:proofErr w:type="gramEnd"/>
+      <w:r>
+        <w:t xml:space="preserve"> then try to start the </w:t>
+      </w:r>
+      <w:proofErr w:type="spellStart"/>
+      <w:r>
+        <w:t>appium</w:t>
+      </w:r>
+      <w:proofErr w:type="spellEnd"/>
+      <w:r>
+        <w:t xml:space="preserve"> with below commands </w:t>
+      </w:r>
+      <w:r>
+        <w:br/>
+      </w:r>
+      <w:proofErr w:type="spellStart"/>
+      <w:r>
+        <w:t>appium</w:t>
+      </w:r>
+      <w:proofErr w:type="spellEnd"/>
+      <w:r>
+        <w:t xml:space="preserve"> server --allow-insecure </w:t>
+      </w:r>
+      <w:proofErr w:type="spellStart"/>
+      <w:r>
+        <w:t>chromedriver_autodownload</w:t>
+      </w:r>
+      <w:proofErr w:type="spellEnd"/>
       <w:r>
         <w:br/>
       </w:r>
@@ -4132,15 +5243,50 @@
       <w:r>
         <w:br/>
       </w:r>
-      <w:r>
-        <w:t>com.google.android.dialer/</w:t>
-      </w:r>
-      <w:r>
-        <w:br/>
-      </w:r>
-      <w:r>
-        <w:t>com.google.android.dialer.extensions.GoogleDialtactsActivity</w:t>
-      </w:r>
+      <w:proofErr w:type="spellStart"/>
+      <w:proofErr w:type="gramStart"/>
+      <w:r>
+        <w:t>com.google</w:t>
+      </w:r>
+      <w:proofErr w:type="gramEnd"/>
+      <w:r>
+        <w:t>.</w:t>
+      </w:r>
+      <w:proofErr w:type="gramStart"/>
+      <w:r>
+        <w:t>android.dialer</w:t>
+      </w:r>
+      <w:proofErr w:type="spellEnd"/>
+      <w:proofErr w:type="gramEnd"/>
+      <w:r>
+        <w:t>/</w:t>
+      </w:r>
+      <w:r>
+        <w:br/>
+      </w:r>
+      <w:proofErr w:type="spellStart"/>
+      <w:proofErr w:type="gramStart"/>
+      <w:r>
+        <w:t>com.google</w:t>
+      </w:r>
+      <w:proofErr w:type="gramEnd"/>
+      <w:r>
+        <w:t>.</w:t>
+      </w:r>
+      <w:proofErr w:type="gramStart"/>
+      <w:r>
+        <w:t>android.dialer</w:t>
+      </w:r>
+      <w:proofErr w:type="gramEnd"/>
+      <w:r>
+        <w:t>.</w:t>
+      </w:r>
+      <w:proofErr w:type="gramStart"/>
+      <w:r>
+        <w:t>extensions.GoogleDialtactsActivity</w:t>
+      </w:r>
+      <w:proofErr w:type="spellEnd"/>
+      <w:proofErr w:type="gramEnd"/>
       <w:r>
         <w:br/>
       </w:r>
@@ -4150,28 +5296,70 @@
         <w:pStyle w:val="ListParagraph"/>
       </w:pPr>
       <w:r>
-        <w:t>Via cmd prompt</w:t>
-      </w:r>
-      <w:r>
-        <w:br/>
-      </w:r>
-      <w:r>
-        <w:t>adb shell</w:t>
-      </w:r>
-      <w:r>
-        <w:br/>
-      </w:r>
-      <w:r>
-        <w:t>dumpsys window windows | grep -E 'mObscuringWindow'</w:t>
-      </w:r>
-      <w:r>
-        <w:br/>
-      </w:r>
-      <w:r>
-        <w:br/>
-      </w:r>
-      <w:r>
-        <w:t>exit -&gt; to come out off adb shell</w:t>
+        <w:t xml:space="preserve">Via </w:t>
+      </w:r>
+      <w:proofErr w:type="spellStart"/>
+      <w:r>
+        <w:t>cmd</w:t>
+      </w:r>
+      <w:proofErr w:type="spellEnd"/>
+      <w:r>
+        <w:t xml:space="preserve"> prompt</w:t>
+      </w:r>
+      <w:r>
+        <w:br/>
+      </w:r>
+      <w:proofErr w:type="spellStart"/>
+      <w:r>
+        <w:t>adb</w:t>
+      </w:r>
+      <w:proofErr w:type="spellEnd"/>
+      <w:r>
+        <w:t xml:space="preserve"> shell</w:t>
+      </w:r>
+      <w:r>
+        <w:br/>
+      </w:r>
+      <w:proofErr w:type="spellStart"/>
+      <w:r>
+        <w:t>dumpsys</w:t>
+      </w:r>
+      <w:proofErr w:type="spellEnd"/>
+      <w:r>
+        <w:t xml:space="preserve"> window windows | grep -E '</w:t>
+      </w:r>
+      <w:proofErr w:type="spellStart"/>
+      <w:r>
+        <w:t>mObscuringWindow</w:t>
+      </w:r>
+      <w:proofErr w:type="spellEnd"/>
+      <w:r>
+        <w:t>'</w:t>
+      </w:r>
+      <w:r>
+        <w:br/>
+      </w:r>
+      <w:r>
+        <w:br/>
+      </w:r>
+      <w:r>
+        <w:t xml:space="preserve">exit -&gt; to come out </w:t>
+      </w:r>
+      <w:proofErr w:type="spellStart"/>
+      <w:r>
+        <w:t>off</w:t>
+      </w:r>
+      <w:proofErr w:type="spellEnd"/>
+      <w:r>
+        <w:t xml:space="preserve"> </w:t>
+      </w:r>
+      <w:proofErr w:type="spellStart"/>
+      <w:r>
+        <w:t>adb</w:t>
+      </w:r>
+      <w:proofErr w:type="spellEnd"/>
+      <w:r>
+        <w:t xml:space="preserve"> shell</w:t>
       </w:r>
     </w:p>
     <w:p>
@@ -4186,8 +5374,18 @@
       <w:r>
         <w:br/>
       </w:r>
-      <w:r>
-        <w:t>Eg : session ids</w:t>
+      <w:proofErr w:type="spellStart"/>
+      <w:proofErr w:type="gramStart"/>
+      <w:r>
+        <w:t>Eg</w:t>
+      </w:r>
+      <w:proofErr w:type="spellEnd"/>
+      <w:r>
+        <w:t xml:space="preserve"> :</w:t>
+      </w:r>
+      <w:proofErr w:type="gramEnd"/>
+      <w:r>
+        <w:t xml:space="preserve"> session ids</w:t>
       </w:r>
       <w:r>
         <w:br/>
@@ -4207,12 +5405,14 @@
       <w:r>
         <w:br/>
       </w:r>
+      <w:proofErr w:type="spellStart"/>
       <w:r>
         <w:rPr>
           <w:u w:val="single"/>
         </w:rPr>
         <w:t>org.openqa.selenium.SessionNotCreatedException</w:t>
       </w:r>
+      <w:proofErr w:type="spellEnd"/>
       <w:r>
         <w:t>: Could not start a new session.</w:t>
       </w:r>
@@ -4228,8 +5428,18 @@
       <w:r>
         <w:br/>
       </w:r>
-      <w:r>
-        <w:t xml:space="preserve">Eg : </w:t>
+      <w:proofErr w:type="spellStart"/>
+      <w:proofErr w:type="gramStart"/>
+      <w:r>
+        <w:t>Eg</w:t>
+      </w:r>
+      <w:proofErr w:type="spellEnd"/>
+      <w:r>
+        <w:t xml:space="preserve"> :</w:t>
+      </w:r>
+      <w:proofErr w:type="gramEnd"/>
+      <w:r>
+        <w:t xml:space="preserve"> </w:t>
       </w:r>
       <w:r>
         <w:t>Original error: Device emulator-5558 was not in the list of connected devices</w:t>
@@ -4239,8 +5449,12 @@
       </w:r>
       <w:r>
         <w:br/>
+      </w:r>
+      <w:proofErr w:type="gramStart"/>
+      <w:r>
         <w:t>Locators :</w:t>
       </w:r>
+      <w:proofErr w:type="gramEnd"/>
       <w:r>
         <w:br/>
       </w:r>
@@ -4271,11 +5485,16 @@
         <w:pStyle w:val="ListParagraph"/>
       </w:pPr>
       <w:r>
-        <w:t>3. AppiumBy.</w:t>
+        <w:t xml:space="preserve">3. </w:t>
+      </w:r>
+      <w:proofErr w:type="spellStart"/>
+      <w:r>
+        <w:t>AppiumBy.</w:t>
       </w:r>
       <w:r>
         <w:t>accessibilityId</w:t>
       </w:r>
+      <w:proofErr w:type="spellEnd"/>
       <w:r>
         <w:t xml:space="preserve"> *</w:t>
       </w:r>
@@ -4369,15 +5588,24 @@
         </w:rPr>
         <w:t xml:space="preserve"> </w:t>
       </w:r>
+      <w:proofErr w:type="spellStart"/>
       <w:r>
         <w:t>iOSClassChain</w:t>
       </w:r>
+      <w:proofErr w:type="spellEnd"/>
       <w:r>
         <w:t xml:space="preserve"> *</w:t>
       </w:r>
       <w:r>
         <w:br/>
-        <w:t>2.AppiumBy.</w:t>
+      </w:r>
+      <w:proofErr w:type="gramStart"/>
+      <w:r>
+        <w:t>2.AppiumBy</w:t>
+      </w:r>
+      <w:proofErr w:type="gramEnd"/>
+      <w:r>
+        <w:t>.</w:t>
       </w:r>
       <w:r>
         <w:rPr>
@@ -4389,9 +5617,11 @@
         </w:rPr>
         <w:t xml:space="preserve"> </w:t>
       </w:r>
+      <w:proofErr w:type="spellStart"/>
       <w:r>
         <w:t>iOSNsPredicateString</w:t>
       </w:r>
+      <w:proofErr w:type="spellEnd"/>
       <w:r>
         <w:t xml:space="preserve"> *</w:t>
       </w:r>
@@ -4417,12 +5647,14 @@
       <w:r>
         <w:t xml:space="preserve"> </w:t>
       </w:r>
+      <w:proofErr w:type="spellStart"/>
       <w:r>
         <w:t>AppiumBy.</w:t>
       </w:r>
       <w:r>
         <w:t>accessibilityId</w:t>
       </w:r>
+      <w:proofErr w:type="spellEnd"/>
       <w:r>
         <w:t xml:space="preserve"> *</w:t>
       </w:r>
@@ -4510,7 +5742,15 @@
         <w:pStyle w:val="ListParagraph"/>
       </w:pPr>
       <w:r>
-        <w:t xml:space="preserve">  "deviceName": "Android",</w:t>
+        <w:t xml:space="preserve">  "</w:t>
+      </w:r>
+      <w:proofErr w:type="spellStart"/>
+      <w:r>
+        <w:t>deviceName</w:t>
+      </w:r>
+      <w:proofErr w:type="spellEnd"/>
+      <w:r>
+        <w:t>": "Android",</w:t>
       </w:r>
     </w:p>
     <w:p>
@@ -4518,7 +5758,15 @@
         <w:pStyle w:val="ListParagraph"/>
       </w:pPr>
       <w:r>
-        <w:t xml:space="preserve">  "platformName": "Android",</w:t>
+        <w:t xml:space="preserve">  "</w:t>
+      </w:r>
+      <w:proofErr w:type="spellStart"/>
+      <w:r>
+        <w:t>platformName</w:t>
+      </w:r>
+      <w:proofErr w:type="spellEnd"/>
+      <w:r>
+        <w:t>": "Android",</w:t>
       </w:r>
     </w:p>
     <w:p>
@@ -4526,7 +5774,15 @@
         <w:pStyle w:val="ListParagraph"/>
       </w:pPr>
       <w:r>
-        <w:t xml:space="preserve">  "automationName": "uiAutomator2"</w:t>
+        <w:t xml:space="preserve">  "</w:t>
+      </w:r>
+      <w:proofErr w:type="spellStart"/>
+      <w:r>
+        <w:t>automationName</w:t>
+      </w:r>
+      <w:proofErr w:type="spellEnd"/>
+      <w:r>
+        <w:t>": "uiAutomator2"</w:t>
       </w:r>
     </w:p>
     <w:p>
@@ -4547,7 +5803,59 @@
         <w:pStyle w:val="ListParagraph"/>
       </w:pPr>
       <w:r>
-        <w:t>&lt;android.widget.ImageButton index="0" package="com.google.android.dialer" class="android.widget.ImageButton" text="" checkable="false" checked="false" clickable="false" enabled="true" focusable="false" focused="false" long-clickable="false" password="false" scrollable="false" selected="false" bounds="[53,84][179,210]" displayed="true" /&gt;</w:t>
+        <w:t>&lt;</w:t>
+      </w:r>
+      <w:proofErr w:type="spellStart"/>
+      <w:proofErr w:type="gramStart"/>
+      <w:r>
+        <w:t>android.widget</w:t>
+      </w:r>
+      <w:proofErr w:type="gramEnd"/>
+      <w:r>
+        <w:t>.ImageButton</w:t>
+      </w:r>
+      <w:proofErr w:type="spellEnd"/>
+      <w:r>
+        <w:t xml:space="preserve"> index="0" package="</w:t>
+      </w:r>
+      <w:proofErr w:type="spellStart"/>
+      <w:proofErr w:type="gramStart"/>
+      <w:r>
+        <w:t>com.google</w:t>
+      </w:r>
+      <w:proofErr w:type="gramEnd"/>
+      <w:r>
+        <w:t>.</w:t>
+      </w:r>
+      <w:proofErr w:type="gramStart"/>
+      <w:r>
+        <w:t>android.dialer</w:t>
+      </w:r>
+      <w:proofErr w:type="spellEnd"/>
+      <w:proofErr w:type="gramEnd"/>
+      <w:r>
+        <w:t>" class="</w:t>
+      </w:r>
+      <w:proofErr w:type="spellStart"/>
+      <w:proofErr w:type="gramStart"/>
+      <w:r>
+        <w:t>android.widget</w:t>
+      </w:r>
+      <w:proofErr w:type="gramEnd"/>
+      <w:r>
+        <w:t>.ImageButton</w:t>
+      </w:r>
+      <w:proofErr w:type="spellEnd"/>
+      <w:r>
+        <w:t>" text="" checkable="false" checked="false" clickable="false" enabled="true" focusable="false" focused="false" long-clickable="false" password="false" scrollable="false" selected="false" bounds="[53,</w:t>
+      </w:r>
+      <w:proofErr w:type="gramStart"/>
+      <w:r>
+        <w:t>84][</w:t>
+      </w:r>
+      <w:proofErr w:type="gramEnd"/>
+      <w:r>
+        <w:t>179,210]" displayed="true" /&gt;</w:t>
       </w:r>
     </w:p>
     <w:p>
@@ -4582,61 +5890,146 @@
       <w:pPr>
         <w:pStyle w:val="ListParagraph"/>
       </w:pPr>
+      <w:proofErr w:type="spellStart"/>
       <w:r>
         <w:t>AppiumBy.</w:t>
       </w:r>
       <w:r>
         <w:t>androidUIAutomator</w:t>
       </w:r>
+      <w:proofErr w:type="spellEnd"/>
     </w:p>
     <w:p>
       <w:pPr>
         <w:pStyle w:val="ListParagraph"/>
       </w:pPr>
       <w:r>
-        <w:t>new UiS</w:t>
+        <w:t xml:space="preserve">new </w:t>
+      </w:r>
+      <w:proofErr w:type="spellStart"/>
+      <w:r>
+        <w:t>UiS</w:t>
       </w:r>
       <w:r>
         <w:t>e</w:t>
       </w:r>
       <w:r>
-        <w:t>lector().description(“</w:t>
-      </w:r>
+        <w:t>lector</w:t>
+      </w:r>
+      <w:proofErr w:type="spellEnd"/>
+      <w:r>
+        <w:t>(</w:t>
+      </w:r>
+      <w:proofErr w:type="gramStart"/>
+      <w:r>
+        <w:t>).description</w:t>
+      </w:r>
+      <w:proofErr w:type="gramEnd"/>
+      <w:r>
+        <w:t>(“</w:t>
+      </w:r>
+      <w:proofErr w:type="spellStart"/>
       <w:r>
         <w:t>accessibilityId</w:t>
       </w:r>
+      <w:proofErr w:type="spellEnd"/>
       <w:r>
         <w:t>”)</w:t>
       </w:r>
       <w:r>
         <w:br/>
-        <w:t>new UiS</w:t>
+        <w:t xml:space="preserve">new </w:t>
+      </w:r>
+      <w:proofErr w:type="spellStart"/>
+      <w:r>
+        <w:t>UiS</w:t>
       </w:r>
       <w:r>
         <w:t>e</w:t>
       </w:r>
       <w:r>
-        <w:t>lector().textContains(“textValue”)</w:t>
-      </w:r>
-      <w:r>
-        <w:br/>
-        <w:t>new UiS</w:t>
+        <w:t>lector</w:t>
+      </w:r>
+      <w:proofErr w:type="spellEnd"/>
+      <w:r>
+        <w:t>(</w:t>
+      </w:r>
+      <w:proofErr w:type="gramStart"/>
+      <w:r>
+        <w:t>).</w:t>
+      </w:r>
+      <w:proofErr w:type="spellStart"/>
+      <w:r>
+        <w:t>textContains</w:t>
+      </w:r>
+      <w:proofErr w:type="spellEnd"/>
+      <w:proofErr w:type="gramEnd"/>
+      <w:r>
+        <w:t>(“</w:t>
+      </w:r>
+      <w:proofErr w:type="spellStart"/>
+      <w:r>
+        <w:t>textValue</w:t>
+      </w:r>
+      <w:proofErr w:type="spellEnd"/>
+      <w:r>
+        <w:t>”)</w:t>
+      </w:r>
+      <w:r>
+        <w:br/>
+        <w:t xml:space="preserve">new </w:t>
+      </w:r>
+      <w:proofErr w:type="spellStart"/>
+      <w:proofErr w:type="gramStart"/>
+      <w:r>
+        <w:t>UiS</w:t>
       </w:r>
       <w:r>
         <w:t>e</w:t>
       </w:r>
       <w:r>
-        <w:t>lector().resourceIdMatches(“resource id value”)</w:t>
-      </w:r>
-      <w:r>
-        <w:br/>
-        <w:t>new UiS</w:t>
+        <w:t>lector</w:t>
+      </w:r>
+      <w:proofErr w:type="spellEnd"/>
+      <w:r>
+        <w:t>().</w:t>
+      </w:r>
+      <w:proofErr w:type="spellStart"/>
+      <w:r>
+        <w:t>resourceIdMatches</w:t>
+      </w:r>
+      <w:proofErr w:type="spellEnd"/>
+      <w:proofErr w:type="gramEnd"/>
+      <w:r>
+        <w:t>(“resource id value”)</w:t>
+      </w:r>
+      <w:r>
+        <w:br/>
+        <w:t xml:space="preserve">new </w:t>
+      </w:r>
+      <w:proofErr w:type="spellStart"/>
+      <w:proofErr w:type="gramStart"/>
+      <w:r>
+        <w:t>UiS</w:t>
       </w:r>
       <w:r>
         <w:t>e</w:t>
       </w:r>
       <w:r>
-        <w:t>lector().className(“class Name”)</w:t>
+        <w:t>lector</w:t>
+      </w:r>
+      <w:proofErr w:type="spellEnd"/>
+      <w:r>
+        <w:t>().</w:t>
+      </w:r>
+      <w:proofErr w:type="spellStart"/>
+      <w:r>
+        <w:t>className</w:t>
+      </w:r>
+      <w:proofErr w:type="spellEnd"/>
+      <w:proofErr w:type="gramEnd"/>
+      <w:r>
+        <w:t>(“class Name”)</w:t>
       </w:r>
       <w:r>
         <w:br/>
@@ -4655,8 +6048,13 @@
       <w:r>
         <w:br/>
       </w:r>
-      <w:r>
-        <w:t>Xpath will be followed by following formulas:</w:t>
+      <w:proofErr w:type="spellStart"/>
+      <w:r>
+        <w:t>Xpath</w:t>
+      </w:r>
+      <w:proofErr w:type="spellEnd"/>
+      <w:r>
+        <w:t xml:space="preserve"> will be followed by following formulas:</w:t>
       </w:r>
     </w:p>
     <w:p>
@@ -4665,45 +6063,131 @@
       </w:pPr>
       <w:r>
         <w:br/>
-        <w:t>//tagName/className[@attributeName=</w:t>
+      </w:r>
+      <w:proofErr w:type="gramStart"/>
+      <w:r>
+        <w:t>//</w:t>
+      </w:r>
+      <w:proofErr w:type="spellStart"/>
+      <w:r>
+        <w:t>tagName</w:t>
+      </w:r>
+      <w:proofErr w:type="spellEnd"/>
+      <w:r>
+        <w:t>/</w:t>
+      </w:r>
+      <w:proofErr w:type="spellStart"/>
+      <w:r>
+        <w:t>className</w:t>
+      </w:r>
+      <w:proofErr w:type="spellEnd"/>
+      <w:r>
+        <w:t>[</w:t>
+      </w:r>
+      <w:proofErr w:type="gramEnd"/>
+      <w:r>
+        <w:t>@attributeName=</w:t>
       </w:r>
       <w:r>
         <w:t xml:space="preserve"> </w:t>
       </w:r>
       <w:r>
-        <w:t>‘attributeVaue’]</w:t>
+        <w:t>‘</w:t>
+      </w:r>
+      <w:proofErr w:type="spellStart"/>
+      <w:r>
+        <w:t>attributeVaue</w:t>
+      </w:r>
+      <w:proofErr w:type="spellEnd"/>
+      <w:r>
+        <w:t>’]</w:t>
       </w:r>
     </w:p>
     <w:p>
       <w:pPr>
         <w:pStyle w:val="ListParagraph"/>
       </w:pPr>
-      <w:r>
-        <w:t xml:space="preserve">Eg : </w:t>
-      </w:r>
-      <w:r>
-        <w:t>//android.widget.FrameLayout[@content-desc=\"2,ABC\"]</w:t>
-      </w:r>
-      <w:r>
-        <w:br/>
-      </w:r>
-      <w:r>
-        <w:br/>
-      </w:r>
-      <w:r>
-        <w:t>//tagName/className[</w:t>
+      <w:proofErr w:type="spellStart"/>
+      <w:proofErr w:type="gramStart"/>
+      <w:r>
+        <w:t>Eg</w:t>
+      </w:r>
+      <w:proofErr w:type="spellEnd"/>
+      <w:r>
+        <w:t xml:space="preserve"> :</w:t>
+      </w:r>
+      <w:proofErr w:type="gramEnd"/>
+      <w:r>
+        <w:t xml:space="preserve"> </w:t>
+      </w:r>
+      <w:r>
+        <w:t>//</w:t>
+      </w:r>
+      <w:proofErr w:type="spellStart"/>
+      <w:proofErr w:type="gramStart"/>
+      <w:r>
+        <w:t>android.widget</w:t>
+      </w:r>
+      <w:proofErr w:type="gramEnd"/>
+      <w:r>
+        <w:t>.FrameLayout</w:t>
+      </w:r>
+      <w:proofErr w:type="spellEnd"/>
+      <w:r>
+        <w:t>[@content-desc=\"</w:t>
+      </w:r>
+      <w:proofErr w:type="gramStart"/>
+      <w:r>
+        <w:t>2,ABC</w:t>
+      </w:r>
+      <w:proofErr w:type="gramEnd"/>
+      <w:r>
+        <w:t>\"]</w:t>
+      </w:r>
+      <w:r>
+        <w:br/>
+      </w:r>
+      <w:r>
+        <w:br/>
+      </w:r>
+      <w:r>
+        <w:t>//</w:t>
+      </w:r>
+      <w:proofErr w:type="spellStart"/>
+      <w:r>
+        <w:t>tagName</w:t>
+      </w:r>
+      <w:proofErr w:type="spellEnd"/>
+      <w:r>
+        <w:t>/</w:t>
+      </w:r>
+      <w:proofErr w:type="spellStart"/>
+      <w:r>
+        <w:t>className</w:t>
+      </w:r>
+      <w:proofErr w:type="spellEnd"/>
+      <w:r>
+        <w:t>[</w:t>
       </w:r>
       <w:r>
         <w:t>contains(</w:t>
       </w:r>
       <w:r>
-        <w:t>@attributeName</w:t>
+        <w:t>@</w:t>
+      </w:r>
+      <w:proofErr w:type="gramStart"/>
+      <w:r>
+        <w:t>attributeName</w:t>
       </w:r>
       <w:r>
         <w:t>,</w:t>
       </w:r>
       <w:r>
-        <w:t>‘attributeVaue’</w:t>
+        <w:t>‘</w:t>
+      </w:r>
+      <w:proofErr w:type="gramEnd"/>
+      <w:r>
+        <w:t>attributeVaue’</w:t>
       </w:r>
       <w:r>
         <w:t>)</w:t>
@@ -4723,21 +6207,60 @@
       <w:pPr>
         <w:pStyle w:val="ListParagraph"/>
       </w:pPr>
-      <w:r>
-        <w:t>//tagName/className[@attributeName=</w:t>
+      <w:proofErr w:type="gramStart"/>
+      <w:r>
+        <w:t>//</w:t>
+      </w:r>
+      <w:proofErr w:type="spellStart"/>
+      <w:r>
+        <w:t>tagName</w:t>
+      </w:r>
+      <w:proofErr w:type="spellEnd"/>
+      <w:r>
+        <w:t>/</w:t>
+      </w:r>
+      <w:proofErr w:type="spellStart"/>
+      <w:r>
+        <w:t>className</w:t>
+      </w:r>
+      <w:proofErr w:type="spellEnd"/>
+      <w:r>
+        <w:t>[</w:t>
+      </w:r>
+      <w:proofErr w:type="gramEnd"/>
+      <w:r>
+        <w:t>@attributeName=</w:t>
       </w:r>
       <w:r>
         <w:t xml:space="preserve"> </w:t>
       </w:r>
       <w:r>
-        <w:t>‘attributeVaue’ AND @attributeName=</w:t>
+        <w:t>‘</w:t>
+      </w:r>
+      <w:proofErr w:type="spellStart"/>
+      <w:r>
+        <w:t>attributeVaue</w:t>
+      </w:r>
+      <w:proofErr w:type="spellEnd"/>
+      <w:r>
+        <w:t>’ AND @attributeName=</w:t>
       </w:r>
       <w:r>
         <w:t xml:space="preserve"> </w:t>
       </w:r>
       <w:r>
-        <w:t>‘attributeVaue’ ]</w:t>
-      </w:r>
+        <w:t>‘</w:t>
+      </w:r>
+      <w:proofErr w:type="spellStart"/>
+      <w:r>
+        <w:t>attributeVaue</w:t>
+      </w:r>
+      <w:proofErr w:type="spellEnd"/>
+      <w:proofErr w:type="gramStart"/>
+      <w:r>
+        <w:t>’ ]</w:t>
+      </w:r>
+      <w:proofErr w:type="gramEnd"/>
     </w:p>
     <w:p>
       <w:pPr>
@@ -4748,21 +6271,60 @@
       <w:pPr>
         <w:pStyle w:val="ListParagraph"/>
       </w:pPr>
-      <w:r>
-        <w:t>//tagName/className[@attributeName=</w:t>
+      <w:proofErr w:type="gramStart"/>
+      <w:r>
+        <w:t>//</w:t>
+      </w:r>
+      <w:proofErr w:type="spellStart"/>
+      <w:r>
+        <w:t>tagName</w:t>
+      </w:r>
+      <w:proofErr w:type="spellEnd"/>
+      <w:r>
+        <w:t>/</w:t>
+      </w:r>
+      <w:proofErr w:type="spellStart"/>
+      <w:r>
+        <w:t>className</w:t>
+      </w:r>
+      <w:proofErr w:type="spellEnd"/>
+      <w:r>
+        <w:t>[</w:t>
+      </w:r>
+      <w:proofErr w:type="gramEnd"/>
+      <w:r>
+        <w:t>@attributeName=</w:t>
       </w:r>
       <w:r>
         <w:t xml:space="preserve"> </w:t>
       </w:r>
       <w:r>
-        <w:t>‘attributeVaue’ OR @attributeName=</w:t>
+        <w:t>‘</w:t>
+      </w:r>
+      <w:proofErr w:type="spellStart"/>
+      <w:r>
+        <w:t>attributeVaue</w:t>
+      </w:r>
+      <w:proofErr w:type="spellEnd"/>
+      <w:r>
+        <w:t>’ OR @attributeName=</w:t>
       </w:r>
       <w:r>
         <w:t xml:space="preserve"> </w:t>
       </w:r>
       <w:r>
-        <w:t>‘attributeVaue’ ]</w:t>
-      </w:r>
+        <w:t>‘</w:t>
+      </w:r>
+      <w:proofErr w:type="spellStart"/>
+      <w:r>
+        <w:t>attributeVaue</w:t>
+      </w:r>
+      <w:proofErr w:type="spellEnd"/>
+      <w:proofErr w:type="gramStart"/>
+      <w:r>
+        <w:t>’ ]</w:t>
+      </w:r>
+      <w:proofErr w:type="gramEnd"/>
     </w:p>
     <w:p>
       <w:pPr>
@@ -4775,7 +6337,39 @@
       </w:pPr>
       <w:r>
         <w:br/>
-        <w:t>//tagName/className[contains(@attributeName,‘attributeVaue’) AND contains(@attributeName,‘attributeVaue’)]</w:t>
+        <w:t>//</w:t>
+      </w:r>
+      <w:proofErr w:type="spellStart"/>
+      <w:r>
+        <w:t>tagName</w:t>
+      </w:r>
+      <w:proofErr w:type="spellEnd"/>
+      <w:r>
+        <w:t>/</w:t>
+      </w:r>
+      <w:proofErr w:type="spellStart"/>
+      <w:r>
+        <w:t>className</w:t>
+      </w:r>
+      <w:proofErr w:type="spellEnd"/>
+      <w:r>
+        <w:t>[contains(@</w:t>
+      </w:r>
+      <w:proofErr w:type="gramStart"/>
+      <w:r>
+        <w:t>attributeName,‘</w:t>
+      </w:r>
+      <w:proofErr w:type="gramEnd"/>
+      <w:r>
+        <w:t>attributeVaue’) AND contains(@</w:t>
+      </w:r>
+      <w:proofErr w:type="gramStart"/>
+      <w:r>
+        <w:t>attributeName,‘</w:t>
+      </w:r>
+      <w:proofErr w:type="gramEnd"/>
+      <w:r>
+        <w:t>attributeVaue’)]</w:t>
       </w:r>
     </w:p>
     <w:p>
@@ -4788,7 +6382,39 @@
         <w:pStyle w:val="ListParagraph"/>
       </w:pPr>
       <w:r>
-        <w:t>//tagName/className[contains(@attributeName,‘attributeVaue’) OR contains(@attributeName,‘attributeVaue’)]</w:t>
+        <w:t>//</w:t>
+      </w:r>
+      <w:proofErr w:type="spellStart"/>
+      <w:r>
+        <w:t>tagName</w:t>
+      </w:r>
+      <w:proofErr w:type="spellEnd"/>
+      <w:r>
+        <w:t>/</w:t>
+      </w:r>
+      <w:proofErr w:type="spellStart"/>
+      <w:r>
+        <w:t>className</w:t>
+      </w:r>
+      <w:proofErr w:type="spellEnd"/>
+      <w:r>
+        <w:t>[contains(@</w:t>
+      </w:r>
+      <w:proofErr w:type="gramStart"/>
+      <w:r>
+        <w:t>attributeName,‘</w:t>
+      </w:r>
+      <w:proofErr w:type="gramEnd"/>
+      <w:r>
+        <w:t>attributeVaue’) OR contains(@</w:t>
+      </w:r>
+      <w:proofErr w:type="gramStart"/>
+      <w:r>
+        <w:t>attributeName,‘</w:t>
+      </w:r>
+      <w:proofErr w:type="gramEnd"/>
+      <w:r>
+        <w:t>attributeVaue’)]</w:t>
       </w:r>
     </w:p>
     <w:p>
@@ -4821,21 +6447,100 @@
       </w:r>
       <w:r>
         <w:br/>
-        <w:t xml:space="preserve">We have used ui automator instead of xpath - </w:t>
+        <w:t xml:space="preserve">We have used </w:t>
+      </w:r>
+      <w:proofErr w:type="spellStart"/>
+      <w:r>
+        <w:t>ui</w:t>
+      </w:r>
+      <w:proofErr w:type="spellEnd"/>
+      <w:r>
+        <w:t xml:space="preserve"> </w:t>
+      </w:r>
+      <w:proofErr w:type="spellStart"/>
+      <w:r>
+        <w:t>automator</w:t>
+      </w:r>
+      <w:proofErr w:type="spellEnd"/>
+      <w:r>
+        <w:t xml:space="preserve"> instead of </w:t>
+      </w:r>
+      <w:proofErr w:type="spellStart"/>
+      <w:r>
+        <w:t>xpath</w:t>
+      </w:r>
+      <w:proofErr w:type="spellEnd"/>
+      <w:r>
+        <w:t xml:space="preserve"> - </w:t>
       </w:r>
     </w:p>
     <w:p>
       <w:pPr>
         <w:pStyle w:val="ListParagraph"/>
       </w:pPr>
+      <w:proofErr w:type="spellStart"/>
+      <w:proofErr w:type="gramStart"/>
       <w:r>
         <w:rPr>
           <w:u w:val="single"/>
         </w:rPr>
-        <w:t>org.openqa.selenium.InvalidSelectorException</w:t>
-      </w:r>
-      <w:r>
-        <w:t>: Could not parse selector expression `new UiSelector().//android.widget.EditText[@text="Last name"]`: No opening parenthesis after method name at position 17</w:t>
+        <w:t>org.openqa</w:t>
+      </w:r>
+      <w:proofErr w:type="gramEnd"/>
+      <w:r>
+        <w:rPr>
+          <w:u w:val="single"/>
+        </w:rPr>
+        <w:t>.</w:t>
+      </w:r>
+      <w:proofErr w:type="gramStart"/>
+      <w:r>
+        <w:rPr>
+          <w:u w:val="single"/>
+        </w:rPr>
+        <w:t>selenium.InvalidSelectorException</w:t>
+      </w:r>
+      <w:proofErr w:type="spellEnd"/>
+      <w:proofErr w:type="gramEnd"/>
+      <w:r>
+        <w:t xml:space="preserve">: Could not parse selector expression `new </w:t>
+      </w:r>
+      <w:proofErr w:type="spellStart"/>
+      <w:proofErr w:type="gramStart"/>
+      <w:r>
+        <w:t>UiSelector</w:t>
+      </w:r>
+      <w:proofErr w:type="spellEnd"/>
+      <w:r>
+        <w:t>(</w:t>
+      </w:r>
+      <w:proofErr w:type="gramEnd"/>
+      <w:r>
+        <w:t>)</w:t>
+      </w:r>
+      <w:proofErr w:type="gramStart"/>
+      <w:r>
+        <w:t>.//</w:t>
+      </w:r>
+      <w:proofErr w:type="spellStart"/>
+      <w:r>
+        <w:t>android.widget.EditText</w:t>
+      </w:r>
+      <w:proofErr w:type="spellEnd"/>
+      <w:r>
+        <w:t>[</w:t>
+      </w:r>
+      <w:proofErr w:type="gramEnd"/>
+      <w:r>
+        <w:t>@text="Last name</w:t>
+      </w:r>
+      <w:proofErr w:type="gramStart"/>
+      <w:r>
+        <w:t>"]`</w:t>
+      </w:r>
+      <w:proofErr w:type="gramEnd"/>
+      <w:r>
+        <w:t>: No opening parenthesis after method name at position 17</w:t>
       </w:r>
     </w:p>
     <w:p>
@@ -4881,6 +6586,7 @@
                 <w14:ligatures w14:val="none"/>
               </w:rPr>
             </w:pPr>
+            <w:proofErr w:type="spellStart"/>
             <w:r>
               <w:rPr>
                 <w:rFonts w:ascii="Calibri" w:eastAsia="Times New Roman" w:hAnsi="Calibri" w:cs="Calibri"/>
@@ -4892,6 +6598,7 @@
               </w:rPr>
               <w:t>Xpath</w:t>
             </w:r>
+            <w:proofErr w:type="spellEnd"/>
           </w:p>
         </w:tc>
         <w:tc>
@@ -4971,7 +6678,103 @@
                 <w:szCs w:val="22"/>
                 <w14:ligatures w14:val="none"/>
               </w:rPr>
-              <w:t>//android.widget.TextView[@resource-id="com.google.android.dialer:id/search_action_text" and @text="Add to a contact"][1]</w:t>
+              <w:t>//</w:t>
+            </w:r>
+            <w:proofErr w:type="gramStart"/>
+            <w:r>
+              <w:rPr>
+                <w:rFonts w:ascii="Calibri" w:eastAsia="Times New Roman" w:hAnsi="Calibri" w:cs="Calibri"/>
+                <w:color w:val="000000"/>
+                <w:kern w:val="0"/>
+                <w:sz w:val="22"/>
+                <w:szCs w:val="22"/>
+                <w14:ligatures w14:val="none"/>
+              </w:rPr>
+              <w:t>android.widget</w:t>
+            </w:r>
+            <w:proofErr w:type="gramEnd"/>
+            <w:r>
+              <w:rPr>
+                <w:rFonts w:ascii="Calibri" w:eastAsia="Times New Roman" w:hAnsi="Calibri" w:cs="Calibri"/>
+                <w:color w:val="000000"/>
+                <w:kern w:val="0"/>
+                <w:sz w:val="22"/>
+                <w:szCs w:val="22"/>
+                <w14:ligatures w14:val="none"/>
+              </w:rPr>
+              <w:t>.</w:t>
+            </w:r>
+            <w:proofErr w:type="gramStart"/>
+            <w:r>
+              <w:rPr>
+                <w:rFonts w:ascii="Calibri" w:eastAsia="Times New Roman" w:hAnsi="Calibri" w:cs="Calibri"/>
+                <w:color w:val="000000"/>
+                <w:kern w:val="0"/>
+                <w:sz w:val="22"/>
+                <w:szCs w:val="22"/>
+                <w14:ligatures w14:val="none"/>
+              </w:rPr>
+              <w:t>TextView[</w:t>
+            </w:r>
+            <w:proofErr w:type="gramEnd"/>
+            <w:r>
+              <w:rPr>
+                <w:rFonts w:ascii="Calibri" w:eastAsia="Times New Roman" w:hAnsi="Calibri" w:cs="Calibri"/>
+                <w:color w:val="000000"/>
+                <w:kern w:val="0"/>
+                <w:sz w:val="22"/>
+                <w:szCs w:val="22"/>
+                <w14:ligatures w14:val="none"/>
+              </w:rPr>
+              <w:t>@resource-id="</w:t>
+            </w:r>
+            <w:proofErr w:type="gramStart"/>
+            <w:r>
+              <w:rPr>
+                <w:rFonts w:ascii="Calibri" w:eastAsia="Times New Roman" w:hAnsi="Calibri" w:cs="Calibri"/>
+                <w:color w:val="000000"/>
+                <w:kern w:val="0"/>
+                <w:sz w:val="22"/>
+                <w:szCs w:val="22"/>
+                <w14:ligatures w14:val="none"/>
+              </w:rPr>
+              <w:t>com.google</w:t>
+            </w:r>
+            <w:proofErr w:type="gramEnd"/>
+            <w:r>
+              <w:rPr>
+                <w:rFonts w:ascii="Calibri" w:eastAsia="Times New Roman" w:hAnsi="Calibri" w:cs="Calibri"/>
+                <w:color w:val="000000"/>
+                <w:kern w:val="0"/>
+                <w:sz w:val="22"/>
+                <w:szCs w:val="22"/>
+                <w14:ligatures w14:val="none"/>
+              </w:rPr>
+              <w:t>.</w:t>
+            </w:r>
+            <w:proofErr w:type="gramStart"/>
+            <w:r>
+              <w:rPr>
+                <w:rFonts w:ascii="Calibri" w:eastAsia="Times New Roman" w:hAnsi="Calibri" w:cs="Calibri"/>
+                <w:color w:val="000000"/>
+                <w:kern w:val="0"/>
+                <w:sz w:val="22"/>
+                <w:szCs w:val="22"/>
+                <w14:ligatures w14:val="none"/>
+              </w:rPr>
+              <w:t>android.dialer</w:t>
+            </w:r>
+            <w:proofErr w:type="gramEnd"/>
+            <w:r>
+              <w:rPr>
+                <w:rFonts w:ascii="Calibri" w:eastAsia="Times New Roman" w:hAnsi="Calibri" w:cs="Calibri"/>
+                <w:color w:val="000000"/>
+                <w:kern w:val="0"/>
+                <w:sz w:val="22"/>
+                <w:szCs w:val="22"/>
+                <w14:ligatures w14:val="none"/>
+              </w:rPr>
+              <w:t>:id/search_action_text" and @text="Add to a contact"][1]</w:t>
             </w:r>
           </w:p>
         </w:tc>
@@ -5009,7 +6812,127 @@
                 <w:szCs w:val="22"/>
                 <w14:ligatures w14:val="none"/>
               </w:rPr>
-              <w:t>new UiSelector().resourceIdMatches("com.google.android.dialer:id/search_action_text").index(1).instance(0)</w:t>
+              <w:t>new UiSelector(</w:t>
+            </w:r>
+            <w:proofErr w:type="gramStart"/>
+            <w:r>
+              <w:rPr>
+                <w:rFonts w:ascii="Calibri" w:eastAsia="Times New Roman" w:hAnsi="Calibri" w:cs="Calibri"/>
+                <w:color w:val="000000"/>
+                <w:kern w:val="0"/>
+                <w:sz w:val="22"/>
+                <w:szCs w:val="22"/>
+                <w14:ligatures w14:val="none"/>
+              </w:rPr>
+              <w:t>).resourceIdMatches</w:t>
+            </w:r>
+            <w:proofErr w:type="gramEnd"/>
+            <w:r>
+              <w:rPr>
+                <w:rFonts w:ascii="Calibri" w:eastAsia="Times New Roman" w:hAnsi="Calibri" w:cs="Calibri"/>
+                <w:color w:val="000000"/>
+                <w:kern w:val="0"/>
+                <w:sz w:val="22"/>
+                <w:szCs w:val="22"/>
+                <w14:ligatures w14:val="none"/>
+              </w:rPr>
+              <w:t>("</w:t>
+            </w:r>
+            <w:proofErr w:type="gramStart"/>
+            <w:r>
+              <w:rPr>
+                <w:rFonts w:ascii="Calibri" w:eastAsia="Times New Roman" w:hAnsi="Calibri" w:cs="Calibri"/>
+                <w:color w:val="000000"/>
+                <w:kern w:val="0"/>
+                <w:sz w:val="22"/>
+                <w:szCs w:val="22"/>
+                <w14:ligatures w14:val="none"/>
+              </w:rPr>
+              <w:t>com.google</w:t>
+            </w:r>
+            <w:proofErr w:type="gramEnd"/>
+            <w:r>
+              <w:rPr>
+                <w:rFonts w:ascii="Calibri" w:eastAsia="Times New Roman" w:hAnsi="Calibri" w:cs="Calibri"/>
+                <w:color w:val="000000"/>
+                <w:kern w:val="0"/>
+                <w:sz w:val="22"/>
+                <w:szCs w:val="22"/>
+                <w14:ligatures w14:val="none"/>
+              </w:rPr>
+              <w:t>.</w:t>
+            </w:r>
+            <w:proofErr w:type="gramStart"/>
+            <w:r>
+              <w:rPr>
+                <w:rFonts w:ascii="Calibri" w:eastAsia="Times New Roman" w:hAnsi="Calibri" w:cs="Calibri"/>
+                <w:color w:val="000000"/>
+                <w:kern w:val="0"/>
+                <w:sz w:val="22"/>
+                <w:szCs w:val="22"/>
+                <w14:ligatures w14:val="none"/>
+              </w:rPr>
+              <w:t>android.dialer</w:t>
+            </w:r>
+            <w:proofErr w:type="gramEnd"/>
+            <w:r>
+              <w:rPr>
+                <w:rFonts w:ascii="Calibri" w:eastAsia="Times New Roman" w:hAnsi="Calibri" w:cs="Calibri"/>
+                <w:color w:val="000000"/>
+                <w:kern w:val="0"/>
+                <w:sz w:val="22"/>
+                <w:szCs w:val="22"/>
+                <w14:ligatures w14:val="none"/>
+              </w:rPr>
+              <w:t>:id/search_action_text"</w:t>
+            </w:r>
+            <w:proofErr w:type="gramStart"/>
+            <w:r>
+              <w:rPr>
+                <w:rFonts w:ascii="Calibri" w:eastAsia="Times New Roman" w:hAnsi="Calibri" w:cs="Calibri"/>
+                <w:color w:val="000000"/>
+                <w:kern w:val="0"/>
+                <w:sz w:val="22"/>
+                <w:szCs w:val="22"/>
+                <w14:ligatures w14:val="none"/>
+              </w:rPr>
+              <w:t>).index</w:t>
+            </w:r>
+            <w:proofErr w:type="gramEnd"/>
+            <w:r>
+              <w:rPr>
+                <w:rFonts w:ascii="Calibri" w:eastAsia="Times New Roman" w:hAnsi="Calibri" w:cs="Calibri"/>
+                <w:color w:val="000000"/>
+                <w:kern w:val="0"/>
+                <w:sz w:val="22"/>
+                <w:szCs w:val="22"/>
+                <w14:ligatures w14:val="none"/>
+              </w:rPr>
+              <w:t>(1</w:t>
+            </w:r>
+            <w:proofErr w:type="gramStart"/>
+            <w:r>
+              <w:rPr>
+                <w:rFonts w:ascii="Calibri" w:eastAsia="Times New Roman" w:hAnsi="Calibri" w:cs="Calibri"/>
+                <w:color w:val="000000"/>
+                <w:kern w:val="0"/>
+                <w:sz w:val="22"/>
+                <w:szCs w:val="22"/>
+                <w14:ligatures w14:val="none"/>
+              </w:rPr>
+              <w:t>).instance</w:t>
+            </w:r>
+            <w:proofErr w:type="gramEnd"/>
+            <w:r>
+              <w:rPr>
+                <w:rFonts w:ascii="Calibri" w:eastAsia="Times New Roman" w:hAnsi="Calibri" w:cs="Calibri"/>
+                <w:color w:val="000000"/>
+                <w:kern w:val="0"/>
+                <w:sz w:val="22"/>
+                <w:szCs w:val="22"/>
+                <w14:ligatures w14:val="none"/>
+              </w:rPr>
+              <w:t>(0)</w:t>
             </w:r>
           </w:p>
         </w:tc>
@@ -5052,7 +6975,68 @@
                 <w:szCs w:val="22"/>
                 <w14:ligatures w14:val="none"/>
               </w:rPr>
-              <w:t>//android.widget.EditText[@text="First name"]</w:t>
+              <w:t>//</w:t>
+            </w:r>
+            <w:proofErr w:type="spellStart"/>
+            <w:proofErr w:type="gramStart"/>
+            <w:r>
+              <w:rPr>
+                <w:rFonts w:ascii="Calibri" w:eastAsia="Times New Roman" w:hAnsi="Calibri" w:cs="Calibri"/>
+                <w:color w:val="000000"/>
+                <w:kern w:val="0"/>
+                <w:sz w:val="22"/>
+                <w:szCs w:val="22"/>
+                <w14:ligatures w14:val="none"/>
+              </w:rPr>
+              <w:t>android.widget</w:t>
+            </w:r>
+            <w:proofErr w:type="gramEnd"/>
+            <w:r>
+              <w:rPr>
+                <w:rFonts w:ascii="Calibri" w:eastAsia="Times New Roman" w:hAnsi="Calibri" w:cs="Calibri"/>
+                <w:color w:val="000000"/>
+                <w:kern w:val="0"/>
+                <w:sz w:val="22"/>
+                <w:szCs w:val="22"/>
+                <w14:ligatures w14:val="none"/>
+              </w:rPr>
+              <w:t>.</w:t>
+            </w:r>
+            <w:proofErr w:type="gramStart"/>
+            <w:r>
+              <w:rPr>
+                <w:rFonts w:ascii="Calibri" w:eastAsia="Times New Roman" w:hAnsi="Calibri" w:cs="Calibri"/>
+                <w:color w:val="000000"/>
+                <w:kern w:val="0"/>
+                <w:sz w:val="22"/>
+                <w:szCs w:val="22"/>
+                <w14:ligatures w14:val="none"/>
+              </w:rPr>
+              <w:t>EditText</w:t>
+            </w:r>
+            <w:proofErr w:type="spellEnd"/>
+            <w:r>
+              <w:rPr>
+                <w:rFonts w:ascii="Calibri" w:eastAsia="Times New Roman" w:hAnsi="Calibri" w:cs="Calibri"/>
+                <w:color w:val="000000"/>
+                <w:kern w:val="0"/>
+                <w:sz w:val="22"/>
+                <w:szCs w:val="22"/>
+                <w14:ligatures w14:val="none"/>
+              </w:rPr>
+              <w:t>[</w:t>
+            </w:r>
+            <w:proofErr w:type="gramEnd"/>
+            <w:r>
+              <w:rPr>
+                <w:rFonts w:ascii="Calibri" w:eastAsia="Times New Roman" w:hAnsi="Calibri" w:cs="Calibri"/>
+                <w:color w:val="000000"/>
+                <w:kern w:val="0"/>
+                <w:sz w:val="22"/>
+                <w:szCs w:val="22"/>
+                <w14:ligatures w14:val="none"/>
+              </w:rPr>
+              <w:t>@text="First name"]</w:t>
             </w:r>
           </w:p>
         </w:tc>
@@ -5090,7 +7074,57 @@
                 <w:szCs w:val="22"/>
                 <w14:ligatures w14:val="none"/>
               </w:rPr>
-              <w:t>new UiSelector().textContains("First name")</w:t>
+              <w:t xml:space="preserve">new </w:t>
+            </w:r>
+            <w:proofErr w:type="spellStart"/>
+            <w:proofErr w:type="gramStart"/>
+            <w:r>
+              <w:rPr>
+                <w:rFonts w:ascii="Calibri" w:eastAsia="Times New Roman" w:hAnsi="Calibri" w:cs="Calibri"/>
+                <w:color w:val="000000"/>
+                <w:kern w:val="0"/>
+                <w:sz w:val="22"/>
+                <w:szCs w:val="22"/>
+                <w14:ligatures w14:val="none"/>
+              </w:rPr>
+              <w:t>UiSelector</w:t>
+            </w:r>
+            <w:proofErr w:type="spellEnd"/>
+            <w:r>
+              <w:rPr>
+                <w:rFonts w:ascii="Calibri" w:eastAsia="Times New Roman" w:hAnsi="Calibri" w:cs="Calibri"/>
+                <w:color w:val="000000"/>
+                <w:kern w:val="0"/>
+                <w:sz w:val="22"/>
+                <w:szCs w:val="22"/>
+                <w14:ligatures w14:val="none"/>
+              </w:rPr>
+              <w:t>().</w:t>
+            </w:r>
+            <w:proofErr w:type="spellStart"/>
+            <w:r>
+              <w:rPr>
+                <w:rFonts w:ascii="Calibri" w:eastAsia="Times New Roman" w:hAnsi="Calibri" w:cs="Calibri"/>
+                <w:color w:val="000000"/>
+                <w:kern w:val="0"/>
+                <w:sz w:val="22"/>
+                <w:szCs w:val="22"/>
+                <w14:ligatures w14:val="none"/>
+              </w:rPr>
+              <w:t>textContains</w:t>
+            </w:r>
+            <w:proofErr w:type="spellEnd"/>
+            <w:proofErr w:type="gramEnd"/>
+            <w:r>
+              <w:rPr>
+                <w:rFonts w:ascii="Calibri" w:eastAsia="Times New Roman" w:hAnsi="Calibri" w:cs="Calibri"/>
+                <w:color w:val="000000"/>
+                <w:kern w:val="0"/>
+                <w:sz w:val="22"/>
+                <w:szCs w:val="22"/>
+                <w14:ligatures w14:val="none"/>
+              </w:rPr>
+              <w:t>("First name")</w:t>
             </w:r>
           </w:p>
         </w:tc>
@@ -5133,7 +7167,44 @@
                 <w:szCs w:val="22"/>
                 <w14:ligatures w14:val="none"/>
               </w:rPr>
-              <w:t>//android.widget.Spinner[@content-desc="Phone"]</w:t>
+              <w:t>//</w:t>
+            </w:r>
+            <w:proofErr w:type="spellStart"/>
+            <w:proofErr w:type="gramStart"/>
+            <w:r>
+              <w:rPr>
+                <w:rFonts w:ascii="Calibri" w:eastAsia="Times New Roman" w:hAnsi="Calibri" w:cs="Calibri"/>
+                <w:color w:val="000000"/>
+                <w:kern w:val="0"/>
+                <w:sz w:val="22"/>
+                <w:szCs w:val="22"/>
+                <w14:ligatures w14:val="none"/>
+              </w:rPr>
+              <w:t>android.widget</w:t>
+            </w:r>
+            <w:proofErr w:type="gramEnd"/>
+            <w:r>
+              <w:rPr>
+                <w:rFonts w:ascii="Calibri" w:eastAsia="Times New Roman" w:hAnsi="Calibri" w:cs="Calibri"/>
+                <w:color w:val="000000"/>
+                <w:kern w:val="0"/>
+                <w:sz w:val="22"/>
+                <w:szCs w:val="22"/>
+                <w14:ligatures w14:val="none"/>
+              </w:rPr>
+              <w:t>.Spinner</w:t>
+            </w:r>
+            <w:proofErr w:type="spellEnd"/>
+            <w:r>
+              <w:rPr>
+                <w:rFonts w:ascii="Calibri" w:eastAsia="Times New Roman" w:hAnsi="Calibri" w:cs="Calibri"/>
+                <w:color w:val="000000"/>
+                <w:kern w:val="0"/>
+                <w:sz w:val="22"/>
+                <w:szCs w:val="22"/>
+                <w14:ligatures w14:val="none"/>
+              </w:rPr>
+              <w:t>[@content-desc="Phone"]</w:t>
             </w:r>
           </w:p>
         </w:tc>
@@ -5171,7 +7242,103 @@
                 <w:szCs w:val="22"/>
                 <w14:ligatures w14:val="none"/>
               </w:rPr>
-              <w:t>new UiSelector().description("Phone").index(1).instance(0)</w:t>
+              <w:t xml:space="preserve">new </w:t>
+            </w:r>
+            <w:proofErr w:type="spellStart"/>
+            <w:r>
+              <w:rPr>
+                <w:rFonts w:ascii="Calibri" w:eastAsia="Times New Roman" w:hAnsi="Calibri" w:cs="Calibri"/>
+                <w:color w:val="000000"/>
+                <w:kern w:val="0"/>
+                <w:sz w:val="22"/>
+                <w:szCs w:val="22"/>
+                <w14:ligatures w14:val="none"/>
+              </w:rPr>
+              <w:t>UiSelector</w:t>
+            </w:r>
+            <w:proofErr w:type="spellEnd"/>
+            <w:r>
+              <w:rPr>
+                <w:rFonts w:ascii="Calibri" w:eastAsia="Times New Roman" w:hAnsi="Calibri" w:cs="Calibri"/>
+                <w:color w:val="000000"/>
+                <w:kern w:val="0"/>
+                <w:sz w:val="22"/>
+                <w:szCs w:val="22"/>
+                <w14:ligatures w14:val="none"/>
+              </w:rPr>
+              <w:t>(</w:t>
+            </w:r>
+            <w:proofErr w:type="gramStart"/>
+            <w:r>
+              <w:rPr>
+                <w:rFonts w:ascii="Calibri" w:eastAsia="Times New Roman" w:hAnsi="Calibri" w:cs="Calibri"/>
+                <w:color w:val="000000"/>
+                <w:kern w:val="0"/>
+                <w:sz w:val="22"/>
+                <w:szCs w:val="22"/>
+                <w14:ligatures w14:val="none"/>
+              </w:rPr>
+              <w:t>).description</w:t>
+            </w:r>
+            <w:proofErr w:type="gramEnd"/>
+            <w:r>
+              <w:rPr>
+                <w:rFonts w:ascii="Calibri" w:eastAsia="Times New Roman" w:hAnsi="Calibri" w:cs="Calibri"/>
+                <w:color w:val="000000"/>
+                <w:kern w:val="0"/>
+                <w:sz w:val="22"/>
+                <w:szCs w:val="22"/>
+                <w14:ligatures w14:val="none"/>
+              </w:rPr>
+              <w:t>("Phone"</w:t>
+            </w:r>
+            <w:proofErr w:type="gramStart"/>
+            <w:r>
+              <w:rPr>
+                <w:rFonts w:ascii="Calibri" w:eastAsia="Times New Roman" w:hAnsi="Calibri" w:cs="Calibri"/>
+                <w:color w:val="000000"/>
+                <w:kern w:val="0"/>
+                <w:sz w:val="22"/>
+                <w:szCs w:val="22"/>
+                <w14:ligatures w14:val="none"/>
+              </w:rPr>
+              <w:t>).index</w:t>
+            </w:r>
+            <w:proofErr w:type="gramEnd"/>
+            <w:r>
+              <w:rPr>
+                <w:rFonts w:ascii="Calibri" w:eastAsia="Times New Roman" w:hAnsi="Calibri" w:cs="Calibri"/>
+                <w:color w:val="000000"/>
+                <w:kern w:val="0"/>
+                <w:sz w:val="22"/>
+                <w:szCs w:val="22"/>
+                <w14:ligatures w14:val="none"/>
+              </w:rPr>
+              <w:t>(1</w:t>
+            </w:r>
+            <w:proofErr w:type="gramStart"/>
+            <w:r>
+              <w:rPr>
+                <w:rFonts w:ascii="Calibri" w:eastAsia="Times New Roman" w:hAnsi="Calibri" w:cs="Calibri"/>
+                <w:color w:val="000000"/>
+                <w:kern w:val="0"/>
+                <w:sz w:val="22"/>
+                <w:szCs w:val="22"/>
+                <w14:ligatures w14:val="none"/>
+              </w:rPr>
+              <w:t>).instance</w:t>
+            </w:r>
+            <w:proofErr w:type="gramEnd"/>
+            <w:r>
+              <w:rPr>
+                <w:rFonts w:ascii="Calibri" w:eastAsia="Times New Roman" w:hAnsi="Calibri" w:cs="Calibri"/>
+                <w:color w:val="000000"/>
+                <w:kern w:val="0"/>
+                <w:sz w:val="22"/>
+                <w:szCs w:val="22"/>
+                <w14:ligatures w14:val="none"/>
+              </w:rPr>
+              <w:t>(0)</w:t>
             </w:r>
           </w:p>
         </w:tc>
@@ -5214,7 +7381,68 @@
                 <w:szCs w:val="22"/>
                 <w14:ligatures w14:val="none"/>
               </w:rPr>
-              <w:t>//android.widget.CheckedTextView[@resource-id="android:id/text1" and @text="Home"]</w:t>
+              <w:t>//</w:t>
+            </w:r>
+            <w:proofErr w:type="spellStart"/>
+            <w:proofErr w:type="gramStart"/>
+            <w:r>
+              <w:rPr>
+                <w:rFonts w:ascii="Calibri" w:eastAsia="Times New Roman" w:hAnsi="Calibri" w:cs="Calibri"/>
+                <w:color w:val="000000"/>
+                <w:kern w:val="0"/>
+                <w:sz w:val="22"/>
+                <w:szCs w:val="22"/>
+                <w14:ligatures w14:val="none"/>
+              </w:rPr>
+              <w:t>android.widget</w:t>
+            </w:r>
+            <w:proofErr w:type="gramEnd"/>
+            <w:r>
+              <w:rPr>
+                <w:rFonts w:ascii="Calibri" w:eastAsia="Times New Roman" w:hAnsi="Calibri" w:cs="Calibri"/>
+                <w:color w:val="000000"/>
+                <w:kern w:val="0"/>
+                <w:sz w:val="22"/>
+                <w:szCs w:val="22"/>
+                <w14:ligatures w14:val="none"/>
+              </w:rPr>
+              <w:t>.</w:t>
+            </w:r>
+            <w:proofErr w:type="gramStart"/>
+            <w:r>
+              <w:rPr>
+                <w:rFonts w:ascii="Calibri" w:eastAsia="Times New Roman" w:hAnsi="Calibri" w:cs="Calibri"/>
+                <w:color w:val="000000"/>
+                <w:kern w:val="0"/>
+                <w:sz w:val="22"/>
+                <w:szCs w:val="22"/>
+                <w14:ligatures w14:val="none"/>
+              </w:rPr>
+              <w:t>CheckedTextView</w:t>
+            </w:r>
+            <w:proofErr w:type="spellEnd"/>
+            <w:r>
+              <w:rPr>
+                <w:rFonts w:ascii="Calibri" w:eastAsia="Times New Roman" w:hAnsi="Calibri" w:cs="Calibri"/>
+                <w:color w:val="000000"/>
+                <w:kern w:val="0"/>
+                <w:sz w:val="22"/>
+                <w:szCs w:val="22"/>
+                <w14:ligatures w14:val="none"/>
+              </w:rPr>
+              <w:t>[</w:t>
+            </w:r>
+            <w:proofErr w:type="gramEnd"/>
+            <w:r>
+              <w:rPr>
+                <w:rFonts w:ascii="Calibri" w:eastAsia="Times New Roman" w:hAnsi="Calibri" w:cs="Calibri"/>
+                <w:color w:val="000000"/>
+                <w:kern w:val="0"/>
+                <w:sz w:val="22"/>
+                <w:szCs w:val="22"/>
+                <w14:ligatures w14:val="none"/>
+              </w:rPr>
+              <w:t>@resource-id="android:id/text1" and @text="Home"]</w:t>
             </w:r>
           </w:p>
         </w:tc>
@@ -5252,7 +7480,103 @@
                 <w:szCs w:val="22"/>
                 <w14:ligatures w14:val="none"/>
               </w:rPr>
-              <w:t>new UiSelector().textContains("Home").resourceIdMatches("android:id/text1").index(1).instance(0)</w:t>
+              <w:t>new UiSelector(</w:t>
+            </w:r>
+            <w:proofErr w:type="gramStart"/>
+            <w:r>
+              <w:rPr>
+                <w:rFonts w:ascii="Calibri" w:eastAsia="Times New Roman" w:hAnsi="Calibri" w:cs="Calibri"/>
+                <w:color w:val="000000"/>
+                <w:kern w:val="0"/>
+                <w:sz w:val="22"/>
+                <w:szCs w:val="22"/>
+                <w14:ligatures w14:val="none"/>
+              </w:rPr>
+              <w:t>).textContains</w:t>
+            </w:r>
+            <w:proofErr w:type="gramEnd"/>
+            <w:r>
+              <w:rPr>
+                <w:rFonts w:ascii="Calibri" w:eastAsia="Times New Roman" w:hAnsi="Calibri" w:cs="Calibri"/>
+                <w:color w:val="000000"/>
+                <w:kern w:val="0"/>
+                <w:sz w:val="22"/>
+                <w:szCs w:val="22"/>
+                <w14:ligatures w14:val="none"/>
+              </w:rPr>
+              <w:t>("Home"</w:t>
+            </w:r>
+            <w:proofErr w:type="gramStart"/>
+            <w:r>
+              <w:rPr>
+                <w:rFonts w:ascii="Calibri" w:eastAsia="Times New Roman" w:hAnsi="Calibri" w:cs="Calibri"/>
+                <w:color w:val="000000"/>
+                <w:kern w:val="0"/>
+                <w:sz w:val="22"/>
+                <w:szCs w:val="22"/>
+                <w14:ligatures w14:val="none"/>
+              </w:rPr>
+              <w:t>).resourceIdMatches</w:t>
+            </w:r>
+            <w:proofErr w:type="gramEnd"/>
+            <w:r>
+              <w:rPr>
+                <w:rFonts w:ascii="Calibri" w:eastAsia="Times New Roman" w:hAnsi="Calibri" w:cs="Calibri"/>
+                <w:color w:val="000000"/>
+                <w:kern w:val="0"/>
+                <w:sz w:val="22"/>
+                <w:szCs w:val="22"/>
+                <w14:ligatures w14:val="none"/>
+              </w:rPr>
+              <w:t>("android:id/text1"</w:t>
+            </w:r>
+            <w:proofErr w:type="gramStart"/>
+            <w:r>
+              <w:rPr>
+                <w:rFonts w:ascii="Calibri" w:eastAsia="Times New Roman" w:hAnsi="Calibri" w:cs="Calibri"/>
+                <w:color w:val="000000"/>
+                <w:kern w:val="0"/>
+                <w:sz w:val="22"/>
+                <w:szCs w:val="22"/>
+                <w14:ligatures w14:val="none"/>
+              </w:rPr>
+              <w:t>).index</w:t>
+            </w:r>
+            <w:proofErr w:type="gramEnd"/>
+            <w:r>
+              <w:rPr>
+                <w:rFonts w:ascii="Calibri" w:eastAsia="Times New Roman" w:hAnsi="Calibri" w:cs="Calibri"/>
+                <w:color w:val="000000"/>
+                <w:kern w:val="0"/>
+                <w:sz w:val="22"/>
+                <w:szCs w:val="22"/>
+                <w14:ligatures w14:val="none"/>
+              </w:rPr>
+              <w:t>(1</w:t>
+            </w:r>
+            <w:proofErr w:type="gramStart"/>
+            <w:r>
+              <w:rPr>
+                <w:rFonts w:ascii="Calibri" w:eastAsia="Times New Roman" w:hAnsi="Calibri" w:cs="Calibri"/>
+                <w:color w:val="000000"/>
+                <w:kern w:val="0"/>
+                <w:sz w:val="22"/>
+                <w:szCs w:val="22"/>
+                <w14:ligatures w14:val="none"/>
+              </w:rPr>
+              <w:t>).instance</w:t>
+            </w:r>
+            <w:proofErr w:type="gramEnd"/>
+            <w:r>
+              <w:rPr>
+                <w:rFonts w:ascii="Calibri" w:eastAsia="Times New Roman" w:hAnsi="Calibri" w:cs="Calibri"/>
+                <w:color w:val="000000"/>
+                <w:kern w:val="0"/>
+                <w:sz w:val="22"/>
+                <w:szCs w:val="22"/>
+                <w14:ligatures w14:val="none"/>
+              </w:rPr>
+              <w:t>(0)</w:t>
             </w:r>
           </w:p>
         </w:tc>
@@ -5302,13 +7626,36 @@
         <w:br/>
       </w:r>
       <w:r>
-        <w:t>Q: How do you launch multiple applications at the run time in appium?</w:t>
-      </w:r>
-      <w:r>
-        <w:br/>
-      </w:r>
-      <w:r>
-        <w:t>driver.executeScript("mobile: startActivity", ImmutableMap.</w:t>
+        <w:t xml:space="preserve">Q: How do you launch multiple applications at the run time in </w:t>
+      </w:r>
+      <w:proofErr w:type="spellStart"/>
+      <w:r>
+        <w:t>appium</w:t>
+      </w:r>
+      <w:proofErr w:type="spellEnd"/>
+      <w:r>
+        <w:t>?</w:t>
+      </w:r>
+      <w:r>
+        <w:br/>
+      </w:r>
+      <w:proofErr w:type="spellStart"/>
+      <w:proofErr w:type="gramStart"/>
+      <w:r>
+        <w:t>driver.executeScript</w:t>
+      </w:r>
+      <w:proofErr w:type="spellEnd"/>
+      <w:proofErr w:type="gramEnd"/>
+      <w:r>
+        <w:t xml:space="preserve">("mobile: </w:t>
+      </w:r>
+      <w:proofErr w:type="spellStart"/>
+      <w:r>
+        <w:t>startActivity</w:t>
+      </w:r>
+      <w:proofErr w:type="spellEnd"/>
+      <w:r>
+        <w:t>", ImmutableMap.</w:t>
       </w:r>
       <w:r>
         <w:rPr>
@@ -5344,7 +7691,20 @@
       </w:r>
       <w:r>
         <w:tab/>
-        <w:t>driver.rotate(ScreenOrientation.</w:t>
+      </w:r>
+      <w:proofErr w:type="spellStart"/>
+      <w:proofErr w:type="gramStart"/>
+      <w:r>
+        <w:t>driver.rotate</w:t>
+      </w:r>
+      <w:proofErr w:type="spellEnd"/>
+      <w:proofErr w:type="gramEnd"/>
+      <w:r>
+        <w:t>(</w:t>
+      </w:r>
+      <w:proofErr w:type="spellStart"/>
+      <w:r>
+        <w:t>ScreenOrientation.</w:t>
       </w:r>
       <w:r>
         <w:rPr>
@@ -5355,6 +7715,7 @@
         </w:rPr>
         <w:t>LANDSCAPE</w:t>
       </w:r>
+      <w:proofErr w:type="spellEnd"/>
       <w:r>
         <w:t>);</w:t>
       </w:r>
@@ -5364,6 +7725,7 @@
         <w:pStyle w:val="ListParagraph"/>
         <w:ind w:firstLine="720"/>
       </w:pPr>
+      <w:proofErr w:type="spellStart"/>
       <w:r>
         <w:t>Thread.</w:t>
       </w:r>
@@ -5374,6 +7736,7 @@
         </w:rPr>
         <w:t>sleep</w:t>
       </w:r>
+      <w:proofErr w:type="spellEnd"/>
       <w:r>
         <w:t>(5000);</w:t>
       </w:r>
@@ -5384,7 +7747,20 @@
       </w:pPr>
       <w:r>
         <w:tab/>
-        <w:t>driver.rotate(ScreenOrientation.</w:t>
+      </w:r>
+      <w:proofErr w:type="spellStart"/>
+      <w:proofErr w:type="gramStart"/>
+      <w:r>
+        <w:t>driver.rotate</w:t>
+      </w:r>
+      <w:proofErr w:type="spellEnd"/>
+      <w:proofErr w:type="gramEnd"/>
+      <w:r>
+        <w:t>(</w:t>
+      </w:r>
+      <w:proofErr w:type="spellStart"/>
+      <w:r>
+        <w:t>ScreenOrientation.</w:t>
       </w:r>
       <w:r>
         <w:rPr>
@@ -5395,6 +7771,7 @@
         </w:rPr>
         <w:t>PORTRAIT</w:t>
       </w:r>
+      <w:proofErr w:type="spellEnd"/>
       <w:r>
         <w:t>);</w:t>
       </w:r>
@@ -5404,8 +7781,13 @@
         <w:pStyle w:val="ListParagraph"/>
       </w:pPr>
       <w:r>
-        <w:t>Q: How do you turn on or off internet in mobile device at run time ?</w:t>
-      </w:r>
+        <w:t xml:space="preserve">Q: How do you turn on or off internet in mobile device at run </w:t>
+      </w:r>
+      <w:proofErr w:type="gramStart"/>
+      <w:r>
+        <w:t>time ?</w:t>
+      </w:r>
+      <w:proofErr w:type="gramEnd"/>
     </w:p>
     <w:p>
       <w:pPr>
@@ -5417,7 +7799,16 @@
       </w:r>
       <w:r>
         <w:tab/>
-        <w:t>driver.toggleWifi();</w:t>
+      </w:r>
+      <w:proofErr w:type="spellStart"/>
+      <w:proofErr w:type="gramStart"/>
+      <w:r>
+        <w:t>driver.toggleWifi</w:t>
+      </w:r>
+      <w:proofErr w:type="spellEnd"/>
+      <w:proofErr w:type="gramEnd"/>
+      <w:r>
+        <w:t>();</w:t>
       </w:r>
     </w:p>
     <w:p>
@@ -5429,6 +7820,9 @@
       </w:r>
       <w:r>
         <w:tab/>
+      </w:r>
+      <w:proofErr w:type="spellStart"/>
+      <w:r>
         <w:t>Thread.</w:t>
       </w:r>
       <w:r>
@@ -5438,6 +7832,7 @@
         </w:rPr>
         <w:t>sleep</w:t>
       </w:r>
+      <w:proofErr w:type="spellEnd"/>
       <w:r>
         <w:t>(5000);</w:t>
       </w:r>
@@ -5451,7 +7846,16 @@
       </w:r>
       <w:r>
         <w:tab/>
-        <w:t>driver.toggleData();</w:t>
+      </w:r>
+      <w:proofErr w:type="spellStart"/>
+      <w:proofErr w:type="gramStart"/>
+      <w:r>
+        <w:t>driver.toggleData</w:t>
+      </w:r>
+      <w:proofErr w:type="spellEnd"/>
+      <w:proofErr w:type="gramEnd"/>
+      <w:r>
+        <w:t>();</w:t>
       </w:r>
     </w:p>
     <w:p>
@@ -5466,8 +7870,15 @@
       <w:pPr>
         <w:pStyle w:val="ListParagraph"/>
       </w:pPr>
-      <w:r>
-        <w:t>driver.toggleLocationServices();</w:t>
+      <w:proofErr w:type="spellStart"/>
+      <w:proofErr w:type="gramStart"/>
+      <w:r>
+        <w:t>driver.toggleLocationServices</w:t>
+      </w:r>
+      <w:proofErr w:type="spellEnd"/>
+      <w:proofErr w:type="gramEnd"/>
+      <w:r>
+        <w:t>();</w:t>
       </w:r>
     </w:p>
     <w:p>
@@ -5489,65 +7900,141 @@
       </w:pPr>
       <w:r>
         <w:tab/>
-        <w:t>driver.toggleAirplaneMode();</w:t>
+      </w:r>
+      <w:proofErr w:type="spellStart"/>
+      <w:proofErr w:type="gramStart"/>
+      <w:r>
+        <w:t>driver.toggleAirplaneMode</w:t>
+      </w:r>
+      <w:proofErr w:type="spellEnd"/>
+      <w:proofErr w:type="gramEnd"/>
+      <w:r>
+        <w:t>();</w:t>
       </w:r>
     </w:p>
     <w:p>
       <w:pPr>
         <w:pStyle w:val="ListParagraph"/>
       </w:pPr>
-      <w:r>
-        <w:t>Q:How do you send text message using appium?</w:t>
-      </w:r>
-      <w:r>
-        <w:br/>
-      </w:r>
-      <w:r>
-        <w:t>driver.sendSMS("123456", "Hello");</w:t>
+      <w:proofErr w:type="gramStart"/>
+      <w:r>
+        <w:t>Q:How</w:t>
+      </w:r>
+      <w:proofErr w:type="gramEnd"/>
+      <w:r>
+        <w:t xml:space="preserve"> do you send text message using </w:t>
+      </w:r>
+      <w:proofErr w:type="spellStart"/>
+      <w:r>
+        <w:t>appium</w:t>
+      </w:r>
+      <w:proofErr w:type="spellEnd"/>
+      <w:r>
+        <w:t>?</w:t>
+      </w:r>
+      <w:r>
+        <w:br/>
+      </w:r>
+      <w:proofErr w:type="spellStart"/>
+      <w:proofErr w:type="gramStart"/>
+      <w:r>
+        <w:t>driver.sendSMS</w:t>
+      </w:r>
+      <w:proofErr w:type="spellEnd"/>
+      <w:proofErr w:type="gramEnd"/>
+      <w:r>
+        <w:t>("123456", "Hello");</w:t>
       </w:r>
     </w:p>
     <w:p>
       <w:pPr>
         <w:pStyle w:val="ListParagraph"/>
       </w:pPr>
-      <w:r>
-        <w:t>Q:How do you see notifications using appium?</w:t>
-      </w:r>
-      <w:r>
-        <w:br/>
-      </w:r>
-      <w:r>
-        <w:t>driver.openNotifications();</w:t>
+      <w:proofErr w:type="gramStart"/>
+      <w:r>
+        <w:t>Q:How</w:t>
+      </w:r>
+      <w:proofErr w:type="gramEnd"/>
+      <w:r>
+        <w:t xml:space="preserve"> do you see notifications using </w:t>
+      </w:r>
+      <w:proofErr w:type="spellStart"/>
+      <w:r>
+        <w:t>appium</w:t>
+      </w:r>
+      <w:proofErr w:type="spellEnd"/>
+      <w:r>
+        <w:t>?</w:t>
+      </w:r>
+      <w:r>
+        <w:br/>
+      </w:r>
+      <w:proofErr w:type="spellStart"/>
+      <w:proofErr w:type="gramStart"/>
+      <w:r>
+        <w:t>driver.openNotifications</w:t>
+      </w:r>
+      <w:proofErr w:type="spellEnd"/>
+      <w:proofErr w:type="gramEnd"/>
+      <w:r>
+        <w:t>();</w:t>
       </w:r>
     </w:p>
     <w:p>
       <w:pPr>
         <w:pStyle w:val="ListParagraph"/>
       </w:pPr>
+      <w:proofErr w:type="gramStart"/>
       <w:r>
         <w:t>Q:</w:t>
       </w:r>
       <w:r>
-        <w:t>How many types of performance data supported by appium?</w:t>
-      </w:r>
-      <w:r>
-        <w:br/>
-      </w:r>
+        <w:t>How</w:t>
+      </w:r>
+      <w:proofErr w:type="gramEnd"/>
+      <w:r>
+        <w:t xml:space="preserve"> many types of performance data supported by </w:t>
+      </w:r>
+      <w:proofErr w:type="spellStart"/>
+      <w:r>
+        <w:t>appium</w:t>
+      </w:r>
+      <w:proofErr w:type="spellEnd"/>
+      <w:r>
+        <w:t>?</w:t>
+      </w:r>
+      <w:r>
+        <w:br/>
+      </w:r>
+      <w:proofErr w:type="spellStart"/>
       <w:r>
         <w:t>cpuinfo</w:t>
       </w:r>
-      <w:r>
-        <w:br/>
+      <w:proofErr w:type="spellEnd"/>
+      <w:r>
+        <w:br/>
+      </w:r>
+      <w:proofErr w:type="spellStart"/>
+      <w:r>
         <w:t>memoryinfo</w:t>
       </w:r>
-      <w:r>
-        <w:br/>
+      <w:proofErr w:type="spellEnd"/>
+      <w:r>
+        <w:br/>
+      </w:r>
+      <w:proofErr w:type="spellStart"/>
+      <w:r>
         <w:t>batteryinfo</w:t>
       </w:r>
-      <w:r>
-        <w:br/>
+      <w:proofErr w:type="spellEnd"/>
+      <w:r>
+        <w:br/>
+      </w:r>
+      <w:proofErr w:type="spellStart"/>
+      <w:r>
         <w:t>networkinfo</w:t>
       </w:r>
+      <w:proofErr w:type="spellEnd"/>
       <w:r>
         <w:br/>
       </w:r>
@@ -5557,36 +8044,67 @@
       <w:r>
         <w:br/>
       </w:r>
-      <w:r>
-        <w:t>driver.getDeviceTime()</w:t>
+      <w:proofErr w:type="spellStart"/>
+      <w:proofErr w:type="gramStart"/>
+      <w:r>
+        <w:t>driver.getDeviceTime</w:t>
+      </w:r>
+      <w:proofErr w:type="spellEnd"/>
+      <w:proofErr w:type="gramEnd"/>
+      <w:r>
+        <w:t>()</w:t>
       </w:r>
     </w:p>
     <w:p>
       <w:pPr>
         <w:pStyle w:val="ListParagraph"/>
       </w:pPr>
-      <w:r>
-        <w:t>Q:How do you get the device location?</w:t>
-      </w:r>
-      <w:r>
-        <w:br/>
-      </w:r>
-      <w:r>
-        <w:t>driver.getLocation()</w:t>
+      <w:proofErr w:type="gramStart"/>
+      <w:r>
+        <w:t>Q:How</w:t>
+      </w:r>
+      <w:proofErr w:type="gramEnd"/>
+      <w:r>
+        <w:t xml:space="preserve"> do you get the device location?</w:t>
+      </w:r>
+      <w:r>
+        <w:br/>
+      </w:r>
+      <w:proofErr w:type="spellStart"/>
+      <w:proofErr w:type="gramStart"/>
+      <w:r>
+        <w:t>driver.getLocation</w:t>
+      </w:r>
+      <w:proofErr w:type="spellEnd"/>
+      <w:proofErr w:type="gramEnd"/>
+      <w:r>
+        <w:t>()</w:t>
       </w:r>
     </w:p>
     <w:p>
       <w:pPr>
         <w:pStyle w:val="ListParagraph"/>
       </w:pPr>
-      <w:r>
-        <w:t>Q:How do you set location to your device at run time?</w:t>
-      </w:r>
-      <w:r>
-        <w:br/>
-      </w:r>
-      <w:r>
-        <w:t>driver.setLocation(</w:t>
+      <w:proofErr w:type="gramStart"/>
+      <w:r>
+        <w:t>Q:How</w:t>
+      </w:r>
+      <w:proofErr w:type="gramEnd"/>
+      <w:r>
+        <w:t xml:space="preserve"> do you set location to your device at run time?</w:t>
+      </w:r>
+      <w:r>
+        <w:br/>
+      </w:r>
+      <w:proofErr w:type="spellStart"/>
+      <w:proofErr w:type="gramStart"/>
+      <w:r>
+        <w:t>driver.setLocation</w:t>
+      </w:r>
+      <w:proofErr w:type="spellEnd"/>
+      <w:proofErr w:type="gramEnd"/>
+      <w:r>
+        <w:t>(</w:t>
       </w:r>
       <w:r>
         <w:rPr>
@@ -5596,19 +8114,34 @@
         <w:t>new</w:t>
       </w:r>
       <w:r>
-        <w:t xml:space="preserve"> Location(37.4220936, 122.083933));</w:t>
+        <w:t xml:space="preserve"> </w:t>
+      </w:r>
+      <w:proofErr w:type="gramStart"/>
+      <w:r>
+        <w:t>Location(</w:t>
+      </w:r>
+      <w:proofErr w:type="gramEnd"/>
+      <w:r>
+        <w:t>37.4220936, 122.083933));</w:t>
       </w:r>
     </w:p>
     <w:p>
       <w:pPr>
         <w:pStyle w:val="ListParagraph"/>
       </w:pPr>
-      <w:r>
-        <w:t>Q:How do you get the session id at run time?</w:t>
-      </w:r>
-      <w:r>
-        <w:br/>
-      </w:r>
+      <w:proofErr w:type="gramStart"/>
+      <w:r>
+        <w:t>Q:How</w:t>
+      </w:r>
+      <w:proofErr w:type="gramEnd"/>
+      <w:r>
+        <w:t xml:space="preserve"> do you get the session id at run time?</w:t>
+      </w:r>
+      <w:r>
+        <w:br/>
+      </w:r>
+      <w:proofErr w:type="spellStart"/>
+      <w:proofErr w:type="gramStart"/>
       <w:r>
         <w:rPr>
           <w:u w:val="single"/>
@@ -5616,7 +8149,12 @@
         <w:t>driver</w:t>
       </w:r>
       <w:r>
-        <w:t>.getSessionId()</w:t>
+        <w:t>.getSessionId</w:t>
+      </w:r>
+      <w:proofErr w:type="spellEnd"/>
+      <w:proofErr w:type="gramEnd"/>
+      <w:r>
+        <w:t>()</w:t>
       </w:r>
     </w:p>
     <w:p>
@@ -5629,8 +8167,18 @@
         <w:pStyle w:val="ListParagraph"/>
       </w:pPr>
       <w:r>
-        <w:t>Handling Gestures in appium :</w:t>
-      </w:r>
+        <w:t xml:space="preserve">Handling Gestures in </w:t>
+      </w:r>
+      <w:proofErr w:type="spellStart"/>
+      <w:proofErr w:type="gramStart"/>
+      <w:r>
+        <w:t>appium</w:t>
+      </w:r>
+      <w:proofErr w:type="spellEnd"/>
+      <w:r>
+        <w:t xml:space="preserve"> :</w:t>
+      </w:r>
+      <w:proofErr w:type="gramEnd"/>
       <w:r>
         <w:br/>
       </w:r>
@@ -5642,8 +8190,21 @@
       </w:r>
       <w:r>
         <w:br/>
-        <w:t>* TouchAction – now removed in latest javaclient</w:t>
-      </w:r>
+        <w:t xml:space="preserve">* </w:t>
+      </w:r>
+      <w:proofErr w:type="spellStart"/>
+      <w:r>
+        <w:t>TouchAction</w:t>
+      </w:r>
+      <w:proofErr w:type="spellEnd"/>
+      <w:r>
+        <w:t xml:space="preserve"> – now removed in latest </w:t>
+      </w:r>
+      <w:proofErr w:type="spellStart"/>
+      <w:r>
+        <w:t>javaclient</w:t>
+      </w:r>
+      <w:proofErr w:type="spellEnd"/>
       <w:r>
         <w:br/>
         <w:t xml:space="preserve">* Sequence </w:t>
@@ -5675,28 +8236,48 @@
         <w:br/>
       </w:r>
       <w:r>
-        <w:t>3. LongPress</w:t>
-      </w:r>
+        <w:t xml:space="preserve">3. </w:t>
+      </w:r>
+      <w:proofErr w:type="spellStart"/>
+      <w:r>
+        <w:t>LongPress</w:t>
+      </w:r>
+      <w:proofErr w:type="spellEnd"/>
     </w:p>
     <w:p>
       <w:pPr>
         <w:pStyle w:val="ListParagraph"/>
       </w:pPr>
       <w:r>
-        <w:t>4. ScrollToText</w:t>
-      </w:r>
-      <w:r>
-        <w:br/>
-        <w:t>5. ScrollToTextAndClick</w:t>
-      </w:r>
+        <w:t xml:space="preserve">4. </w:t>
+      </w:r>
+      <w:proofErr w:type="spellStart"/>
+      <w:r>
+        <w:t>ScrollToText</w:t>
+      </w:r>
+      <w:proofErr w:type="spellEnd"/>
+      <w:r>
+        <w:br/>
+        <w:t xml:space="preserve">5. </w:t>
+      </w:r>
+      <w:proofErr w:type="spellStart"/>
+      <w:r>
+        <w:t>ScrollToTextAndClick</w:t>
+      </w:r>
+      <w:proofErr w:type="spellEnd"/>
     </w:p>
     <w:p>
       <w:pPr>
         <w:pStyle w:val="ListParagraph"/>
       </w:pPr>
       <w:r>
-        <w:t>6. swipeUp</w:t>
-      </w:r>
+        <w:t xml:space="preserve">6. </w:t>
+      </w:r>
+      <w:proofErr w:type="spellStart"/>
+      <w:r>
+        <w:t>swipeUp</w:t>
+      </w:r>
+      <w:proofErr w:type="spellEnd"/>
     </w:p>
     <w:p>
       <w:pPr>
@@ -5708,8 +8289,13 @@
       </w:r>
       <w:r>
         <w:br/>
-        <w:t>8. swipeLeft</w:t>
-      </w:r>
+        <w:t xml:space="preserve">8. </w:t>
+      </w:r>
+      <w:proofErr w:type="spellStart"/>
+      <w:r>
+        <w:t>swipeLeft</w:t>
+      </w:r>
+      <w:proofErr w:type="spellEnd"/>
       <w:r>
         <w:br/>
         <w:t>9.swipeRight</w:t>
@@ -5759,9 +8345,16 @@
       <w:pPr>
         <w:pStyle w:val="ListParagraph"/>
       </w:pPr>
-      <w:r>
-        <w:t>findElements :</w:t>
-      </w:r>
+      <w:proofErr w:type="spellStart"/>
+      <w:proofErr w:type="gramStart"/>
+      <w:r>
+        <w:t>findElements</w:t>
+      </w:r>
+      <w:proofErr w:type="spellEnd"/>
+      <w:r>
+        <w:t xml:space="preserve"> :</w:t>
+      </w:r>
+      <w:proofErr w:type="gramEnd"/>
       <w:r>
         <w:br/>
       </w:r>
@@ -5789,27 +8382,68 @@
         <w:pStyle w:val="ListParagraph"/>
       </w:pPr>
       <w:r>
-        <w:t>Q: Explain diff b/w noReset and fullReset in appium?</w:t>
-      </w:r>
-      <w:r>
-        <w:br/>
-        <w:t>NoReset and Full Reset</w:t>
+        <w:t xml:space="preserve">Q: Explain diff b/w </w:t>
+      </w:r>
+      <w:proofErr w:type="spellStart"/>
+      <w:r>
+        <w:t>noReset</w:t>
+      </w:r>
+      <w:proofErr w:type="spellEnd"/>
+      <w:r>
+        <w:t xml:space="preserve"> and </w:t>
+      </w:r>
+      <w:proofErr w:type="spellStart"/>
+      <w:r>
+        <w:t>fullReset</w:t>
+      </w:r>
+      <w:proofErr w:type="spellEnd"/>
+      <w:r>
+        <w:t xml:space="preserve"> in </w:t>
+      </w:r>
+      <w:proofErr w:type="spellStart"/>
+      <w:r>
+        <w:t>appium</w:t>
+      </w:r>
+      <w:proofErr w:type="spellEnd"/>
+      <w:r>
+        <w:t>?</w:t>
+      </w:r>
+      <w:r>
+        <w:br/>
+      </w:r>
+      <w:proofErr w:type="spellStart"/>
+      <w:r>
+        <w:t>NoReset</w:t>
+      </w:r>
+      <w:proofErr w:type="spellEnd"/>
+      <w:r>
+        <w:t xml:space="preserve"> and Full Reset</w:t>
       </w:r>
     </w:p>
     <w:p>
       <w:pPr>
         <w:pStyle w:val="ListParagraph"/>
       </w:pPr>
-      <w:r>
-        <w:t>noReset = true (app data will not be cleared)</w:t>
+      <w:proofErr w:type="spellStart"/>
+      <w:r>
+        <w:t>noReset</w:t>
+      </w:r>
+      <w:proofErr w:type="spellEnd"/>
+      <w:r>
+        <w:t xml:space="preserve"> = true (app data will not be cleared)</w:t>
       </w:r>
     </w:p>
     <w:p>
       <w:pPr>
         <w:pStyle w:val="ListParagraph"/>
       </w:pPr>
-      <w:r>
-        <w:t>noReset = false (app data will get cleared)</w:t>
+      <w:proofErr w:type="spellStart"/>
+      <w:r>
+        <w:t>noReset</w:t>
+      </w:r>
+      <w:proofErr w:type="spellEnd"/>
+      <w:r>
+        <w:t xml:space="preserve"> = false (app data will get cleared)</w:t>
       </w:r>
       <w:r>
         <w:t xml:space="preserve"> </w:t>
@@ -5824,11 +8458,33 @@
       </w:pPr>
       <w:r>
         <w:br/>
-        <w:t>fullReset = true (app will get uninstalled and all data will be cleared)</w:t>
-      </w:r>
-      <w:r>
-        <w:br/>
-        <w:t>fullReset = false (app will not get unistalled)</w:t>
+      </w:r>
+      <w:proofErr w:type="spellStart"/>
+      <w:r>
+        <w:t>fullReset</w:t>
+      </w:r>
+      <w:proofErr w:type="spellEnd"/>
+      <w:r>
+        <w:t xml:space="preserve"> = true (app will get uninstalled and all data will be cleared)</w:t>
+      </w:r>
+      <w:r>
+        <w:br/>
+      </w:r>
+      <w:proofErr w:type="spellStart"/>
+      <w:r>
+        <w:t>fullReset</w:t>
+      </w:r>
+      <w:proofErr w:type="spellEnd"/>
+      <w:r>
+        <w:t xml:space="preserve"> = false (app will not get </w:t>
+      </w:r>
+      <w:proofErr w:type="spellStart"/>
+      <w:r>
+        <w:t>unistalled</w:t>
+      </w:r>
+      <w:proofErr w:type="spellEnd"/>
+      <w:r>
+        <w:t>)</w:t>
       </w:r>
       <w:r>
         <w:t xml:space="preserve"> – default value is false</w:t>
@@ -5848,19 +8504,44 @@
         </w:numPr>
       </w:pPr>
       <w:r>
-        <w:t>While doing swipe up / down try to enable showTaps and Pointer location under developer options</w:t>
+        <w:t xml:space="preserve">While doing swipe up / down try to enable </w:t>
+      </w:r>
+      <w:proofErr w:type="spellStart"/>
+      <w:r>
+        <w:t>showTaps</w:t>
+      </w:r>
+      <w:proofErr w:type="spellEnd"/>
+      <w:r>
+        <w:t xml:space="preserve"> and Pointer location under developer options</w:t>
       </w:r>
     </w:p>
     <w:p/>
     <w:p>
       <w:r>
-        <w:t>Keyboard actions in appium :</w:t>
-      </w:r>
-      <w:r>
-        <w:br/>
-      </w:r>
-      <w:r>
-        <w:t>driver.pressKey(</w:t>
+        <w:t xml:space="preserve">Keyboard actions in </w:t>
+      </w:r>
+      <w:proofErr w:type="spellStart"/>
+      <w:proofErr w:type="gramStart"/>
+      <w:r>
+        <w:t>appium</w:t>
+      </w:r>
+      <w:proofErr w:type="spellEnd"/>
+      <w:r>
+        <w:t xml:space="preserve"> :</w:t>
+      </w:r>
+      <w:proofErr w:type="gramEnd"/>
+      <w:r>
+        <w:br/>
+      </w:r>
+      <w:proofErr w:type="spellStart"/>
+      <w:proofErr w:type="gramStart"/>
+      <w:r>
+        <w:t>driver.pressKey</w:t>
+      </w:r>
+      <w:proofErr w:type="spellEnd"/>
+      <w:proofErr w:type="gramEnd"/>
+      <w:r>
+        <w:t>(</w:t>
       </w:r>
       <w:r>
         <w:rPr>
@@ -5870,7 +8551,21 @@
         <w:t>new</w:t>
       </w:r>
       <w:r>
-        <w:t xml:space="preserve"> KeyEvent(AndroidKey.</w:t>
+        <w:t xml:space="preserve"> </w:t>
+      </w:r>
+      <w:proofErr w:type="spellStart"/>
+      <w:proofErr w:type="gramStart"/>
+      <w:r>
+        <w:t>KeyEvent</w:t>
+      </w:r>
+      <w:proofErr w:type="spellEnd"/>
+      <w:r>
+        <w:t>(</w:t>
+      </w:r>
+      <w:proofErr w:type="spellStart"/>
+      <w:proofErr w:type="gramEnd"/>
+      <w:r>
+        <w:t>AndroidKey.</w:t>
       </w:r>
       <w:r>
         <w:rPr>
@@ -5881,6 +8576,7 @@
         </w:rPr>
         <w:t>A</w:t>
       </w:r>
+      <w:proofErr w:type="spellEnd"/>
       <w:r>
         <w:t>));</w:t>
       </w:r>
@@ -5908,11 +8604,26 @@
       </w:r>
       <w:r>
         <w:br/>
-        <w:t xml:space="preserve">* Whenever your seeing </w:t>
-      </w:r>
-      <w:r>
-        <w:t>android.webkit.WebView</w:t>
-      </w:r>
+        <w:t xml:space="preserve">* Whenever </w:t>
+      </w:r>
+      <w:proofErr w:type="spellStart"/>
+      <w:r>
+        <w:t>your</w:t>
+      </w:r>
+      <w:proofErr w:type="spellEnd"/>
+      <w:r>
+        <w:t xml:space="preserve"> seeing </w:t>
+      </w:r>
+      <w:proofErr w:type="spellStart"/>
+      <w:proofErr w:type="gramStart"/>
+      <w:r>
+        <w:t>android.webkit</w:t>
+      </w:r>
+      <w:proofErr w:type="gramEnd"/>
+      <w:r>
+        <w:t>.WebView</w:t>
+      </w:r>
+      <w:proofErr w:type="spellEnd"/>
       <w:r>
         <w:t xml:space="preserve"> as class name -&gt; this code will be html and thus we can say it as hybrid application</w:t>
       </w:r>
@@ -5921,18 +8632,37 @@
       </w:r>
       <w:r>
         <w:br/>
-        <w:t>*driver.getContext() -&gt; current context -&gt; Native/Webview</w:t>
-      </w:r>
-      <w:r>
-        <w:br/>
         <w:t>*</w:t>
       </w:r>
+      <w:proofErr w:type="spellStart"/>
+      <w:proofErr w:type="gramStart"/>
+      <w:r>
+        <w:t>driver.getContext</w:t>
+      </w:r>
+      <w:proofErr w:type="spellEnd"/>
+      <w:proofErr w:type="gramEnd"/>
+      <w:r>
+        <w:t>() -&gt; current context -&gt; Native/</w:t>
+      </w:r>
+      <w:proofErr w:type="spellStart"/>
+      <w:r>
+        <w:t>Webview</w:t>
+      </w:r>
+      <w:proofErr w:type="spellEnd"/>
+      <w:r>
+        <w:br/>
+        <w:t>*</w:t>
+      </w:r>
+      <w:proofErr w:type="spellStart"/>
+      <w:proofErr w:type="gramStart"/>
       <w:r>
         <w:t>driver.</w:t>
       </w:r>
       <w:r>
         <w:t>getContextHandles</w:t>
       </w:r>
+      <w:proofErr w:type="spellEnd"/>
+      <w:proofErr w:type="gramEnd"/>
       <w:r>
         <w:t>() -&gt; returns all the contexts</w:t>
       </w:r>
@@ -5942,8 +8672,23 @@
       <w:r>
         <w:t>*</w:t>
       </w:r>
-      <w:r>
-        <w:t>driver.context(contextName);</w:t>
+      <w:proofErr w:type="spellStart"/>
+      <w:proofErr w:type="gramStart"/>
+      <w:r>
+        <w:t>driver.context</w:t>
+      </w:r>
+      <w:proofErr w:type="spellEnd"/>
+      <w:proofErr w:type="gramEnd"/>
+      <w:r>
+        <w:t>(</w:t>
+      </w:r>
+      <w:proofErr w:type="spellStart"/>
+      <w:r>
+        <w:t>contextName</w:t>
+      </w:r>
+      <w:proofErr w:type="spellEnd"/>
+      <w:r>
+        <w:t>);</w:t>
       </w:r>
       <w:r>
         <w:t xml:space="preserve"> -&gt; used to switch to the particular context</w:t>
@@ -5988,7 +8733,15 @@
         </w:numPr>
       </w:pPr>
       <w:r>
-        <w:t>Default priority of testng methods is 0 (0 is the highest priority)</w:t>
+        <w:t xml:space="preserve">Default priority of </w:t>
+      </w:r>
+      <w:proofErr w:type="spellStart"/>
+      <w:r>
+        <w:t>testng</w:t>
+      </w:r>
+      <w:proofErr w:type="spellEnd"/>
+      <w:r>
+        <w:t xml:space="preserve"> methods is 0 (0 is the highest priority)</w:t>
       </w:r>
     </w:p>
     <w:p>
@@ -6002,9 +8755,11 @@
       <w:r>
         <w:t xml:space="preserve">We can add </w:t>
       </w:r>
+      <w:proofErr w:type="spellStart"/>
       <w:r>
         <w:t>invocationCount</w:t>
       </w:r>
+      <w:proofErr w:type="spellEnd"/>
       <w:r>
         <w:t xml:space="preserve"> to run the test scripts as many times as we need</w:t>
       </w:r>
@@ -6062,7 +8817,15 @@
       </w:r>
       <w:r>
         <w:br/>
-        <w:t xml:space="preserve">2 types : </w:t>
+        <w:t xml:space="preserve">2 </w:t>
+      </w:r>
+      <w:proofErr w:type="gramStart"/>
+      <w:r>
+        <w:t>types :</w:t>
+      </w:r>
+      <w:proofErr w:type="gramEnd"/>
+      <w:r>
+        <w:t xml:space="preserve"> </w:t>
       </w:r>
       <w:r>
         <w:br/>
@@ -6078,18 +8841,30 @@
       <w:r>
         <w:br/>
       </w:r>
-      <w:r>
-        <w:t>java.lang.AssertionError: Test case failed expected [Facebook.com] but found [Gmail.com]</w:t>
+      <w:proofErr w:type="spellStart"/>
+      <w:proofErr w:type="gramStart"/>
+      <w:r>
+        <w:t>java.lang</w:t>
+      </w:r>
+      <w:proofErr w:type="gramEnd"/>
+      <w:r>
+        <w:t>.AssertionError</w:t>
+      </w:r>
+      <w:proofErr w:type="spellEnd"/>
+      <w:r>
+        <w:t>: Test case failed expected [Facebook.com] but found [Gmail.com]</w:t>
       </w:r>
     </w:p>
     <w:p/>
     <w:p>
+      <w:proofErr w:type="spellStart"/>
       <w:r>
         <w:t>dependsOn</w:t>
       </w:r>
       <w:r>
         <w:t>Methods</w:t>
       </w:r>
+      <w:proofErr w:type="spellEnd"/>
     </w:p>
     <w:p/>
     <w:p>
@@ -6103,19 +8878,32 @@
       </w:r>
       <w:r>
         <w:br/>
-        <w:t>1. TestNg report</w:t>
-      </w:r>
-    </w:p>
-    <w:p>
-      <w:r>
-        <w:t>2. ReportNg</w:t>
-      </w:r>
+        <w:t xml:space="preserve">1. </w:t>
+      </w:r>
+      <w:proofErr w:type="spellStart"/>
+      <w:r>
+        <w:t>TestNg</w:t>
+      </w:r>
+      <w:proofErr w:type="spellEnd"/>
       <w:r>
         <w:t xml:space="preserve"> report</w:t>
       </w:r>
     </w:p>
     <w:p>
       <w:r>
+        <w:t xml:space="preserve">2. </w:t>
+      </w:r>
+      <w:proofErr w:type="spellStart"/>
+      <w:r>
+        <w:t>ReportNg</w:t>
+      </w:r>
+      <w:proofErr w:type="spellEnd"/>
+      <w:r>
+        <w:t xml:space="preserve"> report</w:t>
+      </w:r>
+    </w:p>
+    <w:p>
+      <w:r>
         <w:t>3. Extent reports</w:t>
       </w:r>
       <w:r>
@@ -6149,22 +8937,67 @@
     <w:p/>
     <w:p>
       <w:r>
-        <w:t xml:space="preserve">To execute the framewoirk from cmd prmt </w:t>
-      </w:r>
-      <w:r>
-        <w:br/>
-      </w:r>
-      <w:r>
-        <w:br/>
-        <w:t>mvn clean</w:t>
-      </w:r>
-      <w:r>
-        <w:br/>
-        <w:t>mvn install</w:t>
-      </w:r>
-      <w:r>
-        <w:br/>
-        <w:t>mvn test</w:t>
+        <w:t xml:space="preserve">To execute the </w:t>
+      </w:r>
+      <w:proofErr w:type="spellStart"/>
+      <w:r>
+        <w:t>framewoirk</w:t>
+      </w:r>
+      <w:proofErr w:type="spellEnd"/>
+      <w:r>
+        <w:t xml:space="preserve"> from </w:t>
+      </w:r>
+      <w:proofErr w:type="spellStart"/>
+      <w:r>
+        <w:t>cmd</w:t>
+      </w:r>
+      <w:proofErr w:type="spellEnd"/>
+      <w:r>
+        <w:t xml:space="preserve"> </w:t>
+      </w:r>
+      <w:proofErr w:type="spellStart"/>
+      <w:r>
+        <w:t>prmt</w:t>
+      </w:r>
+      <w:proofErr w:type="spellEnd"/>
+      <w:r>
+        <w:t xml:space="preserve"> </w:t>
+      </w:r>
+      <w:r>
+        <w:br/>
+      </w:r>
+      <w:r>
+        <w:br/>
+      </w:r>
+      <w:proofErr w:type="spellStart"/>
+      <w:r>
+        <w:t>mvn</w:t>
+      </w:r>
+      <w:proofErr w:type="spellEnd"/>
+      <w:r>
+        <w:t xml:space="preserve"> clean</w:t>
+      </w:r>
+      <w:r>
+        <w:br/>
+      </w:r>
+      <w:proofErr w:type="spellStart"/>
+      <w:r>
+        <w:t>mvn</w:t>
+      </w:r>
+      <w:proofErr w:type="spellEnd"/>
+      <w:r>
+        <w:t xml:space="preserve"> install</w:t>
+      </w:r>
+      <w:r>
+        <w:br/>
+      </w:r>
+      <w:proofErr w:type="spellStart"/>
+      <w:r>
+        <w:t>mvn</w:t>
+      </w:r>
+      <w:proofErr w:type="spellEnd"/>
+      <w:r>
+        <w:t xml:space="preserve"> test</w:t>
       </w:r>
       <w:r>
         <w:br/>
@@ -6215,13 +9048,1154 @@
         <w:br/>
       </w:r>
       <w:r>
-        <w:t>java -jar jenkins.war</w:t>
-      </w:r>
-      <w:r>
-        <w:br/>
-      </w:r>
-      <w:r>
-        <w:t>java -jar jenkins.war  --enable-future-java</w:t>
+        <w:t xml:space="preserve">java -jar </w:t>
+      </w:r>
+      <w:proofErr w:type="spellStart"/>
+      <w:r>
+        <w:t>jenkins.war</w:t>
+      </w:r>
+      <w:proofErr w:type="spellEnd"/>
+      <w:r>
+        <w:br/>
+      </w:r>
+      <w:r>
+        <w:t xml:space="preserve">java -jar </w:t>
+      </w:r>
+      <w:proofErr w:type="spellStart"/>
+      <w:proofErr w:type="gramStart"/>
+      <w:r>
+        <w:t>jenkins.war</w:t>
+      </w:r>
+      <w:proofErr w:type="spellEnd"/>
+      <w:r>
+        <w:t xml:space="preserve">  --</w:t>
+      </w:r>
+      <w:proofErr w:type="gramEnd"/>
+      <w:r>
+        <w:t>enable-future-java</w:t>
+      </w:r>
+    </w:p>
+    <w:p/>
+    <w:p/>
+    <w:p>
+      <w:r>
+        <w:rPr>
+          <w:b/>
+          <w:bCs/>
+        </w:rPr>
+        <w:t xml:space="preserve">IOS installation </w:t>
+      </w:r>
+      <w:proofErr w:type="gramStart"/>
+      <w:r>
+        <w:rPr>
+          <w:b/>
+          <w:bCs/>
+        </w:rPr>
+        <w:t>steps :</w:t>
+      </w:r>
+      <w:proofErr w:type="gramEnd"/>
+      <w:r>
+        <w:rPr>
+          <w:b/>
+          <w:bCs/>
+        </w:rPr>
+        <w:t xml:space="preserve"> </w:t>
+      </w:r>
+      <w:r>
+        <w:rPr>
+          <w:b/>
+          <w:bCs/>
+        </w:rPr>
+        <w:br/>
+      </w:r>
+      <w:r>
+        <w:rPr>
+          <w:b/>
+          <w:bCs/>
+        </w:rPr>
+        <w:br/>
+      </w:r>
+      <w:r>
+        <w:t xml:space="preserve">      1. </w:t>
+      </w:r>
+      <w:r>
+        <w:t xml:space="preserve">Install </w:t>
+      </w:r>
+      <w:proofErr w:type="spellStart"/>
+      <w:r>
+        <w:t>HomeBrew</w:t>
+      </w:r>
+      <w:proofErr w:type="spellEnd"/>
+      <w:r>
+        <w:t>:</w:t>
+      </w:r>
+    </w:p>
+    <w:p>
+      <w:r>
+        <w:t>/bin/bash -c "$(curl -</w:t>
+      </w:r>
+      <w:proofErr w:type="spellStart"/>
+      <w:r>
+        <w:t>fsSL</w:t>
+      </w:r>
+      <w:proofErr w:type="spellEnd"/>
+      <w:r>
+        <w:t xml:space="preserve"> https://raw.githubusercontent.com/Homebrew/install/HEAD/install.sh)"</w:t>
+      </w:r>
+      <w:r>
+        <w:br/>
+      </w:r>
+      <w:r>
+        <w:br/>
+        <w:t>Uninstall Brew</w:t>
+      </w:r>
+    </w:p>
+    <w:p>
+      <w:r>
+        <w:t>/</w:t>
+      </w:r>
+      <w:proofErr w:type="spellStart"/>
+      <w:r>
+        <w:t>usr</w:t>
+      </w:r>
+      <w:proofErr w:type="spellEnd"/>
+      <w:r>
+        <w:t>/bin/ruby -e "$(curl -</w:t>
+      </w:r>
+      <w:proofErr w:type="spellStart"/>
+      <w:r>
+        <w:t>fsSL</w:t>
+      </w:r>
+      <w:proofErr w:type="spellEnd"/>
+      <w:r>
+        <w:t xml:space="preserve"> https://raw.githubusercontent.com/Homebrew/install/master/uninstall)"</w:t>
+      </w:r>
+    </w:p>
+    <w:p>
+      <w:pPr>
+        <w:numPr>
+          <w:ilvl w:val="0"/>
+          <w:numId w:val="4"/>
+        </w:numPr>
+      </w:pPr>
+      <w:r>
+        <w:t>Download node.js:</w:t>
+      </w:r>
+      <w:r>
+        <w:br/>
+      </w:r>
+      <w:r>
+        <w:br/>
+      </w:r>
+      <w:r>
+        <w:t>brew install node</w:t>
+      </w:r>
+    </w:p>
+    <w:p>
+      <w:hyperlink r:id="rId23" w:tgtFrame="_blank" w:history="1">
+        <w:r>
+          <w:rPr>
+            <w:rStyle w:val="Hyperlink"/>
+          </w:rPr>
+          <w:t>https://nodejs.org/en/download</w:t>
+        </w:r>
+      </w:hyperlink>
+      <w:r>
+        <w:br/>
+      </w:r>
+      <w:r>
+        <w:t xml:space="preserve">node </w:t>
+      </w:r>
+      <w:r>
+        <w:t>–</w:t>
+      </w:r>
+      <w:r>
+        <w:t>version</w:t>
+      </w:r>
+      <w:r>
+        <w:br/>
+      </w:r>
+      <w:proofErr w:type="spellStart"/>
+      <w:r>
+        <w:t>npm</w:t>
+      </w:r>
+      <w:proofErr w:type="spellEnd"/>
+      <w:r>
+        <w:t xml:space="preserve"> --version</w:t>
+      </w:r>
+    </w:p>
+    <w:p>
+      <w:pPr>
+        <w:numPr>
+          <w:ilvl w:val="0"/>
+          <w:numId w:val="5"/>
+        </w:numPr>
+      </w:pPr>
+      <w:r>
+        <w:t>Install / Update Appium:</w:t>
+      </w:r>
+    </w:p>
+    <w:p>
+      <w:proofErr w:type="spellStart"/>
+      <w:r>
+        <w:t>npm</w:t>
+      </w:r>
+      <w:proofErr w:type="spellEnd"/>
+      <w:r>
+        <w:t xml:space="preserve"> </w:t>
+      </w:r>
+      <w:proofErr w:type="spellStart"/>
+      <w:r>
+        <w:t>i</w:t>
+      </w:r>
+      <w:proofErr w:type="spellEnd"/>
+      <w:r>
+        <w:t xml:space="preserve"> -g </w:t>
+      </w:r>
+      <w:proofErr w:type="spellStart"/>
+      <w:r>
+        <w:t>appium</w:t>
+      </w:r>
+      <w:proofErr w:type="spellEnd"/>
+      <w:r>
+        <w:t xml:space="preserve"> / </w:t>
+      </w:r>
+      <w:proofErr w:type="spellStart"/>
+      <w:r>
+        <w:t>npm</w:t>
+      </w:r>
+      <w:proofErr w:type="spellEnd"/>
+      <w:r>
+        <w:t xml:space="preserve"> update -g </w:t>
+      </w:r>
+      <w:proofErr w:type="spellStart"/>
+      <w:r>
+        <w:t>appium</w:t>
+      </w:r>
+      <w:proofErr w:type="spellEnd"/>
+    </w:p>
+    <w:p>
+      <w:pPr>
+        <w:numPr>
+          <w:ilvl w:val="0"/>
+          <w:numId w:val="6"/>
+        </w:numPr>
+      </w:pPr>
+      <w:r>
+        <w:t xml:space="preserve">For IOS </w:t>
+      </w:r>
+      <w:proofErr w:type="spellStart"/>
+      <w:r>
+        <w:t>XCUITest</w:t>
+      </w:r>
+      <w:proofErr w:type="spellEnd"/>
+      <w:r>
+        <w:t xml:space="preserve"> Appium Driver:</w:t>
+      </w:r>
+      <w:r>
+        <w:br/>
+      </w:r>
+      <w:proofErr w:type="spellStart"/>
+      <w:r>
+        <w:t>appium</w:t>
+      </w:r>
+      <w:proofErr w:type="spellEnd"/>
+      <w:r>
+        <w:t xml:space="preserve"> driver list</w:t>
+      </w:r>
+    </w:p>
+    <w:p>
+      <w:proofErr w:type="spellStart"/>
+      <w:r>
+        <w:t>appium</w:t>
+      </w:r>
+      <w:proofErr w:type="spellEnd"/>
+      <w:r>
+        <w:t xml:space="preserve"> driver install </w:t>
+      </w:r>
+      <w:proofErr w:type="spellStart"/>
+      <w:r>
+        <w:t>xcuitest</w:t>
+      </w:r>
+      <w:proofErr w:type="spellEnd"/>
+    </w:p>
+    <w:p>
+      <w:pPr>
+        <w:numPr>
+          <w:ilvl w:val="0"/>
+          <w:numId w:val="7"/>
+        </w:numPr>
+      </w:pPr>
+      <w:r>
+        <w:t>Check the list of installed drivers:</w:t>
+      </w:r>
+    </w:p>
+    <w:p>
+      <w:proofErr w:type="spellStart"/>
+      <w:r>
+        <w:t>appium</w:t>
+      </w:r>
+      <w:proofErr w:type="spellEnd"/>
+      <w:r>
+        <w:t xml:space="preserve"> driver list --installed</w:t>
+      </w:r>
+    </w:p>
+    <w:p>
+      <w:pPr>
+        <w:numPr>
+          <w:ilvl w:val="0"/>
+          <w:numId w:val="8"/>
+        </w:numPr>
+      </w:pPr>
+      <w:r>
+        <w:t>Download/Update Xcode from the App Store</w:t>
+      </w:r>
+    </w:p>
+    <w:p>
+      <w:pPr>
+        <w:numPr>
+          <w:ilvl w:val="0"/>
+          <w:numId w:val="9"/>
+        </w:numPr>
+      </w:pPr>
+      <w:r>
+        <w:t>Login with your Apple Developer Free account</w:t>
+      </w:r>
+    </w:p>
+    <w:p>
+      <w:r>
+        <w:t xml:space="preserve">         </w:t>
+      </w:r>
+      <w:r>
+        <w:t>Xcode → Settings → Account → +</w:t>
+      </w:r>
+      <w:r>
+        <w:t xml:space="preserve"> Apple ID</w:t>
+      </w:r>
+    </w:p>
+    <w:p>
+      <w:pPr>
+        <w:numPr>
+          <w:ilvl w:val="0"/>
+          <w:numId w:val="10"/>
+        </w:numPr>
+      </w:pPr>
+      <w:r>
+        <w:t xml:space="preserve">Download Simulators in </w:t>
+      </w:r>
+      <w:proofErr w:type="spellStart"/>
+      <w:r>
+        <w:t>XCode</w:t>
+      </w:r>
+      <w:proofErr w:type="spellEnd"/>
+    </w:p>
+    <w:p>
+      <w:r>
+        <w:t>Windows → Device &amp; Simulator → Click on Simulator tab and then + → Select OS Version Download More simulators runtime and install IOS</w:t>
+      </w:r>
+    </w:p>
+    <w:p>
+      <w:pPr>
+        <w:pStyle w:val="ListParagraph"/>
+        <w:numPr>
+          <w:ilvl w:val="0"/>
+          <w:numId w:val="3"/>
+        </w:numPr>
+      </w:pPr>
+      <w:r>
+        <w:t>If simulators not showing then execute below command</w:t>
+      </w:r>
+    </w:p>
+    <w:p>
+      <w:proofErr w:type="spellStart"/>
+      <w:r>
+        <w:lastRenderedPageBreak/>
+        <w:t>sudo</w:t>
+      </w:r>
+      <w:proofErr w:type="spellEnd"/>
+      <w:r>
+        <w:t xml:space="preserve"> </w:t>
+      </w:r>
+      <w:proofErr w:type="spellStart"/>
+      <w:r>
+        <w:t>xcode</w:t>
+      </w:r>
+      <w:proofErr w:type="spellEnd"/>
+      <w:r>
+        <w:t>-select --switch /Application/</w:t>
+      </w:r>
+      <w:proofErr w:type="spellStart"/>
+      <w:r>
+        <w:t>Xcode.app</w:t>
+      </w:r>
+      <w:proofErr w:type="spellEnd"/>
+    </w:p>
+    <w:p>
+      <w:pPr>
+        <w:numPr>
+          <w:ilvl w:val="0"/>
+          <w:numId w:val="11"/>
+        </w:numPr>
+      </w:pPr>
+      <w:r>
+        <w:t>Install Appium inspector:</w:t>
+      </w:r>
+    </w:p>
+    <w:p>
+      <w:r>
+        <w:t>https://github.com/appium/appium-inspector/releases</w:t>
+      </w:r>
+    </w:p>
+    <w:p>
+      <w:pPr>
+        <w:numPr>
+          <w:ilvl w:val="0"/>
+          <w:numId w:val="12"/>
+        </w:numPr>
+      </w:pPr>
+      <w:r>
+        <w:t>Basic capabilities for Simulator:</w:t>
+      </w:r>
+    </w:p>
+    <w:p>
+      <w:proofErr w:type="spellStart"/>
+      <w:r>
+        <w:t>platformName</w:t>
+      </w:r>
+      <w:proofErr w:type="spellEnd"/>
+      <w:r>
+        <w:t>: iOS</w:t>
+      </w:r>
+    </w:p>
+    <w:p>
+      <w:proofErr w:type="spellStart"/>
+      <w:proofErr w:type="gramStart"/>
+      <w:r>
+        <w:t>appium:udid</w:t>
+      </w:r>
+      <w:proofErr w:type="spellEnd"/>
+      <w:proofErr w:type="gramEnd"/>
+      <w:r>
+        <w:t xml:space="preserve">: </w:t>
+      </w:r>
+      <w:r>
+        <w:t>*************************</w:t>
+      </w:r>
+    </w:p>
+    <w:p>
+      <w:proofErr w:type="spellStart"/>
+      <w:proofErr w:type="gramStart"/>
+      <w:r>
+        <w:t>appium:automationName</w:t>
+      </w:r>
+      <w:proofErr w:type="spellEnd"/>
+      <w:proofErr w:type="gramEnd"/>
+      <w:r>
+        <w:t xml:space="preserve">: </w:t>
+      </w:r>
+      <w:proofErr w:type="spellStart"/>
+      <w:r>
+        <w:t>XCUITest</w:t>
+      </w:r>
+      <w:proofErr w:type="spellEnd"/>
+      <w:r>
+        <w:br/>
+      </w:r>
+      <w:proofErr w:type="spellStart"/>
+      <w:r>
+        <w:t>platformversion</w:t>
+      </w:r>
+      <w:proofErr w:type="spellEnd"/>
+      <w:r>
+        <w:br/>
+      </w:r>
+      <w:proofErr w:type="spellStart"/>
+      <w:r>
+        <w:t>deviceName</w:t>
+      </w:r>
+      <w:proofErr w:type="spellEnd"/>
+    </w:p>
+    <w:p/>
+    <w:p>
+      <w:pPr>
+        <w:numPr>
+          <w:ilvl w:val="0"/>
+          <w:numId w:val="13"/>
+        </w:numPr>
+      </w:pPr>
+      <w:proofErr w:type="spellStart"/>
+      <w:r>
+        <w:t>WebDriverAgent</w:t>
+      </w:r>
+      <w:proofErr w:type="spellEnd"/>
+      <w:r>
+        <w:t xml:space="preserve"> Application For IOS:</w:t>
+      </w:r>
+    </w:p>
+    <w:p>
+      <w:r>
+        <w:t xml:space="preserve">Find </w:t>
+      </w:r>
+      <w:proofErr w:type="spellStart"/>
+      <w:r>
+        <w:t>WebDriverAgent</w:t>
+      </w:r>
+      <w:proofErr w:type="spellEnd"/>
+      <w:r>
+        <w:t xml:space="preserve"> </w:t>
+      </w:r>
+      <w:proofErr w:type="spellStart"/>
+      <w:r>
+        <w:t>XCode</w:t>
+      </w:r>
+      <w:proofErr w:type="spellEnd"/>
+      <w:r>
+        <w:t xml:space="preserve"> project using below command:</w:t>
+      </w:r>
+    </w:p>
+    <w:p>
+      <w:proofErr w:type="gramStart"/>
+      <w:r>
+        <w:t>find .</w:t>
+      </w:r>
+      <w:proofErr w:type="gramEnd"/>
+      <w:r>
+        <w:t xml:space="preserve"> -name "</w:t>
+      </w:r>
+      <w:proofErr w:type="spellStart"/>
+      <w:r>
+        <w:t>appium-webdriveragent</w:t>
+      </w:r>
+      <w:proofErr w:type="spellEnd"/>
+      <w:r>
+        <w:t>"</w:t>
+      </w:r>
+    </w:p>
+    <w:p>
+      <w:proofErr w:type="gramStart"/>
+      <w:r>
+        <w:t>open .</w:t>
+      </w:r>
+      <w:proofErr w:type="gramEnd"/>
+      <w:r>
+        <w:t>/.appium/node_modules/appium-xcuitest-driver/node_modules/appium-webdriveragent</w:t>
+      </w:r>
+    </w:p>
+    <w:p>
+      <w:r>
+        <w:t>Open the Xcode project and sign in with your Developer Account</w:t>
+      </w:r>
+    </w:p>
+    <w:p/>
+    <w:p/>
+    <w:p/>
+    <w:p/>
+    <w:p/>
+    <w:p/>
+    <w:p/>
+    <w:p/>
+    <w:p/>
+    <w:p/>
+    <w:p/>
+    <w:p>
+      <w:r>
+        <w:lastRenderedPageBreak/>
+        <w:t xml:space="preserve">Appium Interview </w:t>
+      </w:r>
+      <w:proofErr w:type="gramStart"/>
+      <w:r>
+        <w:t>questions :</w:t>
+      </w:r>
+      <w:proofErr w:type="gramEnd"/>
+      <w:r>
+        <w:br/>
+      </w:r>
+      <w:r>
+        <w:br/>
+      </w:r>
+      <w:r>
+        <w:t xml:space="preserve">1. What is </w:t>
+      </w:r>
+      <w:proofErr w:type="gramStart"/>
+      <w:r>
+        <w:t>Appium ?</w:t>
+      </w:r>
+      <w:proofErr w:type="gramEnd"/>
+    </w:p>
+    <w:p>
+      <w:r>
+        <w:t xml:space="preserve">2. Explain Appium </w:t>
+      </w:r>
+      <w:proofErr w:type="gramStart"/>
+      <w:r>
+        <w:t>architecture ?</w:t>
+      </w:r>
+      <w:proofErr w:type="gramEnd"/>
+    </w:p>
+    <w:p>
+      <w:r>
+        <w:t xml:space="preserve">3. Explain Appium Java </w:t>
+      </w:r>
+      <w:proofErr w:type="gramStart"/>
+      <w:r>
+        <w:t>architecture ?</w:t>
+      </w:r>
+      <w:proofErr w:type="gramEnd"/>
+    </w:p>
+    <w:p>
+      <w:r>
+        <w:t xml:space="preserve">4. how do you start and stop the </w:t>
+      </w:r>
+      <w:proofErr w:type="spellStart"/>
+      <w:r>
+        <w:t>appium</w:t>
+      </w:r>
+      <w:proofErr w:type="spellEnd"/>
+      <w:r>
+        <w:t xml:space="preserve"> server?</w:t>
+      </w:r>
+    </w:p>
+    <w:p>
+      <w:r>
+        <w:t xml:space="preserve">5. how do you provide user defined port </w:t>
+      </w:r>
+      <w:proofErr w:type="gramStart"/>
+      <w:r>
+        <w:t>number ?</w:t>
+      </w:r>
+      <w:proofErr w:type="gramEnd"/>
+    </w:p>
+    <w:p>
+      <w:r>
+        <w:t xml:space="preserve">6. how do you start the </w:t>
+      </w:r>
+      <w:proofErr w:type="spellStart"/>
+      <w:r>
+        <w:t>appium</w:t>
+      </w:r>
+      <w:proofErr w:type="spellEnd"/>
+      <w:r>
+        <w:t xml:space="preserve"> server in specific </w:t>
+      </w:r>
+      <w:proofErr w:type="spellStart"/>
+      <w:proofErr w:type="gramStart"/>
+      <w:r>
+        <w:t>ip</w:t>
+      </w:r>
+      <w:proofErr w:type="spellEnd"/>
+      <w:r>
+        <w:t>?*</w:t>
+      </w:r>
+      <w:proofErr w:type="gramEnd"/>
+      <w:r>
+        <w:t>**</w:t>
+      </w:r>
+    </w:p>
+    <w:p>
+      <w:r>
+        <w:t xml:space="preserve">7. how do you create android </w:t>
+      </w:r>
+      <w:proofErr w:type="spellStart"/>
+      <w:r>
+        <w:t>avd</w:t>
+      </w:r>
+      <w:proofErr w:type="spellEnd"/>
+      <w:r>
+        <w:t xml:space="preserve"> devices?</w:t>
+      </w:r>
+    </w:p>
+    <w:p>
+      <w:r>
+        <w:t xml:space="preserve">8. list some android </w:t>
+      </w:r>
+      <w:proofErr w:type="spellStart"/>
+      <w:r>
+        <w:t>api</w:t>
+      </w:r>
+      <w:proofErr w:type="spellEnd"/>
+      <w:r>
+        <w:t xml:space="preserve"> levels?</w:t>
+      </w:r>
+    </w:p>
+    <w:p>
+      <w:r>
+        <w:t xml:space="preserve">9. What are the diff types of mobile applications </w:t>
+      </w:r>
+      <w:proofErr w:type="spellStart"/>
+      <w:r>
+        <w:t>availble</w:t>
+      </w:r>
+      <w:proofErr w:type="spellEnd"/>
+      <w:r>
+        <w:t xml:space="preserve"> in market?</w:t>
+      </w:r>
+    </w:p>
+    <w:p>
+      <w:r>
+        <w:t>10. how do you inspect the web application using mobile?</w:t>
+      </w:r>
+    </w:p>
+    <w:p>
+      <w:r>
+        <w:t xml:space="preserve">11. how do you find app package and app </w:t>
+      </w:r>
+      <w:proofErr w:type="gramStart"/>
+      <w:r>
+        <w:t>activity?*</w:t>
+      </w:r>
+      <w:proofErr w:type="gramEnd"/>
+      <w:r>
+        <w:t>**</w:t>
+      </w:r>
+    </w:p>
+    <w:p>
+      <w:r>
+        <w:t xml:space="preserve">12. what are the basic android locators we use in </w:t>
+      </w:r>
+      <w:proofErr w:type="spellStart"/>
+      <w:proofErr w:type="gramStart"/>
+      <w:r>
+        <w:t>appium</w:t>
+      </w:r>
+      <w:proofErr w:type="spellEnd"/>
+      <w:r>
+        <w:t xml:space="preserve"> ?</w:t>
+      </w:r>
+      <w:proofErr w:type="gramEnd"/>
+      <w:r>
+        <w:t>**</w:t>
+      </w:r>
+    </w:p>
+    <w:p>
+      <w:r>
+        <w:t xml:space="preserve">13. what are the basic </w:t>
+      </w:r>
+      <w:proofErr w:type="spellStart"/>
+      <w:r>
+        <w:t>ios</w:t>
+      </w:r>
+      <w:proofErr w:type="spellEnd"/>
+      <w:r>
+        <w:t xml:space="preserve"> locators we use in </w:t>
+      </w:r>
+      <w:proofErr w:type="spellStart"/>
+      <w:proofErr w:type="gramStart"/>
+      <w:r>
+        <w:t>appium</w:t>
+      </w:r>
+      <w:proofErr w:type="spellEnd"/>
+      <w:r>
+        <w:t xml:space="preserve"> ?</w:t>
+      </w:r>
+      <w:proofErr w:type="gramEnd"/>
+      <w:r>
+        <w:t>**</w:t>
+      </w:r>
+    </w:p>
+    <w:p>
+      <w:r>
+        <w:t xml:space="preserve">14. diff b/w </w:t>
+      </w:r>
+      <w:proofErr w:type="spellStart"/>
+      <w:r>
+        <w:t>xpath</w:t>
+      </w:r>
+      <w:proofErr w:type="spellEnd"/>
+      <w:r>
+        <w:t xml:space="preserve"> and </w:t>
+      </w:r>
+      <w:proofErr w:type="spellStart"/>
+      <w:r>
+        <w:t>uiAutomator</w:t>
+      </w:r>
+      <w:proofErr w:type="spellEnd"/>
+      <w:r>
+        <w:t>?</w:t>
+      </w:r>
+    </w:p>
+    <w:p>
+      <w:r>
+        <w:t xml:space="preserve">15. how do you setup android real device for </w:t>
+      </w:r>
+      <w:proofErr w:type="spellStart"/>
+      <w:r>
+        <w:t>appium</w:t>
+      </w:r>
+      <w:proofErr w:type="spellEnd"/>
+      <w:r>
+        <w:t xml:space="preserve"> automation?</w:t>
+      </w:r>
+    </w:p>
+    <w:p>
+      <w:r>
+        <w:t xml:space="preserve">16. How to launch multiple applications at run time in </w:t>
+      </w:r>
+      <w:proofErr w:type="spellStart"/>
+      <w:proofErr w:type="gramStart"/>
+      <w:r>
+        <w:t>appium</w:t>
+      </w:r>
+      <w:proofErr w:type="spellEnd"/>
+      <w:r>
+        <w:t xml:space="preserve"> ?</w:t>
+      </w:r>
+      <w:proofErr w:type="gramEnd"/>
+    </w:p>
+    <w:p>
+      <w:r>
+        <w:t xml:space="preserve">17. diff b/w </w:t>
+      </w:r>
+      <w:proofErr w:type="spellStart"/>
+      <w:r>
+        <w:t>findElement</w:t>
+      </w:r>
+      <w:proofErr w:type="spellEnd"/>
+      <w:r>
+        <w:t xml:space="preserve"> and </w:t>
+      </w:r>
+      <w:proofErr w:type="spellStart"/>
+      <w:r>
+        <w:t>findElements</w:t>
+      </w:r>
+      <w:proofErr w:type="spellEnd"/>
+      <w:r>
+        <w:t>?</w:t>
+      </w:r>
+    </w:p>
+    <w:p>
+      <w:r>
+        <w:t xml:space="preserve">18. diff b/w </w:t>
+      </w:r>
+      <w:proofErr w:type="spellStart"/>
+      <w:r>
+        <w:t>noReset</w:t>
+      </w:r>
+      <w:proofErr w:type="spellEnd"/>
+      <w:r>
+        <w:t xml:space="preserve"> and </w:t>
+      </w:r>
+      <w:proofErr w:type="spellStart"/>
+      <w:r>
+        <w:t>fullReset</w:t>
+      </w:r>
+      <w:proofErr w:type="spellEnd"/>
+      <w:r>
+        <w:t xml:space="preserve"> in </w:t>
+      </w:r>
+      <w:proofErr w:type="spellStart"/>
+      <w:proofErr w:type="gramStart"/>
+      <w:r>
+        <w:t>appium</w:t>
+      </w:r>
+      <w:proofErr w:type="spellEnd"/>
+      <w:r>
+        <w:t>?*</w:t>
+      </w:r>
+      <w:proofErr w:type="gramEnd"/>
+      <w:r>
+        <w:t>**</w:t>
+      </w:r>
+    </w:p>
+    <w:p>
+      <w:r>
+        <w:t xml:space="preserve">19. how do you handle drag and drop in </w:t>
+      </w:r>
+      <w:proofErr w:type="spellStart"/>
+      <w:r>
+        <w:t>appium</w:t>
+      </w:r>
+      <w:proofErr w:type="spellEnd"/>
+      <w:r>
+        <w:t>?</w:t>
+      </w:r>
+    </w:p>
+    <w:p>
+      <w:r>
+        <w:t xml:space="preserve">20. how do you Scroll to particular text in </w:t>
+      </w:r>
+      <w:proofErr w:type="spellStart"/>
+      <w:r>
+        <w:t>appium</w:t>
+      </w:r>
+      <w:proofErr w:type="spellEnd"/>
+      <w:r>
+        <w:t>? ***</w:t>
+      </w:r>
+    </w:p>
+    <w:p>
+      <w:r>
+        <w:t xml:space="preserve">21. how do you handle keyboard actions in </w:t>
+      </w:r>
+      <w:proofErr w:type="spellStart"/>
+      <w:r>
+        <w:t>appium</w:t>
+      </w:r>
+      <w:proofErr w:type="spellEnd"/>
+      <w:r>
+        <w:t>? ***</w:t>
+      </w:r>
+    </w:p>
+    <w:p>
+      <w:r>
+        <w:t xml:space="preserve">22. diff b/w </w:t>
+      </w:r>
+      <w:proofErr w:type="spellStart"/>
+      <w:proofErr w:type="gramStart"/>
+      <w:r>
+        <w:t>getContext</w:t>
+      </w:r>
+      <w:proofErr w:type="spellEnd"/>
+      <w:r>
+        <w:t>(</w:t>
+      </w:r>
+      <w:proofErr w:type="gramEnd"/>
+      <w:r>
+        <w:t xml:space="preserve">) and </w:t>
+      </w:r>
+      <w:proofErr w:type="spellStart"/>
+      <w:proofErr w:type="gramStart"/>
+      <w:r>
+        <w:t>getContextHanles</w:t>
+      </w:r>
+      <w:proofErr w:type="spellEnd"/>
+      <w:r>
+        <w:t>()?*</w:t>
+      </w:r>
+      <w:proofErr w:type="gramEnd"/>
+      <w:r>
+        <w:t>**</w:t>
+      </w:r>
+    </w:p>
+    <w:p>
+      <w:r>
+        <w:t xml:space="preserve">23. how do you switch to webpage/hybrid page using </w:t>
+      </w:r>
+      <w:proofErr w:type="spellStart"/>
+      <w:r>
+        <w:t>appium</w:t>
+      </w:r>
+      <w:proofErr w:type="spellEnd"/>
+      <w:r>
+        <w:t>?</w:t>
+      </w:r>
+    </w:p>
+    <w:p>
+      <w:r>
+        <w:t xml:space="preserve">24. how many annotations we have in </w:t>
+      </w:r>
+      <w:proofErr w:type="spellStart"/>
+      <w:r>
+        <w:t>testNg</w:t>
+      </w:r>
+      <w:proofErr w:type="spellEnd"/>
+      <w:r>
+        <w:t>?</w:t>
+      </w:r>
+    </w:p>
+    <w:p>
+      <w:r>
+        <w:t xml:space="preserve">25. diff b/w hard and soft </w:t>
+      </w:r>
+      <w:proofErr w:type="gramStart"/>
+      <w:r>
+        <w:t>assert ?</w:t>
+      </w:r>
+      <w:proofErr w:type="gramEnd"/>
+    </w:p>
+    <w:p>
+      <w:r>
+        <w:lastRenderedPageBreak/>
+        <w:t xml:space="preserve">26. how do you have </w:t>
+      </w:r>
+      <w:proofErr w:type="gramStart"/>
+      <w:r>
+        <w:t>create</w:t>
+      </w:r>
+      <w:proofErr w:type="gramEnd"/>
+      <w:r>
+        <w:t xml:space="preserve"> your own </w:t>
+      </w:r>
+      <w:proofErr w:type="spellStart"/>
+      <w:r>
+        <w:t>listenrs</w:t>
+      </w:r>
+      <w:proofErr w:type="spellEnd"/>
+      <w:r>
+        <w:t>?</w:t>
+      </w:r>
+    </w:p>
+    <w:p>
+      <w:r>
+        <w:t>27. what kind of reports you have used in your F/W?</w:t>
+      </w:r>
+    </w:p>
+    <w:p>
+      <w:r>
+        <w:t xml:space="preserve">28. explain </w:t>
+      </w:r>
+      <w:proofErr w:type="spellStart"/>
+      <w:r>
+        <w:t>appium</w:t>
+      </w:r>
+      <w:proofErr w:type="spellEnd"/>
+      <w:r>
+        <w:t xml:space="preserve"> server starting and stopping via prog?</w:t>
+      </w:r>
+    </w:p>
+    <w:p>
+      <w:r>
+        <w:t>29. What is POM?</w:t>
+      </w:r>
+    </w:p>
+    <w:p>
+      <w:r>
+        <w:t>30. What are basic capabilities required by IOS?</w:t>
+      </w:r>
+    </w:p>
+    <w:p>
+      <w:r>
+        <w:t xml:space="preserve">31. diff b/w </w:t>
+      </w:r>
+      <w:proofErr w:type="spellStart"/>
+      <w:r>
+        <w:t>xpath</w:t>
+      </w:r>
+      <w:proofErr w:type="spellEnd"/>
+      <w:r>
+        <w:t xml:space="preserve"> and </w:t>
+      </w:r>
+      <w:proofErr w:type="spellStart"/>
+      <w:r>
+        <w:t>ios</w:t>
+      </w:r>
+      <w:proofErr w:type="spellEnd"/>
+      <w:r>
+        <w:t xml:space="preserve"> chain class?</w:t>
+      </w:r>
+      <w:r>
+        <w:br/>
+      </w:r>
+    </w:p>
+    <w:p/>
+    <w:p>
+      <w:r>
+        <w:t xml:space="preserve">Imp </w:t>
+      </w:r>
+      <w:proofErr w:type="spellStart"/>
+      <w:r>
+        <w:t>appium</w:t>
+      </w:r>
+      <w:proofErr w:type="spellEnd"/>
+      <w:r>
+        <w:t xml:space="preserve"> resume </w:t>
+      </w:r>
+      <w:proofErr w:type="gramStart"/>
+      <w:r>
+        <w:t>points :</w:t>
+      </w:r>
+      <w:proofErr w:type="gramEnd"/>
+      <w:r>
+        <w:t xml:space="preserve"> </w:t>
+      </w:r>
+      <w:r>
+        <w:br/>
+        <w:t xml:space="preserve">* Well experienced in </w:t>
+      </w:r>
+      <w:proofErr w:type="spellStart"/>
+      <w:r>
+        <w:t>appium</w:t>
+      </w:r>
+      <w:proofErr w:type="spellEnd"/>
+      <w:r>
+        <w:t xml:space="preserve"> java architectures.</w:t>
+      </w:r>
+      <w:r>
+        <w:br/>
+        <w:t xml:space="preserve">* Well experienced in android or </w:t>
+      </w:r>
+      <w:proofErr w:type="spellStart"/>
+      <w:r>
+        <w:t>ios</w:t>
+      </w:r>
+      <w:proofErr w:type="spellEnd"/>
+      <w:r>
+        <w:t xml:space="preserve"> setup.</w:t>
+      </w:r>
+    </w:p>
+    <w:p>
+      <w:r>
+        <w:t>*</w:t>
+      </w:r>
+      <w:r>
+        <w:t xml:space="preserve"> </w:t>
+      </w:r>
+      <w:r>
+        <w:t xml:space="preserve">Well experienced in inspecting elements using </w:t>
+      </w:r>
+      <w:proofErr w:type="spellStart"/>
+      <w:r>
+        <w:t>uiAutomator</w:t>
+      </w:r>
+      <w:proofErr w:type="spellEnd"/>
+      <w:r>
+        <w:t>.</w:t>
+      </w:r>
+      <w:r>
+        <w:br/>
+        <w:t>*</w:t>
+      </w:r>
+      <w:r>
+        <w:t xml:space="preserve"> </w:t>
+      </w:r>
+      <w:r>
+        <w:t xml:space="preserve">Well experienced in android and </w:t>
+      </w:r>
+      <w:proofErr w:type="spellStart"/>
+      <w:r>
+        <w:t>ios</w:t>
+      </w:r>
+      <w:proofErr w:type="spellEnd"/>
+      <w:r>
+        <w:t xml:space="preserve"> locators.</w:t>
+      </w:r>
+      <w:r>
+        <w:br/>
+        <w:t>* Well experienced in handling gestures.</w:t>
+      </w:r>
+      <w:r>
+        <w:br/>
+        <w:t xml:space="preserve">* Well experienced in handling android </w:t>
+      </w:r>
+      <w:proofErr w:type="spellStart"/>
+      <w:r>
+        <w:t>keyevents</w:t>
+      </w:r>
+      <w:proofErr w:type="spellEnd"/>
+      <w:r>
+        <w:t>.</w:t>
+      </w:r>
+      <w:r>
+        <w:br/>
+        <w:t>* Well experienced in POM design pattern.</w:t>
+      </w:r>
+      <w:r>
+        <w:br/>
+        <w:t xml:space="preserve">* Well experienced in </w:t>
+      </w:r>
+      <w:proofErr w:type="spellStart"/>
+      <w:r>
+        <w:t>TestNg</w:t>
+      </w:r>
+      <w:proofErr w:type="spellEnd"/>
+      <w:r>
+        <w:t>.</w:t>
+      </w:r>
+      <w:r>
+        <w:br/>
+        <w:t>* Well experienced in designing and implementing own F/w.</w:t>
+      </w:r>
+      <w:r>
+        <w:br/>
       </w:r>
     </w:p>
     <w:sectPr>
@@ -6237,6 +10211,571 @@
 <file path=word/numbering.xml><?xml version="1.0" encoding="utf-8"?>
 <w:numbering xmlns:wpc="http://schemas.microsoft.com/office/word/2010/wordprocessingCanvas" xmlns:cx="http://schemas.microsoft.com/office/drawing/2014/chartex" xmlns:cx1="http://schemas.microsoft.com/office/drawing/2015/9/8/chartex" xmlns:cx2="http://schemas.microsoft.com/office/drawing/2015/10/21/chartex" xmlns:cx3="http://schemas.microsoft.com/office/drawing/2016/5/9/chartex" xmlns:cx4="http://schemas.microsoft.com/office/drawing/2016/5/10/chartex" xmlns:cx5="http://schemas.microsoft.com/office/drawing/2016/5/11/chartex" xmlns:cx6="http://schemas.microsoft.com/office/drawing/2016/5/12/chartex" xmlns:cx7="http://schemas.microsoft.com/office/drawing/2016/5/13/chartex" xmlns:cx8="http://schemas.microsoft.com/office/drawing/2016/5/14/chartex" xmlns:mc="http://schemas.openxmlformats.org/markup-compatibility/2006" xmlns:aink="http://schemas.microsoft.com/office/drawing/2016/ink" xmlns:am3d="http://schemas.microsoft.com/office/drawing/2017/model3d" xmlns:o="urn:schemas-microsoft-com:office:office" xmlns:oel="http://schemas.microsoft.com/office/2019/extlst" xmlns:r="http://schemas.openxmlformats.org/officeDocument/2006/relationships" xmlns:m="http://schemas.openxmlformats.org/officeDocument/2006/math" xmlns:v="urn:schemas-microsoft-com:vml" xmlns:wp14="http://schemas.microsoft.com/office/word/2010/wordprocessingDrawing" xmlns:wp="http://schemas.openxmlformats.org/drawingml/2006/wordprocessingDrawing" xmlns:w10="urn:schemas-microsoft-com:office:word" xmlns:w="http://schemas.openxmlformats.org/wordprocessingml/2006/main" xmlns:w14="http://schemas.microsoft.com/office/word/2010/wordml" xmlns:w15="http://schemas.microsoft.com/office/word/2012/wordml" xmlns:w16cex="http://schemas.microsoft.com/office/word/2018/wordml/cex" xmlns:w16cid="http://schemas.microsoft.com/office/word/2016/wordml/cid" xmlns:w16="http://schemas.microsoft.com/office/word/2018/wordml" xmlns:w16du="http://schemas.microsoft.com/office/word/2023/wordml/word16du" xmlns:w16sdtdh="http://schemas.microsoft.com/office/word/2020/wordml/sdtdatahash" xmlns:w16sdtfl="http://schemas.microsoft.com/office/word/2024/wordml/sdtformatlock" xmlns:w16se="http://schemas.microsoft.com/office/word/2015/wordml/symex" xmlns:wpg="http://schemas.microsoft.com/office/word/2010/wordprocessingGroup" xmlns:wpi="http://schemas.microsoft.com/office/word/2010/wordprocessingInk" xmlns:wne="http://schemas.microsoft.com/office/word/2006/wordml" xmlns:wps="http://schemas.microsoft.com/office/word/2010/wordprocessingShape" mc:Ignorable="w14 w15 w16se w16cid w16 w16cex w16sdtdh w16sdtfl w16du wp14">
   <w:abstractNum w:abstractNumId="0" w15:restartNumberingAfterBreak="0">
+    <w:nsid w:val="02A22D5D"/>
+    <w:multiLevelType w:val="multilevel"/>
+    <w:tmpl w:val="1DB4DD30"/>
+    <w:lvl w:ilvl="0">
+      <w:start w:val="9"/>
+      <w:numFmt w:val="decimal"/>
+      <w:lvlText w:val="%1."/>
+      <w:lvlJc w:val="left"/>
+      <w:pPr>
+        <w:tabs>
+          <w:tab w:val="num" w:pos="720"/>
+        </w:tabs>
+        <w:ind w:left="720" w:hanging="360"/>
+      </w:pPr>
+    </w:lvl>
+    <w:lvl w:ilvl="1" w:tentative="1">
+      <w:start w:val="1"/>
+      <w:numFmt w:val="decimal"/>
+      <w:lvlText w:val="%2."/>
+      <w:lvlJc w:val="left"/>
+      <w:pPr>
+        <w:tabs>
+          <w:tab w:val="num" w:pos="1440"/>
+        </w:tabs>
+        <w:ind w:left="1440" w:hanging="360"/>
+      </w:pPr>
+    </w:lvl>
+    <w:lvl w:ilvl="2" w:tentative="1">
+      <w:start w:val="1"/>
+      <w:numFmt w:val="decimal"/>
+      <w:lvlText w:val="%3."/>
+      <w:lvlJc w:val="left"/>
+      <w:pPr>
+        <w:tabs>
+          <w:tab w:val="num" w:pos="2160"/>
+        </w:tabs>
+        <w:ind w:left="2160" w:hanging="360"/>
+      </w:pPr>
+    </w:lvl>
+    <w:lvl w:ilvl="3" w:tentative="1">
+      <w:start w:val="1"/>
+      <w:numFmt w:val="decimal"/>
+      <w:lvlText w:val="%4."/>
+      <w:lvlJc w:val="left"/>
+      <w:pPr>
+        <w:tabs>
+          <w:tab w:val="num" w:pos="2880"/>
+        </w:tabs>
+        <w:ind w:left="2880" w:hanging="360"/>
+      </w:pPr>
+    </w:lvl>
+    <w:lvl w:ilvl="4" w:tentative="1">
+      <w:start w:val="1"/>
+      <w:numFmt w:val="decimal"/>
+      <w:lvlText w:val="%5."/>
+      <w:lvlJc w:val="left"/>
+      <w:pPr>
+        <w:tabs>
+          <w:tab w:val="num" w:pos="3600"/>
+        </w:tabs>
+        <w:ind w:left="3600" w:hanging="360"/>
+      </w:pPr>
+    </w:lvl>
+    <w:lvl w:ilvl="5" w:tentative="1">
+      <w:start w:val="1"/>
+      <w:numFmt w:val="decimal"/>
+      <w:lvlText w:val="%6."/>
+      <w:lvlJc w:val="left"/>
+      <w:pPr>
+        <w:tabs>
+          <w:tab w:val="num" w:pos="4320"/>
+        </w:tabs>
+        <w:ind w:left="4320" w:hanging="360"/>
+      </w:pPr>
+    </w:lvl>
+    <w:lvl w:ilvl="6" w:tentative="1">
+      <w:start w:val="1"/>
+      <w:numFmt w:val="decimal"/>
+      <w:lvlText w:val="%7."/>
+      <w:lvlJc w:val="left"/>
+      <w:pPr>
+        <w:tabs>
+          <w:tab w:val="num" w:pos="5040"/>
+        </w:tabs>
+        <w:ind w:left="5040" w:hanging="360"/>
+      </w:pPr>
+    </w:lvl>
+    <w:lvl w:ilvl="7" w:tentative="1">
+      <w:start w:val="1"/>
+      <w:numFmt w:val="decimal"/>
+      <w:lvlText w:val="%8."/>
+      <w:lvlJc w:val="left"/>
+      <w:pPr>
+        <w:tabs>
+          <w:tab w:val="num" w:pos="5760"/>
+        </w:tabs>
+        <w:ind w:left="5760" w:hanging="360"/>
+      </w:pPr>
+    </w:lvl>
+    <w:lvl w:ilvl="8" w:tentative="1">
+      <w:start w:val="1"/>
+      <w:numFmt w:val="decimal"/>
+      <w:lvlText w:val="%9."/>
+      <w:lvlJc w:val="left"/>
+      <w:pPr>
+        <w:tabs>
+          <w:tab w:val="num" w:pos="6480"/>
+        </w:tabs>
+        <w:ind w:left="6480" w:hanging="360"/>
+      </w:pPr>
+    </w:lvl>
+  </w:abstractNum>
+  <w:abstractNum w:abstractNumId="1" w15:restartNumberingAfterBreak="0">
+    <w:nsid w:val="1C327017"/>
+    <w:multiLevelType w:val="multilevel"/>
+    <w:tmpl w:val="F8463FD2"/>
+    <w:lvl w:ilvl="0">
+      <w:start w:val="2"/>
+      <w:numFmt w:val="decimal"/>
+      <w:lvlText w:val="%1."/>
+      <w:lvlJc w:val="left"/>
+      <w:pPr>
+        <w:tabs>
+          <w:tab w:val="num" w:pos="720"/>
+        </w:tabs>
+        <w:ind w:left="720" w:hanging="360"/>
+      </w:pPr>
+    </w:lvl>
+    <w:lvl w:ilvl="1" w:tentative="1">
+      <w:start w:val="1"/>
+      <w:numFmt w:val="decimal"/>
+      <w:lvlText w:val="%2."/>
+      <w:lvlJc w:val="left"/>
+      <w:pPr>
+        <w:tabs>
+          <w:tab w:val="num" w:pos="1440"/>
+        </w:tabs>
+        <w:ind w:left="1440" w:hanging="360"/>
+      </w:pPr>
+    </w:lvl>
+    <w:lvl w:ilvl="2" w:tentative="1">
+      <w:start w:val="1"/>
+      <w:numFmt w:val="decimal"/>
+      <w:lvlText w:val="%3."/>
+      <w:lvlJc w:val="left"/>
+      <w:pPr>
+        <w:tabs>
+          <w:tab w:val="num" w:pos="2160"/>
+        </w:tabs>
+        <w:ind w:left="2160" w:hanging="360"/>
+      </w:pPr>
+    </w:lvl>
+    <w:lvl w:ilvl="3" w:tentative="1">
+      <w:start w:val="1"/>
+      <w:numFmt w:val="decimal"/>
+      <w:lvlText w:val="%4."/>
+      <w:lvlJc w:val="left"/>
+      <w:pPr>
+        <w:tabs>
+          <w:tab w:val="num" w:pos="2880"/>
+        </w:tabs>
+        <w:ind w:left="2880" w:hanging="360"/>
+      </w:pPr>
+    </w:lvl>
+    <w:lvl w:ilvl="4" w:tentative="1">
+      <w:start w:val="1"/>
+      <w:numFmt w:val="decimal"/>
+      <w:lvlText w:val="%5."/>
+      <w:lvlJc w:val="left"/>
+      <w:pPr>
+        <w:tabs>
+          <w:tab w:val="num" w:pos="3600"/>
+        </w:tabs>
+        <w:ind w:left="3600" w:hanging="360"/>
+      </w:pPr>
+    </w:lvl>
+    <w:lvl w:ilvl="5" w:tentative="1">
+      <w:start w:val="1"/>
+      <w:numFmt w:val="decimal"/>
+      <w:lvlText w:val="%6."/>
+      <w:lvlJc w:val="left"/>
+      <w:pPr>
+        <w:tabs>
+          <w:tab w:val="num" w:pos="4320"/>
+        </w:tabs>
+        <w:ind w:left="4320" w:hanging="360"/>
+      </w:pPr>
+    </w:lvl>
+    <w:lvl w:ilvl="6" w:tentative="1">
+      <w:start w:val="1"/>
+      <w:numFmt w:val="decimal"/>
+      <w:lvlText w:val="%7."/>
+      <w:lvlJc w:val="left"/>
+      <w:pPr>
+        <w:tabs>
+          <w:tab w:val="num" w:pos="5040"/>
+        </w:tabs>
+        <w:ind w:left="5040" w:hanging="360"/>
+      </w:pPr>
+    </w:lvl>
+    <w:lvl w:ilvl="7" w:tentative="1">
+      <w:start w:val="1"/>
+      <w:numFmt w:val="decimal"/>
+      <w:lvlText w:val="%8."/>
+      <w:lvlJc w:val="left"/>
+      <w:pPr>
+        <w:tabs>
+          <w:tab w:val="num" w:pos="5760"/>
+        </w:tabs>
+        <w:ind w:left="5760" w:hanging="360"/>
+      </w:pPr>
+    </w:lvl>
+    <w:lvl w:ilvl="8" w:tentative="1">
+      <w:start w:val="1"/>
+      <w:numFmt w:val="decimal"/>
+      <w:lvlText w:val="%9."/>
+      <w:lvlJc w:val="left"/>
+      <w:pPr>
+        <w:tabs>
+          <w:tab w:val="num" w:pos="6480"/>
+        </w:tabs>
+        <w:ind w:left="6480" w:hanging="360"/>
+      </w:pPr>
+    </w:lvl>
+  </w:abstractNum>
+  <w:abstractNum w:abstractNumId="2" w15:restartNumberingAfterBreak="0">
+    <w:nsid w:val="1CCA2F77"/>
+    <w:multiLevelType w:val="multilevel"/>
+    <w:tmpl w:val="6324CFDE"/>
+    <w:lvl w:ilvl="0">
+      <w:start w:val="5"/>
+      <w:numFmt w:val="decimal"/>
+      <w:lvlText w:val="%1."/>
+      <w:lvlJc w:val="left"/>
+      <w:pPr>
+        <w:tabs>
+          <w:tab w:val="num" w:pos="720"/>
+        </w:tabs>
+        <w:ind w:left="720" w:hanging="360"/>
+      </w:pPr>
+    </w:lvl>
+    <w:lvl w:ilvl="1" w:tentative="1">
+      <w:start w:val="1"/>
+      <w:numFmt w:val="decimal"/>
+      <w:lvlText w:val="%2."/>
+      <w:lvlJc w:val="left"/>
+      <w:pPr>
+        <w:tabs>
+          <w:tab w:val="num" w:pos="1440"/>
+        </w:tabs>
+        <w:ind w:left="1440" w:hanging="360"/>
+      </w:pPr>
+    </w:lvl>
+    <w:lvl w:ilvl="2" w:tentative="1">
+      <w:start w:val="1"/>
+      <w:numFmt w:val="decimal"/>
+      <w:lvlText w:val="%3."/>
+      <w:lvlJc w:val="left"/>
+      <w:pPr>
+        <w:tabs>
+          <w:tab w:val="num" w:pos="2160"/>
+        </w:tabs>
+        <w:ind w:left="2160" w:hanging="360"/>
+      </w:pPr>
+    </w:lvl>
+    <w:lvl w:ilvl="3" w:tentative="1">
+      <w:start w:val="1"/>
+      <w:numFmt w:val="decimal"/>
+      <w:lvlText w:val="%4."/>
+      <w:lvlJc w:val="left"/>
+      <w:pPr>
+        <w:tabs>
+          <w:tab w:val="num" w:pos="2880"/>
+        </w:tabs>
+        <w:ind w:left="2880" w:hanging="360"/>
+      </w:pPr>
+    </w:lvl>
+    <w:lvl w:ilvl="4" w:tentative="1">
+      <w:start w:val="1"/>
+      <w:numFmt w:val="decimal"/>
+      <w:lvlText w:val="%5."/>
+      <w:lvlJc w:val="left"/>
+      <w:pPr>
+        <w:tabs>
+          <w:tab w:val="num" w:pos="3600"/>
+        </w:tabs>
+        <w:ind w:left="3600" w:hanging="360"/>
+      </w:pPr>
+    </w:lvl>
+    <w:lvl w:ilvl="5" w:tentative="1">
+      <w:start w:val="1"/>
+      <w:numFmt w:val="decimal"/>
+      <w:lvlText w:val="%6."/>
+      <w:lvlJc w:val="left"/>
+      <w:pPr>
+        <w:tabs>
+          <w:tab w:val="num" w:pos="4320"/>
+        </w:tabs>
+        <w:ind w:left="4320" w:hanging="360"/>
+      </w:pPr>
+    </w:lvl>
+    <w:lvl w:ilvl="6" w:tentative="1">
+      <w:start w:val="1"/>
+      <w:numFmt w:val="decimal"/>
+      <w:lvlText w:val="%7."/>
+      <w:lvlJc w:val="left"/>
+      <w:pPr>
+        <w:tabs>
+          <w:tab w:val="num" w:pos="5040"/>
+        </w:tabs>
+        <w:ind w:left="5040" w:hanging="360"/>
+      </w:pPr>
+    </w:lvl>
+    <w:lvl w:ilvl="7" w:tentative="1">
+      <w:start w:val="1"/>
+      <w:numFmt w:val="decimal"/>
+      <w:lvlText w:val="%8."/>
+      <w:lvlJc w:val="left"/>
+      <w:pPr>
+        <w:tabs>
+          <w:tab w:val="num" w:pos="5760"/>
+        </w:tabs>
+        <w:ind w:left="5760" w:hanging="360"/>
+      </w:pPr>
+    </w:lvl>
+    <w:lvl w:ilvl="8" w:tentative="1">
+      <w:start w:val="1"/>
+      <w:numFmt w:val="decimal"/>
+      <w:lvlText w:val="%9."/>
+      <w:lvlJc w:val="left"/>
+      <w:pPr>
+        <w:tabs>
+          <w:tab w:val="num" w:pos="6480"/>
+        </w:tabs>
+        <w:ind w:left="6480" w:hanging="360"/>
+      </w:pPr>
+    </w:lvl>
+  </w:abstractNum>
+  <w:abstractNum w:abstractNumId="3" w15:restartNumberingAfterBreak="0">
+    <w:nsid w:val="1DB557B9"/>
+    <w:multiLevelType w:val="multilevel"/>
+    <w:tmpl w:val="185A7B08"/>
+    <w:lvl w:ilvl="0">
+      <w:start w:val="10"/>
+      <w:numFmt w:val="decimal"/>
+      <w:lvlText w:val="%1."/>
+      <w:lvlJc w:val="left"/>
+      <w:pPr>
+        <w:tabs>
+          <w:tab w:val="num" w:pos="720"/>
+        </w:tabs>
+        <w:ind w:left="720" w:hanging="360"/>
+      </w:pPr>
+    </w:lvl>
+    <w:lvl w:ilvl="1" w:tentative="1">
+      <w:start w:val="1"/>
+      <w:numFmt w:val="decimal"/>
+      <w:lvlText w:val="%2."/>
+      <w:lvlJc w:val="left"/>
+      <w:pPr>
+        <w:tabs>
+          <w:tab w:val="num" w:pos="1440"/>
+        </w:tabs>
+        <w:ind w:left="1440" w:hanging="360"/>
+      </w:pPr>
+    </w:lvl>
+    <w:lvl w:ilvl="2" w:tentative="1">
+      <w:start w:val="1"/>
+      <w:numFmt w:val="decimal"/>
+      <w:lvlText w:val="%3."/>
+      <w:lvlJc w:val="left"/>
+      <w:pPr>
+        <w:tabs>
+          <w:tab w:val="num" w:pos="2160"/>
+        </w:tabs>
+        <w:ind w:left="2160" w:hanging="360"/>
+      </w:pPr>
+    </w:lvl>
+    <w:lvl w:ilvl="3" w:tentative="1">
+      <w:start w:val="1"/>
+      <w:numFmt w:val="decimal"/>
+      <w:lvlText w:val="%4."/>
+      <w:lvlJc w:val="left"/>
+      <w:pPr>
+        <w:tabs>
+          <w:tab w:val="num" w:pos="2880"/>
+        </w:tabs>
+        <w:ind w:left="2880" w:hanging="360"/>
+      </w:pPr>
+    </w:lvl>
+    <w:lvl w:ilvl="4" w:tentative="1">
+      <w:start w:val="1"/>
+      <w:numFmt w:val="decimal"/>
+      <w:lvlText w:val="%5."/>
+      <w:lvlJc w:val="left"/>
+      <w:pPr>
+        <w:tabs>
+          <w:tab w:val="num" w:pos="3600"/>
+        </w:tabs>
+        <w:ind w:left="3600" w:hanging="360"/>
+      </w:pPr>
+    </w:lvl>
+    <w:lvl w:ilvl="5" w:tentative="1">
+      <w:start w:val="1"/>
+      <w:numFmt w:val="decimal"/>
+      <w:lvlText w:val="%6."/>
+      <w:lvlJc w:val="left"/>
+      <w:pPr>
+        <w:tabs>
+          <w:tab w:val="num" w:pos="4320"/>
+        </w:tabs>
+        <w:ind w:left="4320" w:hanging="360"/>
+      </w:pPr>
+    </w:lvl>
+    <w:lvl w:ilvl="6" w:tentative="1">
+      <w:start w:val="1"/>
+      <w:numFmt w:val="decimal"/>
+      <w:lvlText w:val="%7."/>
+      <w:lvlJc w:val="left"/>
+      <w:pPr>
+        <w:tabs>
+          <w:tab w:val="num" w:pos="5040"/>
+        </w:tabs>
+        <w:ind w:left="5040" w:hanging="360"/>
+      </w:pPr>
+    </w:lvl>
+    <w:lvl w:ilvl="7" w:tentative="1">
+      <w:start w:val="1"/>
+      <w:numFmt w:val="decimal"/>
+      <w:lvlText w:val="%8."/>
+      <w:lvlJc w:val="left"/>
+      <w:pPr>
+        <w:tabs>
+          <w:tab w:val="num" w:pos="5760"/>
+        </w:tabs>
+        <w:ind w:left="5760" w:hanging="360"/>
+      </w:pPr>
+    </w:lvl>
+    <w:lvl w:ilvl="8" w:tentative="1">
+      <w:start w:val="1"/>
+      <w:numFmt w:val="decimal"/>
+      <w:lvlText w:val="%9."/>
+      <w:lvlJc w:val="left"/>
+      <w:pPr>
+        <w:tabs>
+          <w:tab w:val="num" w:pos="6480"/>
+        </w:tabs>
+        <w:ind w:left="6480" w:hanging="360"/>
+      </w:pPr>
+    </w:lvl>
+  </w:abstractNum>
+  <w:abstractNum w:abstractNumId="4" w15:restartNumberingAfterBreak="0">
+    <w:nsid w:val="1E1D7399"/>
+    <w:multiLevelType w:val="multilevel"/>
+    <w:tmpl w:val="F7762DF8"/>
+    <w:lvl w:ilvl="0">
+      <w:start w:val="3"/>
+      <w:numFmt w:val="decimal"/>
+      <w:lvlText w:val="%1."/>
+      <w:lvlJc w:val="left"/>
+      <w:pPr>
+        <w:tabs>
+          <w:tab w:val="num" w:pos="720"/>
+        </w:tabs>
+        <w:ind w:left="720" w:hanging="360"/>
+      </w:pPr>
+    </w:lvl>
+    <w:lvl w:ilvl="1" w:tentative="1">
+      <w:start w:val="1"/>
+      <w:numFmt w:val="decimal"/>
+      <w:lvlText w:val="%2."/>
+      <w:lvlJc w:val="left"/>
+      <w:pPr>
+        <w:tabs>
+          <w:tab w:val="num" w:pos="1440"/>
+        </w:tabs>
+        <w:ind w:left="1440" w:hanging="360"/>
+      </w:pPr>
+    </w:lvl>
+    <w:lvl w:ilvl="2" w:tentative="1">
+      <w:start w:val="1"/>
+      <w:numFmt w:val="decimal"/>
+      <w:lvlText w:val="%3."/>
+      <w:lvlJc w:val="left"/>
+      <w:pPr>
+        <w:tabs>
+          <w:tab w:val="num" w:pos="2160"/>
+        </w:tabs>
+        <w:ind w:left="2160" w:hanging="360"/>
+      </w:pPr>
+    </w:lvl>
+    <w:lvl w:ilvl="3" w:tentative="1">
+      <w:start w:val="1"/>
+      <w:numFmt w:val="decimal"/>
+      <w:lvlText w:val="%4."/>
+      <w:lvlJc w:val="left"/>
+      <w:pPr>
+        <w:tabs>
+          <w:tab w:val="num" w:pos="2880"/>
+        </w:tabs>
+        <w:ind w:left="2880" w:hanging="360"/>
+      </w:pPr>
+    </w:lvl>
+    <w:lvl w:ilvl="4" w:tentative="1">
+      <w:start w:val="1"/>
+      <w:numFmt w:val="decimal"/>
+      <w:lvlText w:val="%5."/>
+      <w:lvlJc w:val="left"/>
+      <w:pPr>
+        <w:tabs>
+          <w:tab w:val="num" w:pos="3600"/>
+        </w:tabs>
+        <w:ind w:left="3600" w:hanging="360"/>
+      </w:pPr>
+    </w:lvl>
+    <w:lvl w:ilvl="5" w:tentative="1">
+      <w:start w:val="1"/>
+      <w:numFmt w:val="decimal"/>
+      <w:lvlText w:val="%6."/>
+      <w:lvlJc w:val="left"/>
+      <w:pPr>
+        <w:tabs>
+          <w:tab w:val="num" w:pos="4320"/>
+        </w:tabs>
+        <w:ind w:left="4320" w:hanging="360"/>
+      </w:pPr>
+    </w:lvl>
+    <w:lvl w:ilvl="6" w:tentative="1">
+      <w:start w:val="1"/>
+      <w:numFmt w:val="decimal"/>
+      <w:lvlText w:val="%7."/>
+      <w:lvlJc w:val="left"/>
+      <w:pPr>
+        <w:tabs>
+          <w:tab w:val="num" w:pos="5040"/>
+        </w:tabs>
+        <w:ind w:left="5040" w:hanging="360"/>
+      </w:pPr>
+    </w:lvl>
+    <w:lvl w:ilvl="7" w:tentative="1">
+      <w:start w:val="1"/>
+      <w:numFmt w:val="decimal"/>
+      <w:lvlText w:val="%8."/>
+      <w:lvlJc w:val="left"/>
+      <w:pPr>
+        <w:tabs>
+          <w:tab w:val="num" w:pos="5760"/>
+        </w:tabs>
+        <w:ind w:left="5760" w:hanging="360"/>
+      </w:pPr>
+    </w:lvl>
+    <w:lvl w:ilvl="8" w:tentative="1">
+      <w:start w:val="1"/>
+      <w:numFmt w:val="decimal"/>
+      <w:lvlText w:val="%9."/>
+      <w:lvlJc w:val="left"/>
+      <w:pPr>
+        <w:tabs>
+          <w:tab w:val="num" w:pos="6480"/>
+        </w:tabs>
+        <w:ind w:left="6480" w:hanging="360"/>
+      </w:pPr>
+    </w:lvl>
+  </w:abstractNum>
+  <w:abstractNum w:abstractNumId="5" w15:restartNumberingAfterBreak="0">
     <w:nsid w:val="4D3B2684"/>
     <w:multiLevelType w:val="hybridMultilevel"/>
     <w:tmpl w:val="9D70746A"/>
@@ -6325,17 +10864,16 @@
       </w:pPr>
     </w:lvl>
   </w:abstractNum>
-  <w:abstractNum w:abstractNumId="1" w15:restartNumberingAfterBreak="0">
-    <w:nsid w:val="6C2D5AED"/>
+  <w:abstractNum w:abstractNumId="6" w15:restartNumberingAfterBreak="0">
+    <w:nsid w:val="65E559C6"/>
     <w:multiLevelType w:val="hybridMultilevel"/>
-    <w:tmpl w:val="55C867AA"/>
-    <w:lvl w:ilvl="0" w:tplc="266A353A">
-      <w:start w:val="7"/>
+    <w:tmpl w:val="102A6336"/>
+    <w:lvl w:ilvl="0" w:tplc="6F126FD0">
       <w:numFmt w:val="bullet"/>
       <w:lvlText w:val=""/>
       <w:lvlJc w:val="left"/>
       <w:pPr>
-        <w:ind w:left="1080" w:hanging="360"/>
+        <w:ind w:left="720" w:hanging="360"/>
       </w:pPr>
       <w:rPr>
         <w:rFonts w:ascii="Symbol" w:eastAsiaTheme="minorHAnsi" w:hAnsi="Symbol" w:cstheme="minorBidi" w:hint="default"/>
@@ -6347,7 +10885,7 @@
       <w:lvlText w:val="o"/>
       <w:lvlJc w:val="left"/>
       <w:pPr>
-        <w:ind w:left="1800" w:hanging="360"/>
+        <w:ind w:left="1440" w:hanging="360"/>
       </w:pPr>
       <w:rPr>
         <w:rFonts w:ascii="Courier New" w:hAnsi="Courier New" w:cs="Courier New" w:hint="default"/>
@@ -6359,7 +10897,7 @@
       <w:lvlText w:val=""/>
       <w:lvlJc w:val="left"/>
       <w:pPr>
-        <w:ind w:left="2520" w:hanging="360"/>
+        <w:ind w:left="2160" w:hanging="360"/>
       </w:pPr>
       <w:rPr>
         <w:rFonts w:ascii="Wingdings" w:hAnsi="Wingdings" w:hint="default"/>
@@ -6371,7 +10909,7 @@
       <w:lvlText w:val=""/>
       <w:lvlJc w:val="left"/>
       <w:pPr>
-        <w:ind w:left="3240" w:hanging="360"/>
+        <w:ind w:left="2880" w:hanging="360"/>
       </w:pPr>
       <w:rPr>
         <w:rFonts w:ascii="Symbol" w:hAnsi="Symbol" w:hint="default"/>
@@ -6383,7 +10921,7 @@
       <w:lvlText w:val="o"/>
       <w:lvlJc w:val="left"/>
       <w:pPr>
-        <w:ind w:left="3960" w:hanging="360"/>
+        <w:ind w:left="3600" w:hanging="360"/>
       </w:pPr>
       <w:rPr>
         <w:rFonts w:ascii="Courier New" w:hAnsi="Courier New" w:cs="Courier New" w:hint="default"/>
@@ -6395,7 +10933,7 @@
       <w:lvlText w:val=""/>
       <w:lvlJc w:val="left"/>
       <w:pPr>
-        <w:ind w:left="4680" w:hanging="360"/>
+        <w:ind w:left="4320" w:hanging="360"/>
       </w:pPr>
       <w:rPr>
         <w:rFonts w:ascii="Wingdings" w:hAnsi="Wingdings" w:hint="default"/>
@@ -6407,7 +10945,7 @@
       <w:lvlText w:val=""/>
       <w:lvlJc w:val="left"/>
       <w:pPr>
-        <w:ind w:left="5400" w:hanging="360"/>
+        <w:ind w:left="5040" w:hanging="360"/>
       </w:pPr>
       <w:rPr>
         <w:rFonts w:ascii="Symbol" w:hAnsi="Symbol" w:hint="default"/>
@@ -6419,7 +10957,7 @@
       <w:lvlText w:val="o"/>
       <w:lvlJc w:val="left"/>
       <w:pPr>
-        <w:ind w:left="6120" w:hanging="360"/>
+        <w:ind w:left="5760" w:hanging="360"/>
       </w:pPr>
       <w:rPr>
         <w:rFonts w:ascii="Courier New" w:hAnsi="Courier New" w:cs="Courier New" w:hint="default"/>
@@ -6431,18 +10969,729 @@
       <w:lvlText w:val=""/>
       <w:lvlJc w:val="left"/>
       <w:pPr>
-        <w:ind w:left="6840" w:hanging="360"/>
+        <w:ind w:left="6480" w:hanging="360"/>
       </w:pPr>
       <w:rPr>
         <w:rFonts w:ascii="Wingdings" w:hAnsi="Wingdings" w:hint="default"/>
       </w:rPr>
     </w:lvl>
   </w:abstractNum>
+  <w:abstractNum w:abstractNumId="7" w15:restartNumberingAfterBreak="0">
+    <w:nsid w:val="6C2D5AED"/>
+    <w:multiLevelType w:val="hybridMultilevel"/>
+    <w:tmpl w:val="55C867AA"/>
+    <w:lvl w:ilvl="0" w:tplc="266A353A">
+      <w:start w:val="7"/>
+      <w:numFmt w:val="bullet"/>
+      <w:lvlText w:val=""/>
+      <w:lvlJc w:val="left"/>
+      <w:pPr>
+        <w:ind w:left="1080" w:hanging="360"/>
+      </w:pPr>
+      <w:rPr>
+        <w:rFonts w:ascii="Symbol" w:eastAsiaTheme="minorHAnsi" w:hAnsi="Symbol" w:cstheme="minorBidi" w:hint="default"/>
+      </w:rPr>
+    </w:lvl>
+    <w:lvl w:ilvl="1" w:tplc="04090003" w:tentative="1">
+      <w:start w:val="1"/>
+      <w:numFmt w:val="bullet"/>
+      <w:lvlText w:val="o"/>
+      <w:lvlJc w:val="left"/>
+      <w:pPr>
+        <w:ind w:left="1800" w:hanging="360"/>
+      </w:pPr>
+      <w:rPr>
+        <w:rFonts w:ascii="Courier New" w:hAnsi="Courier New" w:cs="Courier New" w:hint="default"/>
+      </w:rPr>
+    </w:lvl>
+    <w:lvl w:ilvl="2" w:tplc="04090005" w:tentative="1">
+      <w:start w:val="1"/>
+      <w:numFmt w:val="bullet"/>
+      <w:lvlText w:val=""/>
+      <w:lvlJc w:val="left"/>
+      <w:pPr>
+        <w:ind w:left="2520" w:hanging="360"/>
+      </w:pPr>
+      <w:rPr>
+        <w:rFonts w:ascii="Wingdings" w:hAnsi="Wingdings" w:hint="default"/>
+      </w:rPr>
+    </w:lvl>
+    <w:lvl w:ilvl="3" w:tplc="04090001" w:tentative="1">
+      <w:start w:val="1"/>
+      <w:numFmt w:val="bullet"/>
+      <w:lvlText w:val=""/>
+      <w:lvlJc w:val="left"/>
+      <w:pPr>
+        <w:ind w:left="3240" w:hanging="360"/>
+      </w:pPr>
+      <w:rPr>
+        <w:rFonts w:ascii="Symbol" w:hAnsi="Symbol" w:hint="default"/>
+      </w:rPr>
+    </w:lvl>
+    <w:lvl w:ilvl="4" w:tplc="04090003" w:tentative="1">
+      <w:start w:val="1"/>
+      <w:numFmt w:val="bullet"/>
+      <w:lvlText w:val="o"/>
+      <w:lvlJc w:val="left"/>
+      <w:pPr>
+        <w:ind w:left="3960" w:hanging="360"/>
+      </w:pPr>
+      <w:rPr>
+        <w:rFonts w:ascii="Courier New" w:hAnsi="Courier New" w:cs="Courier New" w:hint="default"/>
+      </w:rPr>
+    </w:lvl>
+    <w:lvl w:ilvl="5" w:tplc="04090005" w:tentative="1">
+      <w:start w:val="1"/>
+      <w:numFmt w:val="bullet"/>
+      <w:lvlText w:val=""/>
+      <w:lvlJc w:val="left"/>
+      <w:pPr>
+        <w:ind w:left="4680" w:hanging="360"/>
+      </w:pPr>
+      <w:rPr>
+        <w:rFonts w:ascii="Wingdings" w:hAnsi="Wingdings" w:hint="default"/>
+      </w:rPr>
+    </w:lvl>
+    <w:lvl w:ilvl="6" w:tplc="04090001" w:tentative="1">
+      <w:start w:val="1"/>
+      <w:numFmt w:val="bullet"/>
+      <w:lvlText w:val=""/>
+      <w:lvlJc w:val="left"/>
+      <w:pPr>
+        <w:ind w:left="5400" w:hanging="360"/>
+      </w:pPr>
+      <w:rPr>
+        <w:rFonts w:ascii="Symbol" w:hAnsi="Symbol" w:hint="default"/>
+      </w:rPr>
+    </w:lvl>
+    <w:lvl w:ilvl="7" w:tplc="04090003" w:tentative="1">
+      <w:start w:val="1"/>
+      <w:numFmt w:val="bullet"/>
+      <w:lvlText w:val="o"/>
+      <w:lvlJc w:val="left"/>
+      <w:pPr>
+        <w:ind w:left="6120" w:hanging="360"/>
+      </w:pPr>
+      <w:rPr>
+        <w:rFonts w:ascii="Courier New" w:hAnsi="Courier New" w:cs="Courier New" w:hint="default"/>
+      </w:rPr>
+    </w:lvl>
+    <w:lvl w:ilvl="8" w:tplc="04090005" w:tentative="1">
+      <w:start w:val="1"/>
+      <w:numFmt w:val="bullet"/>
+      <w:lvlText w:val=""/>
+      <w:lvlJc w:val="left"/>
+      <w:pPr>
+        <w:ind w:left="6840" w:hanging="360"/>
+      </w:pPr>
+      <w:rPr>
+        <w:rFonts w:ascii="Wingdings" w:hAnsi="Wingdings" w:hint="default"/>
+      </w:rPr>
+    </w:lvl>
+  </w:abstractNum>
+  <w:abstractNum w:abstractNumId="8" w15:restartNumberingAfterBreak="0">
+    <w:nsid w:val="6D37274F"/>
+    <w:multiLevelType w:val="multilevel"/>
+    <w:tmpl w:val="5A5619EC"/>
+    <w:lvl w:ilvl="0">
+      <w:start w:val="11"/>
+      <w:numFmt w:val="decimal"/>
+      <w:lvlText w:val="%1."/>
+      <w:lvlJc w:val="left"/>
+      <w:pPr>
+        <w:tabs>
+          <w:tab w:val="num" w:pos="720"/>
+        </w:tabs>
+        <w:ind w:left="720" w:hanging="360"/>
+      </w:pPr>
+    </w:lvl>
+    <w:lvl w:ilvl="1" w:tentative="1">
+      <w:start w:val="1"/>
+      <w:numFmt w:val="decimal"/>
+      <w:lvlText w:val="%2."/>
+      <w:lvlJc w:val="left"/>
+      <w:pPr>
+        <w:tabs>
+          <w:tab w:val="num" w:pos="1440"/>
+        </w:tabs>
+        <w:ind w:left="1440" w:hanging="360"/>
+      </w:pPr>
+    </w:lvl>
+    <w:lvl w:ilvl="2" w:tentative="1">
+      <w:start w:val="1"/>
+      <w:numFmt w:val="decimal"/>
+      <w:lvlText w:val="%3."/>
+      <w:lvlJc w:val="left"/>
+      <w:pPr>
+        <w:tabs>
+          <w:tab w:val="num" w:pos="2160"/>
+        </w:tabs>
+        <w:ind w:left="2160" w:hanging="360"/>
+      </w:pPr>
+    </w:lvl>
+    <w:lvl w:ilvl="3" w:tentative="1">
+      <w:start w:val="1"/>
+      <w:numFmt w:val="decimal"/>
+      <w:lvlText w:val="%4."/>
+      <w:lvlJc w:val="left"/>
+      <w:pPr>
+        <w:tabs>
+          <w:tab w:val="num" w:pos="2880"/>
+        </w:tabs>
+        <w:ind w:left="2880" w:hanging="360"/>
+      </w:pPr>
+    </w:lvl>
+    <w:lvl w:ilvl="4" w:tentative="1">
+      <w:start w:val="1"/>
+      <w:numFmt w:val="decimal"/>
+      <w:lvlText w:val="%5."/>
+      <w:lvlJc w:val="left"/>
+      <w:pPr>
+        <w:tabs>
+          <w:tab w:val="num" w:pos="3600"/>
+        </w:tabs>
+        <w:ind w:left="3600" w:hanging="360"/>
+      </w:pPr>
+    </w:lvl>
+    <w:lvl w:ilvl="5" w:tentative="1">
+      <w:start w:val="1"/>
+      <w:numFmt w:val="decimal"/>
+      <w:lvlText w:val="%6."/>
+      <w:lvlJc w:val="left"/>
+      <w:pPr>
+        <w:tabs>
+          <w:tab w:val="num" w:pos="4320"/>
+        </w:tabs>
+        <w:ind w:left="4320" w:hanging="360"/>
+      </w:pPr>
+    </w:lvl>
+    <w:lvl w:ilvl="6" w:tentative="1">
+      <w:start w:val="1"/>
+      <w:numFmt w:val="decimal"/>
+      <w:lvlText w:val="%7."/>
+      <w:lvlJc w:val="left"/>
+      <w:pPr>
+        <w:tabs>
+          <w:tab w:val="num" w:pos="5040"/>
+        </w:tabs>
+        <w:ind w:left="5040" w:hanging="360"/>
+      </w:pPr>
+    </w:lvl>
+    <w:lvl w:ilvl="7" w:tentative="1">
+      <w:start w:val="1"/>
+      <w:numFmt w:val="decimal"/>
+      <w:lvlText w:val="%8."/>
+      <w:lvlJc w:val="left"/>
+      <w:pPr>
+        <w:tabs>
+          <w:tab w:val="num" w:pos="5760"/>
+        </w:tabs>
+        <w:ind w:left="5760" w:hanging="360"/>
+      </w:pPr>
+    </w:lvl>
+    <w:lvl w:ilvl="8" w:tentative="1">
+      <w:start w:val="1"/>
+      <w:numFmt w:val="decimal"/>
+      <w:lvlText w:val="%9."/>
+      <w:lvlJc w:val="left"/>
+      <w:pPr>
+        <w:tabs>
+          <w:tab w:val="num" w:pos="6480"/>
+        </w:tabs>
+        <w:ind w:left="6480" w:hanging="360"/>
+      </w:pPr>
+    </w:lvl>
+  </w:abstractNum>
+  <w:abstractNum w:abstractNumId="9" w15:restartNumberingAfterBreak="0">
+    <w:nsid w:val="726A272F"/>
+    <w:multiLevelType w:val="multilevel"/>
+    <w:tmpl w:val="D7046A3C"/>
+    <w:lvl w:ilvl="0">
+      <w:start w:val="7"/>
+      <w:numFmt w:val="decimal"/>
+      <w:lvlText w:val="%1."/>
+      <w:lvlJc w:val="left"/>
+      <w:pPr>
+        <w:tabs>
+          <w:tab w:val="num" w:pos="720"/>
+        </w:tabs>
+        <w:ind w:left="720" w:hanging="360"/>
+      </w:pPr>
+    </w:lvl>
+    <w:lvl w:ilvl="1" w:tentative="1">
+      <w:start w:val="1"/>
+      <w:numFmt w:val="decimal"/>
+      <w:lvlText w:val="%2."/>
+      <w:lvlJc w:val="left"/>
+      <w:pPr>
+        <w:tabs>
+          <w:tab w:val="num" w:pos="1440"/>
+        </w:tabs>
+        <w:ind w:left="1440" w:hanging="360"/>
+      </w:pPr>
+    </w:lvl>
+    <w:lvl w:ilvl="2" w:tentative="1">
+      <w:start w:val="1"/>
+      <w:numFmt w:val="decimal"/>
+      <w:lvlText w:val="%3."/>
+      <w:lvlJc w:val="left"/>
+      <w:pPr>
+        <w:tabs>
+          <w:tab w:val="num" w:pos="2160"/>
+        </w:tabs>
+        <w:ind w:left="2160" w:hanging="360"/>
+      </w:pPr>
+    </w:lvl>
+    <w:lvl w:ilvl="3" w:tentative="1">
+      <w:start w:val="1"/>
+      <w:numFmt w:val="decimal"/>
+      <w:lvlText w:val="%4."/>
+      <w:lvlJc w:val="left"/>
+      <w:pPr>
+        <w:tabs>
+          <w:tab w:val="num" w:pos="2880"/>
+        </w:tabs>
+        <w:ind w:left="2880" w:hanging="360"/>
+      </w:pPr>
+    </w:lvl>
+    <w:lvl w:ilvl="4" w:tentative="1">
+      <w:start w:val="1"/>
+      <w:numFmt w:val="decimal"/>
+      <w:lvlText w:val="%5."/>
+      <w:lvlJc w:val="left"/>
+      <w:pPr>
+        <w:tabs>
+          <w:tab w:val="num" w:pos="3600"/>
+        </w:tabs>
+        <w:ind w:left="3600" w:hanging="360"/>
+      </w:pPr>
+    </w:lvl>
+    <w:lvl w:ilvl="5" w:tentative="1">
+      <w:start w:val="1"/>
+      <w:numFmt w:val="decimal"/>
+      <w:lvlText w:val="%6."/>
+      <w:lvlJc w:val="left"/>
+      <w:pPr>
+        <w:tabs>
+          <w:tab w:val="num" w:pos="4320"/>
+        </w:tabs>
+        <w:ind w:left="4320" w:hanging="360"/>
+      </w:pPr>
+    </w:lvl>
+    <w:lvl w:ilvl="6" w:tentative="1">
+      <w:start w:val="1"/>
+      <w:numFmt w:val="decimal"/>
+      <w:lvlText w:val="%7."/>
+      <w:lvlJc w:val="left"/>
+      <w:pPr>
+        <w:tabs>
+          <w:tab w:val="num" w:pos="5040"/>
+        </w:tabs>
+        <w:ind w:left="5040" w:hanging="360"/>
+      </w:pPr>
+    </w:lvl>
+    <w:lvl w:ilvl="7" w:tentative="1">
+      <w:start w:val="1"/>
+      <w:numFmt w:val="decimal"/>
+      <w:lvlText w:val="%8."/>
+      <w:lvlJc w:val="left"/>
+      <w:pPr>
+        <w:tabs>
+          <w:tab w:val="num" w:pos="5760"/>
+        </w:tabs>
+        <w:ind w:left="5760" w:hanging="360"/>
+      </w:pPr>
+    </w:lvl>
+    <w:lvl w:ilvl="8" w:tentative="1">
+      <w:start w:val="1"/>
+      <w:numFmt w:val="decimal"/>
+      <w:lvlText w:val="%9."/>
+      <w:lvlJc w:val="left"/>
+      <w:pPr>
+        <w:tabs>
+          <w:tab w:val="num" w:pos="6480"/>
+        </w:tabs>
+        <w:ind w:left="6480" w:hanging="360"/>
+      </w:pPr>
+    </w:lvl>
+  </w:abstractNum>
+  <w:abstractNum w:abstractNumId="10" w15:restartNumberingAfterBreak="0">
+    <w:nsid w:val="73DC1579"/>
+    <w:multiLevelType w:val="multilevel"/>
+    <w:tmpl w:val="DBDAE626"/>
+    <w:lvl w:ilvl="0">
+      <w:start w:val="6"/>
+      <w:numFmt w:val="decimal"/>
+      <w:lvlText w:val="%1."/>
+      <w:lvlJc w:val="left"/>
+      <w:pPr>
+        <w:tabs>
+          <w:tab w:val="num" w:pos="720"/>
+        </w:tabs>
+        <w:ind w:left="720" w:hanging="360"/>
+      </w:pPr>
+    </w:lvl>
+    <w:lvl w:ilvl="1" w:tentative="1">
+      <w:start w:val="1"/>
+      <w:numFmt w:val="decimal"/>
+      <w:lvlText w:val="%2."/>
+      <w:lvlJc w:val="left"/>
+      <w:pPr>
+        <w:tabs>
+          <w:tab w:val="num" w:pos="1440"/>
+        </w:tabs>
+        <w:ind w:left="1440" w:hanging="360"/>
+      </w:pPr>
+    </w:lvl>
+    <w:lvl w:ilvl="2" w:tentative="1">
+      <w:start w:val="1"/>
+      <w:numFmt w:val="decimal"/>
+      <w:lvlText w:val="%3."/>
+      <w:lvlJc w:val="left"/>
+      <w:pPr>
+        <w:tabs>
+          <w:tab w:val="num" w:pos="2160"/>
+        </w:tabs>
+        <w:ind w:left="2160" w:hanging="360"/>
+      </w:pPr>
+    </w:lvl>
+    <w:lvl w:ilvl="3" w:tentative="1">
+      <w:start w:val="1"/>
+      <w:numFmt w:val="decimal"/>
+      <w:lvlText w:val="%4."/>
+      <w:lvlJc w:val="left"/>
+      <w:pPr>
+        <w:tabs>
+          <w:tab w:val="num" w:pos="2880"/>
+        </w:tabs>
+        <w:ind w:left="2880" w:hanging="360"/>
+      </w:pPr>
+    </w:lvl>
+    <w:lvl w:ilvl="4" w:tentative="1">
+      <w:start w:val="1"/>
+      <w:numFmt w:val="decimal"/>
+      <w:lvlText w:val="%5."/>
+      <w:lvlJc w:val="left"/>
+      <w:pPr>
+        <w:tabs>
+          <w:tab w:val="num" w:pos="3600"/>
+        </w:tabs>
+        <w:ind w:left="3600" w:hanging="360"/>
+      </w:pPr>
+    </w:lvl>
+    <w:lvl w:ilvl="5" w:tentative="1">
+      <w:start w:val="1"/>
+      <w:numFmt w:val="decimal"/>
+      <w:lvlText w:val="%6."/>
+      <w:lvlJc w:val="left"/>
+      <w:pPr>
+        <w:tabs>
+          <w:tab w:val="num" w:pos="4320"/>
+        </w:tabs>
+        <w:ind w:left="4320" w:hanging="360"/>
+      </w:pPr>
+    </w:lvl>
+    <w:lvl w:ilvl="6" w:tentative="1">
+      <w:start w:val="1"/>
+      <w:numFmt w:val="decimal"/>
+      <w:lvlText w:val="%7."/>
+      <w:lvlJc w:val="left"/>
+      <w:pPr>
+        <w:tabs>
+          <w:tab w:val="num" w:pos="5040"/>
+        </w:tabs>
+        <w:ind w:left="5040" w:hanging="360"/>
+      </w:pPr>
+    </w:lvl>
+    <w:lvl w:ilvl="7" w:tentative="1">
+      <w:start w:val="1"/>
+      <w:numFmt w:val="decimal"/>
+      <w:lvlText w:val="%8."/>
+      <w:lvlJc w:val="left"/>
+      <w:pPr>
+        <w:tabs>
+          <w:tab w:val="num" w:pos="5760"/>
+        </w:tabs>
+        <w:ind w:left="5760" w:hanging="360"/>
+      </w:pPr>
+    </w:lvl>
+    <w:lvl w:ilvl="8" w:tentative="1">
+      <w:start w:val="1"/>
+      <w:numFmt w:val="decimal"/>
+      <w:lvlText w:val="%9."/>
+      <w:lvlJc w:val="left"/>
+      <w:pPr>
+        <w:tabs>
+          <w:tab w:val="num" w:pos="6480"/>
+        </w:tabs>
+        <w:ind w:left="6480" w:hanging="360"/>
+      </w:pPr>
+    </w:lvl>
+  </w:abstractNum>
+  <w:abstractNum w:abstractNumId="11" w15:restartNumberingAfterBreak="0">
+    <w:nsid w:val="78007BA5"/>
+    <w:multiLevelType w:val="multilevel"/>
+    <w:tmpl w:val="7EB43C16"/>
+    <w:lvl w:ilvl="0">
+      <w:start w:val="8"/>
+      <w:numFmt w:val="decimal"/>
+      <w:lvlText w:val="%1."/>
+      <w:lvlJc w:val="left"/>
+      <w:pPr>
+        <w:tabs>
+          <w:tab w:val="num" w:pos="720"/>
+        </w:tabs>
+        <w:ind w:left="720" w:hanging="360"/>
+      </w:pPr>
+    </w:lvl>
+    <w:lvl w:ilvl="1" w:tentative="1">
+      <w:start w:val="1"/>
+      <w:numFmt w:val="decimal"/>
+      <w:lvlText w:val="%2."/>
+      <w:lvlJc w:val="left"/>
+      <w:pPr>
+        <w:tabs>
+          <w:tab w:val="num" w:pos="1440"/>
+        </w:tabs>
+        <w:ind w:left="1440" w:hanging="360"/>
+      </w:pPr>
+    </w:lvl>
+    <w:lvl w:ilvl="2" w:tentative="1">
+      <w:start w:val="1"/>
+      <w:numFmt w:val="decimal"/>
+      <w:lvlText w:val="%3."/>
+      <w:lvlJc w:val="left"/>
+      <w:pPr>
+        <w:tabs>
+          <w:tab w:val="num" w:pos="2160"/>
+        </w:tabs>
+        <w:ind w:left="2160" w:hanging="360"/>
+      </w:pPr>
+    </w:lvl>
+    <w:lvl w:ilvl="3" w:tentative="1">
+      <w:start w:val="1"/>
+      <w:numFmt w:val="decimal"/>
+      <w:lvlText w:val="%4."/>
+      <w:lvlJc w:val="left"/>
+      <w:pPr>
+        <w:tabs>
+          <w:tab w:val="num" w:pos="2880"/>
+        </w:tabs>
+        <w:ind w:left="2880" w:hanging="360"/>
+      </w:pPr>
+    </w:lvl>
+    <w:lvl w:ilvl="4" w:tentative="1">
+      <w:start w:val="1"/>
+      <w:numFmt w:val="decimal"/>
+      <w:lvlText w:val="%5."/>
+      <w:lvlJc w:val="left"/>
+      <w:pPr>
+        <w:tabs>
+          <w:tab w:val="num" w:pos="3600"/>
+        </w:tabs>
+        <w:ind w:left="3600" w:hanging="360"/>
+      </w:pPr>
+    </w:lvl>
+    <w:lvl w:ilvl="5" w:tentative="1">
+      <w:start w:val="1"/>
+      <w:numFmt w:val="decimal"/>
+      <w:lvlText w:val="%6."/>
+      <w:lvlJc w:val="left"/>
+      <w:pPr>
+        <w:tabs>
+          <w:tab w:val="num" w:pos="4320"/>
+        </w:tabs>
+        <w:ind w:left="4320" w:hanging="360"/>
+      </w:pPr>
+    </w:lvl>
+    <w:lvl w:ilvl="6" w:tentative="1">
+      <w:start w:val="1"/>
+      <w:numFmt w:val="decimal"/>
+      <w:lvlText w:val="%7."/>
+      <w:lvlJc w:val="left"/>
+      <w:pPr>
+        <w:tabs>
+          <w:tab w:val="num" w:pos="5040"/>
+        </w:tabs>
+        <w:ind w:left="5040" w:hanging="360"/>
+      </w:pPr>
+    </w:lvl>
+    <w:lvl w:ilvl="7" w:tentative="1">
+      <w:start w:val="1"/>
+      <w:numFmt w:val="decimal"/>
+      <w:lvlText w:val="%8."/>
+      <w:lvlJc w:val="left"/>
+      <w:pPr>
+        <w:tabs>
+          <w:tab w:val="num" w:pos="5760"/>
+        </w:tabs>
+        <w:ind w:left="5760" w:hanging="360"/>
+      </w:pPr>
+    </w:lvl>
+    <w:lvl w:ilvl="8" w:tentative="1">
+      <w:start w:val="1"/>
+      <w:numFmt w:val="decimal"/>
+      <w:lvlText w:val="%9."/>
+      <w:lvlJc w:val="left"/>
+      <w:pPr>
+        <w:tabs>
+          <w:tab w:val="num" w:pos="6480"/>
+        </w:tabs>
+        <w:ind w:left="6480" w:hanging="360"/>
+      </w:pPr>
+    </w:lvl>
+  </w:abstractNum>
+  <w:abstractNum w:abstractNumId="12" w15:restartNumberingAfterBreak="0">
+    <w:nsid w:val="7D33640D"/>
+    <w:multiLevelType w:val="multilevel"/>
+    <w:tmpl w:val="0AFCDD0E"/>
+    <w:lvl w:ilvl="0">
+      <w:start w:val="4"/>
+      <w:numFmt w:val="decimal"/>
+      <w:lvlText w:val="%1."/>
+      <w:lvlJc w:val="left"/>
+      <w:pPr>
+        <w:tabs>
+          <w:tab w:val="num" w:pos="720"/>
+        </w:tabs>
+        <w:ind w:left="720" w:hanging="360"/>
+      </w:pPr>
+    </w:lvl>
+    <w:lvl w:ilvl="1" w:tentative="1">
+      <w:start w:val="1"/>
+      <w:numFmt w:val="decimal"/>
+      <w:lvlText w:val="%2."/>
+      <w:lvlJc w:val="left"/>
+      <w:pPr>
+        <w:tabs>
+          <w:tab w:val="num" w:pos="1440"/>
+        </w:tabs>
+        <w:ind w:left="1440" w:hanging="360"/>
+      </w:pPr>
+    </w:lvl>
+    <w:lvl w:ilvl="2" w:tentative="1">
+      <w:start w:val="1"/>
+      <w:numFmt w:val="decimal"/>
+      <w:lvlText w:val="%3."/>
+      <w:lvlJc w:val="left"/>
+      <w:pPr>
+        <w:tabs>
+          <w:tab w:val="num" w:pos="2160"/>
+        </w:tabs>
+        <w:ind w:left="2160" w:hanging="360"/>
+      </w:pPr>
+    </w:lvl>
+    <w:lvl w:ilvl="3" w:tentative="1">
+      <w:start w:val="1"/>
+      <w:numFmt w:val="decimal"/>
+      <w:lvlText w:val="%4."/>
+      <w:lvlJc w:val="left"/>
+      <w:pPr>
+        <w:tabs>
+          <w:tab w:val="num" w:pos="2880"/>
+        </w:tabs>
+        <w:ind w:left="2880" w:hanging="360"/>
+      </w:pPr>
+    </w:lvl>
+    <w:lvl w:ilvl="4" w:tentative="1">
+      <w:start w:val="1"/>
+      <w:numFmt w:val="decimal"/>
+      <w:lvlText w:val="%5."/>
+      <w:lvlJc w:val="left"/>
+      <w:pPr>
+        <w:tabs>
+          <w:tab w:val="num" w:pos="3600"/>
+        </w:tabs>
+        <w:ind w:left="3600" w:hanging="360"/>
+      </w:pPr>
+    </w:lvl>
+    <w:lvl w:ilvl="5" w:tentative="1">
+      <w:start w:val="1"/>
+      <w:numFmt w:val="decimal"/>
+      <w:lvlText w:val="%6."/>
+      <w:lvlJc w:val="left"/>
+      <w:pPr>
+        <w:tabs>
+          <w:tab w:val="num" w:pos="4320"/>
+        </w:tabs>
+        <w:ind w:left="4320" w:hanging="360"/>
+      </w:pPr>
+    </w:lvl>
+    <w:lvl w:ilvl="6" w:tentative="1">
+      <w:start w:val="1"/>
+      <w:numFmt w:val="decimal"/>
+      <w:lvlText w:val="%7."/>
+      <w:lvlJc w:val="left"/>
+      <w:pPr>
+        <w:tabs>
+          <w:tab w:val="num" w:pos="5040"/>
+        </w:tabs>
+        <w:ind w:left="5040" w:hanging="360"/>
+      </w:pPr>
+    </w:lvl>
+    <w:lvl w:ilvl="7" w:tentative="1">
+      <w:start w:val="1"/>
+      <w:numFmt w:val="decimal"/>
+      <w:lvlText w:val="%8."/>
+      <w:lvlJc w:val="left"/>
+      <w:pPr>
+        <w:tabs>
+          <w:tab w:val="num" w:pos="5760"/>
+        </w:tabs>
+        <w:ind w:left="5760" w:hanging="360"/>
+      </w:pPr>
+    </w:lvl>
+    <w:lvl w:ilvl="8" w:tentative="1">
+      <w:start w:val="1"/>
+      <w:numFmt w:val="decimal"/>
+      <w:lvlText w:val="%9."/>
+      <w:lvlJc w:val="left"/>
+      <w:pPr>
+        <w:tabs>
+          <w:tab w:val="num" w:pos="6480"/>
+        </w:tabs>
+        <w:ind w:left="6480" w:hanging="360"/>
+      </w:pPr>
+    </w:lvl>
+  </w:abstractNum>
   <w:num w:numId="1" w16cid:durableId="1782190716">
+    <w:abstractNumId w:val="5"/>
+  </w:num>
+  <w:num w:numId="2" w16cid:durableId="1429496088">
+    <w:abstractNumId w:val="7"/>
+  </w:num>
+  <w:num w:numId="3" w16cid:durableId="853953965">
+    <w:abstractNumId w:val="6"/>
+  </w:num>
+  <w:num w:numId="4" w16cid:durableId="1935894538">
+    <w:abstractNumId w:val="1"/>
+  </w:num>
+  <w:num w:numId="5" w16cid:durableId="1815832275">
+    <w:abstractNumId w:val="4"/>
+  </w:num>
+  <w:num w:numId="6" w16cid:durableId="184753023">
+    <w:abstractNumId w:val="12"/>
+  </w:num>
+  <w:num w:numId="7" w16cid:durableId="472022430">
+    <w:abstractNumId w:val="2"/>
+  </w:num>
+  <w:num w:numId="8" w16cid:durableId="1652368155">
+    <w:abstractNumId w:val="10"/>
+  </w:num>
+  <w:num w:numId="9" w16cid:durableId="98062077">
+    <w:abstractNumId w:val="9"/>
+  </w:num>
+  <w:num w:numId="10" w16cid:durableId="1170095501">
+    <w:abstractNumId w:val="11"/>
+  </w:num>
+  <w:num w:numId="11" w16cid:durableId="518664475">
     <w:abstractNumId w:val="0"/>
   </w:num>
-  <w:num w:numId="2" w16cid:durableId="1429496088">
-    <w:abstractNumId w:val="1"/>
+  <w:num w:numId="12" w16cid:durableId="895968181">
+    <w:abstractNumId w:val="3"/>
+  </w:num>
+  <w:num w:numId="13" w16cid:durableId="2051369337">
+    <w:abstractNumId w:val="8"/>
   </w:num>
 </w:numbering>
 </file>
